--- a/Launcher/Templates/F_ТИПОВИЙ ДОГОВІР КБР ГО УААСП.docx
+++ b/Launcher/Templates/F_ТИПОВИЙ ДОГОВІР КБР ГО УААСП.docx
@@ -1,6 +1,6 @@
 
 <file path=word/document.xml><?xml version="1.0" encoding="utf-8"?>
-<w:document xmlns:wpc="http://schemas.microsoft.com/office/word/2010/wordprocessingCanvas" xmlns:cx="http://schemas.microsoft.com/office/drawing/2014/chartex" xmlns:cx1="http://schemas.microsoft.com/office/drawing/2015/9/8/chartex" xmlns:cx2="http://schemas.microsoft.com/office/drawing/2015/10/21/chartex" xmlns:cx3="http://schemas.microsoft.com/office/drawing/2016/5/9/chartex" xmlns:cx4="http://schemas.microsoft.com/office/drawing/2016/5/10/chartex" xmlns:cx5="http://schemas.microsoft.com/office/drawing/2016/5/11/chartex" xmlns:cx6="http://schemas.microsoft.com/office/drawing/2016/5/12/chartex" xmlns:cx7="http://schemas.microsoft.com/office/drawing/2016/5/13/chartex" xmlns:cx8="http://schemas.microsoft.com/office/drawing/2016/5/14/chartex" xmlns:mc="http://schemas.openxmlformats.org/markup-compatibility/2006" xmlns:aink="http://schemas.microsoft.com/office/drawing/2016/ink" xmlns:am3d="http://schemas.microsoft.com/office/drawing/2017/model3d" xmlns:o="urn:schemas-microsoft-com:office:office" xmlns:r="http://schemas.openxmlformats.org/officeDocument/2006/relationships" xmlns:m="http://schemas.openxmlformats.org/officeDocument/2006/math" xmlns:v="urn:schemas-microsoft-com:vml" xmlns:wp14="http://schemas.microsoft.com/office/word/2010/wordprocessingDrawing" xmlns:wp="http://schemas.openxmlformats.org/drawingml/2006/wordprocessingDrawing" xmlns:w10="urn:schemas-microsoft-com:office:word" xmlns:w="http://schemas.openxmlformats.org/wordprocessingml/2006/main" xmlns:w14="http://schemas.microsoft.com/office/word/2010/wordml" xmlns:w15="http://schemas.microsoft.com/office/word/2012/wordml" xmlns:w16cid="http://schemas.microsoft.com/office/word/2016/wordml/cid" xmlns:w16se="http://schemas.microsoft.com/office/word/2015/wordml/symex" xmlns:wpg="http://schemas.microsoft.com/office/word/2010/wordprocessingGroup" xmlns:wpi="http://schemas.microsoft.com/office/word/2010/wordprocessingInk" xmlns:wne="http://schemas.microsoft.com/office/word/2006/wordml" xmlns:wps="http://schemas.microsoft.com/office/word/2010/wordprocessingShape" mc:Ignorable="w14 w15 w16se w16cid wp14">
+<w:document xmlns:wpc="http://schemas.microsoft.com/office/word/2010/wordprocessingCanvas" xmlns:cx="http://schemas.microsoft.com/office/drawing/2014/chartex" xmlns:cx1="http://schemas.microsoft.com/office/drawing/2015/9/8/chartex" xmlns:mc="http://schemas.openxmlformats.org/markup-compatibility/2006" xmlns:o="urn:schemas-microsoft-com:office:office" xmlns:r="http://schemas.openxmlformats.org/officeDocument/2006/relationships" xmlns:m="http://schemas.openxmlformats.org/officeDocument/2006/math" xmlns:v="urn:schemas-microsoft-com:vml" xmlns:wp14="http://schemas.microsoft.com/office/word/2010/wordprocessingDrawing" xmlns:wp="http://schemas.openxmlformats.org/drawingml/2006/wordprocessingDrawing" xmlns:w10="urn:schemas-microsoft-com:office:word" xmlns:w="http://schemas.openxmlformats.org/wordprocessingml/2006/main" xmlns:w14="http://schemas.microsoft.com/office/word/2010/wordml" xmlns:w15="http://schemas.microsoft.com/office/word/2012/wordml" xmlns:w16se="http://schemas.microsoft.com/office/word/2015/wordml/symex" xmlns:wpg="http://schemas.microsoft.com/office/word/2010/wordprocessingGroup" xmlns:wpi="http://schemas.microsoft.com/office/word/2010/wordprocessingInk" xmlns:wne="http://schemas.microsoft.com/office/word/2006/wordml" xmlns:wps="http://schemas.microsoft.com/office/word/2010/wordprocessingShape" mc:Ignorable="w14 w15 w16se wp14">
   <w:body>
     <w:p>
       <w:pPr>
@@ -252,120 +252,87 @@
       </w:pPr>
       <w:r>
         <w:rPr>
+          <w:rFonts w:eastAsia="Times New Roman"/>
           <w:b/>
         </w:rPr>
-        <w:t>Громадська організація</w:t>
+        <w:t xml:space="preserve">Громадська організація «Українська агенція з авторських та суміжних прав» (далі – ГО УААСП), </w:t>
+      </w:r>
+      <w:r>
+        <w:rPr>
+          <w:rFonts w:eastAsia="Times New Roman"/>
+        </w:rPr>
+        <w:t xml:space="preserve">що здійснює колективне управління майновими правами суб’єктів авторського права </w:t>
+      </w:r>
+      <w:r>
+        <w:rPr>
+          <w:rFonts w:eastAsia="Times New Roman"/>
+        </w:rPr>
+        <w:t xml:space="preserve">(правовласників) </w:t>
+      </w:r>
+      <w:r>
+        <w:rPr>
+          <w:rFonts w:eastAsia="Times New Roman"/>
+        </w:rPr>
+        <w:t xml:space="preserve">відповідно до Закону України «Про авторське право і суміжні права», Закону України «Про ефективне управління майновими правами правовласників у сфері авторського права і (або) суміжних прав»  (далі – Закон) та на підставі витягу з Реєстру організацій </w:t>
+      </w:r>
+      <w:r>
+        <w:rPr>
+          <w:rFonts w:eastAsia="Times New Roman"/>
+        </w:rPr>
+        <w:t xml:space="preserve">колективного управління № 3 від </w:t>
+      </w:r>
+      <w:r>
+        <w:rPr>
+          <w:rFonts w:eastAsia="Times New Roman"/>
+        </w:rPr>
+        <w:t>15.04.2019 р. Міністерства економічного розвитку і торгівлі України</w:t>
+      </w:r>
+      <w:r>
+        <w:rPr>
+          <w:rFonts w:eastAsia="Times New Roman"/>
+        </w:rPr>
+        <w:t>,</w:t>
+      </w:r>
+      <w:r>
+        <w:rPr>
+          <w:rFonts w:eastAsia="Times New Roman"/>
+        </w:rPr>
+        <w:t xml:space="preserve"> здійснює колективне управління майновими правами суб’єктів авторського права, </w:t>
+      </w:r>
+      <w:r>
+        <w:t xml:space="preserve">в особі </w:t>
       </w:r>
       <w:r>
         <w:rPr>
           <w:b/>
         </w:rPr>
-        <w:t xml:space="preserve"> «</w:t>
-      </w:r>
+        <w:t xml:space="preserve">Генерального директора </w:t>
+      </w:r>
+      <w:proofErr w:type="spellStart"/>
       <w:r>
         <w:rPr>
           <w:b/>
         </w:rPr>
-        <w:t>Українська агенція</w:t>
-      </w:r>
+        <w:t>Харчишина</w:t>
+      </w:r>
+      <w:proofErr w:type="spellEnd"/>
       <w:r>
         <w:rPr>
           <w:b/>
         </w:rPr>
-        <w:t xml:space="preserve"> з авторських та суміжних прав» (далі – </w:t>
-      </w:r>
-      <w:r>
-        <w:rPr>
-          <w:b/>
-        </w:rPr>
-        <w:t>ГО УААСП</w:t>
-      </w:r>
-      <w:r>
-        <w:rPr>
-          <w:b/>
-        </w:rPr>
-        <w:t>)</w:t>
+        <w:t xml:space="preserve"> Валерія Володимировича,</w:t>
+      </w:r>
+      <w:r>
+        <w:t xml:space="preserve"> </w:t>
+      </w:r>
+      <w:r>
+        <w:t>що</w:t>
+      </w:r>
+      <w:r>
+        <w:t xml:space="preserve"> діє на підставі Статуту</w:t>
       </w:r>
       <w:r>
         <w:t xml:space="preserve">, </w:t>
-      </w:r>
-      <w:r>
-        <w:rPr>
-          <w:rFonts w:ascii="Times New Roman CYR" w:hAnsi="Times New Roman CYR" w:cs="Times New Roman CYR"/>
-        </w:rPr>
-        <w:t>що здійснює колективне управління майновими правами суб’єктів авторського права відповідно до Закону України «Про авторське право і суміжні права»</w:t>
-      </w:r>
-      <w:r>
-        <w:rPr>
-          <w:rFonts w:ascii="Times New Roman CYR" w:hAnsi="Times New Roman CYR" w:cs="Times New Roman CYR"/>
-        </w:rPr>
-        <w:t>, Закону України «Про ефективне управління майновими правами правовласників у сфері авторського права і (або) суміжних прав»</w:t>
-      </w:r>
-      <w:r>
-        <w:t xml:space="preserve"> (далі – Закон)</w:t>
-      </w:r>
-      <w:r>
-        <w:rPr>
-          <w:rFonts w:ascii="Times New Roman CYR" w:hAnsi="Times New Roman CYR" w:cs="Times New Roman CYR"/>
-        </w:rPr>
-        <w:t xml:space="preserve"> та </w:t>
-      </w:r>
-      <w:r>
-        <w:t>на підставі Свідоцтва № 24/2015 від 03.09.2015 р. Державної служби інтелектуально</w:t>
-      </w:r>
-      <w:r>
-        <w:t>ї власності України</w:t>
-      </w:r>
-      <w:r>
-        <w:t>, в особі</w:t>
-      </w:r>
-      <w:r>
-        <w:t xml:space="preserve"> </w:t>
-      </w:r>
-      <w:r>
-        <w:rPr>
-          <w:b/>
-        </w:rPr>
-        <w:t xml:space="preserve">Директора з міжнародної співпраці та ліцензування Цимбал Людмили Анатоліївни, </w:t>
-      </w:r>
-      <w:r>
-        <w:t>що діє на підставі</w:t>
-      </w:r>
-      <w:r>
-        <w:rPr>
-          <w:b/>
-        </w:rPr>
-        <w:t xml:space="preserve"> Довіреності № 2/2019</w:t>
-      </w:r>
-      <w:r>
-        <w:rPr>
-          <w:b/>
-        </w:rPr>
-        <w:t xml:space="preserve"> від 1</w:t>
-      </w:r>
-      <w:r>
-        <w:rPr>
-          <w:b/>
-        </w:rPr>
-        <w:t>4</w:t>
-      </w:r>
-      <w:r>
-        <w:rPr>
-          <w:b/>
-        </w:rPr>
-        <w:t>.0</w:t>
-      </w:r>
-      <w:r>
-        <w:rPr>
-          <w:b/>
-        </w:rPr>
-        <w:t xml:space="preserve">2.2019 </w:t>
-      </w:r>
-      <w:r>
-        <w:rPr>
-          <w:b/>
-        </w:rPr>
-        <w:t xml:space="preserve">р., </w:t>
       </w:r>
       <w:r>
         <w:t>з однієї сторони</w:t>
@@ -853,13 +820,13 @@
         <w:t>публічне виконання</w:t>
       </w:r>
       <w:r>
-        <w:t xml:space="preserve"> - подання за згодою суб’єктів авторського права творів шляхом декламації, гри, співу, танцю та іншим способом як безпосередньо (у живому виконанні), так і за допомогою будь-яких пристроїв і процесів, зокрема магнітофонів, програвачів компакт-дисків, музичних центрів, радіоприймачів, телевізора тощо (за винятком передачі в ефір чи по кабелях) у місцях, де присутні чи можуть бути присутніми особи, які не належать до звичайного кола сім’ї або близьких знайомих цієї сім’ї, незалежно від того, чи присутні вони в одному місці і в один і той самий час або в різних місцях і в різний час; </w:t>
+        <w:t xml:space="preserve"> - подання творів шляхом декламації, гри, співу, танцю та іншим способом як безпосередньо (у живому виконанні), так і за допомогою будь-яких пристроїв і процесів, зокрема магнітофонів, програвачів компакт-дисків, музичних центрів, радіоприймачів, телевізора тощо (за винятком передачі в ефір чи по кабелях) у місцях, де присутні чи можуть бути присутніми особи, які не належать до звичайного кола сім’ї або близьких знайомих цієї сім’ї, незалежно від того, чи присутні вони в одному місці і в один і той самий час або в різних місцях і в різний час; </w:t>
       </w:r>
     </w:p>
     <w:p>
       <w:pPr>
         <w:pStyle w:val="a3"/>
-        <w:ind w:right="-115" w:firstLine="426"/>
+        <w:ind w:right="0"/>
         <w:rPr>
           <w:sz w:val="20"/>
           <w:szCs w:val="20"/>
@@ -868,7 +835,14 @@
       <w:r>
         <w:rPr>
           <w:b/>
-          <w:bCs/>
+          <w:sz w:val="18"/>
+          <w:szCs w:val="18"/>
+        </w:rPr>
+        <w:t xml:space="preserve">        </w:t>
+      </w:r>
+      <w:r>
+        <w:rPr>
+          <w:b/>
           <w:sz w:val="20"/>
           <w:szCs w:val="20"/>
         </w:rPr>
@@ -879,7 +853,38 @@
           <w:sz w:val="20"/>
           <w:szCs w:val="20"/>
         </w:rPr>
-        <w:t xml:space="preserve"> – твори, повноваження на колективне управління якими на території України передано ГО УААСП аналогічними іноземними авторсько-правовими організаціями на підставі договорів про взаємне представництво інтересів (договорами про представництво прав), українськими / іноземними суб’єктами авторського права (правовласниками) та їх правонаступниками  на підставі письмових договорів - згідно переліку творів, передбаченого на сайті ГО УААСП: </w:t>
+        <w:t xml:space="preserve"> – сукупність тв</w:t>
+      </w:r>
+      <w:r>
+        <w:rPr>
+          <w:sz w:val="20"/>
+          <w:szCs w:val="20"/>
+          <w:lang w:eastAsia="ja-JP"/>
+        </w:rPr>
+        <w:t xml:space="preserve">орів, щодо яких правовласники, на основі договорів, надали ГО УААСП повноваження на колективне управління майновими правами безпосередньо або на основі договорів з аналогічними іноземними організаціями, у тому числі, договорів про взаємне представництво інтересів / договорів про представництво прав, а також управління якими надано ГО УААСП згідно законодавства – інформація щодо творів знаходиться на веб-сайті </w:t>
+      </w:r>
+      <w:r>
+        <w:rPr>
+          <w:sz w:val="20"/>
+          <w:szCs w:val="20"/>
+          <w:lang w:eastAsia="ja-JP"/>
+        </w:rPr>
+        <w:t xml:space="preserve">               </w:t>
+      </w:r>
+      <w:r>
+        <w:rPr>
+          <w:sz w:val="20"/>
+          <w:szCs w:val="20"/>
+          <w:lang w:eastAsia="ja-JP"/>
+        </w:rPr>
+        <w:t>ГО УААСП:</w:t>
+      </w:r>
+      <w:r>
+        <w:rPr>
+          <w:sz w:val="20"/>
+          <w:szCs w:val="20"/>
+        </w:rPr>
+        <w:t xml:space="preserve"> </w:t>
       </w:r>
       <w:hyperlink r:id="rId7" w:history="1">
         <w:r>
@@ -887,6 +892,7 @@
             <w:rStyle w:val="ab"/>
             <w:sz w:val="20"/>
             <w:szCs w:val="20"/>
+            <w:lang w:eastAsia="ja-JP"/>
           </w:rPr>
           <w:t>www.uacrr.org.ua</w:t>
         </w:r>
@@ -895,8 +901,9 @@
         <w:rPr>
           <w:sz w:val="20"/>
           <w:szCs w:val="20"/>
-        </w:rPr>
-        <w:t>. Оскільки, в управлінні ГО УААСП перебувають твори, які входять до каталогів (репертуарів) іноземних авторсько-правових організацій, видавців – посилання на каталог (репертуар) того чи іншого іноземного авторсько-правового товариства та/або видавця означає можливість знайти певний твір на сайті відповідного авторського-правового товариства та/або видавця;</w:t>
+          <w:lang w:eastAsia="ja-JP"/>
+        </w:rPr>
+        <w:t>;</w:t>
       </w:r>
     </w:p>
     <w:p>
@@ -1090,16 +1097,6 @@
         </w:rPr>
         <w:t xml:space="preserve"> на території: </w:t>
       </w:r>
-    </w:p>
-    <w:p>
-      <w:pPr>
-        <w:pStyle w:val="a3"/>
-        <w:ind w:right="-141" w:firstLine="360"/>
-        <w:rPr>
-          <w:sz w:val="20"/>
-          <w:szCs w:val="20"/>
-        </w:rPr>
-      </w:pPr>
     </w:p>
     <w:sdt>
       <w:sdtPr>
@@ -1118,6 +1115,7 @@
           <w:docPartGallery w:val="Tables"/>
         </w:docPartList>
       </w:sdtPr>
+      <w:sdtEndPr/>
       <w:sdtContent>
         <w:p>
           <w:pPr>
@@ -1578,13 +1576,19 @@
           <w:sz w:val="20"/>
           <w:szCs w:val="20"/>
         </w:rPr>
-        <w:t>2.4. Сторони домовились, що сума авторської винагороди (роялті), яка сплачується Користувачем за надання невиключного права</w:t>
-      </w:r>
-      <w:r>
-        <w:rPr>
-          <w:sz w:val="20"/>
-          <w:szCs w:val="20"/>
-          <w:lang w:val="ru-RU"/>
+        <w:t xml:space="preserve">2.4. </w:t>
+      </w:r>
+      <w:r>
+        <w:rPr>
+          <w:sz w:val="20"/>
+          <w:szCs w:val="20"/>
+        </w:rPr>
+        <w:t>Сторони домовились, що сума авторської винагороди (роялті), яка сплачується Користувачем за надання невиключного права</w:t>
+      </w:r>
+      <w:r>
+        <w:rPr>
+          <w:sz w:val="20"/>
+          <w:szCs w:val="20"/>
         </w:rPr>
         <w:t xml:space="preserve"> </w:t>
       </w:r>
@@ -1614,7 +1618,7 @@
           <w:sz w:val="20"/>
           <w:szCs w:val="20"/>
         </w:rPr>
-        <w:t>ГО УААСП</w:t>
+        <w:t>ГО УААСП, з урахуванням діючих попередніх тарифів, затверджених Загальними зборами членів ГО УААСП та приписів законодавства України,</w:t>
       </w:r>
       <w:r>
         <w:rPr>
@@ -1675,7 +1679,6 @@
           <w:sz w:val="20"/>
           <w:szCs w:val="20"/>
         </w:rPr>
-        <w:lastRenderedPageBreak/>
         <w:t>(</w:t>
       </w:r>
       <w:sdt>
@@ -1968,7 +1971,7 @@
           <w:sz w:val="20"/>
           <w:szCs w:val="20"/>
         </w:rPr>
-        <w:t>Визначена Сторонами сума авторської винагороди в п. 2.4., у тому числі, з урахуванням умов п. 5.2. Договору, не залежить від тривалості та кількості використання творів.</w:t>
+        <w:t>Визначена Сторонами сума авторської винагороди в п. 2.4. Договору, не залежить від тривалості та кількості використання творів.</w:t>
       </w:r>
     </w:p>
     <w:p>
@@ -1985,7 +1988,57 @@
           <w:sz w:val="20"/>
           <w:szCs w:val="20"/>
         </w:rPr>
-        <w:t xml:space="preserve">2.5. Користувач зобов’язується вести точний облік творів та їх авторів і не пізніше 20-ого числа після закінчення </w:t>
+        <w:t>2.5. Користувач зобов’язується вести точний облік творів та їх авторів і</w:t>
+      </w:r>
+      <w:r>
+        <w:rPr>
+          <w:sz w:val="20"/>
+          <w:szCs w:val="20"/>
+        </w:rPr>
+        <w:t>:</w:t>
+      </w:r>
+      <w:r>
+        <w:rPr>
+          <w:sz w:val="20"/>
+          <w:szCs w:val="20"/>
+        </w:rPr>
+        <w:t xml:space="preserve"> </w:t>
+      </w:r>
+    </w:p>
+    <w:p>
+      <w:pPr>
+        <w:pStyle w:val="a3"/>
+        <w:ind w:right="-165"/>
+      </w:pPr>
+      <w:r>
+        <w:rPr>
+          <w:sz w:val="20"/>
+          <w:szCs w:val="20"/>
+          <w:lang w:val="ru-RU"/>
+        </w:rPr>
+        <w:t xml:space="preserve">       </w:t>
+      </w:r>
+      <w:r>
+        <w:rPr>
+          <w:sz w:val="20"/>
+          <w:szCs w:val="20"/>
+          <w:lang w:val="ru-RU"/>
+        </w:rPr>
+        <w:t xml:space="preserve"> </w:t>
+      </w:r>
+      <w:r>
+        <w:rPr>
+          <w:sz w:val="20"/>
+          <w:szCs w:val="20"/>
+        </w:rPr>
+        <w:t xml:space="preserve">2.5.1. </w:t>
+      </w:r>
+      <w:r>
+        <w:rPr>
+          <w:sz w:val="20"/>
+          <w:szCs w:val="20"/>
+        </w:rPr>
+        <w:t xml:space="preserve">не пізніше 20-ого числа після закінчення </w:t>
       </w:r>
       <w:r>
         <w:rPr>
@@ -2008,7 +2061,7 @@
           <w:tag w:val="rltPayPeriod2"/>
           <w:id w:val="-390504929"/>
           <w:placeholder>
-            <w:docPart w:val="7F83250CCEFE4420A171C3043E8DBC9C"/>
+            <w:docPart w:val="6F0A5B0D60E54A1A8438EAF6EA029F2F"/>
           </w:placeholder>
           <w:showingPlcHdr/>
           <w15:appearance w15:val="tags"/>
@@ -2031,25 +2084,150 @@
           <w:sz w:val="20"/>
           <w:szCs w:val="20"/>
         </w:rPr>
-        <w:t>:</w:t>
-      </w:r>
-    </w:p>
-    <w:p>
-      <w:pPr>
-        <w:pStyle w:val="a3"/>
-        <w:ind w:right="-165"/>
-        <w:rPr>
-          <w:sz w:val="20"/>
-          <w:szCs w:val="20"/>
-        </w:rPr>
-      </w:pPr>
-      <w:r>
-        <w:rPr>
+        <w:t xml:space="preserve"> </w:t>
+      </w:r>
+      <w:r>
+        <w:rPr>
+          <w:sz w:val="20"/>
+          <w:szCs w:val="20"/>
+        </w:rPr>
+        <w:t>у якому</w:t>
+      </w:r>
+      <w:r>
+        <w:rPr>
+          <w:sz w:val="20"/>
+          <w:szCs w:val="20"/>
+        </w:rPr>
+        <w:t xml:space="preserve"> Користувач має здійснити виплату авторської винагороди, зобов’язується</w:t>
+      </w:r>
+      <w:r>
+        <w:rPr>
+          <w:sz w:val="20"/>
+          <w:szCs w:val="20"/>
+        </w:rPr>
+        <w:t xml:space="preserve"> </w:t>
+      </w:r>
+      <w:r>
+        <w:rPr>
+          <w:sz w:val="20"/>
+          <w:szCs w:val="20"/>
+        </w:rPr>
+        <w:t xml:space="preserve">перерахувати на поточний рахунок </w:t>
+      </w:r>
+      <w:r>
+        <w:rPr>
+          <w:sz w:val="20"/>
+          <w:szCs w:val="20"/>
+        </w:rPr>
+        <w:t>ГО УААСП</w:t>
+      </w:r>
+      <w:r>
+        <w:rPr>
+          <w:sz w:val="20"/>
+          <w:szCs w:val="20"/>
+        </w:rPr>
+        <w:t xml:space="preserve">, передбачений </w:t>
+      </w:r>
+      <w:r>
+        <w:rPr>
+          <w:sz w:val="20"/>
+          <w:szCs w:val="20"/>
+        </w:rPr>
+        <w:t xml:space="preserve"> </w:t>
+      </w:r>
+      <w:r>
+        <w:rPr>
+          <w:sz w:val="20"/>
+          <w:szCs w:val="20"/>
+        </w:rPr>
+        <w:t>п. 2.4. Договору мінімальний платіж авторської винагороди. При цьому, перша виплата мінімального платежу Користувач</w:t>
+      </w:r>
+      <w:r>
+        <w:rPr>
+          <w:sz w:val="20"/>
+          <w:szCs w:val="20"/>
+        </w:rPr>
+        <w:t>ем здійснюється не пізніше двадцяти</w:t>
+      </w:r>
+      <w:r>
+        <w:rPr>
+          <w:sz w:val="20"/>
+          <w:szCs w:val="20"/>
+        </w:rPr>
+        <w:t xml:space="preserve"> календарних днів після підписання Сторонами цього Договору</w:t>
+      </w:r>
+      <w:r>
+        <w:rPr>
+          <w:sz w:val="20"/>
+          <w:szCs w:val="20"/>
+        </w:rPr>
+        <w:t xml:space="preserve">, а також Користувач </w:t>
+      </w:r>
+      <w:proofErr w:type="spellStart"/>
+      <w:r>
+        <w:rPr>
+          <w:sz w:val="20"/>
+          <w:szCs w:val="20"/>
+        </w:rPr>
+        <w:t>зобов</w:t>
+      </w:r>
+      <w:proofErr w:type="spellEnd"/>
+      <w:r>
+        <w:rPr>
+          <w:b/>
+          <w:bCs/>
           <w:sz w:val="20"/>
           <w:szCs w:val="20"/>
           <w:lang w:val="ru-RU"/>
         </w:rPr>
-        <w:t xml:space="preserve">       </w:t>
+        <w:t>`</w:t>
+      </w:r>
+      <w:proofErr w:type="spellStart"/>
+      <w:r>
+        <w:rPr>
+          <w:sz w:val="20"/>
+          <w:szCs w:val="20"/>
+        </w:rPr>
+        <w:t>язується</w:t>
+      </w:r>
+      <w:proofErr w:type="spellEnd"/>
+      <w:r>
+        <w:rPr>
+          <w:sz w:val="20"/>
+          <w:szCs w:val="20"/>
+        </w:rPr>
+        <w:t xml:space="preserve"> не пізніше 20-ого числа</w:t>
+      </w:r>
+      <w:r>
+        <w:rPr>
+          <w:b/>
+          <w:sz w:val="20"/>
+          <w:szCs w:val="20"/>
+        </w:rPr>
+        <w:t xml:space="preserve"> </w:t>
+      </w:r>
+      <w:r>
+        <w:rPr>
+          <w:sz w:val="20"/>
+          <w:szCs w:val="20"/>
+        </w:rPr>
+        <w:t xml:space="preserve">кожного </w:t>
+      </w:r>
+      <w:r>
+        <w:rPr>
+          <w:b/>
+          <w:sz w:val="20"/>
+          <w:szCs w:val="20"/>
+        </w:rPr>
+        <w:t>місяця</w:t>
+      </w:r>
+      <w:r>
+        <w:rPr>
+          <w:b/>
+          <w:sz w:val="20"/>
+          <w:szCs w:val="20"/>
+        </w:rPr>
+        <w:t>,</w:t>
       </w:r>
       <w:r>
         <w:rPr>
@@ -2057,28 +2235,76 @@
           <w:szCs w:val="20"/>
           <w:lang w:val="ru-RU"/>
         </w:rPr>
-        <w:t xml:space="preserve"> </w:t>
-      </w:r>
-      <w:r>
-        <w:rPr>
-          <w:sz w:val="20"/>
-          <w:szCs w:val="20"/>
-        </w:rPr>
-        <w:t xml:space="preserve">2.5.1. перерахувати на поточний рахунок </w:t>
-      </w:r>
-      <w:r>
-        <w:rPr>
-          <w:sz w:val="20"/>
-          <w:szCs w:val="20"/>
-        </w:rPr>
-        <w:t>ГО УААСП</w:t>
-      </w:r>
-      <w:r>
-        <w:rPr>
-          <w:sz w:val="20"/>
-          <w:szCs w:val="20"/>
-        </w:rPr>
-        <w:t xml:space="preserve"> авторську винагороду, розраховану відповідно до п. 2.4. Договору, у тому числі, з урахуванням умов п. 5.2. даного Договору; </w:t>
+        <w:t xml:space="preserve"> п</w:t>
+      </w:r>
+      <w:proofErr w:type="spellStart"/>
+      <w:r>
+        <w:rPr>
+          <w:sz w:val="20"/>
+          <w:szCs w:val="20"/>
+        </w:rPr>
+        <w:t>е</w:t>
+      </w:r>
+      <w:r>
+        <w:rPr>
+          <w:sz w:val="20"/>
+          <w:szCs w:val="20"/>
+        </w:rPr>
+        <w:t>рерахувати</w:t>
+      </w:r>
+      <w:proofErr w:type="spellEnd"/>
+      <w:r>
+        <w:rPr>
+          <w:sz w:val="20"/>
+          <w:szCs w:val="20"/>
+        </w:rPr>
+        <w:t xml:space="preserve"> на поточний рахунок Г</w:t>
+      </w:r>
+      <w:r>
+        <w:rPr>
+          <w:sz w:val="20"/>
+          <w:szCs w:val="20"/>
+        </w:rPr>
+        <w:t xml:space="preserve">О УААСП </w:t>
+      </w:r>
+      <w:r>
+        <w:rPr>
+          <w:b/>
+          <w:sz w:val="20"/>
+          <w:szCs w:val="20"/>
+        </w:rPr>
+        <w:t>за попередній місяць</w:t>
+      </w:r>
+      <w:r>
+        <w:rPr>
+          <w:sz w:val="20"/>
+          <w:szCs w:val="20"/>
+        </w:rPr>
+        <w:t xml:space="preserve"> загальну повну суму авторської винагороди, визначену в п. 2.4. даного Договору, за ви</w:t>
+      </w:r>
+      <w:r>
+        <w:rPr>
+          <w:sz w:val="20"/>
+          <w:szCs w:val="20"/>
+        </w:rPr>
+        <w:t xml:space="preserve">рахуванням сплаченого у передбаченому вище порядку </w:t>
+      </w:r>
+      <w:r>
+        <w:rPr>
+          <w:sz w:val="20"/>
+          <w:szCs w:val="20"/>
+        </w:rPr>
+        <w:t>даного Договору мінімального платежу</w:t>
+      </w:r>
+      <w:r>
+        <w:rPr>
+          <w:sz w:val="20"/>
+          <w:szCs w:val="20"/>
+        </w:rPr>
+        <w:t xml:space="preserve">; </w:t>
+      </w:r>
+      <w:r>
+        <w:tab/>
       </w:r>
     </w:p>
     <w:p>
@@ -2095,13 +2321,40 @@
           <w:sz w:val="20"/>
           <w:szCs w:val="20"/>
         </w:rPr>
-        <w:t>2.5.2. надати</w:t>
-      </w:r>
-      <w:r>
-        <w:rPr>
-          <w:sz w:val="20"/>
-          <w:szCs w:val="20"/>
-          <w:lang w:val="ru-RU"/>
+        <w:t xml:space="preserve">2.5.2. </w:t>
+      </w:r>
+      <w:r>
+        <w:rPr>
+          <w:sz w:val="20"/>
+          <w:szCs w:val="20"/>
+        </w:rPr>
+        <w:t>не пізніше 20 (двадцятого</w:t>
+      </w:r>
+      <w:r>
+        <w:rPr>
+          <w:sz w:val="20"/>
+          <w:szCs w:val="20"/>
+        </w:rPr>
+        <w:t xml:space="preserve">) </w:t>
+      </w:r>
+      <w:r>
+        <w:rPr>
+          <w:sz w:val="20"/>
+          <w:szCs w:val="20"/>
+        </w:rPr>
+        <w:t xml:space="preserve">числа після закінчення кожного кварталу </w:t>
+      </w:r>
+      <w:r>
+        <w:rPr>
+          <w:sz w:val="20"/>
+          <w:szCs w:val="20"/>
+        </w:rPr>
+        <w:t>надати</w:t>
+      </w:r>
+      <w:r>
+        <w:rPr>
+          <w:sz w:val="20"/>
+          <w:szCs w:val="20"/>
         </w:rPr>
         <w:t xml:space="preserve"> </w:t>
       </w:r>
@@ -2116,7 +2369,6 @@
         <w:rPr>
           <w:sz w:val="20"/>
           <w:szCs w:val="20"/>
-          <w:lang w:val="ru-RU"/>
         </w:rPr>
         <w:t xml:space="preserve"> </w:t>
       </w:r>
@@ -2131,86 +2383,133 @@
         <w:rPr>
           <w:sz w:val="20"/>
           <w:szCs w:val="20"/>
-          <w:lang w:val="ru-RU"/>
         </w:rPr>
         <w:t>п</w:t>
       </w:r>
+      <w:r>
+        <w:rPr>
+          <w:sz w:val="20"/>
+          <w:szCs w:val="20"/>
+        </w:rPr>
+        <w:t xml:space="preserve">редставника </w:t>
+      </w:r>
+      <w:r>
+        <w:rPr>
+          <w:sz w:val="20"/>
+          <w:szCs w:val="20"/>
+        </w:rPr>
+        <w:t xml:space="preserve">у паперовому прошитому вигляді за підписом уповноваженої особи Користувача </w:t>
+      </w:r>
+      <w:r>
+        <w:rPr>
+          <w:sz w:val="20"/>
+          <w:szCs w:val="20"/>
+        </w:rPr>
+        <w:t xml:space="preserve">Звіт про публічно виконані твори (далі – Звіт) за формою, наведеною у </w:t>
+      </w:r>
+      <w:r>
+        <w:rPr>
+          <w:b/>
+          <w:sz w:val="20"/>
+          <w:szCs w:val="20"/>
+        </w:rPr>
+        <w:t>Додатку № 1</w:t>
+      </w:r>
+      <w:r>
+        <w:rPr>
+          <w:sz w:val="20"/>
+          <w:szCs w:val="20"/>
+        </w:rPr>
+        <w:t xml:space="preserve"> до даного Договору, та в електронному вигляді за </w:t>
+      </w:r>
+      <w:r>
+        <w:rPr>
+          <w:color w:val="000000"/>
+          <w:sz w:val="20"/>
+          <w:szCs w:val="20"/>
+        </w:rPr>
+        <w:t>адрес</w:t>
+      </w:r>
+      <w:r>
+        <w:rPr>
+          <w:color w:val="000000"/>
+          <w:sz w:val="20"/>
+          <w:szCs w:val="20"/>
+        </w:rPr>
+        <w:t xml:space="preserve">ою: </w:t>
+      </w:r>
       <w:proofErr w:type="spellStart"/>
       <w:r>
         <w:rPr>
-          <w:sz w:val="20"/>
-          <w:szCs w:val="20"/>
-        </w:rPr>
-        <w:t>редставника</w:t>
+          <w:b/>
+          <w:sz w:val="20"/>
+          <w:szCs w:val="20"/>
+          <w:lang w:val="en-US"/>
+        </w:rPr>
+        <w:t>zvit</w:t>
       </w:r>
       <w:proofErr w:type="spellEnd"/>
       <w:r>
         <w:rPr>
-          <w:sz w:val="20"/>
-          <w:szCs w:val="20"/>
-        </w:rPr>
-        <w:t xml:space="preserve"> Звіт про публічно виконані твори (далі – Звіт) за формою, наведеною у </w:t>
-      </w:r>
-      <w:r>
-        <w:rPr>
           <w:b/>
           <w:sz w:val="20"/>
           <w:szCs w:val="20"/>
         </w:rPr>
-        <w:t>Додатку № 1</w:t>
-      </w:r>
-      <w:r>
-        <w:rPr>
-          <w:sz w:val="20"/>
-          <w:szCs w:val="20"/>
-        </w:rPr>
-        <w:t xml:space="preserve"> до даного Договору, та в електронному вигляді за </w:t>
-      </w:r>
-      <w:r>
-        <w:rPr>
-          <w:color w:val="000000"/>
-          <w:sz w:val="20"/>
-          <w:szCs w:val="20"/>
-        </w:rPr>
-        <w:t>адрес</w:t>
+        <w:t>@</w:t>
       </w:r>
       <w:proofErr w:type="spellStart"/>
       <w:r>
         <w:rPr>
-          <w:color w:val="000000"/>
-          <w:sz w:val="20"/>
-          <w:szCs w:val="20"/>
-          <w:lang w:val="ru-RU"/>
-        </w:rPr>
-        <w:t>ою</w:t>
+          <w:b/>
+          <w:sz w:val="20"/>
+          <w:szCs w:val="20"/>
+          <w:lang w:val="en-US"/>
+        </w:rPr>
+        <w:t>uacrr</w:t>
       </w:r>
       <w:proofErr w:type="spellEnd"/>
       <w:r>
         <w:rPr>
-          <w:color w:val="000000"/>
-          <w:sz w:val="20"/>
-          <w:szCs w:val="20"/>
-          <w:lang w:val="ru-RU"/>
-        </w:rPr>
-        <w:t xml:space="preserve">: </w:t>
-      </w:r>
-      <w:hyperlink r:id="rId8" w:history="1">
-        <w:r>
-          <w:rPr>
-            <w:rStyle w:val="ab"/>
-            <w:sz w:val="20"/>
-            <w:szCs w:val="20"/>
-            <w:lang w:val="ru-RU"/>
-          </w:rPr>
-          <w:t>zvit@uacrr.org.ua</w:t>
-        </w:r>
-      </w:hyperlink>
-      <w:r>
-        <w:rPr>
-          <w:color w:val="000000"/>
-          <w:sz w:val="20"/>
-          <w:szCs w:val="20"/>
-          <w:lang w:val="ru-RU"/>
+          <w:b/>
+          <w:sz w:val="20"/>
+          <w:szCs w:val="20"/>
+        </w:rPr>
+        <w:t>.</w:t>
+      </w:r>
+      <w:r>
+        <w:rPr>
+          <w:b/>
+          <w:sz w:val="20"/>
+          <w:szCs w:val="20"/>
+          <w:lang w:val="en-US"/>
+        </w:rPr>
+        <w:t>org</w:t>
+      </w:r>
+      <w:r>
+        <w:rPr>
+          <w:b/>
+          <w:sz w:val="20"/>
+          <w:szCs w:val="20"/>
+        </w:rPr>
+        <w:t>.</w:t>
+      </w:r>
+      <w:proofErr w:type="spellStart"/>
+      <w:r>
+        <w:rPr>
+          <w:b/>
+          <w:sz w:val="20"/>
+          <w:szCs w:val="20"/>
+          <w:lang w:val="en-US"/>
+        </w:rPr>
+        <w:t>ua</w:t>
+      </w:r>
+      <w:proofErr w:type="spellEnd"/>
+      <w:r>
+        <w:rPr>
+          <w:b/>
+          <w:i/>
+          <w:sz w:val="20"/>
+          <w:szCs w:val="20"/>
         </w:rPr>
         <w:t xml:space="preserve"> </w:t>
       </w:r>
@@ -2257,7 +2556,35 @@
           <w:sz w:val="20"/>
           <w:szCs w:val="20"/>
         </w:rPr>
-        <w:t xml:space="preserve">2.5.3. надати </w:t>
+        <w:t xml:space="preserve">2.5.3. </w:t>
+      </w:r>
+      <w:r>
+        <w:rPr>
+          <w:sz w:val="20"/>
+          <w:szCs w:val="20"/>
+        </w:rPr>
+        <w:t>не пізніше 20 (двадцятого</w:t>
+      </w:r>
+      <w:r>
+        <w:rPr>
+          <w:sz w:val="20"/>
+          <w:szCs w:val="20"/>
+        </w:rPr>
+        <w:t xml:space="preserve">) </w:t>
+      </w:r>
+      <w:r>
+        <w:rPr>
+          <w:sz w:val="20"/>
+          <w:szCs w:val="20"/>
+        </w:rPr>
+        <w:t xml:space="preserve">числа після закінчення кожного кварталу </w:t>
+      </w:r>
+      <w:r>
+        <w:rPr>
+          <w:sz w:val="20"/>
+          <w:szCs w:val="20"/>
+        </w:rPr>
+        <w:t xml:space="preserve">надіслати </w:t>
       </w:r>
       <w:r>
         <w:rPr>
@@ -2271,37 +2598,57 @@
           <w:sz w:val="20"/>
           <w:szCs w:val="20"/>
         </w:rPr>
-        <w:t xml:space="preserve"> належним чином завірені копії документів бухгалтерської звітності з відміткою державного органу (статистики, державної фіскальної служби) про прийняття за відповідний звітний період згідно з </w:t>
-      </w:r>
-      <w:r>
-        <w:rPr>
-          <w:rStyle w:val="rvts23"/>
-          <w:sz w:val="20"/>
-          <w:szCs w:val="20"/>
-        </w:rPr>
-        <w:t>Національним положенням (стандартом) бухгалтерського обліку 1 «Загальні вимоги до фінансової звітності»</w:t>
-      </w:r>
-      <w:r>
-        <w:rPr>
-          <w:sz w:val="20"/>
-          <w:szCs w:val="20"/>
-        </w:rPr>
-        <w:t xml:space="preserve">, затвердженими наказом Міністерства фінансів України № 73 від </w:t>
-      </w:r>
-      <w:r>
-        <w:rPr>
-          <w:rStyle w:val="rvts9"/>
-          <w:sz w:val="20"/>
-          <w:szCs w:val="20"/>
-        </w:rPr>
-        <w:t xml:space="preserve">07.02.2013 </w:t>
-      </w:r>
-      <w:r>
-        <w:rPr>
-          <w:sz w:val="20"/>
-          <w:szCs w:val="20"/>
-        </w:rPr>
-        <w:t>р.;</w:t>
+        <w:t xml:space="preserve"> належним чином заповнений та підписаний Акт про виплату авторської винагороди та надання звіту (далі – Акт) в 2-ох примірниках за формою, наведеною у </w:t>
+      </w:r>
+      <w:r>
+        <w:rPr>
+          <w:b/>
+          <w:sz w:val="20"/>
+          <w:szCs w:val="20"/>
+        </w:rPr>
+        <w:t>Додатку № 2</w:t>
+      </w:r>
+      <w:r>
+        <w:rPr>
+          <w:sz w:val="20"/>
+          <w:szCs w:val="20"/>
+        </w:rPr>
+        <w:t>, який після перевірки зазначеної в ньому інформації щодо перерахування коштів підписується</w:t>
+      </w:r>
+      <w:r>
+        <w:rPr>
+          <w:sz w:val="20"/>
+          <w:szCs w:val="20"/>
+        </w:rPr>
+        <w:t xml:space="preserve">             </w:t>
+      </w:r>
+      <w:r>
+        <w:rPr>
+          <w:sz w:val="20"/>
+          <w:szCs w:val="20"/>
+        </w:rPr>
+        <w:t xml:space="preserve"> </w:t>
+      </w:r>
+      <w:r>
+        <w:rPr>
+          <w:sz w:val="20"/>
+          <w:szCs w:val="20"/>
+        </w:rPr>
+        <w:t>ГО УААСП</w:t>
+      </w:r>
+      <w:r>
+        <w:rPr>
+          <w:sz w:val="20"/>
+          <w:szCs w:val="20"/>
+        </w:rPr>
+        <w:t>, після чого 1 (один) примірник повертається Користувачу.</w:t>
+      </w:r>
+      <w:r>
+        <w:rPr>
+          <w:sz w:val="20"/>
+          <w:szCs w:val="20"/>
+        </w:rPr>
+        <w:t xml:space="preserve"> </w:t>
       </w:r>
     </w:p>
     <w:p>
@@ -2318,7 +2665,21 @@
           <w:sz w:val="20"/>
           <w:szCs w:val="20"/>
         </w:rPr>
-        <w:t xml:space="preserve">2.5.4. надіслати </w:t>
+        <w:t>2.6. У разі невиконання або неналежного виконання Користу</w:t>
+      </w:r>
+      <w:r>
+        <w:rPr>
+          <w:sz w:val="20"/>
+          <w:szCs w:val="20"/>
+        </w:rPr>
+        <w:t>вачем п. 2.5.2., 2.5.3.,</w:t>
+      </w:r>
+      <w:r>
+        <w:rPr>
+          <w:sz w:val="20"/>
+          <w:szCs w:val="20"/>
+        </w:rPr>
+        <w:t xml:space="preserve"> 3.2. даного Договору Користувач зобов’язаний сплатити </w:t>
       </w:r>
       <w:r>
         <w:rPr>
@@ -2332,36 +2693,57 @@
           <w:sz w:val="20"/>
           <w:szCs w:val="20"/>
         </w:rPr>
-        <w:t xml:space="preserve"> належним чином заповнений та підписаний Акт про виплату авторської винагороди та надання звіту (далі – Акт) в 2-ох примірниках за формою, наведеною у </w:t>
-      </w:r>
-      <w:r>
-        <w:rPr>
-          <w:b/>
-          <w:sz w:val="20"/>
-          <w:szCs w:val="20"/>
-        </w:rPr>
-        <w:t>Додатку № 2</w:t>
-      </w:r>
-      <w:r>
-        <w:rPr>
-          <w:sz w:val="20"/>
-          <w:szCs w:val="20"/>
-        </w:rPr>
-        <w:t xml:space="preserve">, який після перевірки зазначеної в ньому інформації щодо перерахування коштів підписується </w:t>
-      </w:r>
-      <w:r>
-        <w:rPr>
-          <w:sz w:val="20"/>
-          <w:szCs w:val="20"/>
-        </w:rPr>
-        <w:t>ГО УААСП</w:t>
-      </w:r>
-      <w:r>
-        <w:rPr>
-          <w:sz w:val="20"/>
-          <w:szCs w:val="20"/>
-        </w:rPr>
-        <w:t>, після чого 1 (один) примірник повертається Користувачу.</w:t>
+        <w:t xml:space="preserve"> штраф у розмірі</w:t>
+      </w:r>
+      <w:r>
+        <w:rPr>
+          <w:sz w:val="20"/>
+          <w:szCs w:val="20"/>
+          <w:lang w:val="ru-RU"/>
+        </w:rPr>
+        <w:t xml:space="preserve"> </w:t>
+      </w:r>
+      <w:r>
+        <w:rPr>
+          <w:sz w:val="20"/>
+          <w:szCs w:val="20"/>
+        </w:rPr>
+        <w:t>3000 (три тисячі) грн. 00 коп. за кожне порушення кожного пункту, в тому числі, за кожен місяць невиконання Користувачем зобов’язань, передба</w:t>
+      </w:r>
+      <w:r>
+        <w:rPr>
+          <w:sz w:val="20"/>
+          <w:szCs w:val="20"/>
+        </w:rPr>
+        <w:t>чених пунктами 2.5.2., 2.5.3</w:t>
+      </w:r>
+      <w:r>
+        <w:rPr>
+          <w:sz w:val="20"/>
+          <w:szCs w:val="20"/>
+        </w:rPr>
+        <w:t>. Договору. Сплата штрафу не звільняє Користувача від обов’язку сплати авторської винагороди (роялті) і (або) надання Звіту та</w:t>
+      </w:r>
+      <w:r>
+        <w:rPr>
+          <w:sz w:val="20"/>
+          <w:szCs w:val="20"/>
+        </w:rPr>
+        <w:t xml:space="preserve"> / </w:t>
+      </w:r>
+      <w:r>
+        <w:rPr>
+          <w:sz w:val="20"/>
+          <w:szCs w:val="20"/>
+        </w:rPr>
+        <w:t>або</w:t>
+      </w:r>
+      <w:r>
+        <w:rPr>
+          <w:sz w:val="20"/>
+          <w:szCs w:val="20"/>
+        </w:rPr>
+        <w:t xml:space="preserve"> Акту. </w:t>
       </w:r>
     </w:p>
     <w:p>
@@ -2378,7 +2760,36 @@
           <w:sz w:val="20"/>
           <w:szCs w:val="20"/>
         </w:rPr>
-        <w:t xml:space="preserve">2.6. У разі невиконання або неналежного виконання Користувачем п. 2.5.2., 2.5.3., 2.5.4., 3.2. даного Договору Користувач зобов’язаний сплатити </w:t>
+        <w:t>2.7. У разі затримки платежів, визначених у п. 2.4., п.</w:t>
+      </w:r>
+      <w:r>
+        <w:rPr>
+          <w:sz w:val="20"/>
+          <w:szCs w:val="20"/>
+        </w:rPr>
+        <w:t xml:space="preserve"> </w:t>
+      </w:r>
+      <w:r>
+        <w:rPr>
+          <w:sz w:val="20"/>
+          <w:szCs w:val="20"/>
+        </w:rPr>
+        <w:t>2.5.1.</w:t>
+      </w:r>
+      <w:r>
+        <w:rPr>
+          <w:sz w:val="20"/>
+          <w:szCs w:val="20"/>
+          <w:lang w:val="ru-RU"/>
+        </w:rPr>
+        <w:t xml:space="preserve"> </w:t>
+      </w:r>
+      <w:r>
+        <w:rPr>
+          <w:sz w:val="20"/>
+          <w:szCs w:val="20"/>
+        </w:rPr>
+        <w:t xml:space="preserve">Договору, Користувач зобов’язаний виплатити </w:t>
       </w:r>
       <w:r>
         <w:rPr>
@@ -2392,14 +2803,6 @@
           <w:sz w:val="20"/>
           <w:szCs w:val="20"/>
         </w:rPr>
-        <w:t xml:space="preserve"> штраф у розмірі</w:t>
-      </w:r>
-      <w:r>
-        <w:rPr>
-          <w:sz w:val="20"/>
-          <w:szCs w:val="20"/>
-          <w:lang w:val="ru-RU"/>
-        </w:rPr>
         <w:t xml:space="preserve"> </w:t>
       </w:r>
       <w:r>
@@ -2407,28 +2810,70 @@
           <w:sz w:val="20"/>
           <w:szCs w:val="20"/>
         </w:rPr>
-        <w:t>3000 (три тисячі) грн. 00 коп. за кожне порушення кожного пункту, в тому числі, за кожен місяць невиконання Користувачем зобов’язань, передбачених пунктами 2.5.2. – 2.5.4. Договору. Сплата штрафу не звільняє Користувача від обов’язку сплати авторської винагороди (роялті) і (або) надання Звіту та</w:t>
-      </w:r>
-      <w:r>
-        <w:rPr>
-          <w:sz w:val="20"/>
-          <w:szCs w:val="20"/>
-        </w:rPr>
-        <w:t xml:space="preserve"> / </w:t>
-      </w:r>
-      <w:r>
-        <w:rPr>
-          <w:sz w:val="20"/>
-          <w:szCs w:val="20"/>
-        </w:rPr>
-        <w:t>або</w:t>
-      </w:r>
-      <w:r>
-        <w:rPr>
-          <w:sz w:val="20"/>
-          <w:szCs w:val="20"/>
-        </w:rPr>
-        <w:t xml:space="preserve"> Акту. </w:t>
+        <w:t>штраф у розмірі 3000 (три тисячі) грн. 00 коп.</w:t>
+      </w:r>
+      <w:r>
+        <w:rPr>
+          <w:sz w:val="20"/>
+          <w:szCs w:val="20"/>
+        </w:rPr>
+        <w:t xml:space="preserve"> </w:t>
+      </w:r>
+      <w:r>
+        <w:rPr>
+          <w:sz w:val="20"/>
+          <w:szCs w:val="20"/>
+        </w:rPr>
+        <w:t xml:space="preserve">одноразово </w:t>
+      </w:r>
+      <w:r>
+        <w:rPr>
+          <w:sz w:val="20"/>
+          <w:szCs w:val="20"/>
+        </w:rPr>
+        <w:t>та пеню у розмірі подвійної облікової ставки НБУ, що діяла у період, за який сплачується пеня, за кожен день затримки.</w:t>
+      </w:r>
+      <w:r>
+        <w:rPr>
+          <w:sz w:val="20"/>
+          <w:szCs w:val="20"/>
+        </w:rPr>
+        <w:t xml:space="preserve"> </w:t>
+      </w:r>
+      <w:r>
+        <w:rPr>
+          <w:sz w:val="20"/>
+          <w:szCs w:val="20"/>
+        </w:rPr>
+        <w:t xml:space="preserve">При цьому, нарахування пені за прострочення виконання зобов’язання не припиняється через шість місяців від дня, коли зобов’язання мало бути виконано. Сплата </w:t>
+      </w:r>
+      <w:r>
+        <w:rPr>
+          <w:sz w:val="20"/>
+          <w:szCs w:val="20"/>
+        </w:rPr>
+        <w:t>штрафу та</w:t>
+      </w:r>
+      <w:r>
+        <w:rPr>
+          <w:sz w:val="20"/>
+          <w:szCs w:val="20"/>
+        </w:rPr>
+        <w:t xml:space="preserve"> /</w:t>
+      </w:r>
+      <w:r>
+        <w:rPr>
+          <w:sz w:val="20"/>
+          <w:szCs w:val="20"/>
+        </w:rPr>
+        <w:t xml:space="preserve"> або </w:t>
+      </w:r>
+      <w:r>
+        <w:rPr>
+          <w:sz w:val="20"/>
+          <w:szCs w:val="20"/>
+        </w:rPr>
+        <w:t>пені не звільняє Користувача від обов’язку сплати авторської винагороди (роялті).</w:t>
       </w:r>
     </w:p>
     <w:p>
@@ -2445,7 +2890,7 @@
           <w:sz w:val="20"/>
           <w:szCs w:val="20"/>
         </w:rPr>
-        <w:t>2.7. У разі затримки платежів, визначених у п. 2.4., п.</w:t>
+        <w:t>2.8.</w:t>
       </w:r>
       <w:r>
         <w:rPr>
@@ -2459,158 +2904,7 @@
           <w:sz w:val="20"/>
           <w:szCs w:val="20"/>
         </w:rPr>
-        <w:t>2.5.1., п.</w:t>
-      </w:r>
-      <w:r>
-        <w:rPr>
-          <w:sz w:val="20"/>
-          <w:szCs w:val="20"/>
-        </w:rPr>
-        <w:t xml:space="preserve"> </w:t>
-      </w:r>
-      <w:r>
-        <w:rPr>
-          <w:sz w:val="20"/>
-          <w:szCs w:val="20"/>
-        </w:rPr>
-        <w:t>5.2.</w:t>
-      </w:r>
-      <w:r>
-        <w:rPr>
-          <w:sz w:val="20"/>
-          <w:szCs w:val="20"/>
-          <w:lang w:val="ru-RU"/>
-        </w:rPr>
-        <w:t xml:space="preserve"> </w:t>
-      </w:r>
-      <w:r>
-        <w:rPr>
-          <w:sz w:val="20"/>
-          <w:szCs w:val="20"/>
-        </w:rPr>
-        <w:t xml:space="preserve">Договору, Користувач зобов’язаний виплатити </w:t>
-      </w:r>
-      <w:r>
-        <w:rPr>
-          <w:sz w:val="20"/>
-          <w:szCs w:val="20"/>
-        </w:rPr>
-        <w:t xml:space="preserve">       </w:t>
-      </w:r>
-      <w:r>
-        <w:rPr>
-          <w:sz w:val="20"/>
-          <w:szCs w:val="20"/>
-        </w:rPr>
-        <w:t xml:space="preserve">     </w:t>
-      </w:r>
-      <w:r>
-        <w:rPr>
-          <w:sz w:val="20"/>
-          <w:szCs w:val="20"/>
-        </w:rPr>
-        <w:t xml:space="preserve"> </w:t>
-      </w:r>
-      <w:r>
-        <w:rPr>
-          <w:sz w:val="20"/>
-          <w:szCs w:val="20"/>
-        </w:rPr>
-        <w:t>ГО УААСП</w:t>
-      </w:r>
-      <w:r>
-        <w:rPr>
-          <w:sz w:val="20"/>
-          <w:szCs w:val="20"/>
-        </w:rPr>
-        <w:t xml:space="preserve"> </w:t>
-      </w:r>
-      <w:r>
-        <w:rPr>
-          <w:sz w:val="20"/>
-          <w:szCs w:val="20"/>
-        </w:rPr>
-        <w:t>штраф у розмірі 3000 (три тисячі) грн. 00 коп.</w:t>
-      </w:r>
-      <w:r>
-        <w:rPr>
-          <w:sz w:val="20"/>
-          <w:szCs w:val="20"/>
-        </w:rPr>
-        <w:t xml:space="preserve"> </w:t>
-      </w:r>
-      <w:r>
-        <w:rPr>
-          <w:sz w:val="20"/>
-          <w:szCs w:val="20"/>
-        </w:rPr>
-        <w:t xml:space="preserve">одноразово </w:t>
-      </w:r>
-      <w:r>
-        <w:rPr>
-          <w:sz w:val="20"/>
-          <w:szCs w:val="20"/>
-        </w:rPr>
-        <w:t>та пеню у розмірі подвійної облікової ставки НБУ, що діяла у період, за який сплачується пеня, за кожен день затримки.</w:t>
-      </w:r>
-      <w:r>
-        <w:rPr>
-          <w:sz w:val="20"/>
-          <w:szCs w:val="20"/>
-        </w:rPr>
-        <w:t xml:space="preserve"> </w:t>
-      </w:r>
-      <w:r>
-        <w:rPr>
-          <w:sz w:val="20"/>
-          <w:szCs w:val="20"/>
-        </w:rPr>
-        <w:t xml:space="preserve">При цьому, нарахування пені за прострочення виконання зобов’язання не припиняється через шість місяців від дня, коли зобов’язання мало бути виконано. Сплата </w:t>
-      </w:r>
-      <w:r>
-        <w:rPr>
-          <w:sz w:val="20"/>
-          <w:szCs w:val="20"/>
-        </w:rPr>
-        <w:t>штрафу та</w:t>
-      </w:r>
-      <w:r>
-        <w:rPr>
-          <w:sz w:val="20"/>
-          <w:szCs w:val="20"/>
-        </w:rPr>
-        <w:t xml:space="preserve"> /</w:t>
-      </w:r>
-      <w:r>
-        <w:rPr>
-          <w:sz w:val="20"/>
-          <w:szCs w:val="20"/>
-        </w:rPr>
-        <w:t xml:space="preserve"> або </w:t>
-      </w:r>
-      <w:r>
-        <w:rPr>
-          <w:sz w:val="20"/>
-          <w:szCs w:val="20"/>
-        </w:rPr>
-        <w:t>пені не звільняє Користувача від обов’язку сплати авторської винагороди (роялті).</w:t>
-      </w:r>
-    </w:p>
-    <w:p>
-      <w:pPr>
-        <w:pStyle w:val="a3"/>
-        <w:ind w:right="-141" w:firstLine="360"/>
-        <w:rPr>
-          <w:sz w:val="20"/>
-          <w:szCs w:val="20"/>
-        </w:rPr>
-      </w:pPr>
-      <w:r>
-        <w:rPr>
-          <w:sz w:val="20"/>
-          <w:szCs w:val="20"/>
-        </w:rPr>
-        <w:t>2.8.Сплата Користувачем штрафу та</w:t>
+        <w:t>Сплата Користувачем штрафу та</w:t>
       </w:r>
       <w:r>
         <w:rPr>
@@ -2707,7 +3001,19 @@
         <w:rPr>
           <w:rFonts w:ascii="Times New Roman" w:hAnsi="Times New Roman" w:cs="Times New Roman"/>
         </w:rPr>
-        <w:t>2.9.ГО УААСП надсилає</w:t>
+        <w:t>2.9.</w:t>
+      </w:r>
+      <w:r>
+        <w:rPr>
+          <w:rFonts w:ascii="Times New Roman" w:hAnsi="Times New Roman" w:cs="Times New Roman"/>
+        </w:rPr>
+        <w:t xml:space="preserve"> </w:t>
+      </w:r>
+      <w:r>
+        <w:rPr>
+          <w:rFonts w:ascii="Times New Roman" w:hAnsi="Times New Roman" w:cs="Times New Roman"/>
+        </w:rPr>
+        <w:t>ГО УААСП надсилає</w:t>
       </w:r>
       <w:r>
         <w:rPr>
@@ -2820,23 +3126,21 @@
           <w:sz w:val="20"/>
           <w:szCs w:val="20"/>
         </w:rPr>
-        <w:t xml:space="preserve"> прав, передбачених п. 2.8. та п. 2.9. Договору) звернутися до суду з позовом про примусове стягнення авторської винагороди, сплати штрафу, пені, надання Звіту, </w:t>
-      </w:r>
-      <w:proofErr w:type="spellStart"/>
-      <w:r>
-        <w:rPr>
-          <w:sz w:val="20"/>
-          <w:szCs w:val="20"/>
-        </w:rPr>
-        <w:t>Акту,іншої</w:t>
-      </w:r>
-      <w:proofErr w:type="spellEnd"/>
-      <w:r>
-        <w:rPr>
-          <w:sz w:val="20"/>
-          <w:szCs w:val="20"/>
-        </w:rPr>
-        <w:t xml:space="preserve"> документації, зазначеної в даному Договорі.</w:t>
+        <w:t xml:space="preserve"> прав, передбачених п. 2.8. та п. 2.9. Договору) звернутися до суду з позовом про примусове стягнення авторської винагороди, сплати штрафу, пені, надання Звіту, Акту,</w:t>
+      </w:r>
+      <w:r>
+        <w:rPr>
+          <w:sz w:val="20"/>
+          <w:szCs w:val="20"/>
+        </w:rPr>
+        <w:t xml:space="preserve"> </w:t>
+      </w:r>
+      <w:r>
+        <w:rPr>
+          <w:sz w:val="20"/>
+          <w:szCs w:val="20"/>
+        </w:rPr>
+        <w:t>іншої документації, зазначеної в даному Договорі.</w:t>
       </w:r>
     </w:p>
     <w:p>
@@ -2846,15 +3150,14 @@
         <w:rPr>
           <w:sz w:val="20"/>
           <w:szCs w:val="20"/>
+        </w:rPr>
+      </w:pPr>
+      <w:r>
+        <w:rPr>
+          <w:sz w:val="20"/>
+          <w:szCs w:val="20"/>
           <w:lang w:val="ru-RU"/>
         </w:rPr>
-      </w:pPr>
-      <w:r>
-        <w:rPr>
-          <w:sz w:val="20"/>
-          <w:szCs w:val="20"/>
-          <w:lang w:val="ru-RU"/>
-        </w:rPr>
         <w:t xml:space="preserve">2.12.  </w:t>
       </w:r>
       <w:r>
@@ -2864,7 +3167,7 @@
         </w:rPr>
         <w:t xml:space="preserve">У випадку існування власного Інтернет - сайту Користувач зобов’язується зазначити на ньому інформацію, що дозвіл на використання Творів отримано в ГО УААСП з інтерактивним посиланням на веб-адресу ГО УААСП: </w:t>
       </w:r>
-      <w:hyperlink r:id="rId9" w:history="1">
+      <w:hyperlink r:id="rId8" w:history="1">
         <w:r>
           <w:rPr>
             <w:rStyle w:val="ab"/>
@@ -2889,6 +3192,7 @@
         <w:rPr>
           <w:sz w:val="20"/>
           <w:szCs w:val="20"/>
+          <w:lang w:val="ru-RU"/>
         </w:rPr>
       </w:pPr>
     </w:p>
@@ -2917,6 +3221,23 @@
         </w:rPr>
         <w:t>3. Гарантії та обов’язки Сторін</w:t>
       </w:r>
+    </w:p>
+    <w:p>
+      <w:pPr>
+        <w:pStyle w:val="a3"/>
+        <w:tabs>
+          <w:tab w:val="left" w:pos="0"/>
+          <w:tab w:val="left" w:pos="720"/>
+        </w:tabs>
+        <w:ind w:right="-141" w:firstLine="357"/>
+        <w:jc w:val="center"/>
+        <w:rPr>
+          <w:b/>
+          <w:bCs/>
+          <w:sz w:val="20"/>
+          <w:szCs w:val="20"/>
+        </w:rPr>
+      </w:pPr>
     </w:p>
     <w:p>
       <w:pPr>
@@ -3187,7 +3508,7 @@
           <w:szCs w:val="20"/>
           <w:lang w:val="uk-UA"/>
         </w:rPr>
-        <w:t xml:space="preserve">3.3. Користувач самостійно несе повну відповідальність за достовірність та повноту документів, наданих згідно з </w:t>
+        <w:t xml:space="preserve">3.3. Користувач самостійно несе повну відповідальність за достовірність та повноту документів, наданих згідно з п. 2.5.2., </w:t>
       </w:r>
       <w:r>
         <w:rPr>
@@ -3195,8 +3516,9 @@
           <w:bCs w:val="0"/>
           <w:sz w:val="20"/>
           <w:szCs w:val="20"/>
-        </w:rPr>
-        <w:t xml:space="preserve">        </w:t>
+          <w:lang w:val="uk-UA"/>
+        </w:rPr>
+        <w:t>п. 2.5.3.</w:t>
       </w:r>
       <w:r>
         <w:rPr>
@@ -3206,57 +3528,7 @@
           <w:szCs w:val="20"/>
           <w:lang w:val="uk-UA"/>
         </w:rPr>
-        <w:t xml:space="preserve">       </w:t>
-      </w:r>
-      <w:r>
-        <w:rPr>
-          <w:b w:val="0"/>
-          <w:bCs w:val="0"/>
-          <w:sz w:val="20"/>
-          <w:szCs w:val="20"/>
-          <w:lang w:val="uk-UA"/>
-        </w:rPr>
-        <w:t xml:space="preserve">п. 2.5.2., </w:t>
-      </w:r>
-      <w:r>
-        <w:rPr>
-          <w:b w:val="0"/>
-          <w:bCs w:val="0"/>
-          <w:sz w:val="20"/>
-          <w:szCs w:val="20"/>
-          <w:lang w:val="uk-UA"/>
-        </w:rPr>
-        <w:t xml:space="preserve">п. </w:t>
-      </w:r>
-      <w:r>
-        <w:rPr>
-          <w:b w:val="0"/>
-          <w:bCs w:val="0"/>
-          <w:sz w:val="20"/>
-          <w:szCs w:val="20"/>
-          <w:lang w:val="uk-UA"/>
-        </w:rPr>
-        <w:t xml:space="preserve">2.5.3., </w:t>
-      </w:r>
-      <w:r>
-        <w:rPr>
-          <w:b w:val="0"/>
-          <w:bCs w:val="0"/>
-          <w:sz w:val="20"/>
-          <w:szCs w:val="20"/>
-          <w:lang w:val="uk-UA"/>
-        </w:rPr>
-        <w:t xml:space="preserve">п. </w:t>
-      </w:r>
-      <w:r>
-        <w:rPr>
-          <w:b w:val="0"/>
-          <w:bCs w:val="0"/>
-          <w:sz w:val="20"/>
-          <w:szCs w:val="20"/>
-          <w:lang w:val="uk-UA"/>
-        </w:rPr>
-        <w:t>2.5.4. та п. 3.2. даного Договору.</w:t>
+        <w:t xml:space="preserve"> та п. 3.2. даного Договору.</w:t>
       </w:r>
     </w:p>
     <w:p>
@@ -3273,6 +3545,7 @@
           <w:sz w:val="20"/>
           <w:szCs w:val="20"/>
         </w:rPr>
+        <w:lastRenderedPageBreak/>
         <w:t xml:space="preserve">3.4. </w:t>
       </w:r>
       <w:r>
@@ -3318,7 +3591,6 @@
           <w:sz w:val="20"/>
           <w:szCs w:val="20"/>
         </w:rPr>
-        <w:lastRenderedPageBreak/>
         <w:t xml:space="preserve">3.5. У разі виникнення розбіжностей або спорів між </w:t>
       </w:r>
       <w:r>
@@ -3459,6 +3731,21 @@
         </w:rPr>
         <w:t>4. Контроль і конфіденційність</w:t>
       </w:r>
+    </w:p>
+    <w:p>
+      <w:pPr>
+        <w:pStyle w:val="a3"/>
+        <w:tabs>
+          <w:tab w:val="left" w:pos="4065"/>
+        </w:tabs>
+        <w:ind w:right="-141" w:firstLine="357"/>
+        <w:jc w:val="center"/>
+        <w:rPr>
+          <w:b/>
+          <w:sz w:val="20"/>
+          <w:szCs w:val="20"/>
+        </w:rPr>
+      </w:pPr>
     </w:p>
     <w:p>
       <w:pPr>
@@ -3734,46 +4021,37 @@
           <w:sz w:val="20"/>
           <w:szCs w:val="20"/>
         </w:rPr>
-        <w:t>року.</w:t>
-      </w:r>
-      <w:r>
-        <w:rPr>
-          <w:sz w:val="20"/>
-          <w:szCs w:val="20"/>
-        </w:rPr>
-        <w:t xml:space="preserve"> При цьому, всі зобов’язання Користувача, що виникли під час дії даного Договору, залишаються в силі до їх повного виконання.</w:t>
-      </w:r>
-    </w:p>
-    <w:p>
-      <w:pPr>
-        <w:pStyle w:val="a3"/>
-        <w:ind w:left="-142" w:right="-141"/>
-        <w:rPr>
-          <w:sz w:val="20"/>
-          <w:szCs w:val="20"/>
-        </w:rPr>
-      </w:pPr>
+        <w:t>року</w:t>
+      </w:r>
+      <w:r>
+        <w:rPr>
+          <w:sz w:val="20"/>
+          <w:szCs w:val="20"/>
+          <w:lang w:eastAsia="ja-JP"/>
+        </w:rPr>
+        <w:t xml:space="preserve"> </w:t>
+      </w:r>
+      <w:r>
+        <w:rPr>
+          <w:sz w:val="20"/>
+          <w:szCs w:val="20"/>
+          <w:lang w:eastAsia="ja-JP"/>
+        </w:rPr>
+        <w:t xml:space="preserve">або </w:t>
+      </w:r>
+      <w:r>
+        <w:rPr>
+          <w:sz w:val="20"/>
+          <w:szCs w:val="20"/>
+        </w:rPr>
+        <w:t>діє до</w:t>
+      </w:r>
       <w:r>
         <w:rPr>
           <w:sz w:val="20"/>
           <w:szCs w:val="20"/>
           <w:lang w:val="ru-RU"/>
         </w:rPr>
-        <w:t xml:space="preserve">           </w:t>
-      </w:r>
-      <w:r>
-        <w:rPr>
-          <w:sz w:val="20"/>
-          <w:szCs w:val="20"/>
-        </w:rPr>
-        <w:t>5.2. Дія даного Договору автоматично продовжується строком на 1 рік з одночасним підвищенням розміру мінімального платежу авторської винагороди</w:t>
-      </w:r>
-      <w:r>
-        <w:rPr>
-          <w:sz w:val="20"/>
-          <w:szCs w:val="20"/>
-          <w:lang w:val="ru-RU"/>
-        </w:rPr>
         <w:t xml:space="preserve"> </w:t>
       </w:r>
       <w:r>
@@ -3781,83 +4059,30 @@
           <w:sz w:val="20"/>
           <w:szCs w:val="20"/>
         </w:rPr>
-        <w:t>за попередній рік на</w:t>
-      </w:r>
-      <w:r>
-        <w:rPr>
-          <w:sz w:val="20"/>
-          <w:szCs w:val="20"/>
-          <w:lang w:val="ru-RU"/>
+        <w:t>60 дня</w:t>
+      </w:r>
+      <w:r>
+        <w:rPr>
+          <w:sz w:val="20"/>
+          <w:szCs w:val="20"/>
+        </w:rPr>
+        <w:t xml:space="preserve"> з дня публікації на офіційному веб-сайті</w:t>
+      </w:r>
+      <w:r>
+        <w:rPr>
+          <w:color w:val="333333"/>
+          <w:shd w:val="clear" w:color="auto" w:fill="FFFFFF"/>
         </w:rPr>
         <w:t xml:space="preserve"> </w:t>
       </w:r>
-      <w:bookmarkStart w:id="9" w:name="_Hlk4080784"/>
-      <w:sdt>
-        <w:sdtPr>
-          <w:rPr>
-            <w:b/>
-            <w:sz w:val="20"/>
-            <w:szCs w:val="20"/>
-          </w:rPr>
-          <w:alias w:val="prcntPrl"/>
-          <w:tag w:val="prcntPrl"/>
-          <w:id w:val="973418347"/>
-          <w:placeholder>
-            <w:docPart w:val="FC56C008784D41A5B9410D96C5307B1A"/>
-          </w:placeholder>
-          <w:showingPlcHdr/>
-          <w15:appearance w15:val="tags"/>
-          <w:text/>
-        </w:sdtPr>
-        <w:sdtContent>
-          <w:r>
-            <w:rPr>
-              <w:rStyle w:val="ae"/>
-            </w:rPr>
-            <w:t>Место для ввода текста.</w:t>
-          </w:r>
-        </w:sdtContent>
-      </w:sdt>
-      <w:r>
-        <w:rPr>
-          <w:sz w:val="20"/>
-          <w:szCs w:val="20"/>
-        </w:rPr>
-        <w:t xml:space="preserve"> (</w:t>
-      </w:r>
-      <w:sdt>
-        <w:sdtPr>
-          <w:rPr>
-            <w:sz w:val="20"/>
-            <w:szCs w:val="20"/>
-          </w:rPr>
-          <w:alias w:val="prcntPrlText"/>
-          <w:tag w:val="prcntPrlText"/>
-          <w:id w:val="-492410048"/>
-          <w:placeholder>
-            <w:docPart w:val="FC56C008784D41A5B9410D96C5307B1A"/>
-          </w:placeholder>
-          <w:showingPlcHdr/>
-          <w15:appearance w15:val="tags"/>
-          <w:text/>
-        </w:sdtPr>
-        <w:sdtContent>
-          <w:r>
-            <w:rPr>
-              <w:rStyle w:val="ae"/>
-            </w:rPr>
-            <w:t>Место для ввода текста.</w:t>
-          </w:r>
-        </w:sdtContent>
-      </w:sdt>
-      <w:r>
-        <w:rPr>
-          <w:sz w:val="20"/>
-          <w:szCs w:val="20"/>
-        </w:rPr>
-        <w:t>)</w:t>
-      </w:r>
-      <w:bookmarkEnd w:id="9"/>
+      <w:r>
+        <w:rPr>
+          <w:sz w:val="20"/>
+          <w:szCs w:val="20"/>
+          <w:shd w:val="clear" w:color="auto" w:fill="FFFFFF"/>
+        </w:rPr>
+        <w:t>центрального органу виконавчої влади, що забезпечує формування та реалізує державну політику у сфері інтелектуальної власності</w:t>
+      </w:r>
       <w:r>
         <w:rPr>
           <w:sz w:val="20"/>
@@ -3865,22 +4090,110 @@
         </w:rPr>
         <w:t xml:space="preserve"> </w:t>
       </w:r>
-      <w:bookmarkStart w:id="10" w:name="_GoBack"/>
-      <w:r>
-        <w:rPr>
-          <w:b/>
-          <w:sz w:val="20"/>
-          <w:szCs w:val="20"/>
-        </w:rPr>
-        <w:t>%</w:t>
-      </w:r>
-      <w:bookmarkEnd w:id="10"/>
-      <w:r>
-        <w:rPr>
-          <w:sz w:val="20"/>
-          <w:szCs w:val="20"/>
-        </w:rPr>
-        <w:t xml:space="preserve"> - і так із року в рік.</w:t>
+      <w:r>
+        <w:rPr>
+          <w:sz w:val="20"/>
+          <w:szCs w:val="20"/>
+        </w:rPr>
+        <w:t xml:space="preserve">(далі – Установа) </w:t>
+      </w:r>
+      <w:r>
+        <w:rPr>
+          <w:sz w:val="20"/>
+          <w:szCs w:val="20"/>
+        </w:rPr>
+        <w:t>оголошення Установи про встановлення тарифу у сфер</w:t>
+      </w:r>
+      <w:r>
+        <w:rPr>
+          <w:sz w:val="20"/>
+          <w:szCs w:val="20"/>
+        </w:rPr>
+        <w:t>і: «</w:t>
+      </w:r>
+      <w:r>
+        <w:rPr>
+          <w:sz w:val="20"/>
+          <w:szCs w:val="20"/>
+          <w:shd w:val="clear" w:color="auto" w:fill="FFFFFF"/>
+        </w:rPr>
+        <w:t>публічне виконання музичних недраматичних творів з текстом і без тексту, включно з тими творами, що включені до складу аудіовізуальних творів</w:t>
+      </w:r>
+      <w:r>
+        <w:rPr>
+          <w:sz w:val="20"/>
+          <w:szCs w:val="20"/>
+          <w:shd w:val="clear" w:color="auto" w:fill="FFFFFF"/>
+        </w:rPr>
+        <w:t>»</w:t>
+      </w:r>
+      <w:r>
+        <w:rPr>
+          <w:sz w:val="20"/>
+          <w:szCs w:val="20"/>
+        </w:rPr>
+        <w:t xml:space="preserve"> за результатами узгодження шляхом переговорів або визначеного</w:t>
+      </w:r>
+      <w:r>
+        <w:rPr>
+          <w:sz w:val="20"/>
+          <w:szCs w:val="20"/>
+        </w:rPr>
+        <w:t xml:space="preserve"> судом</w:t>
+      </w:r>
+      <w:r>
+        <w:rPr>
+          <w:rStyle w:val="rvts0"/>
+          <w:sz w:val="20"/>
+          <w:szCs w:val="20"/>
+        </w:rPr>
+        <w:t xml:space="preserve">, </w:t>
+      </w:r>
+      <w:r>
+        <w:rPr>
+          <w:sz w:val="20"/>
+          <w:szCs w:val="20"/>
+          <w:lang w:eastAsia="ja-JP"/>
+        </w:rPr>
+        <w:t xml:space="preserve">якщо вказаний </w:t>
+      </w:r>
+      <w:r>
+        <w:rPr>
+          <w:sz w:val="20"/>
+          <w:szCs w:val="20"/>
+          <w:lang w:eastAsia="ja-JP"/>
+        </w:rPr>
+        <w:t xml:space="preserve">60 день з дня публікації оголошення </w:t>
+      </w:r>
+      <w:r>
+        <w:rPr>
+          <w:sz w:val="20"/>
+          <w:szCs w:val="20"/>
+        </w:rPr>
+        <w:t>на офіційному веб-сайті</w:t>
+      </w:r>
+      <w:r>
+        <w:rPr>
+          <w:color w:val="333333"/>
+          <w:shd w:val="clear" w:color="auto" w:fill="FFFFFF"/>
+        </w:rPr>
+        <w:t xml:space="preserve"> </w:t>
+      </w:r>
+      <w:r>
+        <w:rPr>
+          <w:sz w:val="20"/>
+          <w:szCs w:val="20"/>
+          <w:lang w:eastAsia="ja-JP"/>
+        </w:rPr>
+        <w:t xml:space="preserve">Установи </w:t>
+      </w:r>
+      <w:r>
+        <w:rPr>
+          <w:sz w:val="20"/>
+          <w:szCs w:val="20"/>
+          <w:lang w:eastAsia="ja-JP"/>
+        </w:rPr>
+        <w:t>настане раніше за «___» _______ 20__ року. При цьому, всі зобов`язання Користувача, що виникли під час дії даного Договору, залишаються в силі до їх повного виконання.</w:t>
       </w:r>
     </w:p>
     <w:p>
@@ -3897,7 +4210,14 @@
           <w:sz w:val="20"/>
           <w:szCs w:val="20"/>
         </w:rPr>
-        <w:t>5.3. Даний Договір може бути достроково розірваним за домовленістю Сторін, про що Сторона, яка ініціює розірвання Договору, повинна не пізніше, ніж за 30 (тридцять) календарних днів до дати, з якої Договір підлягає розірванню, направити іншій Стороні рекомендованим листом з повідомленням відповідну письмову пропозицію про дострокове розірвання Договору та підписану додаткову угоду до Договору в 2</w:t>
+        <w:t>5.2</w:t>
+      </w:r>
+      <w:r>
+        <w:rPr>
+          <w:sz w:val="20"/>
+          <w:szCs w:val="20"/>
+        </w:rPr>
+        <w:t>. Даний Договір може бути достроково розірваним за домовленістю Сторін, про що Сторона, яка ініціює розірвання Договору, повинна не пізніше, ніж за 30 (тридцять) календарних днів до дати, з якої Договір підлягає розірванню, направити іншій Стороні рекомендованим листом з повідомленням відповідну письмову пропозицію про дострокове розірвання Договору та підписану додаткову угоду до Договору в 2</w:t>
       </w:r>
       <w:r>
         <w:rPr>
@@ -3977,7 +4297,14 @@
           <w:sz w:val="20"/>
           <w:szCs w:val="20"/>
         </w:rPr>
-        <w:t>5.4. ГО УААСП має право розірвати даний Договір в односторонньому порядку, про що ГО УААСП зобов’язується письмово повідомити Користувача, шляхом надсилання рекомендованого листа або рекомендованого листа з повідомленням про вручення (на вибір ГО УААСП) на юридичну або поштову адресу Користувача не пізніше, ніж за 30 (тридцять) календарних днів до дати, з якої Договір підлягає розірванню, при цьому, всі зобов’язання Користувача, що виникли під час дії даного Договору, залишаються в силі до їх повного виконання. Договір вважається розірваним з дати, вказаної ГО УААСП у письмовому повідомленні, надісланому згідно вищевказаних умов.</w:t>
+        <w:t>5.3</w:t>
+      </w:r>
+      <w:r>
+        <w:rPr>
+          <w:sz w:val="20"/>
+          <w:szCs w:val="20"/>
+        </w:rPr>
+        <w:t>. ГО УААСП має право розірвати даний Договір в односторонньому порядку, про що ГО УААСП зобов’язується письмово повідомити Користувача, шляхом надсилання рекомендованого листа або рекомендованого листа з повідомленням про вручення (на вибір ГО УААСП) на юридичну або поштову адресу Користувача не пізніше, ніж за 30 (тридцять) календарних днів до дати, з якої Договір підлягає розірванню, при цьому, всі зобов’язання Користувача, що виникли під час дії даного Договору, залишаються в силі до їх повного виконання. Договір вважається розірваним з дати, вказаної ГО УААСП у письмовому повідомленні, надісланому згідно вищевказаних умов.</w:t>
       </w:r>
     </w:p>
     <w:p>
@@ -3995,7 +4322,23 @@
           <w:sz w:val="20"/>
           <w:szCs w:val="20"/>
         </w:rPr>
-        <w:t>Письмове повідомлення вважається належним чином доставленим, а Користувач таким, що повідомлений про розірвання Договору у порядку, передбаченому п. 5.4. Договору та з дати, вказаної у письмовому повідомленні ГО УААСП також у разі відмови Користувача від отримання листа або повернення листа за закінченням терміну зберігання, або вибуття адресата.</w:t>
+        <w:t>Письмове повідомлення вважається належним чином доставленим, а Користувач таким, що повідомлений про розірвання Договору</w:t>
+      </w:r>
+      <w:r>
+        <w:rPr>
+          <w:rFonts w:ascii="inherit" w:hAnsi="inherit"/>
+          <w:sz w:val="20"/>
+          <w:szCs w:val="20"/>
+        </w:rPr>
+        <w:t xml:space="preserve"> у порядку, передбаченому п. 5.3</w:t>
+      </w:r>
+      <w:r>
+        <w:rPr>
+          <w:rFonts w:ascii="inherit" w:hAnsi="inherit"/>
+          <w:sz w:val="20"/>
+          <w:szCs w:val="20"/>
+        </w:rPr>
+        <w:t>. Договору та з дати, вказаної у письмовому повідомленні ГО УААСП також у разі відмови Користувача від отримання листа або повернення листа за закінченням терміну зберігання, або вибуття адресата.</w:t>
       </w:r>
     </w:p>
     <w:p>
@@ -4012,7 +4355,14 @@
           <w:sz w:val="20"/>
           <w:szCs w:val="20"/>
         </w:rPr>
-        <w:t>5.5. Внаслідок розірвання чи припинення Договору Користувач не має права на публі</w:t>
+        <w:t>5.4</w:t>
+      </w:r>
+      <w:r>
+        <w:rPr>
+          <w:sz w:val="20"/>
+          <w:szCs w:val="20"/>
+        </w:rPr>
+        <w:t>. Внаслідок розірвання чи припинення Договору Користувач не має права на публі</w:t>
       </w:r>
       <w:r>
         <w:rPr>
@@ -4033,7 +4383,28 @@
           <w:sz w:val="20"/>
           <w:szCs w:val="20"/>
         </w:rPr>
-        <w:t xml:space="preserve">     </w:t>
+        <w:t xml:space="preserve">            ГО УААСП, якщо інше не передбачено законодавством України</w:t>
+      </w:r>
+      <w:r>
+        <w:rPr>
+          <w:sz w:val="20"/>
+          <w:szCs w:val="20"/>
+        </w:rPr>
+        <w:t xml:space="preserve"> та зобов’язується протягом 10 календарних днів повернути </w:t>
+      </w:r>
+      <w:r>
+        <w:rPr>
+          <w:sz w:val="20"/>
+          <w:szCs w:val="20"/>
+        </w:rPr>
+        <w:t xml:space="preserve">        ГО УААСП</w:t>
+      </w:r>
+      <w:r>
+        <w:rPr>
+          <w:sz w:val="20"/>
+          <w:szCs w:val="20"/>
+        </w:rPr>
+        <w:t xml:space="preserve"> оригінал виданої ліцензії шляхом направлення цінного листа на адресу </w:t>
       </w:r>
       <w:r>
         <w:rPr>
@@ -4047,36 +4418,21 @@
           <w:sz w:val="20"/>
           <w:szCs w:val="20"/>
         </w:rPr>
-        <w:t xml:space="preserve"> та зобов’язується протягом 10 календарних днів повернути </w:t>
-      </w:r>
-      <w:r>
-        <w:rPr>
-          <w:sz w:val="20"/>
-          <w:szCs w:val="20"/>
-        </w:rPr>
-        <w:t>ГО УААСП</w:t>
-      </w:r>
-      <w:r>
-        <w:rPr>
-          <w:sz w:val="20"/>
-          <w:szCs w:val="20"/>
-        </w:rPr>
-        <w:t xml:space="preserve"> оригінал виданої ліцензії шляхом направлення цінного листа на адресу </w:t>
-      </w:r>
-      <w:r>
-        <w:rPr>
-          <w:sz w:val="20"/>
-          <w:szCs w:val="20"/>
-        </w:rPr>
-        <w:t>ГО УААСП</w:t>
-      </w:r>
-      <w:r>
-        <w:rPr>
-          <w:sz w:val="20"/>
-          <w:szCs w:val="20"/>
-        </w:rPr>
         <w:t>.</w:t>
       </w:r>
+    </w:p>
+    <w:p>
+      <w:pPr>
+        <w:pStyle w:val="a3"/>
+        <w:keepLines/>
+        <w:ind w:right="-141"/>
+        <w:rPr>
+          <w:b/>
+          <w:bCs/>
+          <w:sz w:val="20"/>
+          <w:szCs w:val="20"/>
+        </w:rPr>
+      </w:pPr>
     </w:p>
     <w:p>
       <w:pPr>
@@ -4090,26 +4446,13 @@
           <w:szCs w:val="20"/>
         </w:rPr>
       </w:pPr>
-    </w:p>
-    <w:p>
-      <w:pPr>
-        <w:pStyle w:val="a3"/>
-        <w:ind w:right="-141" w:firstLine="360"/>
-        <w:jc w:val="center"/>
+      <w:r>
         <w:rPr>
           <w:b/>
           <w:bCs/>
           <w:sz w:val="20"/>
           <w:szCs w:val="20"/>
         </w:rPr>
-      </w:pPr>
-      <w:r>
-        <w:rPr>
-          <w:b/>
-          <w:bCs/>
-          <w:sz w:val="20"/>
-          <w:szCs w:val="20"/>
-        </w:rPr>
         <w:t>6. Форс-мажорні обставини</w:t>
       </w:r>
     </w:p>
@@ -4122,6 +4465,13 @@
           <w:szCs w:val="20"/>
         </w:rPr>
       </w:pPr>
+      <w:r>
+        <w:rPr>
+          <w:sz w:val="20"/>
+          <w:szCs w:val="20"/>
+        </w:rPr>
+        <w:t xml:space="preserve">6.1. </w:t>
+      </w:r>
       <w:r>
         <w:rPr>
           <w:sz w:val="20"/>
@@ -4197,35 +4547,92 @@
           <w:szCs w:val="20"/>
         </w:rPr>
       </w:pPr>
-      <w:r>
+    </w:p>
+    <w:p>
+      <w:pPr>
+        <w:pStyle w:val="a3"/>
+        <w:tabs>
+          <w:tab w:val="left" w:pos="4065"/>
+        </w:tabs>
+        <w:ind w:right="-141"/>
+        <w:jc w:val="center"/>
         <w:rPr>
           <w:rFonts w:ascii="Times New Roman CYR" w:hAnsi="Times New Roman CYR" w:cs="Times New Roman CYR"/>
           <w:b/>
           <w:sz w:val="20"/>
           <w:szCs w:val="20"/>
         </w:rPr>
+      </w:pPr>
+      <w:r>
+        <w:rPr>
+          <w:rFonts w:ascii="Times New Roman CYR" w:hAnsi="Times New Roman CYR" w:cs="Times New Roman CYR"/>
+          <w:b/>
+          <w:sz w:val="20"/>
+          <w:szCs w:val="20"/>
+        </w:rPr>
         <w:t>7. Персональні дані</w:t>
       </w:r>
     </w:p>
     <w:p>
       <w:pPr>
+        <w:pStyle w:val="a3"/>
+        <w:tabs>
+          <w:tab w:val="left" w:pos="4065"/>
+        </w:tabs>
+        <w:ind w:right="-141"/>
+        <w:jc w:val="center"/>
+        <w:rPr>
+          <w:rFonts w:ascii="Times New Roman CYR" w:hAnsi="Times New Roman CYR" w:cs="Times New Roman CYR"/>
+          <w:b/>
+          <w:sz w:val="20"/>
+          <w:szCs w:val="20"/>
+        </w:rPr>
+      </w:pPr>
+    </w:p>
+    <w:p>
+      <w:pPr>
         <w:pStyle w:val="2"/>
+        <w:spacing w:line="276" w:lineRule="auto"/>
         <w:ind w:right="-141" w:firstLine="426"/>
       </w:pPr>
       <w:r>
-        <w:t xml:space="preserve">7.1. Підписанням даного Договору суб’єкт персональних даних підтверджує свою згоду на обробку зазначених в даному Договорі персональних даних відповідно до Закону України «Про захист персональних даних» у базі персональних даних «Користувачі авторського права» з метою забезпечення адміністративно-правових, податкових відносин та відносин у сфері бухгалтерського обліку, з метою реалізації авторських прав правовласників об’єктів авторських прав відповідно до Господарського кодексу України, Цивільного </w:t>
-      </w:r>
-      <w:r>
-        <w:lastRenderedPageBreak/>
-        <w:t xml:space="preserve">кодексу України,  Податкового кодексу України, Закону України «Про бухгалтерський облік та фінансову звітність», Закону України «Про банки і банківську діяльність», Закону України «Про авторське право і суміжні права», </w:t>
-      </w:r>
-      <w:r>
-        <w:rPr>
-          <w:rFonts w:ascii="Times New Roman CYR" w:hAnsi="Times New Roman CYR" w:cs="Times New Roman CYR"/>
-        </w:rPr>
-        <w:t>Закону України «Про ефективне управління майновими правами правовласників у сфері авторського права і (або) суміжних прав»</w:t>
-      </w:r>
-      <w:r>
+        <w:t xml:space="preserve">7.1. Підписанням даного Договору суб’єкт персональних даних підтверджує свою згоду на обробку зазначених в даному Договорі персональних даних відповідно до Закону України «Про захист персональних даних» у базі персональних даних «Користувачі авторського права» з метою забезпечення адміністративно-правових, податкових відносин та відносин у сфері бухгалтерського обліку, з метою реалізації авторських прав правовласників об’єктів авторських прав відповідно до Господарського кодексу України, Цивільного кодексу України,  Податкового кодексу України, Закону України «Про бухгалтерський облік та фінансову звітність», Закону України «Про банки і банківську діяльність», Закону України «Про авторське право і суміжні права», Закону України «Про ефективне управління </w:t>
+      </w:r>
+    </w:p>
+    <w:p>
+      <w:pPr>
+        <w:pStyle w:val="2"/>
+        <w:spacing w:line="276" w:lineRule="auto"/>
+        <w:ind w:right="-141" w:firstLine="426"/>
+      </w:pPr>
+    </w:p>
+    <w:p>
+      <w:pPr>
+        <w:pStyle w:val="2"/>
+        <w:spacing w:line="276" w:lineRule="auto"/>
+        <w:ind w:right="-141" w:firstLine="426"/>
+      </w:pPr>
+    </w:p>
+    <w:p>
+      <w:pPr>
+        <w:pStyle w:val="2"/>
+        <w:spacing w:line="276" w:lineRule="auto"/>
+        <w:ind w:right="-141" w:firstLine="426"/>
+      </w:pPr>
+    </w:p>
+    <w:p>
+      <w:pPr>
+        <w:pStyle w:val="2"/>
+        <w:spacing w:line="276" w:lineRule="auto"/>
+        <w:ind w:right="-141" w:firstLine="426"/>
+      </w:pPr>
+      <w:r>
+        <w:t>майновими правами правовласників у сфері авторського права і (або) суміжних прав»</w:t>
+      </w:r>
+      <w:r>
+        <w:rPr>
+          <w:rStyle w:val="rvts23"/>
+        </w:rPr>
         <w:t xml:space="preserve">, </w:t>
       </w:r>
       <w:r>
@@ -4235,6 +4642,7 @@
     <w:p>
       <w:pPr>
         <w:pStyle w:val="2"/>
+        <w:spacing w:line="276" w:lineRule="auto"/>
         <w:ind w:right="-141" w:firstLine="360"/>
       </w:pPr>
       <w:r>
@@ -4270,6 +4678,7 @@
     <w:p>
       <w:pPr>
         <w:pStyle w:val="2"/>
+        <w:spacing w:line="276" w:lineRule="auto"/>
         <w:ind w:right="-141" w:firstLine="360"/>
       </w:pPr>
       <w:r>
@@ -4322,24 +4731,12 @@
     <w:p>
       <w:pPr>
         <w:pStyle w:val="a3"/>
-        <w:ind w:right="-141" w:firstLine="426"/>
-        <w:rPr>
-          <w:sz w:val="20"/>
-          <w:szCs w:val="20"/>
-        </w:rPr>
-      </w:pPr>
-      <w:r>
-        <w:rPr>
-          <w:sz w:val="20"/>
-          <w:szCs w:val="20"/>
-        </w:rPr>
-        <w:t>8.1. Усі правовідносини, що виникають з цього Договору або пов'язані із ним, у тому числі пов'язані із дійсністю, укладенням, виконанням, зміною та припиненням цього Договору, тлумаченням його умов, визначенням наслідків недійсності або порушення Договору, регламентуються цим Договором та відповідними нормами чинного в Україні законодавства, а також застосовними до таких правовідносин звичаями ділового обороту на підставі принципів добросовісності, розумності та справедливості.</w:t>
-      </w:r>
-    </w:p>
-    <w:p>
-      <w:pPr>
-        <w:pStyle w:val="a3"/>
-        <w:ind w:right="-141" w:firstLine="426"/>
+        <w:keepNext/>
+        <w:tabs>
+          <w:tab w:val="left" w:pos="0"/>
+        </w:tabs>
+        <w:ind w:right="-141"/>
+        <w:jc w:val="center"/>
         <w:rPr>
           <w:b/>
           <w:bCs/>
@@ -4347,32 +4744,11 @@
           <w:szCs w:val="20"/>
         </w:rPr>
       </w:pPr>
-      <w:r>
-        <w:rPr>
-          <w:sz w:val="20"/>
-          <w:szCs w:val="20"/>
-        </w:rPr>
-        <w:t>8.2. Всі зміни та додатки до даного Договору укладаються у письмовій формі та є чинними за умови підписання їх уповноваженими представниками обох Сторін.</w:t>
-      </w:r>
-      <w:r>
-        <w:rPr>
-          <w:sz w:val="20"/>
-          <w:szCs w:val="20"/>
-          <w:lang w:val="ru-RU"/>
-        </w:rPr>
-        <w:t xml:space="preserve"> </w:t>
-      </w:r>
-      <w:r>
-        <w:rPr>
-          <w:sz w:val="20"/>
-          <w:szCs w:val="20"/>
-        </w:rPr>
-        <w:t>Всі додатки до даного Договору є його невід’ємною частиною.</w:t>
-      </w:r>
     </w:p>
     <w:p>
       <w:pPr>
         <w:pStyle w:val="a3"/>
+        <w:spacing w:line="276" w:lineRule="auto"/>
         <w:ind w:right="-141" w:firstLine="426"/>
         <w:rPr>
           <w:sz w:val="20"/>
@@ -4384,12 +4760,156 @@
           <w:sz w:val="20"/>
           <w:szCs w:val="20"/>
         </w:rPr>
-        <w:t>8.3. Сторони повинні у 5-денний строк письмово повідомляти одна одну про зміни організаційно-правової форми, характеру і (або) виду діяльності, місцезнаходження, обставин непереборної сили та наявність інших обставин, що перешкоджають належному виконанню умов Договору, а також надавати документи та іншу інформацію, пов’язану з виконанням Сторонами зобов’язань за цим Договором.</w:t>
+        <w:t>8.1. Усі правовідносини, що виникають з цього Договору або пов'язані із ним, у тому числі пов'язані із дійсністю, укладенням, виконанням, зміною та припиненням цього Договору, тлумаченням його умов, визначенням наслідків недійсності або порушення Договору, регламентуються цим Договором та відповідними нормами чинного в Україні законодавства, а також застосовними до таких правовідносин звичаями ділового обороту на підставі принципів добросовісності, розумності та справедливості.</w:t>
       </w:r>
     </w:p>
     <w:p>
       <w:pPr>
         <w:pStyle w:val="a3"/>
+        <w:spacing w:line="276" w:lineRule="auto"/>
+        <w:ind w:right="-115"/>
+        <w:rPr>
+          <w:sz w:val="20"/>
+          <w:szCs w:val="20"/>
+          <w:lang w:eastAsia="ja-JP"/>
+        </w:rPr>
+      </w:pPr>
+      <w:r>
+        <w:rPr>
+          <w:sz w:val="20"/>
+          <w:szCs w:val="20"/>
+        </w:rPr>
+        <w:t xml:space="preserve">         </w:t>
+      </w:r>
+      <w:r>
+        <w:rPr>
+          <w:sz w:val="20"/>
+          <w:szCs w:val="20"/>
+          <w:lang w:eastAsia="ja-JP"/>
+        </w:rPr>
+        <w:t xml:space="preserve">8.2. </w:t>
+      </w:r>
+      <w:r>
+        <w:rPr>
+          <w:sz w:val="20"/>
+          <w:szCs w:val="20"/>
+          <w:shd w:val="clear" w:color="auto" w:fill="FFFFFF"/>
+          <w:lang w:eastAsia="ja-JP"/>
+        </w:rPr>
+        <w:t>Всі зміни та додатки до даного Договору укладаються у письмовій формі та є чинними за умови підписання їх уповноваженими представниками Сторін. Форми додатків до Договору є частиною Договору. Якщо форма додатку, затвердженого (підписаного) Сторонами відповідно до даного Договору передбачає лише підпис уповноваженого(</w:t>
+      </w:r>
+      <w:proofErr w:type="spellStart"/>
+      <w:r>
+        <w:rPr>
+          <w:sz w:val="20"/>
+          <w:szCs w:val="20"/>
+          <w:shd w:val="clear" w:color="auto" w:fill="FFFFFF"/>
+          <w:lang w:eastAsia="ja-JP"/>
+        </w:rPr>
+        <w:t>их</w:t>
+      </w:r>
+      <w:proofErr w:type="spellEnd"/>
+      <w:r>
+        <w:rPr>
+          <w:sz w:val="20"/>
+          <w:szCs w:val="20"/>
+          <w:shd w:val="clear" w:color="auto" w:fill="FFFFFF"/>
+          <w:lang w:eastAsia="ja-JP"/>
+        </w:rPr>
+        <w:t>) представника(</w:t>
+      </w:r>
+      <w:proofErr w:type="spellStart"/>
+      <w:r>
+        <w:rPr>
+          <w:sz w:val="20"/>
+          <w:szCs w:val="20"/>
+          <w:shd w:val="clear" w:color="auto" w:fill="FFFFFF"/>
+          <w:lang w:eastAsia="ja-JP"/>
+        </w:rPr>
+        <w:t>ів</w:t>
+      </w:r>
+      <w:proofErr w:type="spellEnd"/>
+      <w:r>
+        <w:rPr>
+          <w:sz w:val="20"/>
+          <w:szCs w:val="20"/>
+          <w:shd w:val="clear" w:color="auto" w:fill="FFFFFF"/>
+          <w:lang w:eastAsia="ja-JP"/>
+        </w:rPr>
+        <w:t>) Користувача – такий додаток з заповненою Користувачем інформацією є чинним за умови підписання його уповноваженим(и) представником(</w:t>
+      </w:r>
+      <w:proofErr w:type="spellStart"/>
+      <w:r>
+        <w:rPr>
+          <w:sz w:val="20"/>
+          <w:szCs w:val="20"/>
+          <w:shd w:val="clear" w:color="auto" w:fill="FFFFFF"/>
+          <w:lang w:eastAsia="ja-JP"/>
+        </w:rPr>
+        <w:t>ами</w:t>
+      </w:r>
+      <w:proofErr w:type="spellEnd"/>
+      <w:r>
+        <w:rPr>
+          <w:sz w:val="20"/>
+          <w:szCs w:val="20"/>
+          <w:shd w:val="clear" w:color="auto" w:fill="FFFFFF"/>
+          <w:lang w:eastAsia="ja-JP"/>
+        </w:rPr>
+        <w:t>) Користувача.</w:t>
+      </w:r>
+    </w:p>
+    <w:p>
+      <w:pPr>
+        <w:overflowPunct/>
+        <w:adjustRightInd/>
+        <w:spacing w:line="276" w:lineRule="auto"/>
+        <w:ind w:right="-115"/>
+        <w:jc w:val="both"/>
+        <w:textAlignment w:val="auto"/>
+        <w:rPr>
+          <w:b w:val="0"/>
+          <w:bCs w:val="0"/>
+          <w:sz w:val="20"/>
+          <w:szCs w:val="20"/>
+          <w:lang w:val="uk-UA" w:eastAsia="ja-JP"/>
+        </w:rPr>
+      </w:pPr>
+      <w:r>
+        <w:rPr>
+          <w:b w:val="0"/>
+          <w:bCs w:val="0"/>
+          <w:sz w:val="20"/>
+          <w:szCs w:val="20"/>
+          <w:lang w:val="uk-UA" w:eastAsia="ja-JP"/>
+        </w:rPr>
+        <w:t xml:space="preserve">         8.3. Користувач розуміє та погоджується, що у випадку присутності у наданому Користувачем Звіті про публічно </w:t>
+      </w:r>
+      <w:r>
+        <w:rPr>
+          <w:b w:val="0"/>
+          <w:bCs w:val="0"/>
+          <w:sz w:val="20"/>
+          <w:szCs w:val="20"/>
+          <w:lang w:val="uk-UA" w:eastAsia="ja-JP"/>
+        </w:rPr>
+        <w:t>викона</w:t>
+      </w:r>
+      <w:r>
+        <w:rPr>
+          <w:b w:val="0"/>
+          <w:bCs w:val="0"/>
+          <w:sz w:val="20"/>
+          <w:szCs w:val="20"/>
+          <w:lang w:val="uk-UA" w:eastAsia="ja-JP"/>
+        </w:rPr>
+        <w:t>ні твори, інформації про використані твори, які не належать до каталогу ГО УААСП, ГО УААСП здійснює розподіл винагороди виключно на твори (правовласників творів), які належать до каталогу ГО УААСП.</w:t>
+      </w:r>
+    </w:p>
+    <w:p>
+      <w:pPr>
+        <w:pStyle w:val="a3"/>
+        <w:spacing w:line="276" w:lineRule="auto"/>
         <w:ind w:right="-141" w:firstLine="426"/>
         <w:rPr>
           <w:sz w:val="20"/>
@@ -4401,12 +4921,27 @@
           <w:sz w:val="20"/>
           <w:szCs w:val="20"/>
         </w:rPr>
-        <w:t xml:space="preserve">8.4. Несвоєчасне повідомлення і (або) неповідомлення іншої Сторони про дію таких обставин позбавляє відповідну Сторону права посилатися на такі обставини у майбутньому як на підставу для звільнення від відповідальності за часткове або повне невиконання зобов’язань за цим Договором. </w:t>
+        <w:t>8</w:t>
+      </w:r>
+      <w:r>
+        <w:rPr>
+          <w:sz w:val="20"/>
+          <w:szCs w:val="20"/>
+        </w:rPr>
+        <w:t>.4</w:t>
+      </w:r>
+      <w:r>
+        <w:rPr>
+          <w:sz w:val="20"/>
+          <w:szCs w:val="20"/>
+        </w:rPr>
+        <w:t>. Сторони повинні у 5-денний строк письмово повідомляти одна одну про зміни організаційно-правової форми, характеру і (або) виду діяльності, місцезнаходження, обставин непереборної сили та наявність інших обставин, що перешкоджають належному виконанню умов Договору, а також надавати документи та іншу інформацію, пов’язану з виконанням Сторонами зобов’язань за цим Договором.</w:t>
       </w:r>
     </w:p>
     <w:p>
       <w:pPr>
         <w:pStyle w:val="a3"/>
+        <w:spacing w:line="276" w:lineRule="auto"/>
         <w:ind w:right="-141" w:firstLine="426"/>
         <w:rPr>
           <w:sz w:val="20"/>
@@ -4418,21 +4953,60 @@
           <w:sz w:val="20"/>
           <w:szCs w:val="20"/>
         </w:rPr>
-        <w:t xml:space="preserve">8.5. Сторони не звільняються від виконання своїх обов’язків за даним Договором у разі невиконання умов, зазначених у </w:t>
-      </w:r>
-      <w:r>
-        <w:rPr>
-          <w:sz w:val="20"/>
-          <w:szCs w:val="20"/>
-        </w:rPr>
-        <w:t xml:space="preserve">   </w:t>
-      </w:r>
-      <w:r>
-        <w:rPr>
-          <w:sz w:val="20"/>
-          <w:szCs w:val="20"/>
-        </w:rPr>
-        <w:t>п. 8.3. даного Договору.</w:t>
+        <w:t>8.5</w:t>
+      </w:r>
+      <w:r>
+        <w:rPr>
+          <w:sz w:val="20"/>
+          <w:szCs w:val="20"/>
+        </w:rPr>
+        <w:t xml:space="preserve">. Несвоєчасне повідомлення і (або) неповідомлення іншої Сторони про дію таких обставин позбавляє відповідну Сторону права посилатися на такі обставини у майбутньому як на підставу для звільнення від відповідальності за часткове або повне невиконання зобов’язань за цим Договором. </w:t>
+      </w:r>
+    </w:p>
+    <w:p>
+      <w:pPr>
+        <w:pStyle w:val="a3"/>
+        <w:spacing w:line="276" w:lineRule="auto"/>
+        <w:ind w:right="-141" w:firstLine="426"/>
+        <w:rPr>
+          <w:sz w:val="20"/>
+          <w:szCs w:val="20"/>
+        </w:rPr>
+      </w:pPr>
+      <w:r>
+        <w:rPr>
+          <w:sz w:val="20"/>
+          <w:szCs w:val="20"/>
+        </w:rPr>
+        <w:t>8.6</w:t>
+      </w:r>
+      <w:r>
+        <w:rPr>
+          <w:sz w:val="20"/>
+          <w:szCs w:val="20"/>
+        </w:rPr>
+        <w:t xml:space="preserve">. Сторони не звільняються від виконання своїх обов’язків за даним Договором у разі невиконання умов, зазначених у </w:t>
+      </w:r>
+      <w:r>
+        <w:rPr>
+          <w:sz w:val="20"/>
+          <w:szCs w:val="20"/>
+        </w:rPr>
+        <w:t xml:space="preserve">   п. 8.4</w:t>
+      </w:r>
+      <w:r>
+        <w:rPr>
+          <w:sz w:val="20"/>
+          <w:szCs w:val="20"/>
+        </w:rPr>
+        <w:t xml:space="preserve">. </w:t>
+      </w:r>
+      <w:r>
+        <w:rPr>
+          <w:sz w:val="20"/>
+          <w:szCs w:val="20"/>
+        </w:rPr>
+        <w:t>даного Договору.</w:t>
       </w:r>
     </w:p>
     <w:p>
@@ -4442,18 +5016,24 @@
         <w:tabs>
           <w:tab w:val="clear" w:pos="10076"/>
         </w:tabs>
+        <w:spacing w:line="276" w:lineRule="auto"/>
         <w:ind w:right="-141" w:firstLine="426"/>
         <w:jc w:val="both"/>
         <w:rPr>
           <w:rFonts w:ascii="Times New Roman" w:hAnsi="Times New Roman" w:cs="Times New Roman"/>
-          <w:color w:val="212121"/>
         </w:rPr>
       </w:pPr>
       <w:r>
         <w:rPr>
           <w:rFonts w:ascii="Times New Roman" w:hAnsi="Times New Roman" w:cs="Times New Roman"/>
         </w:rPr>
-        <w:t>8.6.</w:t>
+        <w:t>8.7</w:t>
+      </w:r>
+      <w:r>
+        <w:rPr>
+          <w:rFonts w:ascii="Times New Roman" w:hAnsi="Times New Roman" w:cs="Times New Roman"/>
+        </w:rPr>
+        <w:t>.</w:t>
       </w:r>
       <w:r>
         <w:rPr>
@@ -4465,37 +5045,8 @@
       <w:r>
         <w:rPr>
           <w:rFonts w:ascii="Times New Roman" w:hAnsi="Times New Roman" w:cs="Times New Roman"/>
-          <w:color w:val="212121"/>
-        </w:rPr>
-        <w:t>Припинення Користувачем публічного виконання твор</w:t>
-      </w:r>
-      <w:r>
-        <w:rPr>
-          <w:rFonts w:ascii="Times New Roman" w:hAnsi="Times New Roman" w:cs="Times New Roman"/>
-          <w:color w:val="212121"/>
-        </w:rPr>
-        <w:t>ів, які відносяться до каталог</w:t>
-      </w:r>
-      <w:r>
-        <w:rPr>
-          <w:rFonts w:ascii="Times New Roman" w:hAnsi="Times New Roman" w:cs="Times New Roman"/>
-          <w:color w:val="212121"/>
-        </w:rPr>
-        <w:t xml:space="preserve">у </w:t>
-      </w:r>
-      <w:r>
-        <w:rPr>
-          <w:rFonts w:ascii="Times New Roman" w:hAnsi="Times New Roman" w:cs="Times New Roman"/>
-          <w:color w:val="212121"/>
-        </w:rPr>
-        <w:t>ГО УААСП</w:t>
-      </w:r>
-      <w:r>
-        <w:rPr>
-          <w:rFonts w:ascii="Times New Roman" w:hAnsi="Times New Roman" w:cs="Times New Roman"/>
-          <w:color w:val="212121"/>
-        </w:rPr>
-        <w:t xml:space="preserve"> не є підставою для невиплати Користувачем авторської винагороди за надане йому за цим Договором право на публічне виконання творів.</w:t>
+        </w:rPr>
+        <w:t>Припинення Користувачем публічного виконання творів, які відносяться до каталогу ГО УААСП не є підставою для невиплати Користувачем авторської винагороди за надане йому за цим Договором право на публічне виконання творів.</w:t>
       </w:r>
     </w:p>
     <w:p>
@@ -4522,6 +5073,7 @@
         <w:autoSpaceDE/>
         <w:autoSpaceDN/>
         <w:adjustRightInd/>
+        <w:spacing w:line="276" w:lineRule="auto"/>
         <w:ind w:right="-141"/>
         <w:jc w:val="both"/>
         <w:textAlignment w:val="auto"/>
@@ -4529,7 +5081,6 @@
           <w:rFonts w:eastAsia="Times New Roman"/>
           <w:b w:val="0"/>
           <w:bCs w:val="0"/>
-          <w:color w:val="212121"/>
           <w:sz w:val="20"/>
           <w:szCs w:val="20"/>
           <w:lang w:val="uk-UA" w:eastAsia="uk-UA"/>
@@ -4540,108 +5091,11 @@
           <w:rFonts w:eastAsia="Times New Roman"/>
           <w:b w:val="0"/>
           <w:bCs w:val="0"/>
-          <w:color w:val="212121"/>
           <w:sz w:val="20"/>
           <w:szCs w:val="20"/>
           <w:lang w:val="uk-UA" w:eastAsia="uk-UA"/>
         </w:rPr>
-        <w:t>У разі тимчасового припинення (сезонність роботи, ремонт) або повного припинення публічного виконання</w:t>
-      </w:r>
-      <w:r>
-        <w:rPr>
-          <w:rFonts w:eastAsia="Times New Roman"/>
-          <w:b w:val="0"/>
-          <w:bCs w:val="0"/>
-          <w:color w:val="212121"/>
-          <w:sz w:val="20"/>
-          <w:szCs w:val="20"/>
-          <w:lang w:val="uk-UA" w:eastAsia="uk-UA"/>
-        </w:rPr>
-        <w:t xml:space="preserve"> творів, що входять до каталог</w:t>
-      </w:r>
-      <w:r>
-        <w:rPr>
-          <w:rFonts w:eastAsia="Times New Roman"/>
-          <w:b w:val="0"/>
-          <w:bCs w:val="0"/>
-          <w:color w:val="212121"/>
-          <w:sz w:val="20"/>
-          <w:szCs w:val="20"/>
-          <w:lang w:val="uk-UA" w:eastAsia="uk-UA"/>
-        </w:rPr>
-        <w:t xml:space="preserve">у </w:t>
-      </w:r>
-      <w:r>
-        <w:rPr>
-          <w:rFonts w:eastAsia="Times New Roman"/>
-          <w:b w:val="0"/>
-          <w:bCs w:val="0"/>
-          <w:color w:val="212121"/>
-          <w:sz w:val="20"/>
-          <w:szCs w:val="20"/>
-          <w:lang w:val="uk-UA" w:eastAsia="uk-UA"/>
-        </w:rPr>
-        <w:t>ГО УААСП</w:t>
-      </w:r>
-      <w:r>
-        <w:rPr>
-          <w:rFonts w:eastAsia="Times New Roman"/>
-          <w:b w:val="0"/>
-          <w:bCs w:val="0"/>
-          <w:color w:val="212121"/>
-          <w:sz w:val="20"/>
-          <w:szCs w:val="20"/>
-          <w:lang w:val="uk-UA" w:eastAsia="uk-UA"/>
-        </w:rPr>
-        <w:t xml:space="preserve">, Користувач зобов'язаний повідомити про це </w:t>
-      </w:r>
-      <w:r>
-        <w:rPr>
-          <w:rFonts w:eastAsia="Times New Roman"/>
-          <w:b w:val="0"/>
-          <w:bCs w:val="0"/>
-          <w:color w:val="212121"/>
-          <w:sz w:val="20"/>
-          <w:szCs w:val="20"/>
-          <w:lang w:val="uk-UA" w:eastAsia="uk-UA"/>
-        </w:rPr>
-        <w:t>ГО УААСП</w:t>
-      </w:r>
-      <w:r>
-        <w:rPr>
-          <w:rFonts w:eastAsia="Times New Roman"/>
-          <w:b w:val="0"/>
-          <w:bCs w:val="0"/>
-          <w:color w:val="212121"/>
-          <w:sz w:val="20"/>
-          <w:szCs w:val="20"/>
-          <w:lang w:val="uk-UA" w:eastAsia="uk-UA"/>
-        </w:rPr>
-        <w:t xml:space="preserve"> протягом 5 (п'яти) календарних днів з дня припинення такого використання, шляхом надсилання на юридичну адресу </w:t>
-      </w:r>
-      <w:r>
-        <w:rPr>
-          <w:rFonts w:eastAsia="Times New Roman"/>
-          <w:b w:val="0"/>
-          <w:bCs w:val="0"/>
-          <w:color w:val="212121"/>
-          <w:sz w:val="20"/>
-          <w:szCs w:val="20"/>
-          <w:lang w:val="uk-UA" w:eastAsia="uk-UA"/>
-        </w:rPr>
-        <w:t>ГО УААСП</w:t>
-      </w:r>
-      <w:r>
-        <w:rPr>
-          <w:rFonts w:eastAsia="Times New Roman"/>
-          <w:b w:val="0"/>
-          <w:bCs w:val="0"/>
-          <w:color w:val="212121"/>
-          <w:sz w:val="20"/>
-          <w:szCs w:val="20"/>
-          <w:lang w:val="uk-UA" w:eastAsia="uk-UA"/>
-        </w:rPr>
-        <w:t xml:space="preserve"> рекомендованого листа з повідомленням про вручення.</w:t>
+        <w:t>У разі тимчасового призупинення (сезонність роботи, ремонт) або повного припинення публічного виконання творів, що входять до каталогу ГО УААСП, Користувач зобов'язаний повідомити про це ГО УААСП протягом 5 (п'яти) календарних днів з дня припинення такого використання, шляхом надсилання на юридичну адресу ГО УААСП рекомендованого листа з повідомленням про вручення.</w:t>
       </w:r>
     </w:p>
     <w:p>
@@ -4652,45 +5106,24 @@
           <w:tab w:val="clear" w:pos="10076"/>
           <w:tab w:val="left" w:pos="10773"/>
         </w:tabs>
+        <w:spacing w:line="276" w:lineRule="auto"/>
         <w:ind w:right="-141"/>
         <w:jc w:val="both"/>
         <w:rPr>
           <w:rFonts w:ascii="inherit" w:hAnsi="inherit"/>
-          <w:color w:val="212121"/>
         </w:rPr>
       </w:pPr>
       <w:r>
         <w:rPr>
           <w:rFonts w:ascii="inherit" w:hAnsi="inherit"/>
-          <w:color w:val="212121"/>
-        </w:rPr>
-        <w:t xml:space="preserve">Відсутність вказаного повідомлення про припинення публічного виконання творів є фактичним підтвердженням того, що Користувач продовжує використання творів та готовий виконувати зобов'язання за цим Договором щодо виплати авторської винагороди та надання звітної документації. Договір є припиненим, в тому числі </w:t>
-      </w:r>
-      <w:r>
-        <w:rPr>
-          <w:rFonts w:ascii="inherit" w:hAnsi="inherit"/>
-          <w:color w:val="212121"/>
-        </w:rPr>
-        <w:t>тимчасово</w:t>
-      </w:r>
-      <w:r>
-        <w:rPr>
-          <w:rFonts w:ascii="inherit" w:hAnsi="inherit"/>
-          <w:color w:val="212121"/>
-        </w:rPr>
-        <w:t xml:space="preserve"> призупинений</w:t>
-      </w:r>
-      <w:r>
-        <w:rPr>
-          <w:rFonts w:ascii="inherit" w:hAnsi="inherit"/>
-          <w:color w:val="212121"/>
-        </w:rPr>
-        <w:t>, у випадку підписання Сторонами додаткової угоди до даного Договору.</w:t>
+        </w:rPr>
+        <w:t>Відсутність вказаного повідомлення про припинення публічного виконання творів є фактичним підтвердженням того, що Користувач продовжує використання творів та готовий виконувати зобов'язання за цим Договором щодо виплати авторської винагороди та надання звітної документації. Договір є припиненим, в тому числі тимчасово призупинений, у випадку підписання Сторонами додаткової угоди до даного Договору.</w:t>
       </w:r>
     </w:p>
     <w:p>
       <w:pPr>
         <w:pStyle w:val="a3"/>
+        <w:spacing w:line="276" w:lineRule="auto"/>
         <w:ind w:right="-141" w:firstLine="426"/>
         <w:rPr>
           <w:sz w:val="20"/>
@@ -4702,7 +5135,14 @@
           <w:sz w:val="20"/>
           <w:szCs w:val="20"/>
         </w:rPr>
-        <w:t xml:space="preserve">8.7. Користувач розуміє та погоджується, що у випадку публічного виконання творів підчас гастрольних, концертно-видовищних заходів, організованих Користувачем та </w:t>
+        <w:t>8.8</w:t>
+      </w:r>
+      <w:r>
+        <w:rPr>
+          <w:sz w:val="20"/>
+          <w:szCs w:val="20"/>
+        </w:rPr>
+        <w:t xml:space="preserve">. Користувач розуміє та погоджується, що у випадку публічного виконання творів підчас гастрольних, концертно-видовищних заходів, організованих Користувачем та </w:t>
       </w:r>
       <w:r>
         <w:rPr>
@@ -4723,6 +5163,7 @@
     <w:p>
       <w:pPr>
         <w:pStyle w:val="a3"/>
+        <w:spacing w:line="276" w:lineRule="auto"/>
         <w:ind w:right="-141" w:firstLine="426"/>
         <w:rPr>
           <w:sz w:val="20"/>
@@ -4734,12 +5175,21 @@
           <w:sz w:val="20"/>
           <w:szCs w:val="20"/>
         </w:rPr>
-        <w:t>8.8. Витрати кожної із Сторін, пов’язані з виконанням зобов’язань за даним Договором, відшкодовуються самостійно, силами кожної із Сторін.</w:t>
+        <w:lastRenderedPageBreak/>
+        <w:t>8.9</w:t>
+      </w:r>
+      <w:r>
+        <w:rPr>
+          <w:sz w:val="20"/>
+          <w:szCs w:val="20"/>
+        </w:rPr>
+        <w:t>. Витрати кожної із Сторін, пов’язані з виконанням зобов’язань за даним Договором, відшкодовуються самостійно, силами кожної із Сторін.</w:t>
       </w:r>
     </w:p>
     <w:p>
       <w:pPr>
         <w:pStyle w:val="a3"/>
+        <w:spacing w:line="276" w:lineRule="auto"/>
         <w:ind w:right="-141" w:firstLine="426"/>
         <w:rPr>
           <w:sz w:val="20"/>
@@ -4752,7 +5202,7 @@
           <w:sz w:val="20"/>
           <w:szCs w:val="20"/>
         </w:rPr>
-        <w:t>8.9</w:t>
+        <w:t>8.10</w:t>
       </w:r>
       <w:r>
         <w:rPr>
@@ -4792,6 +5242,7 @@
     </w:p>
     <w:p>
       <w:pPr>
+        <w:spacing w:line="276" w:lineRule="auto"/>
         <w:ind w:right="-141" w:firstLine="426"/>
         <w:jc w:val="both"/>
         <w:rPr>
@@ -4816,7 +5267,7 @@
           <w:szCs w:val="20"/>
           <w:lang w:val="uk-UA"/>
         </w:rPr>
-        <w:t>0</w:t>
+        <w:t>1</w:t>
       </w:r>
       <w:r>
         <w:rPr>
@@ -4833,12 +5284,22 @@
           <w:szCs w:val="20"/>
           <w:lang w:val="uk-UA"/>
         </w:rPr>
+        <w:t xml:space="preserve"> </w:t>
+      </w:r>
+      <w:r>
+        <w:rPr>
+          <w:b w:val="0"/>
+          <w:sz w:val="20"/>
+          <w:szCs w:val="20"/>
+          <w:lang w:val="uk-UA"/>
+        </w:rPr>
         <w:t>Договір укладено українською мовою у 2 (двох) примірниках, які мають однакову юридичну силу, по одному для кожної із Сторін.</w:t>
       </w:r>
     </w:p>
     <w:p>
       <w:pPr>
         <w:pStyle w:val="a3"/>
+        <w:spacing w:line="276" w:lineRule="auto"/>
         <w:ind w:right="-141" w:firstLine="426"/>
         <w:rPr>
           <w:sz w:val="20"/>
@@ -4850,81 +5311,59 @@
           <w:sz w:val="20"/>
           <w:szCs w:val="20"/>
         </w:rPr>
-        <w:t>8.11</w:t>
-      </w:r>
-      <w:r>
-        <w:rPr>
-          <w:sz w:val="20"/>
-          <w:szCs w:val="20"/>
-        </w:rPr>
-        <w:t xml:space="preserve">. У підтвердження того, що Користувач до моменту підписання даного </w:t>
-      </w:r>
-      <w:r>
-        <w:rPr>
-          <w:sz w:val="20"/>
-          <w:szCs w:val="20"/>
-        </w:rPr>
-        <w:t>Договору ознайомився з каталог</w:t>
-      </w:r>
-      <w:r>
-        <w:rPr>
-          <w:sz w:val="20"/>
-          <w:szCs w:val="20"/>
-        </w:rPr>
-        <w:t xml:space="preserve">ом </w:t>
-      </w:r>
-      <w:r>
-        <w:rPr>
-          <w:sz w:val="20"/>
-          <w:szCs w:val="20"/>
-          <w:lang w:val="ru-RU"/>
-        </w:rPr>
-        <w:t xml:space="preserve">      </w:t>
-      </w:r>
-      <w:r>
-        <w:rPr>
-          <w:sz w:val="20"/>
-          <w:szCs w:val="20"/>
-          <w:lang w:val="ru-RU"/>
-        </w:rPr>
-        <w:t xml:space="preserve">    </w:t>
-      </w:r>
-      <w:r>
-        <w:rPr>
-          <w:sz w:val="20"/>
-          <w:szCs w:val="20"/>
-          <w:lang w:val="ru-RU"/>
-        </w:rPr>
-        <w:t xml:space="preserve">      </w:t>
-      </w:r>
-      <w:r>
-        <w:rPr>
-          <w:sz w:val="20"/>
-          <w:szCs w:val="20"/>
-          <w:lang w:val="ru-RU"/>
-        </w:rPr>
-        <w:t xml:space="preserve"> </w:t>
-      </w:r>
-      <w:r>
-        <w:rPr>
-          <w:sz w:val="20"/>
-          <w:szCs w:val="20"/>
-        </w:rPr>
-        <w:t>ГО УААСП</w:t>
-      </w:r>
-      <w:r>
-        <w:rPr>
-          <w:sz w:val="20"/>
-          <w:szCs w:val="20"/>
-        </w:rPr>
-        <w:t>, у підтвердження того, що Сторони розуміють визначення всіх термінів, які містяться в даному Договорі, юридичні наслідки виконання умов даного Договору, в підтвердження того, що даний Договір містить всі істотні умови, про які Сторони мали намір домовитись, Сторони поставили нижче свої підписи та печатки.</w:t>
+        <w:t>8.12</w:t>
+      </w:r>
+      <w:r>
+        <w:rPr>
+          <w:sz w:val="20"/>
+          <w:szCs w:val="20"/>
+        </w:rPr>
+        <w:t xml:space="preserve">. </w:t>
+      </w:r>
+      <w:r>
+        <w:rPr>
+          <w:sz w:val="20"/>
+          <w:szCs w:val="20"/>
+        </w:rPr>
+        <w:t>У підтвердження того, що Користувач до моменту підписання даного Договору ознайомився з каталогом</w:t>
+      </w:r>
+      <w:r>
+        <w:rPr>
+          <w:sz w:val="20"/>
+          <w:szCs w:val="20"/>
+        </w:rPr>
+        <w:t xml:space="preserve">  </w:t>
+      </w:r>
+      <w:r>
+        <w:rPr>
+          <w:sz w:val="20"/>
+          <w:szCs w:val="20"/>
+        </w:rPr>
+        <w:t xml:space="preserve">ГО УААСП, а також </w:t>
+      </w:r>
+      <w:r>
+        <w:rPr>
+          <w:sz w:val="20"/>
+          <w:szCs w:val="20"/>
+        </w:rPr>
+        <w:t xml:space="preserve">діючими попередніми </w:t>
+      </w:r>
+      <w:r>
+        <w:rPr>
+          <w:sz w:val="20"/>
+          <w:szCs w:val="20"/>
+        </w:rPr>
+        <w:t>тарифами, затвердженими Загальними зборами членів ГО УААСП, у підтвердження того, що Сторони розуміють визначення всіх термінів, які містяться в даному Договорі, юридичні наслідки виконання умов даного Договору, в підтвердження того, що даний Договір містить всі істотні умови, про які Сторони мали намір домовитись, Сторони поставили нижче свої підписи та печатки.</w:t>
       </w:r>
     </w:p>
     <w:p>
       <w:pPr>
         <w:pStyle w:val="a3"/>
-        <w:ind w:right="-141" w:firstLine="426"/>
-        <w:rPr>
+        <w:ind w:right="-141" w:firstLine="708"/>
+        <w:jc w:val="center"/>
+        <w:rPr>
+          <w:b/>
+          <w:bCs/>
           <w:sz w:val="20"/>
           <w:szCs w:val="20"/>
         </w:rPr>
@@ -4933,7 +5372,7 @@
     <w:p>
       <w:pPr>
         <w:pStyle w:val="a3"/>
-        <w:ind w:right="0" w:firstLine="360"/>
+        <w:ind w:right="-141" w:firstLine="708"/>
         <w:jc w:val="center"/>
         <w:rPr>
           <w:b/>
@@ -5069,18 +5508,17 @@
               <w:ind w:left="180"/>
               <w:jc w:val="center"/>
               <w:rPr>
-                <w:sz w:val="20"/>
-                <w:szCs w:val="20"/>
+                <w:sz w:val="18"/>
+                <w:szCs w:val="18"/>
                 <w:lang w:val="uk-UA"/>
               </w:rPr>
             </w:pPr>
             <w:r>
               <w:rPr>
-                <w:sz w:val="20"/>
-                <w:szCs w:val="20"/>
+                <w:sz w:val="18"/>
+                <w:szCs w:val="18"/>
                 <w:lang w:val="uk-UA"/>
               </w:rPr>
-              <w:lastRenderedPageBreak/>
               <w:t>Громадська організація</w:t>
             </w:r>
           </w:p>
@@ -5089,15 +5527,15 @@
               <w:ind w:left="180"/>
               <w:jc w:val="center"/>
               <w:rPr>
-                <w:sz w:val="20"/>
-                <w:szCs w:val="20"/>
+                <w:sz w:val="18"/>
+                <w:szCs w:val="18"/>
                 <w:lang w:val="uk-UA"/>
               </w:rPr>
             </w:pPr>
             <w:r>
               <w:rPr>
-                <w:sz w:val="20"/>
-                <w:szCs w:val="20"/>
+                <w:sz w:val="18"/>
+                <w:szCs w:val="18"/>
                 <w:lang w:val="uk-UA"/>
               </w:rPr>
               <w:t xml:space="preserve"> «Українська агенція з авторських</w:t>
@@ -5108,15 +5546,15 @@
               <w:ind w:left="180"/>
               <w:jc w:val="center"/>
               <w:rPr>
-                <w:sz w:val="20"/>
-                <w:szCs w:val="20"/>
+                <w:sz w:val="18"/>
+                <w:szCs w:val="18"/>
                 <w:lang w:val="uk-UA"/>
               </w:rPr>
             </w:pPr>
             <w:r>
               <w:rPr>
-                <w:sz w:val="20"/>
-                <w:szCs w:val="20"/>
+                <w:sz w:val="18"/>
+                <w:szCs w:val="18"/>
                 <w:lang w:val="uk-UA"/>
               </w:rPr>
               <w:t>та суміжних прав»</w:t>
@@ -5127,8 +5565,8 @@
               <w:ind w:left="180"/>
               <w:rPr>
                 <w:b w:val="0"/>
-                <w:sz w:val="20"/>
-                <w:szCs w:val="20"/>
+                <w:sz w:val="18"/>
+                <w:szCs w:val="18"/>
                 <w:lang w:val="uk-UA"/>
               </w:rPr>
             </w:pPr>
@@ -5137,73 +5575,115 @@
             <w:pPr>
               <w:rPr>
                 <w:b w:val="0"/>
-                <w:sz w:val="20"/>
-                <w:szCs w:val="20"/>
+                <w:bCs w:val="0"/>
+                <w:sz w:val="18"/>
+                <w:szCs w:val="18"/>
+              </w:rPr>
+            </w:pPr>
+            <w:r>
+              <w:rPr>
+                <w:b w:val="0"/>
+                <w:sz w:val="18"/>
+                <w:szCs w:val="18"/>
                 <w:lang w:val="uk-UA"/>
               </w:rPr>
-            </w:pPr>
-            <w:r>
-              <w:rPr>
-                <w:b w:val="0"/>
-                <w:sz w:val="20"/>
-                <w:szCs w:val="20"/>
-                <w:lang w:val="uk-UA"/>
-              </w:rPr>
-              <w:t xml:space="preserve">    01030, м. Київ, </w:t>
-            </w:r>
-          </w:p>
-          <w:p>
-            <w:pPr>
-              <w:ind w:left="180"/>
-              <w:rPr>
-                <w:b w:val="0"/>
-                <w:sz w:val="20"/>
-                <w:szCs w:val="20"/>
-                <w:lang w:val="uk-UA"/>
-              </w:rPr>
-            </w:pPr>
-            <w:r>
-              <w:rPr>
-                <w:b w:val="0"/>
-                <w:sz w:val="20"/>
-                <w:szCs w:val="20"/>
-                <w:lang w:val="uk-UA"/>
-              </w:rPr>
-              <w:t>вул. Б. Хмельницького,</w:t>
+              <w:t xml:space="preserve">    </w:t>
             </w:r>
             <w:r>
               <w:rPr>
                 <w:b w:val="0"/>
-                <w:sz w:val="20"/>
-                <w:szCs w:val="20"/>
-              </w:rPr>
-              <w:t xml:space="preserve"> буд.</w:t>
+                <w:bCs w:val="0"/>
+                <w:sz w:val="18"/>
+                <w:szCs w:val="18"/>
+              </w:rPr>
+              <w:t xml:space="preserve">04060, м. </w:t>
+            </w:r>
+            <w:proofErr w:type="spellStart"/>
+            <w:r>
+              <w:rPr>
+                <w:b w:val="0"/>
+                <w:bCs w:val="0"/>
+                <w:sz w:val="18"/>
+                <w:szCs w:val="18"/>
+              </w:rPr>
+              <w:t>Київ</w:t>
+            </w:r>
+            <w:proofErr w:type="spellEnd"/>
+            <w:r>
+              <w:rPr>
+                <w:b w:val="0"/>
+                <w:bCs w:val="0"/>
+                <w:sz w:val="18"/>
+                <w:szCs w:val="18"/>
+              </w:rPr>
+              <w:t>,</w:t>
+            </w:r>
+          </w:p>
+          <w:p>
+            <w:pPr>
+              <w:ind w:left="180"/>
+              <w:rPr>
+                <w:b w:val="0"/>
+                <w:bCs w:val="0"/>
+                <w:sz w:val="18"/>
+                <w:szCs w:val="18"/>
+              </w:rPr>
+            </w:pPr>
+            <w:proofErr w:type="spellStart"/>
+            <w:r>
+              <w:rPr>
+                <w:b w:val="0"/>
+                <w:bCs w:val="0"/>
+                <w:sz w:val="18"/>
+                <w:szCs w:val="18"/>
+              </w:rPr>
+              <w:t>вул</w:t>
+            </w:r>
+            <w:proofErr w:type="spellEnd"/>
+            <w:r>
+              <w:rPr>
+                <w:b w:val="0"/>
+                <w:bCs w:val="0"/>
+                <w:sz w:val="18"/>
+                <w:szCs w:val="18"/>
+              </w:rPr>
+              <w:t>. Вавілових, 15</w:t>
             </w:r>
             <w:r>
               <w:rPr>
                 <w:b w:val="0"/>
-                <w:sz w:val="20"/>
-                <w:szCs w:val="20"/>
+                <w:bCs w:val="0"/>
+                <w:sz w:val="18"/>
+                <w:szCs w:val="18"/>
                 <w:lang w:val="uk-UA"/>
               </w:rPr>
-              <w:t xml:space="preserve"> 41 літера А, прим. 1-3,</w:t>
+              <w:t>-</w:t>
             </w:r>
+            <w:r>
+              <w:rPr>
+                <w:b w:val="0"/>
+                <w:bCs w:val="0"/>
+                <w:sz w:val="18"/>
+                <w:szCs w:val="18"/>
+              </w:rPr>
+              <w:t>А</w:t>
+            </w:r>
           </w:p>
           <w:p>
             <w:pPr>
               <w:ind w:left="180"/>
               <w:rPr>
                 <w:b w:val="0"/>
-                <w:sz w:val="20"/>
-                <w:szCs w:val="20"/>
+                <w:sz w:val="18"/>
+                <w:szCs w:val="18"/>
               </w:rPr>
             </w:pPr>
             <w:proofErr w:type="spellStart"/>
             <w:r>
               <w:rPr>
                 <w:b w:val="0"/>
-                <w:sz w:val="20"/>
-                <w:szCs w:val="20"/>
+                <w:sz w:val="18"/>
+                <w:szCs w:val="18"/>
                 <w:lang w:val="uk-UA"/>
               </w:rPr>
               <w:t>тел</w:t>
@@ -5212,8 +5692,8 @@
             <w:r>
               <w:rPr>
                 <w:b w:val="0"/>
-                <w:sz w:val="20"/>
-                <w:szCs w:val="20"/>
+                <w:sz w:val="18"/>
+                <w:szCs w:val="18"/>
                 <w:lang w:val="uk-UA"/>
               </w:rPr>
               <w:t>.: (044) 223-60-40;</w:t>
@@ -5224,15 +5704,15 @@
               <w:ind w:left="180"/>
               <w:rPr>
                 <w:b w:val="0"/>
-                <w:sz w:val="20"/>
-                <w:szCs w:val="20"/>
+                <w:sz w:val="18"/>
+                <w:szCs w:val="18"/>
               </w:rPr>
             </w:pPr>
             <w:r>
               <w:rPr>
                 <w:b w:val="0"/>
-                <w:sz w:val="20"/>
-                <w:szCs w:val="20"/>
+                <w:sz w:val="18"/>
+                <w:szCs w:val="18"/>
                 <w:lang w:val="uk-UA"/>
               </w:rPr>
               <w:t>код ЄДРПОУ: 39939650;</w:t>
@@ -5243,36 +5723,62 @@
               <w:ind w:left="180"/>
               <w:rPr>
                 <w:b w:val="0"/>
-                <w:sz w:val="20"/>
-                <w:szCs w:val="20"/>
+                <w:sz w:val="18"/>
+                <w:szCs w:val="18"/>
                 <w:lang w:val="uk-UA"/>
               </w:rPr>
             </w:pPr>
             <w:r>
               <w:rPr>
                 <w:b w:val="0"/>
-                <w:sz w:val="20"/>
-                <w:szCs w:val="20"/>
+                <w:sz w:val="18"/>
+                <w:szCs w:val="18"/>
                 <w:lang w:val="uk-UA"/>
               </w:rPr>
-              <w:t>поточний рахунок: 26002053021074</w:t>
+              <w:t>поточний рахунок:</w:t>
             </w:r>
           </w:p>
           <w:p>
             <w:pPr>
+              <w:ind w:left="201"/>
+              <w:rPr>
+                <w:sz w:val="18"/>
+                <w:szCs w:val="18"/>
+              </w:rPr>
+            </w:pPr>
+            <w:r>
+              <w:rPr>
+                <w:b w:val="0"/>
+                <w:sz w:val="18"/>
+                <w:szCs w:val="18"/>
+                <w:lang w:val="uk-UA"/>
+              </w:rPr>
+              <w:t>IBAN № UA</w:t>
+            </w:r>
+            <w:r>
+              <w:rPr>
+                <w:b w:val="0"/>
+                <w:sz w:val="18"/>
+                <w:szCs w:val="18"/>
+              </w:rPr>
+              <w:t>683052990000026004040115716</w:t>
+            </w:r>
+          </w:p>
+          <w:p>
+            <w:pPr>
               <w:ind w:left="180"/>
               <w:rPr>
                 <w:b w:val="0"/>
-                <w:sz w:val="20"/>
-                <w:szCs w:val="20"/>
+                <w:sz w:val="18"/>
+                <w:szCs w:val="18"/>
                 <w:lang w:val="uk-UA"/>
               </w:rPr>
             </w:pPr>
             <w:r>
               <w:rPr>
                 <w:b w:val="0"/>
-                <w:sz w:val="20"/>
-                <w:szCs w:val="20"/>
+                <w:sz w:val="18"/>
+                <w:szCs w:val="18"/>
                 <w:lang w:val="uk-UA"/>
               </w:rPr>
               <w:t xml:space="preserve">в АТ </w:t>
@@ -5280,16 +5786,16 @@
             <w:r>
               <w:rPr>
                 <w:b w:val="0"/>
-                <w:sz w:val="20"/>
-                <w:szCs w:val="20"/>
+                <w:sz w:val="18"/>
+                <w:szCs w:val="18"/>
               </w:rPr>
               <w:t xml:space="preserve">КБ </w:t>
             </w:r>
             <w:r>
               <w:rPr>
                 <w:b w:val="0"/>
-                <w:sz w:val="20"/>
-                <w:szCs w:val="20"/>
+                <w:sz w:val="18"/>
+                <w:szCs w:val="18"/>
                 <w:lang w:val="uk-UA"/>
               </w:rPr>
               <w:t>«Приватбанк»;</w:t>
@@ -5297,37 +5803,90 @@
           </w:p>
           <w:p>
             <w:pPr>
-              <w:ind w:left="180"/>
               <w:rPr>
                 <w:b w:val="0"/>
-                <w:sz w:val="20"/>
-                <w:szCs w:val="20"/>
+                <w:sz w:val="18"/>
+                <w:szCs w:val="18"/>
+              </w:rPr>
+            </w:pPr>
+            <w:r>
+              <w:rPr>
+                <w:b w:val="0"/>
+                <w:sz w:val="18"/>
+                <w:szCs w:val="18"/>
                 <w:lang w:val="uk-UA"/>
               </w:rPr>
-            </w:pPr>
+              <w:t xml:space="preserve">    </w:t>
+            </w:r>
             <w:r>
               <w:rPr>
                 <w:b w:val="0"/>
-                <w:sz w:val="20"/>
-                <w:szCs w:val="20"/>
+                <w:sz w:val="18"/>
+                <w:szCs w:val="18"/>
+              </w:rPr>
+              <w:t xml:space="preserve">Організація </w:t>
+            </w:r>
+            <w:proofErr w:type="spellStart"/>
+            <w:r>
+              <w:rPr>
+                <w:b w:val="0"/>
+                <w:sz w:val="18"/>
+                <w:szCs w:val="18"/>
+              </w:rPr>
+              <w:t>має</w:t>
+            </w:r>
+            <w:proofErr w:type="spellEnd"/>
+            <w:r>
+              <w:rPr>
+                <w:b w:val="0"/>
+                <w:sz w:val="18"/>
+                <w:szCs w:val="18"/>
+              </w:rPr>
+              <w:t xml:space="preserve"> статус </w:t>
+            </w:r>
+            <w:proofErr w:type="spellStart"/>
+            <w:r>
+              <w:rPr>
+                <w:b w:val="0"/>
+                <w:sz w:val="18"/>
+                <w:szCs w:val="18"/>
+              </w:rPr>
+              <w:t>неприбуткової</w:t>
+            </w:r>
+            <w:proofErr w:type="spellEnd"/>
+            <w:r>
+              <w:rPr>
+                <w:b w:val="0"/>
+                <w:sz w:val="18"/>
+                <w:szCs w:val="18"/>
+              </w:rPr>
+              <w:t xml:space="preserve"> за </w:t>
+            </w:r>
+            <w:proofErr w:type="spellStart"/>
+            <w:r>
+              <w:rPr>
+                <w:b w:val="0"/>
+                <w:sz w:val="18"/>
+                <w:szCs w:val="18"/>
+              </w:rPr>
+              <w:t>ознакою</w:t>
+            </w:r>
+            <w:proofErr w:type="spellEnd"/>
+          </w:p>
+          <w:p>
+            <w:pPr>
+              <w:rPr>
+                <w:b w:val="0"/>
+                <w:sz w:val="18"/>
+                <w:szCs w:val="18"/>
                 <w:lang w:val="uk-UA"/>
               </w:rPr>
-              <w:t>МФО 321842</w:t>
-            </w:r>
-          </w:p>
-          <w:p>
-            <w:pPr>
+            </w:pPr>
+            <w:r>
               <w:rPr>
                 <w:b w:val="0"/>
-                <w:sz w:val="20"/>
-                <w:szCs w:val="20"/>
-              </w:rPr>
-            </w:pPr>
-            <w:r>
-              <w:rPr>
-                <w:b w:val="0"/>
-                <w:sz w:val="20"/>
-                <w:szCs w:val="20"/>
+                <w:sz w:val="18"/>
+                <w:szCs w:val="18"/>
                 <w:lang w:val="uk-UA"/>
               </w:rPr>
               <w:t xml:space="preserve">    </w:t>
@@ -5336,91 +5895,8 @@
             <w:r>
               <w:rPr>
                 <w:b w:val="0"/>
-                <w:sz w:val="20"/>
-                <w:szCs w:val="20"/>
-              </w:rPr>
-              <w:t>Організація</w:t>
-            </w:r>
-            <w:proofErr w:type="spellEnd"/>
-            <w:r>
-              <w:rPr>
-                <w:b w:val="0"/>
-                <w:sz w:val="20"/>
-                <w:szCs w:val="20"/>
-              </w:rPr>
-              <w:t xml:space="preserve"> </w:t>
-            </w:r>
-            <w:proofErr w:type="spellStart"/>
-            <w:r>
-              <w:rPr>
-                <w:b w:val="0"/>
-                <w:sz w:val="20"/>
-                <w:szCs w:val="20"/>
-              </w:rPr>
-              <w:t>має</w:t>
-            </w:r>
-            <w:proofErr w:type="spellEnd"/>
-            <w:r>
-              <w:rPr>
-                <w:b w:val="0"/>
-                <w:sz w:val="20"/>
-                <w:szCs w:val="20"/>
-              </w:rPr>
-              <w:t xml:space="preserve"> статус </w:t>
-            </w:r>
-            <w:proofErr w:type="spellStart"/>
-            <w:r>
-              <w:rPr>
-                <w:b w:val="0"/>
-                <w:sz w:val="20"/>
-                <w:szCs w:val="20"/>
-              </w:rPr>
-              <w:t>неприбуткової</w:t>
-            </w:r>
-            <w:proofErr w:type="spellEnd"/>
-            <w:r>
-              <w:rPr>
-                <w:b w:val="0"/>
-                <w:sz w:val="20"/>
-                <w:szCs w:val="20"/>
-              </w:rPr>
-              <w:t xml:space="preserve"> за </w:t>
-            </w:r>
-            <w:proofErr w:type="spellStart"/>
-            <w:r>
-              <w:rPr>
-                <w:b w:val="0"/>
-                <w:sz w:val="20"/>
-                <w:szCs w:val="20"/>
-              </w:rPr>
-              <w:t>ознакою</w:t>
-            </w:r>
-            <w:proofErr w:type="spellEnd"/>
-          </w:p>
-          <w:p>
-            <w:pPr>
-              <w:rPr>
-                <w:b w:val="0"/>
-                <w:sz w:val="20"/>
-                <w:szCs w:val="20"/>
-                <w:lang w:val="uk-UA"/>
-              </w:rPr>
-            </w:pPr>
-            <w:r>
-              <w:rPr>
-                <w:b w:val="0"/>
-                <w:sz w:val="20"/>
-                <w:szCs w:val="20"/>
-                <w:lang w:val="uk-UA"/>
-              </w:rPr>
-              <w:t xml:space="preserve">    </w:t>
-            </w:r>
-            <w:proofErr w:type="spellStart"/>
-            <w:r>
-              <w:rPr>
-                <w:b w:val="0"/>
-                <w:sz w:val="20"/>
-                <w:szCs w:val="20"/>
+                <w:sz w:val="18"/>
+                <w:szCs w:val="18"/>
               </w:rPr>
               <w:t>неприбутковості</w:t>
             </w:r>
@@ -5428,16 +5904,16 @@
             <w:r>
               <w:rPr>
                 <w:b w:val="0"/>
-                <w:sz w:val="20"/>
-                <w:szCs w:val="20"/>
+                <w:sz w:val="18"/>
+                <w:szCs w:val="18"/>
               </w:rPr>
               <w:t xml:space="preserve"> </w:t>
             </w:r>
             <w:r>
               <w:rPr>
                 <w:b w:val="0"/>
-                <w:sz w:val="20"/>
-                <w:szCs w:val="20"/>
+                <w:sz w:val="18"/>
+                <w:szCs w:val="18"/>
                 <w:lang w:val="uk-UA"/>
               </w:rPr>
               <w:t>0032</w:t>
@@ -5447,17 +5923,17 @@
             <w:pPr>
               <w:ind w:left="180"/>
               <w:rPr>
-                <w:sz w:val="20"/>
-                <w:szCs w:val="20"/>
+                <w:sz w:val="18"/>
+                <w:szCs w:val="18"/>
                 <w:lang w:val="uk-UA"/>
               </w:rPr>
             </w:pPr>
-            <w:hyperlink r:id="rId10" w:history="1">
+            <w:hyperlink r:id="rId9" w:history="1">
               <w:r>
                 <w:rPr>
                   <w:rStyle w:val="ab"/>
-                  <w:sz w:val="20"/>
-                  <w:szCs w:val="20"/>
+                  <w:sz w:val="18"/>
+                  <w:szCs w:val="18"/>
                   <w:lang w:val="uk-UA"/>
                 </w:rPr>
                 <w:t>www.uacrr.org.ua</w:t>
@@ -5472,8 +5948,8 @@
               <w:rPr>
                 <w:b/>
                 <w:bCs/>
-                <w:sz w:val="20"/>
-                <w:szCs w:val="20"/>
+                <w:sz w:val="18"/>
+                <w:szCs w:val="18"/>
                 <w:lang w:val="ru-RU"/>
               </w:rPr>
             </w:pPr>
@@ -5486,8 +5962,8 @@
               <w:rPr>
                 <w:b/>
                 <w:bCs/>
-                <w:sz w:val="20"/>
-                <w:szCs w:val="20"/>
+                <w:sz w:val="18"/>
+                <w:szCs w:val="18"/>
                 <w:lang w:val="ru-RU"/>
               </w:rPr>
             </w:pPr>
@@ -5500,8 +5976,8 @@
               <w:rPr>
                 <w:b/>
                 <w:bCs/>
-                <w:sz w:val="20"/>
-                <w:szCs w:val="20"/>
+                <w:sz w:val="18"/>
+                <w:szCs w:val="18"/>
                 <w:lang w:val="ru-RU"/>
               </w:rPr>
             </w:pPr>
@@ -5514,8 +5990,73 @@
               <w:rPr>
                 <w:b/>
                 <w:bCs/>
-                <w:sz w:val="20"/>
-                <w:szCs w:val="20"/>
+                <w:sz w:val="18"/>
+                <w:szCs w:val="18"/>
+              </w:rPr>
+            </w:pPr>
+          </w:p>
+          <w:p>
+            <w:pPr>
+              <w:pStyle w:val="a3"/>
+              <w:ind w:right="-1"/>
+              <w:jc w:val="left"/>
+              <w:rPr>
+                <w:b/>
+                <w:bCs/>
+                <w:sz w:val="18"/>
+                <w:szCs w:val="18"/>
+              </w:rPr>
+            </w:pPr>
+          </w:p>
+          <w:p>
+            <w:pPr>
+              <w:pStyle w:val="a3"/>
+              <w:ind w:right="-1"/>
+              <w:jc w:val="left"/>
+              <w:rPr>
+                <w:b/>
+                <w:bCs/>
+                <w:sz w:val="18"/>
+                <w:szCs w:val="18"/>
+              </w:rPr>
+            </w:pPr>
+          </w:p>
+          <w:p>
+            <w:pPr>
+              <w:pStyle w:val="a3"/>
+              <w:ind w:right="-1"/>
+              <w:jc w:val="left"/>
+              <w:rPr>
+                <w:b/>
+                <w:bCs/>
+                <w:sz w:val="18"/>
+                <w:szCs w:val="18"/>
+              </w:rPr>
+            </w:pPr>
+          </w:p>
+          <w:p>
+            <w:pPr>
+              <w:pStyle w:val="a3"/>
+              <w:ind w:right="-1"/>
+              <w:jc w:val="left"/>
+              <w:rPr>
+                <w:b/>
+                <w:bCs/>
+                <w:sz w:val="18"/>
+                <w:szCs w:val="18"/>
+              </w:rPr>
+            </w:pPr>
+          </w:p>
+          <w:p>
+            <w:pPr>
+              <w:pStyle w:val="a3"/>
+              <w:ind w:right="-1"/>
+              <w:jc w:val="left"/>
+              <w:rPr>
+                <w:b/>
+                <w:bCs/>
+                <w:sz w:val="18"/>
+                <w:szCs w:val="18"/>
               </w:rPr>
             </w:pPr>
           </w:p>
@@ -5527,19 +6068,18 @@
               <w:rPr>
                 <w:b/>
                 <w:bCs/>
-                <w:sz w:val="20"/>
-                <w:szCs w:val="20"/>
-                <w:lang w:val="ru-RU"/>
+                <w:sz w:val="18"/>
+                <w:szCs w:val="18"/>
               </w:rPr>
             </w:pPr>
             <w:r>
               <w:rPr>
                 <w:b/>
                 <w:bCs/>
-                <w:sz w:val="20"/>
-                <w:szCs w:val="20"/>
-              </w:rPr>
-              <w:t>____________________   / Л.А. Цимбал /</w:t>
+                <w:sz w:val="18"/>
+                <w:szCs w:val="18"/>
+              </w:rPr>
+              <w:t>____________________   / В.В. Харчишин /</w:t>
             </w:r>
           </w:p>
           <w:p>
@@ -5547,23 +6087,23 @@
               <w:pStyle w:val="a3"/>
               <w:ind w:right="0"/>
               <w:rPr>
-                <w:sz w:val="20"/>
-                <w:szCs w:val="20"/>
+                <w:sz w:val="18"/>
+                <w:szCs w:val="18"/>
                 <w:vertAlign w:val="superscript"/>
               </w:rPr>
             </w:pPr>
             <w:r>
               <w:rPr>
                 <w:bCs/>
-                <w:sz w:val="20"/>
-                <w:szCs w:val="20"/>
+                <w:sz w:val="18"/>
+                <w:szCs w:val="18"/>
               </w:rPr>
               <w:t xml:space="preserve">         М.П.</w:t>
             </w:r>
             <w:r>
               <w:rPr>
-                <w:sz w:val="20"/>
-                <w:szCs w:val="20"/>
+                <w:sz w:val="18"/>
+                <w:szCs w:val="18"/>
                 <w:vertAlign w:val="superscript"/>
               </w:rPr>
               <w:t xml:space="preserve">           (підпис)                                                      </w:t>
@@ -6350,7 +6890,6 @@
             <w:tblPr>
               <w:tblStyle w:val="af"/>
               <w:tblW w:w="5160" w:type="dxa"/>
-              <w:tblInd w:w="0" w:type="dxa"/>
               <w:tblBorders>
                 <w:top w:val="none" w:sz="0" w:space="0" w:color="auto"/>
                 <w:left w:val="none" w:sz="0" w:space="0" w:color="auto"/>
@@ -6727,9 +7266,7 @@
                 </w:r>
               </w:sdtContent>
             </w:sdt>
-          </w:p>
-          <w:p>
-            <w:pPr>
+            <w:r>
               <w:rPr>
                 <w:b w:val="0"/>
                 <w:bCs w:val="0"/>
@@ -6737,7 +7274,10 @@
                 <w:szCs w:val="20"/>
                 <w:lang w:val="uk-UA"/>
               </w:rPr>
-            </w:pPr>
+              <w:t xml:space="preserve">т </w:t>
+            </w:r>
+            <w:bookmarkStart w:id="9" w:name="_GoBack"/>
+            <w:bookmarkEnd w:id="9"/>
             <w:proofErr w:type="spellStart"/>
             <w:r>
               <w:rPr>
@@ -6747,7 +7287,7 @@
                 <w:szCs w:val="20"/>
                 <w:lang w:val="uk-UA"/>
               </w:rPr>
-              <w:t>тел</w:t>
+              <w:t>ел</w:t>
             </w:r>
             <w:proofErr w:type="spellEnd"/>
             <w:r>
@@ -6951,37 +7491,6 @@
       </w:pPr>
       <w:r>
         <w:rPr>
-          <w:b w:val="0"/>
-          <w:bCs w:val="0"/>
-          <w:sz w:val="22"/>
-          <w:szCs w:val="22"/>
-          <w:lang w:val="uk-UA"/>
-        </w:rPr>
-        <w:t xml:space="preserve">від “__” ___________20___ р. </w:t>
-      </w:r>
-    </w:p>
-    <w:p>
-      <w:pPr>
-        <w:ind w:firstLine="360"/>
-        <w:jc w:val="right"/>
-        <w:rPr>
-          <w:sz w:val="18"/>
-          <w:szCs w:val="18"/>
-        </w:rPr>
-      </w:pPr>
-    </w:p>
-    <w:p>
-      <w:pPr>
-        <w:ind w:left="4680" w:firstLine="360"/>
-        <w:jc w:val="right"/>
-        <w:rPr>
-          <w:sz w:val="18"/>
-          <w:szCs w:val="18"/>
-          <w:lang w:val="uk-UA"/>
-        </w:rPr>
-      </w:pPr>
-      <w:r>
-        <w:rPr>
           <w:rFonts w:eastAsia="Times New Roman"/>
           <w:noProof/>
           <w:sz w:val="23"/>
@@ -6993,13 +7502,13 @@
               <wp:anchor distT="0" distB="0" distL="114300" distR="114300" simplePos="0" relativeHeight="251661312" behindDoc="0" locked="0" layoutInCell="1" allowOverlap="1">
                 <wp:simplePos x="0" y="0"/>
                 <wp:positionH relativeFrom="column">
-                  <wp:posOffset>1638300</wp:posOffset>
+                  <wp:posOffset>657225</wp:posOffset>
                 </wp:positionH>
                 <wp:positionV relativeFrom="paragraph">
-                  <wp:posOffset>635</wp:posOffset>
+                  <wp:posOffset>74295</wp:posOffset>
                 </wp:positionV>
-                <wp:extent cx="3124200" cy="6858000"/>
-                <wp:effectExtent l="19050" t="0" r="9525" b="0"/>
+                <wp:extent cx="5857875" cy="6143625"/>
+                <wp:effectExtent l="0" t="0" r="0" b="0"/>
                 <wp:wrapNone/>
                 <wp:docPr id="2" name="WordArt 3"/>
                 <wp:cNvGraphicFramePr>
@@ -7014,7 +7523,7 @@
                       <wps:spPr bwMode="auto">
                         <a:xfrm>
                           <a:off x="0" y="0"/>
-                          <a:ext cx="3124200" cy="6858000"/>
+                          <a:ext cx="5857875" cy="6143625"/>
                         </a:xfrm>
                         <a:prstGeom prst="rect">
                           <a:avLst/>
@@ -7041,7 +7550,6 @@
                                 <w:color w:val="C0C0C0"/>
                                 <w:sz w:val="72"/>
                                 <w:szCs w:val="72"/>
-                                <w:lang w:val="ru-RU"/>
                                 <w14:textOutline w14:w="9525" w14:cap="flat" w14:cmpd="sng" w14:algn="ctr">
                                   <w14:solidFill>
                                     <w14:srgbClr w14:val="969696"/>
@@ -7068,7 +7576,7 @@
                             <a:gd name="adj" fmla="val 55556"/>
                           </a:avLst>
                         </a:prstTxWarp>
-                        <a:spAutoFit/>
+                        <a:noAutofit/>
                       </wps:bodyPr>
                     </wps:wsp>
                   </a:graphicData>
@@ -7088,9 +7596,9 @@
                 <v:stroke joinstyle="miter"/>
                 <v:path gradientshapeok="t" o:connecttype="rect"/>
               </v:shapetype>
-              <v:shape id="WordArt 3" o:spid="_x0000_s1026" type="#_x0000_t202" style="position:absolute;left:0;text-align:left;margin-left:129pt;margin-top:.05pt;width:246pt;height:540pt;z-index:251661312;visibility:visible;mso-wrap-style:square;mso-width-percent:0;mso-height-percent:0;mso-wrap-distance-left:9pt;mso-wrap-distance-top:0;mso-wrap-distance-right:9pt;mso-wrap-distance-bottom:0;mso-position-horizontal:absolute;mso-position-horizontal-relative:text;mso-position-vertical:absolute;mso-position-vertical-relative:text;mso-width-percent:0;mso-height-percent:0;mso-width-relative:page;mso-height-relative:page;v-text-anchor:top" o:gfxdata="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" filled="f" stroked="f">
+              <v:shape id="WordArt 3" o:spid="_x0000_s1026" type="#_x0000_t202" style="position:absolute;left:0;text-align:left;margin-left:51.75pt;margin-top:5.85pt;width:461.25pt;height:483.75pt;z-index:251661312;visibility:visible;mso-wrap-style:square;mso-width-percent:0;mso-height-percent:0;mso-wrap-distance-left:9pt;mso-wrap-distance-top:0;mso-wrap-distance-right:9pt;mso-wrap-distance-bottom:0;mso-position-horizontal:absolute;mso-position-horizontal-relative:text;mso-position-vertical:absolute;mso-position-vertical-relative:text;mso-width-percent:0;mso-height-percent:0;mso-width-relative:page;mso-height-relative:page;v-text-anchor:top" o:gfxdata="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" filled="f" stroked="f">
                 <o:lock v:ext="edit" shapetype="t"/>
-                <v:textbox style="mso-fit-shape-to-text:t">
+                <v:textbox>
                   <w:txbxContent>
                     <w:p>
                       <w:pPr>
@@ -7104,7 +7612,6 @@
                           <w:color w:val="C0C0C0"/>
                           <w:sz w:val="72"/>
                           <w:szCs w:val="72"/>
-                          <w:lang w:val="ru-RU"/>
                           <w14:textOutline w14:w="9525" w14:cap="flat" w14:cmpd="sng" w14:algn="ctr">
                             <w14:solidFill>
                               <w14:srgbClr w14:val="969696"/>
@@ -7130,6 +7637,37 @@
           </mc:Fallback>
         </mc:AlternateContent>
       </w:r>
+      <w:r>
+        <w:rPr>
+          <w:b w:val="0"/>
+          <w:bCs w:val="0"/>
+          <w:sz w:val="22"/>
+          <w:szCs w:val="22"/>
+          <w:lang w:val="uk-UA"/>
+        </w:rPr>
+        <w:t xml:space="preserve">від “__” ___________20___ р. </w:t>
+      </w:r>
+    </w:p>
+    <w:p>
+      <w:pPr>
+        <w:ind w:firstLine="360"/>
+        <w:jc w:val="right"/>
+        <w:rPr>
+          <w:sz w:val="18"/>
+          <w:szCs w:val="18"/>
+        </w:rPr>
+      </w:pPr>
+    </w:p>
+    <w:p>
+      <w:pPr>
+        <w:ind w:left="4680" w:firstLine="360"/>
+        <w:jc w:val="right"/>
+        <w:rPr>
+          <w:sz w:val="18"/>
+          <w:szCs w:val="18"/>
+          <w:lang w:val="uk-UA"/>
+        </w:rPr>
+      </w:pPr>
     </w:p>
     <w:p>
       <w:pPr>
@@ -7770,19 +8308,31 @@
                 <w:szCs w:val="18"/>
                 <w:lang w:val="uk-UA"/>
               </w:rPr>
-              <w:t>год.:</w:t>
+              <w:t>год</w:t>
             </w:r>
-            <w:proofErr w:type="spellStart"/>
+            <w:proofErr w:type="gramStart"/>
             <w:r>
               <w:rPr>
                 <w:rFonts w:ascii="Arial Narrow" w:eastAsia="Times New Roman" w:hAnsi="Arial Narrow"/>
                 <w:b w:val="0"/>
                 <w:sz w:val="18"/>
                 <w:szCs w:val="18"/>
+                <w:lang w:val="uk-UA"/>
+              </w:rPr>
+              <w:t>.:</w:t>
+            </w:r>
+            <w:proofErr w:type="spellStart"/>
+            <w:r>
+              <w:rPr>
+                <w:rFonts w:ascii="Arial Narrow" w:eastAsia="Times New Roman" w:hAnsi="Arial Narrow"/>
+                <w:b w:val="0"/>
+                <w:sz w:val="18"/>
+                <w:szCs w:val="18"/>
               </w:rPr>
               <w:t>хвил</w:t>
             </w:r>
             <w:proofErr w:type="spellEnd"/>
+            <w:proofErr w:type="gramEnd"/>
             <w:r>
               <w:rPr>
                 <w:rFonts w:ascii="Arial Narrow" w:eastAsia="Times New Roman" w:hAnsi="Arial Narrow"/>
@@ -8046,19 +8596,31 @@
                 <w:szCs w:val="18"/>
                 <w:lang w:val="uk-UA"/>
               </w:rPr>
-              <w:t>год.:</w:t>
+              <w:t>год</w:t>
             </w:r>
-            <w:proofErr w:type="spellStart"/>
+            <w:proofErr w:type="gramStart"/>
             <w:r>
               <w:rPr>
                 <w:rFonts w:ascii="Arial Narrow" w:eastAsia="Times New Roman" w:hAnsi="Arial Narrow"/>
                 <w:b w:val="0"/>
                 <w:sz w:val="18"/>
                 <w:szCs w:val="18"/>
+                <w:lang w:val="uk-UA"/>
+              </w:rPr>
+              <w:t>.:</w:t>
+            </w:r>
+            <w:proofErr w:type="spellStart"/>
+            <w:r>
+              <w:rPr>
+                <w:rFonts w:ascii="Arial Narrow" w:eastAsia="Times New Roman" w:hAnsi="Arial Narrow"/>
+                <w:b w:val="0"/>
+                <w:sz w:val="18"/>
+                <w:szCs w:val="18"/>
               </w:rPr>
               <w:t>хвил</w:t>
             </w:r>
             <w:proofErr w:type="spellEnd"/>
+            <w:proofErr w:type="gramEnd"/>
             <w:r>
               <w:rPr>
                 <w:rFonts w:ascii="Arial Narrow" w:eastAsia="Times New Roman" w:hAnsi="Arial Narrow"/>
@@ -10163,27 +10725,253 @@
           <w:szCs w:val="18"/>
         </w:rPr>
       </w:pPr>
-      <w:r>
-        <w:rPr>
+    </w:p>
+    <w:p>
+      <w:pPr>
+        <w:pStyle w:val="a3"/>
+        <w:jc w:val="center"/>
+        <w:rPr>
+          <w:b/>
+          <w:bCs/>
+          <w:sz w:val="24"/>
+          <w:szCs w:val="24"/>
+        </w:rPr>
+      </w:pPr>
+      <w:r>
+        <w:rPr>
+          <w:b/>
+          <w:bCs/>
+          <w:sz w:val="24"/>
+          <w:szCs w:val="24"/>
+        </w:rPr>
+        <w:t>АКТ</w:t>
+      </w:r>
+    </w:p>
+    <w:p>
+      <w:pPr>
+        <w:pStyle w:val="a3"/>
+        <w:jc w:val="center"/>
+        <w:rPr>
+          <w:b/>
+          <w:bCs/>
+          <w:sz w:val="24"/>
+          <w:szCs w:val="24"/>
+        </w:rPr>
+      </w:pPr>
+      <w:r>
+        <w:rPr>
+          <w:b/>
+          <w:bCs/>
+          <w:sz w:val="24"/>
+          <w:szCs w:val="24"/>
+        </w:rPr>
+        <w:t>про виплату авторської винагороди та надання звіту</w:t>
+      </w:r>
+    </w:p>
+    <w:p>
+      <w:pPr>
+        <w:pStyle w:val="a3"/>
+        <w:jc w:val="center"/>
+        <w:rPr>
+          <w:b/>
+          <w:bCs/>
+          <w:sz w:val="24"/>
+          <w:szCs w:val="24"/>
+        </w:rPr>
+      </w:pPr>
+      <w:r>
+        <w:rPr>
+          <w:b/>
+          <w:bCs/>
+          <w:sz w:val="24"/>
+          <w:szCs w:val="24"/>
+        </w:rPr>
+        <w:t xml:space="preserve">до </w:t>
+      </w:r>
+      <w:r>
+        <w:rPr>
+          <w:b/>
+          <w:bCs/>
+          <w:caps/>
+          <w:sz w:val="24"/>
+          <w:szCs w:val="24"/>
+        </w:rPr>
+        <w:t>л</w:t>
+      </w:r>
+      <w:r>
+        <w:rPr>
+          <w:b/>
+          <w:bCs/>
+          <w:sz w:val="24"/>
+          <w:szCs w:val="24"/>
+        </w:rPr>
+        <w:t>іцензійного договору</w:t>
+      </w:r>
+      <w:r>
+        <w:rPr>
+          <w:b/>
+          <w:bCs/>
+          <w:sz w:val="24"/>
+          <w:szCs w:val="24"/>
+          <w:lang w:val="ru-RU"/>
+        </w:rPr>
+        <w:t xml:space="preserve"> </w:t>
+      </w:r>
+      <w:r>
+        <w:rPr>
+          <w:b/>
+          <w:bCs/>
+          <w:sz w:val="24"/>
+          <w:szCs w:val="24"/>
+        </w:rPr>
+        <w:t>№ __________від “___”</w:t>
+      </w:r>
+      <w:r>
+        <w:rPr>
+          <w:b/>
+          <w:bCs/>
+          <w:sz w:val="24"/>
+          <w:szCs w:val="24"/>
+          <w:lang w:val="ru-RU"/>
+        </w:rPr>
+        <w:t xml:space="preserve"> __________</w:t>
+      </w:r>
+      <w:r>
+        <w:rPr>
+          <w:b/>
+          <w:bCs/>
+          <w:sz w:val="24"/>
+          <w:szCs w:val="24"/>
+        </w:rPr>
+        <w:t xml:space="preserve"> _____ року</w:t>
+      </w:r>
+    </w:p>
+    <w:p>
+      <w:pPr>
+        <w:pStyle w:val="a3"/>
+        <w:ind w:right="-1"/>
+        <w:jc w:val="center"/>
+        <w:rPr>
+          <w:b/>
+          <w:bCs/>
+          <w:sz w:val="24"/>
+          <w:szCs w:val="24"/>
+        </w:rPr>
+      </w:pPr>
+      <w:r>
+        <w:rPr>
+          <w:b/>
+          <w:bCs/>
+          <w:sz w:val="24"/>
+          <w:szCs w:val="24"/>
+          <w:lang w:val="ru-RU"/>
+        </w:rPr>
+        <w:t>(</w:t>
+      </w:r>
+      <w:proofErr w:type="spellStart"/>
+      <w:r>
+        <w:rPr>
+          <w:b/>
+          <w:bCs/>
+          <w:sz w:val="24"/>
+          <w:szCs w:val="24"/>
+          <w:lang w:val="ru-RU"/>
+        </w:rPr>
+        <w:t>далі</w:t>
+      </w:r>
+      <w:proofErr w:type="spellEnd"/>
+      <w:r>
+        <w:rPr>
+          <w:b/>
+          <w:bCs/>
+          <w:sz w:val="24"/>
+          <w:szCs w:val="24"/>
+          <w:lang w:val="ru-RU"/>
+        </w:rPr>
+        <w:t xml:space="preserve"> - </w:t>
+      </w:r>
+      <w:proofErr w:type="spellStart"/>
+      <w:r>
+        <w:rPr>
+          <w:b/>
+          <w:bCs/>
+          <w:sz w:val="24"/>
+          <w:szCs w:val="24"/>
+          <w:lang w:val="ru-RU"/>
+        </w:rPr>
+        <w:t>Договір</w:t>
+      </w:r>
+      <w:proofErr w:type="spellEnd"/>
+      <w:r>
+        <w:rPr>
+          <w:b/>
+          <w:bCs/>
+          <w:sz w:val="24"/>
+          <w:szCs w:val="24"/>
+          <w:lang w:val="ru-RU"/>
+        </w:rPr>
+        <w:t xml:space="preserve">) </w:t>
+      </w:r>
+      <w:r>
+        <w:rPr>
+          <w:b/>
+          <w:bCs/>
+          <w:sz w:val="24"/>
+          <w:szCs w:val="24"/>
+        </w:rPr>
+        <w:t xml:space="preserve">за </w:t>
+      </w:r>
+      <w:r>
+        <w:rPr>
+          <w:b/>
+          <w:bCs/>
+          <w:sz w:val="24"/>
+          <w:szCs w:val="24"/>
+          <w:lang w:val="ru-RU"/>
+        </w:rPr>
+        <w:t>_________</w:t>
+      </w:r>
+      <w:r>
+        <w:rPr>
+          <w:b/>
+          <w:bCs/>
+          <w:sz w:val="24"/>
+          <w:szCs w:val="24"/>
+        </w:rPr>
+        <w:t xml:space="preserve"> 20___ р.</w:t>
+      </w:r>
+    </w:p>
+    <w:p>
+      <w:pPr>
+        <w:pStyle w:val="a3"/>
+        <w:rPr>
+          <w:sz w:val="20"/>
+          <w:szCs w:val="20"/>
+        </w:rPr>
+      </w:pPr>
+      <w:r>
+        <w:rPr>
+          <w:rFonts w:eastAsia="Times New Roman"/>
           <w:noProof/>
-          <w:sz w:val="22"/>
-          <w:szCs w:val="22"/>
+          <w:sz w:val="23"/>
+          <w:szCs w:val="23"/>
+          <w:lang w:val="ru-RU"/>
         </w:rPr>
         <mc:AlternateContent>
           <mc:Choice Requires="wps">
             <w:drawing>
-              <wp:anchor distT="0" distB="0" distL="114300" distR="114300" simplePos="0" relativeHeight="251660288" behindDoc="0" locked="0" layoutInCell="1" allowOverlap="1">
+              <wp:anchor distT="0" distB="0" distL="114300" distR="114300" simplePos="0" relativeHeight="251663360" behindDoc="0" locked="0" layoutInCell="1" allowOverlap="1" wp14:anchorId="2750BDAF" wp14:editId="5F89A555">
                 <wp:simplePos x="0" y="0"/>
-                <wp:positionH relativeFrom="column">
-                  <wp:posOffset>1573530</wp:posOffset>
+                <wp:positionH relativeFrom="margin">
+                  <wp:align>left</wp:align>
                 </wp:positionH>
                 <wp:positionV relativeFrom="paragraph">
-                  <wp:posOffset>93980</wp:posOffset>
+                  <wp:posOffset>29846</wp:posOffset>
                 </wp:positionV>
-                <wp:extent cx="3124200" cy="6858000"/>
-                <wp:effectExtent l="11430" t="0" r="17145" b="0"/>
+                <wp:extent cx="6486525" cy="6400800"/>
+                <wp:effectExtent l="0" t="0" r="0" b="0"/>
                 <wp:wrapNone/>
-                <wp:docPr id="1" name="WordArt 2"/>
+                <wp:docPr id="3" name="WordArt 3"/>
                 <wp:cNvGraphicFramePr>
                   <a:graphicFrameLocks xmlns:a="http://schemas.openxmlformats.org/drawingml/2006/main"/>
                 </wp:cNvGraphicFramePr>
@@ -10196,7 +10984,7 @@
                       <wps:spPr bwMode="auto">
                         <a:xfrm>
                           <a:off x="0" y="0"/>
-                          <a:ext cx="3124200" cy="6858000"/>
+                          <a:ext cx="6486525" cy="6400800"/>
                         </a:xfrm>
                         <a:prstGeom prst="rect">
                           <a:avLst/>
@@ -10223,7 +11011,6 @@
                                 <w:color w:val="C0C0C0"/>
                                 <w:sz w:val="72"/>
                                 <w:szCs w:val="72"/>
-                                <w:lang w:val="ru-RU"/>
                                 <w14:textOutline w14:w="9525" w14:cap="flat" w14:cmpd="sng" w14:algn="ctr">
                                   <w14:solidFill>
                                     <w14:srgbClr w14:val="969696"/>
@@ -10250,7 +11037,7 @@
                             <a:gd name="adj" fmla="val 55556"/>
                           </a:avLst>
                         </a:prstTxWarp>
-                        <a:spAutoFit/>
+                        <a:noAutofit/>
                       </wps:bodyPr>
                     </wps:wsp>
                   </a:graphicData>
@@ -10266,9 +11053,9 @@
           </mc:Choice>
           <mc:Fallback>
             <w:pict>
-              <v:shape id="WordArt 2" o:spid="_x0000_s1027" type="#_x0000_t202" style="position:absolute;left:0;text-align:left;margin-left:123.9pt;margin-top:7.4pt;width:246pt;height:540pt;z-index:251660288;visibility:visible;mso-wrap-style:square;mso-width-percent:0;mso-height-percent:0;mso-wrap-distance-left:9pt;mso-wrap-distance-top:0;mso-wrap-distance-right:9pt;mso-wrap-distance-bottom:0;mso-position-horizontal:absolute;mso-position-horizontal-relative:text;mso-position-vertical:absolute;mso-position-vertical-relative:text;mso-width-percent:0;mso-height-percent:0;mso-width-relative:page;mso-height-relative:page;v-text-anchor:top" o:gfxdata="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" filled="f" stroked="f">
+              <v:shape w14:anchorId="2750BDAF" id="_x0000_s1027" type="#_x0000_t202" style="position:absolute;left:0;text-align:left;margin-left:0;margin-top:2.35pt;width:510.75pt;height:7in;z-index:251663360;visibility:visible;mso-wrap-style:square;mso-width-percent:0;mso-height-percent:0;mso-wrap-distance-left:9pt;mso-wrap-distance-top:0;mso-wrap-distance-right:9pt;mso-wrap-distance-bottom:0;mso-position-horizontal:left;mso-position-horizontal-relative:margin;mso-position-vertical:absolute;mso-position-vertical-relative:text;mso-width-percent:0;mso-height-percent:0;mso-width-relative:page;mso-height-relative:page;v-text-anchor:top" o:gfxdata="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" filled="f" stroked="f">
                 <o:lock v:ext="edit" shapetype="t"/>
-                <v:textbox style="mso-fit-shape-to-text:t">
+                <v:textbox>
                   <w:txbxContent>
                     <w:p>
                       <w:pPr>
@@ -10282,7 +11069,6 @@
                           <w:color w:val="C0C0C0"/>
                           <w:sz w:val="72"/>
                           <w:szCs w:val="72"/>
-                          <w:lang w:val="ru-RU"/>
                           <w14:textOutline w14:w="9525" w14:cap="flat" w14:cmpd="sng" w14:algn="ctr">
                             <w14:solidFill>
                               <w14:srgbClr w14:val="969696"/>
@@ -10303,6 +11089,7 @@
                     </w:p>
                   </w:txbxContent>
                 </v:textbox>
+                <w10:wrap anchorx="margin"/>
               </v:shape>
             </w:pict>
           </mc:Fallback>
@@ -10312,122 +11099,11 @@
     <w:p>
       <w:pPr>
         <w:pStyle w:val="a3"/>
-        <w:jc w:val="center"/>
-        <w:rPr>
-          <w:b/>
-          <w:bCs/>
-          <w:sz w:val="24"/>
-          <w:szCs w:val="24"/>
-        </w:rPr>
-      </w:pPr>
-      <w:r>
-        <w:rPr>
-          <w:b/>
-          <w:bCs/>
-          <w:sz w:val="24"/>
-          <w:szCs w:val="24"/>
-        </w:rPr>
-        <w:t>АКТ</w:t>
-      </w:r>
-    </w:p>
-    <w:p>
-      <w:pPr>
-        <w:pStyle w:val="a3"/>
-        <w:jc w:val="center"/>
-        <w:rPr>
-          <w:b/>
-          <w:bCs/>
-          <w:sz w:val="24"/>
-          <w:szCs w:val="24"/>
-        </w:rPr>
-      </w:pPr>
-      <w:r>
-        <w:rPr>
-          <w:b/>
-          <w:bCs/>
-          <w:sz w:val="24"/>
-          <w:szCs w:val="24"/>
-        </w:rPr>
-        <w:t>про виплату авторської винагороди та надання звіту</w:t>
-      </w:r>
-    </w:p>
-    <w:p>
-      <w:pPr>
-        <w:pStyle w:val="a3"/>
-        <w:jc w:val="center"/>
-        <w:rPr>
-          <w:b/>
-          <w:bCs/>
-          <w:sz w:val="24"/>
-          <w:szCs w:val="24"/>
-        </w:rPr>
-      </w:pPr>
-      <w:r>
-        <w:rPr>
-          <w:b/>
-          <w:bCs/>
-          <w:sz w:val="24"/>
-          <w:szCs w:val="24"/>
-        </w:rPr>
-        <w:t xml:space="preserve">до </w:t>
-      </w:r>
-      <w:r>
-        <w:rPr>
-          <w:b/>
-          <w:bCs/>
-          <w:caps/>
-          <w:sz w:val="24"/>
-          <w:szCs w:val="24"/>
-        </w:rPr>
-        <w:t>л</w:t>
-      </w:r>
-      <w:r>
-        <w:rPr>
-          <w:b/>
-          <w:bCs/>
-          <w:sz w:val="24"/>
-          <w:szCs w:val="24"/>
-        </w:rPr>
-        <w:t>іцензійного договору</w:t>
-      </w:r>
-      <w:r>
-        <w:rPr>
-          <w:b/>
-          <w:bCs/>
-          <w:sz w:val="24"/>
-          <w:szCs w:val="24"/>
-          <w:lang w:val="ru-RU"/>
-        </w:rPr>
-        <w:t xml:space="preserve"> </w:t>
-      </w:r>
-      <w:r>
-        <w:rPr>
-          <w:b/>
-          <w:bCs/>
-          <w:sz w:val="24"/>
-          <w:szCs w:val="24"/>
-        </w:rPr>
-        <w:t>№ __________від “___”</w:t>
-      </w:r>
-      <w:r>
-        <w:rPr>
-          <w:b/>
-          <w:bCs/>
-          <w:sz w:val="24"/>
-          <w:szCs w:val="24"/>
-          <w:lang w:val="ru-RU"/>
-        </w:rPr>
-        <w:t xml:space="preserve"> __________</w:t>
-      </w:r>
-      <w:r>
-        <w:rPr>
-          <w:b/>
-          <w:bCs/>
-          <w:sz w:val="24"/>
-          <w:szCs w:val="24"/>
-        </w:rPr>
-        <w:t xml:space="preserve"> _____ року</w:t>
-      </w:r>
+        <w:rPr>
+          <w:sz w:val="20"/>
+          <w:szCs w:val="20"/>
+        </w:rPr>
+      </w:pPr>
     </w:p>
     <w:p>
       <w:pPr>
@@ -10435,298 +11111,245 @@
         <w:ind w:right="-1"/>
         <w:jc w:val="center"/>
         <w:rPr>
-          <w:b/>
-          <w:bCs/>
+          <w:sz w:val="20"/>
+          <w:szCs w:val="20"/>
+        </w:rPr>
+      </w:pPr>
+      <w:r>
+        <w:rPr>
+          <w:sz w:val="20"/>
+          <w:szCs w:val="20"/>
+        </w:rPr>
+        <w:t>м. Київ</w:t>
+      </w:r>
+      <w:r>
+        <w:rPr>
+          <w:sz w:val="20"/>
+          <w:szCs w:val="20"/>
+        </w:rPr>
+        <w:tab/>
+      </w:r>
+      <w:r>
+        <w:rPr>
+          <w:sz w:val="20"/>
+          <w:szCs w:val="20"/>
+        </w:rPr>
+        <w:tab/>
+      </w:r>
+      <w:r>
+        <w:rPr>
+          <w:sz w:val="20"/>
+          <w:szCs w:val="20"/>
+        </w:rPr>
+        <w:tab/>
+      </w:r>
+      <w:r>
+        <w:rPr>
+          <w:sz w:val="20"/>
+          <w:szCs w:val="20"/>
+        </w:rPr>
+        <w:tab/>
+      </w:r>
+      <w:r>
+        <w:rPr>
+          <w:sz w:val="20"/>
+          <w:szCs w:val="20"/>
+        </w:rPr>
+        <w:tab/>
+      </w:r>
+      <w:r>
+        <w:rPr>
+          <w:sz w:val="20"/>
+          <w:szCs w:val="20"/>
+        </w:rPr>
+        <w:tab/>
+      </w:r>
+      <w:r>
+        <w:rPr>
+          <w:sz w:val="20"/>
+          <w:szCs w:val="20"/>
+          <w:lang w:val="ru-RU"/>
+        </w:rPr>
+        <w:t xml:space="preserve">                                                               </w:t>
+      </w:r>
+      <w:r>
+        <w:rPr>
+          <w:sz w:val="20"/>
+          <w:szCs w:val="20"/>
+        </w:rPr>
+        <w:t>“_____”</w:t>
+      </w:r>
+      <w:r>
+        <w:rPr>
+          <w:sz w:val="20"/>
+          <w:szCs w:val="20"/>
+          <w:lang w:val="ru-RU"/>
+        </w:rPr>
+        <w:t>____________</w:t>
+      </w:r>
+      <w:r>
+        <w:rPr>
+          <w:sz w:val="20"/>
+          <w:szCs w:val="20"/>
+        </w:rPr>
+        <w:t xml:space="preserve"> 2</w:t>
+      </w:r>
+      <w:r>
+        <w:rPr>
+          <w:sz w:val="20"/>
+          <w:szCs w:val="20"/>
+          <w:lang w:val="ru-RU"/>
+        </w:rPr>
+        <w:t>0___</w:t>
+      </w:r>
+      <w:r>
+        <w:rPr>
+          <w:sz w:val="20"/>
+          <w:szCs w:val="20"/>
+        </w:rPr>
+        <w:t xml:space="preserve"> р.</w:t>
+      </w:r>
+    </w:p>
+    <w:p>
+      <w:pPr>
+        <w:pStyle w:val="a3"/>
+        <w:ind w:right="-1"/>
+        <w:rPr>
+          <w:sz w:val="20"/>
+          <w:szCs w:val="20"/>
+        </w:rPr>
+      </w:pPr>
+    </w:p>
+    <w:p>
+      <w:pPr>
+        <w:pStyle w:val="a3"/>
+        <w:ind w:right="-1" w:firstLine="720"/>
+        <w:rPr>
           <w:sz w:val="24"/>
           <w:szCs w:val="24"/>
         </w:rPr>
       </w:pPr>
       <w:r>
-        <w:rPr>
-          <w:b/>
-          <w:bCs/>
-          <w:sz w:val="24"/>
-          <w:szCs w:val="24"/>
-          <w:lang w:val="ru-RU"/>
-        </w:rPr>
-        <w:t>(</w:t>
-      </w:r>
-      <w:proofErr w:type="spellStart"/>
-      <w:r>
-        <w:rPr>
-          <w:b/>
-          <w:bCs/>
-          <w:sz w:val="24"/>
-          <w:szCs w:val="24"/>
-          <w:lang w:val="ru-RU"/>
-        </w:rPr>
-        <w:t>далі</w:t>
-      </w:r>
-      <w:proofErr w:type="spellEnd"/>
-      <w:r>
-        <w:rPr>
-          <w:b/>
-          <w:bCs/>
-          <w:sz w:val="24"/>
-          <w:szCs w:val="24"/>
-          <w:lang w:val="ru-RU"/>
-        </w:rPr>
-        <w:t xml:space="preserve"> - </w:t>
-      </w:r>
-      <w:proofErr w:type="spellStart"/>
-      <w:r>
-        <w:rPr>
-          <w:b/>
-          <w:bCs/>
-          <w:sz w:val="24"/>
-          <w:szCs w:val="24"/>
-          <w:lang w:val="ru-RU"/>
-        </w:rPr>
-        <w:t>Договір</w:t>
-      </w:r>
-      <w:proofErr w:type="spellEnd"/>
-      <w:r>
-        <w:rPr>
-          <w:b/>
-          <w:bCs/>
-          <w:sz w:val="24"/>
-          <w:szCs w:val="24"/>
-          <w:lang w:val="ru-RU"/>
-        </w:rPr>
-        <w:t xml:space="preserve">) </w:t>
-      </w:r>
-      <w:r>
-        <w:rPr>
-          <w:b/>
-          <w:bCs/>
-          <w:sz w:val="24"/>
-          <w:szCs w:val="24"/>
-        </w:rPr>
-        <w:t xml:space="preserve">за </w:t>
-      </w:r>
-      <w:r>
-        <w:rPr>
-          <w:b/>
-          <w:bCs/>
-          <w:sz w:val="24"/>
-          <w:szCs w:val="24"/>
-          <w:lang w:val="ru-RU"/>
-        </w:rPr>
-        <w:t>_________</w:t>
-      </w:r>
-      <w:r>
-        <w:rPr>
-          <w:b/>
-          <w:bCs/>
-          <w:sz w:val="24"/>
-          <w:szCs w:val="24"/>
-        </w:rPr>
-        <w:t xml:space="preserve"> 20___ р.</w:t>
-      </w:r>
-    </w:p>
-    <w:p>
-      <w:pPr>
-        <w:pStyle w:val="a3"/>
-        <w:rPr>
-          <w:sz w:val="20"/>
-          <w:szCs w:val="20"/>
-        </w:rPr>
-      </w:pPr>
-    </w:p>
-    <w:p>
-      <w:pPr>
-        <w:pStyle w:val="a3"/>
-        <w:rPr>
-          <w:sz w:val="20"/>
-          <w:szCs w:val="20"/>
-        </w:rPr>
-      </w:pPr>
-    </w:p>
-    <w:p>
-      <w:pPr>
-        <w:pStyle w:val="a3"/>
-        <w:ind w:right="-1"/>
-        <w:jc w:val="center"/>
-        <w:rPr>
-          <w:sz w:val="20"/>
-          <w:szCs w:val="20"/>
-        </w:rPr>
-      </w:pPr>
-      <w:r>
-        <w:rPr>
-          <w:sz w:val="20"/>
-          <w:szCs w:val="20"/>
-        </w:rPr>
-        <w:t>м. Київ</w:t>
-      </w:r>
-      <w:r>
-        <w:rPr>
-          <w:sz w:val="20"/>
-          <w:szCs w:val="20"/>
-        </w:rPr>
-        <w:tab/>
-      </w:r>
-      <w:r>
-        <w:rPr>
-          <w:sz w:val="20"/>
-          <w:szCs w:val="20"/>
-        </w:rPr>
-        <w:tab/>
-      </w:r>
-      <w:r>
-        <w:rPr>
-          <w:sz w:val="20"/>
-          <w:szCs w:val="20"/>
-        </w:rPr>
-        <w:tab/>
-      </w:r>
-      <w:r>
-        <w:rPr>
-          <w:sz w:val="20"/>
-          <w:szCs w:val="20"/>
-        </w:rPr>
-        <w:tab/>
-      </w:r>
-      <w:r>
-        <w:rPr>
-          <w:sz w:val="20"/>
-          <w:szCs w:val="20"/>
-        </w:rPr>
-        <w:tab/>
-      </w:r>
-      <w:r>
-        <w:rPr>
-          <w:sz w:val="20"/>
-          <w:szCs w:val="20"/>
-        </w:rPr>
-        <w:tab/>
-      </w:r>
-      <w:r>
-        <w:rPr>
-          <w:sz w:val="20"/>
-          <w:szCs w:val="20"/>
-          <w:lang w:val="ru-RU"/>
-        </w:rPr>
-        <w:t xml:space="preserve">                                                               </w:t>
-      </w:r>
-      <w:r>
-        <w:rPr>
-          <w:sz w:val="20"/>
-          <w:szCs w:val="20"/>
-        </w:rPr>
-        <w:t>“_____”</w:t>
-      </w:r>
-      <w:r>
-        <w:rPr>
-          <w:sz w:val="20"/>
-          <w:szCs w:val="20"/>
-          <w:lang w:val="ru-RU"/>
-        </w:rPr>
-        <w:t>____________</w:t>
-      </w:r>
-      <w:r>
-        <w:rPr>
-          <w:sz w:val="20"/>
-          <w:szCs w:val="20"/>
-        </w:rPr>
-        <w:t xml:space="preserve"> 2</w:t>
-      </w:r>
-      <w:r>
-        <w:rPr>
-          <w:sz w:val="20"/>
-          <w:szCs w:val="20"/>
-          <w:lang w:val="ru-RU"/>
-        </w:rPr>
-        <w:t>0___</w:t>
-      </w:r>
-      <w:r>
-        <w:rPr>
-          <w:sz w:val="20"/>
-          <w:szCs w:val="20"/>
-        </w:rPr>
-        <w:t xml:space="preserve"> р.</w:t>
-      </w:r>
-    </w:p>
-    <w:p>
-      <w:pPr>
-        <w:pStyle w:val="a3"/>
-        <w:ind w:right="-1"/>
-        <w:rPr>
-          <w:sz w:val="20"/>
-          <w:szCs w:val="20"/>
-        </w:rPr>
-      </w:pPr>
-    </w:p>
-    <w:p>
-      <w:pPr>
-        <w:pStyle w:val="a3"/>
-        <w:ind w:right="-1" w:firstLine="720"/>
         <w:rPr>
           <w:b/>
           <w:sz w:val="24"/>
           <w:szCs w:val="24"/>
         </w:rPr>
-      </w:pPr>
-    </w:p>
-    <w:p>
-      <w:pPr>
-        <w:pStyle w:val="a3"/>
-        <w:ind w:right="-1"/>
-        <w:rPr>
-          <w:sz w:val="24"/>
-          <w:szCs w:val="24"/>
-        </w:rPr>
-      </w:pPr>
+        <w:t xml:space="preserve">Громадська організація “Українська агенція </w:t>
+      </w:r>
       <w:r>
         <w:rPr>
           <w:b/>
           <w:sz w:val="24"/>
           <w:szCs w:val="24"/>
         </w:rPr>
-        <w:t>______________________________________</w:t>
+        <w:t>з авторських та суміжних прав”</w:t>
       </w:r>
       <w:r>
         <w:rPr>
           <w:sz w:val="24"/>
           <w:szCs w:val="24"/>
         </w:rPr>
-        <w:t xml:space="preserve"> /далі - Користувач/, в </w:t>
-      </w:r>
-      <w:proofErr w:type="spellStart"/>
+        <w:t xml:space="preserve"> </w:t>
+      </w:r>
       <w:r>
         <w:rPr>
           <w:sz w:val="24"/>
           <w:szCs w:val="24"/>
         </w:rPr>
-        <w:t>особі_______________________________________</w:t>
+        <w:t>(</w:t>
       </w:r>
       <w:r>
         <w:rPr>
           <w:sz w:val="24"/>
           <w:szCs w:val="24"/>
         </w:rPr>
-        <w:t>,</w:t>
+        <w:t>далі -</w:t>
       </w:r>
       <w:r>
         <w:rPr>
           <w:sz w:val="24"/>
           <w:szCs w:val="24"/>
         </w:rPr>
-        <w:t>що</w:t>
-      </w:r>
-      <w:proofErr w:type="spellEnd"/>
+        <w:t xml:space="preserve"> </w:t>
+      </w:r>
       <w:r>
         <w:rPr>
           <w:sz w:val="24"/>
           <w:szCs w:val="24"/>
         </w:rPr>
-        <w:t xml:space="preserve"> діє на підставі _________________ та _______________________з однієї Сторони,  та</w:t>
+        <w:t xml:space="preserve">ГО </w:t>
+      </w:r>
+      <w:r>
+        <w:rPr>
+          <w:sz w:val="24"/>
+          <w:szCs w:val="24"/>
+        </w:rPr>
+        <w:t>УААСП)</w:t>
+      </w:r>
+      <w:r>
+        <w:rPr>
+          <w:sz w:val="24"/>
+          <w:szCs w:val="24"/>
+        </w:rPr>
+        <w:t>,</w:t>
+      </w:r>
+      <w:r>
+        <w:rPr>
+          <w:sz w:val="24"/>
+          <w:szCs w:val="24"/>
+        </w:rPr>
+        <w:t xml:space="preserve"> </w:t>
+      </w:r>
+      <w:r>
+        <w:rPr>
+          <w:sz w:val="24"/>
+          <w:szCs w:val="24"/>
+        </w:rPr>
+        <w:t xml:space="preserve">в особі </w:t>
+      </w:r>
+      <w:r>
+        <w:rPr>
+          <w:sz w:val="24"/>
+          <w:szCs w:val="24"/>
+        </w:rPr>
+        <w:t xml:space="preserve">Генерального директора </w:t>
+      </w:r>
+      <w:proofErr w:type="spellStart"/>
+      <w:r>
+        <w:rPr>
+          <w:sz w:val="24"/>
+          <w:szCs w:val="24"/>
+        </w:rPr>
+        <w:t>Харчишина</w:t>
+      </w:r>
+      <w:proofErr w:type="spellEnd"/>
+      <w:r>
+        <w:rPr>
+          <w:sz w:val="24"/>
+          <w:szCs w:val="24"/>
+        </w:rPr>
+        <w:t xml:space="preserve"> Валерія Володимировича</w:t>
+      </w:r>
+      <w:r>
+        <w:rPr>
+          <w:sz w:val="24"/>
+          <w:szCs w:val="24"/>
+        </w:rPr>
+        <w:t>, що діє на підставі</w:t>
+      </w:r>
+      <w:r>
+        <w:rPr>
+          <w:sz w:val="24"/>
+          <w:szCs w:val="24"/>
+        </w:rPr>
+        <w:t xml:space="preserve"> Статуту з однієї Сторони, та </w:t>
       </w:r>
     </w:p>
     <w:p>
       <w:pPr>
         <w:pStyle w:val="a3"/>
-        <w:ind w:right="-1" w:firstLine="720"/>
+        <w:ind w:right="-1"/>
         <w:rPr>
           <w:sz w:val="24"/>
           <w:szCs w:val="24"/>
@@ -10738,85 +11361,42 @@
           <w:sz w:val="24"/>
           <w:szCs w:val="24"/>
         </w:rPr>
-        <w:t xml:space="preserve">Громадська організація “Українська агенція </w:t>
-      </w:r>
-      <w:r>
-        <w:rPr>
-          <w:b/>
+        <w:t>______________________________________</w:t>
+      </w:r>
+      <w:r>
+        <w:rPr>
           <w:sz w:val="24"/>
           <w:szCs w:val="24"/>
         </w:rPr>
-        <w:t>з авторських та суміжних прав”</w:t>
+        <w:t xml:space="preserve"> /далі - Користувач/, в особі_______________________________________</w:t>
       </w:r>
       <w:r>
         <w:rPr>
           <w:sz w:val="24"/>
           <w:szCs w:val="24"/>
         </w:rPr>
-        <w:t xml:space="preserve"> /далі - </w:t>
+        <w:t>,</w:t>
       </w:r>
       <w:r>
         <w:rPr>
           <w:sz w:val="24"/>
           <w:szCs w:val="24"/>
         </w:rPr>
-        <w:t xml:space="preserve">            </w:t>
+        <w:t xml:space="preserve"> </w:t>
       </w:r>
       <w:r>
         <w:rPr>
           <w:sz w:val="24"/>
           <w:szCs w:val="24"/>
         </w:rPr>
-        <w:t>ГО УААСП/,</w:t>
+        <w:t>що</w:t>
       </w:r>
       <w:r>
         <w:rPr>
           <w:sz w:val="24"/>
           <w:szCs w:val="24"/>
         </w:rPr>
-        <w:t xml:space="preserve"> </w:t>
-      </w:r>
-      <w:r>
-        <w:rPr>
-          <w:sz w:val="24"/>
-          <w:szCs w:val="24"/>
-        </w:rPr>
-        <w:t xml:space="preserve">в особі </w:t>
-      </w:r>
-      <w:r>
-        <w:rPr>
-          <w:sz w:val="24"/>
-          <w:szCs w:val="24"/>
-        </w:rPr>
-        <w:t>___________________________________________</w:t>
-      </w:r>
-      <w:r>
-        <w:rPr>
-          <w:sz w:val="24"/>
-          <w:szCs w:val="24"/>
-        </w:rPr>
-        <w:t>, що діє на підставі</w:t>
-      </w:r>
-      <w:r>
-        <w:rPr>
-          <w:sz w:val="24"/>
-          <w:szCs w:val="24"/>
-        </w:rPr>
-        <w:t xml:space="preserve">________________________ </w:t>
-      </w:r>
-      <w:r>
-        <w:rPr>
-          <w:sz w:val="24"/>
-          <w:szCs w:val="24"/>
-        </w:rPr>
-        <w:t xml:space="preserve">та </w:t>
-      </w:r>
-      <w:r>
-        <w:rPr>
-          <w:sz w:val="24"/>
-          <w:szCs w:val="24"/>
-        </w:rPr>
-        <w:t xml:space="preserve">____________________________________ </w:t>
+        <w:t xml:space="preserve"> діє на підставі _________________ та _______________________</w:t>
       </w:r>
       <w:r>
         <w:rPr>
@@ -11214,16 +11794,13 @@
         </w:rPr>
         <w:t>віт про публічно виконані твори та перераховану Користувачем суму авторської винагороди (роялті) на поточний рахунок в банківській установі.</w:t>
       </w:r>
-    </w:p>
-    <w:p>
-      <w:pPr>
-        <w:pStyle w:val="a3"/>
-        <w:ind w:right="-1"/>
+      <w:r>
         <w:rPr>
           <w:sz w:val="24"/>
           <w:szCs w:val="24"/>
         </w:rPr>
-      </w:pPr>
+        <w:t xml:space="preserve"> </w:t>
+      </w:r>
     </w:p>
     <w:p>
       <w:pPr>
@@ -13651,9 +14228,9 @@
     </w:p>
     <w:p/>
     <w:sectPr>
-      <w:headerReference w:type="default" r:id="rId11"/>
-      <w:footerReference w:type="even" r:id="rId12"/>
-      <w:footerReference w:type="default" r:id="rId13"/>
+      <w:headerReference w:type="default" r:id="rId10"/>
+      <w:footerReference w:type="even" r:id="rId11"/>
+      <w:footerReference w:type="default" r:id="rId12"/>
       <w:pgSz w:w="11907" w:h="16840" w:code="9"/>
       <w:pgMar w:top="567" w:right="567" w:bottom="567" w:left="540" w:header="284" w:footer="0" w:gutter="0"/>
       <w:cols w:space="720"/>
@@ -13663,7 +14240,7 @@
 </file>
 
 <file path=word/endnotes.xml><?xml version="1.0" encoding="utf-8"?>
-<w:endnotes xmlns:wpc="http://schemas.microsoft.com/office/word/2010/wordprocessingCanvas" xmlns:cx="http://schemas.microsoft.com/office/drawing/2014/chartex" xmlns:cx1="http://schemas.microsoft.com/office/drawing/2015/9/8/chartex" xmlns:cx2="http://schemas.microsoft.com/office/drawing/2015/10/21/chartex" xmlns:cx3="http://schemas.microsoft.com/office/drawing/2016/5/9/chartex" xmlns:cx4="http://schemas.microsoft.com/office/drawing/2016/5/10/chartex" xmlns:cx5="http://schemas.microsoft.com/office/drawing/2016/5/11/chartex" xmlns:cx6="http://schemas.microsoft.com/office/drawing/2016/5/12/chartex" xmlns:cx7="http://schemas.microsoft.com/office/drawing/2016/5/13/chartex" xmlns:cx8="http://schemas.microsoft.com/office/drawing/2016/5/14/chartex" xmlns:mc="http://schemas.openxmlformats.org/markup-compatibility/2006" xmlns:aink="http://schemas.microsoft.com/office/drawing/2016/ink" xmlns:am3d="http://schemas.microsoft.com/office/drawing/2017/model3d" xmlns:o="urn:schemas-microsoft-com:office:office" xmlns:r="http://schemas.openxmlformats.org/officeDocument/2006/relationships" xmlns:m="http://schemas.openxmlformats.org/officeDocument/2006/math" xmlns:v="urn:schemas-microsoft-com:vml" xmlns:wp14="http://schemas.microsoft.com/office/word/2010/wordprocessingDrawing" xmlns:wp="http://schemas.openxmlformats.org/drawingml/2006/wordprocessingDrawing" xmlns:w10="urn:schemas-microsoft-com:office:word" xmlns:w="http://schemas.openxmlformats.org/wordprocessingml/2006/main" xmlns:w14="http://schemas.microsoft.com/office/word/2010/wordml" xmlns:w15="http://schemas.microsoft.com/office/word/2012/wordml" xmlns:w16cid="http://schemas.microsoft.com/office/word/2016/wordml/cid" xmlns:w16se="http://schemas.microsoft.com/office/word/2015/wordml/symex" xmlns:wpg="http://schemas.microsoft.com/office/word/2010/wordprocessingGroup" xmlns:wpi="http://schemas.microsoft.com/office/word/2010/wordprocessingInk" xmlns:wne="http://schemas.microsoft.com/office/word/2006/wordml" xmlns:wps="http://schemas.microsoft.com/office/word/2010/wordprocessingShape" mc:Ignorable="w14 w15 w16se w16cid wp14">
+<w:endnotes xmlns:wpc="http://schemas.microsoft.com/office/word/2010/wordprocessingCanvas" xmlns:cx="http://schemas.microsoft.com/office/drawing/2014/chartex" xmlns:cx1="http://schemas.microsoft.com/office/drawing/2015/9/8/chartex" xmlns:mc="http://schemas.openxmlformats.org/markup-compatibility/2006" xmlns:o="urn:schemas-microsoft-com:office:office" xmlns:r="http://schemas.openxmlformats.org/officeDocument/2006/relationships" xmlns:m="http://schemas.openxmlformats.org/officeDocument/2006/math" xmlns:v="urn:schemas-microsoft-com:vml" xmlns:wp14="http://schemas.microsoft.com/office/word/2010/wordprocessingDrawing" xmlns:wp="http://schemas.openxmlformats.org/drawingml/2006/wordprocessingDrawing" xmlns:w10="urn:schemas-microsoft-com:office:word" xmlns:w="http://schemas.openxmlformats.org/wordprocessingml/2006/main" xmlns:w14="http://schemas.microsoft.com/office/word/2010/wordml" xmlns:w15="http://schemas.microsoft.com/office/word/2012/wordml" xmlns:w16se="http://schemas.microsoft.com/office/word/2015/wordml/symex" xmlns:wpg="http://schemas.microsoft.com/office/word/2010/wordprocessingGroup" xmlns:wpi="http://schemas.microsoft.com/office/word/2010/wordprocessingInk" xmlns:wne="http://schemas.microsoft.com/office/word/2006/wordml" xmlns:wps="http://schemas.microsoft.com/office/word/2010/wordprocessingShape" mc:Ignorable="w14 w15 w16se wp14">
   <w:endnote w:type="separator" w:id="-1">
     <w:p>
       <w:r>
@@ -13682,7 +14259,7 @@
 </file>
 
 <file path=word/footer1.xml><?xml version="1.0" encoding="utf-8"?>
-<w:ftr xmlns:wpc="http://schemas.microsoft.com/office/word/2010/wordprocessingCanvas" xmlns:cx="http://schemas.microsoft.com/office/drawing/2014/chartex" xmlns:cx1="http://schemas.microsoft.com/office/drawing/2015/9/8/chartex" xmlns:cx2="http://schemas.microsoft.com/office/drawing/2015/10/21/chartex" xmlns:cx3="http://schemas.microsoft.com/office/drawing/2016/5/9/chartex" xmlns:cx4="http://schemas.microsoft.com/office/drawing/2016/5/10/chartex" xmlns:cx5="http://schemas.microsoft.com/office/drawing/2016/5/11/chartex" xmlns:cx6="http://schemas.microsoft.com/office/drawing/2016/5/12/chartex" xmlns:cx7="http://schemas.microsoft.com/office/drawing/2016/5/13/chartex" xmlns:cx8="http://schemas.microsoft.com/office/drawing/2016/5/14/chartex" xmlns:mc="http://schemas.openxmlformats.org/markup-compatibility/2006" xmlns:aink="http://schemas.microsoft.com/office/drawing/2016/ink" xmlns:am3d="http://schemas.microsoft.com/office/drawing/2017/model3d" xmlns:o="urn:schemas-microsoft-com:office:office" xmlns:r="http://schemas.openxmlformats.org/officeDocument/2006/relationships" xmlns:m="http://schemas.openxmlformats.org/officeDocument/2006/math" xmlns:v="urn:schemas-microsoft-com:vml" xmlns:wp14="http://schemas.microsoft.com/office/word/2010/wordprocessingDrawing" xmlns:wp="http://schemas.openxmlformats.org/drawingml/2006/wordprocessingDrawing" xmlns:w10="urn:schemas-microsoft-com:office:word" xmlns:w="http://schemas.openxmlformats.org/wordprocessingml/2006/main" xmlns:w14="http://schemas.microsoft.com/office/word/2010/wordml" xmlns:w15="http://schemas.microsoft.com/office/word/2012/wordml" xmlns:w16cid="http://schemas.microsoft.com/office/word/2016/wordml/cid" xmlns:w16se="http://schemas.microsoft.com/office/word/2015/wordml/symex" xmlns:wpg="http://schemas.microsoft.com/office/word/2010/wordprocessingGroup" xmlns:wpi="http://schemas.microsoft.com/office/word/2010/wordprocessingInk" xmlns:wne="http://schemas.microsoft.com/office/word/2006/wordml" xmlns:wps="http://schemas.microsoft.com/office/word/2010/wordprocessingShape" mc:Ignorable="w14 w15 w16se w16cid wp14">
+<w:ftr xmlns:wpc="http://schemas.microsoft.com/office/word/2010/wordprocessingCanvas" xmlns:cx="http://schemas.microsoft.com/office/drawing/2014/chartex" xmlns:cx1="http://schemas.microsoft.com/office/drawing/2015/9/8/chartex" xmlns:mc="http://schemas.openxmlformats.org/markup-compatibility/2006" xmlns:o="urn:schemas-microsoft-com:office:office" xmlns:r="http://schemas.openxmlformats.org/officeDocument/2006/relationships" xmlns:m="http://schemas.openxmlformats.org/officeDocument/2006/math" xmlns:v="urn:schemas-microsoft-com:vml" xmlns:wp14="http://schemas.microsoft.com/office/word/2010/wordprocessingDrawing" xmlns:wp="http://schemas.openxmlformats.org/drawingml/2006/wordprocessingDrawing" xmlns:w10="urn:schemas-microsoft-com:office:word" xmlns:w="http://schemas.openxmlformats.org/wordprocessingml/2006/main" xmlns:w14="http://schemas.microsoft.com/office/word/2010/wordml" xmlns:w15="http://schemas.microsoft.com/office/word/2012/wordml" xmlns:w16se="http://schemas.microsoft.com/office/word/2015/wordml/symex" xmlns:wpg="http://schemas.microsoft.com/office/word/2010/wordprocessingGroup" xmlns:wpi="http://schemas.microsoft.com/office/word/2010/wordprocessingInk" xmlns:wne="http://schemas.microsoft.com/office/word/2006/wordml" xmlns:wps="http://schemas.microsoft.com/office/word/2010/wordprocessingShape" mc:Ignorable="w14 w15 w16se wp14">
   <w:p>
     <w:pPr>
       <w:pStyle w:val="a7"/>
@@ -13720,7 +14297,7 @@
 </file>
 
 <file path=word/footer2.xml><?xml version="1.0" encoding="utf-8"?>
-<w:ftr xmlns:wpc="http://schemas.microsoft.com/office/word/2010/wordprocessingCanvas" xmlns:cx="http://schemas.microsoft.com/office/drawing/2014/chartex" xmlns:cx1="http://schemas.microsoft.com/office/drawing/2015/9/8/chartex" xmlns:cx2="http://schemas.microsoft.com/office/drawing/2015/10/21/chartex" xmlns:cx3="http://schemas.microsoft.com/office/drawing/2016/5/9/chartex" xmlns:cx4="http://schemas.microsoft.com/office/drawing/2016/5/10/chartex" xmlns:cx5="http://schemas.microsoft.com/office/drawing/2016/5/11/chartex" xmlns:cx6="http://schemas.microsoft.com/office/drawing/2016/5/12/chartex" xmlns:cx7="http://schemas.microsoft.com/office/drawing/2016/5/13/chartex" xmlns:cx8="http://schemas.microsoft.com/office/drawing/2016/5/14/chartex" xmlns:mc="http://schemas.openxmlformats.org/markup-compatibility/2006" xmlns:aink="http://schemas.microsoft.com/office/drawing/2016/ink" xmlns:am3d="http://schemas.microsoft.com/office/drawing/2017/model3d" xmlns:o="urn:schemas-microsoft-com:office:office" xmlns:r="http://schemas.openxmlformats.org/officeDocument/2006/relationships" xmlns:m="http://schemas.openxmlformats.org/officeDocument/2006/math" xmlns:v="urn:schemas-microsoft-com:vml" xmlns:wp14="http://schemas.microsoft.com/office/word/2010/wordprocessingDrawing" xmlns:wp="http://schemas.openxmlformats.org/drawingml/2006/wordprocessingDrawing" xmlns:w10="urn:schemas-microsoft-com:office:word" xmlns:w="http://schemas.openxmlformats.org/wordprocessingml/2006/main" xmlns:w14="http://schemas.microsoft.com/office/word/2010/wordml" xmlns:w15="http://schemas.microsoft.com/office/word/2012/wordml" xmlns:w16cid="http://schemas.microsoft.com/office/word/2016/wordml/cid" xmlns:w16se="http://schemas.microsoft.com/office/word/2015/wordml/symex" xmlns:wpg="http://schemas.microsoft.com/office/word/2010/wordprocessingGroup" xmlns:wpi="http://schemas.microsoft.com/office/word/2010/wordprocessingInk" xmlns:wne="http://schemas.microsoft.com/office/word/2006/wordml" xmlns:wps="http://schemas.microsoft.com/office/word/2010/wordprocessingShape" mc:Ignorable="w14 w15 w16se w16cid wp14">
+<w:ftr xmlns:wpc="http://schemas.microsoft.com/office/word/2010/wordprocessingCanvas" xmlns:cx="http://schemas.microsoft.com/office/drawing/2014/chartex" xmlns:cx1="http://schemas.microsoft.com/office/drawing/2015/9/8/chartex" xmlns:mc="http://schemas.openxmlformats.org/markup-compatibility/2006" xmlns:o="urn:schemas-microsoft-com:office:office" xmlns:r="http://schemas.openxmlformats.org/officeDocument/2006/relationships" xmlns:m="http://schemas.openxmlformats.org/officeDocument/2006/math" xmlns:v="urn:schemas-microsoft-com:vml" xmlns:wp14="http://schemas.microsoft.com/office/word/2010/wordprocessingDrawing" xmlns:wp="http://schemas.openxmlformats.org/drawingml/2006/wordprocessingDrawing" xmlns:w10="urn:schemas-microsoft-com:office:word" xmlns:w="http://schemas.openxmlformats.org/wordprocessingml/2006/main" xmlns:w14="http://schemas.microsoft.com/office/word/2010/wordml" xmlns:w15="http://schemas.microsoft.com/office/word/2012/wordml" xmlns:w16se="http://schemas.microsoft.com/office/word/2015/wordml/symex" xmlns:wpg="http://schemas.microsoft.com/office/word/2010/wordprocessingGroup" xmlns:wpi="http://schemas.microsoft.com/office/word/2010/wordprocessingInk" xmlns:wne="http://schemas.microsoft.com/office/word/2006/wordml" xmlns:wps="http://schemas.microsoft.com/office/word/2010/wordprocessingShape" mc:Ignorable="w14 w15 w16se wp14">
   <w:p>
     <w:pPr>
       <w:pStyle w:val="a7"/>
@@ -13762,7 +14339,7 @@
         <w:sz w:val="18"/>
         <w:szCs w:val="18"/>
       </w:rPr>
-      <w:t>4</w:t>
+      <w:t>7</w:t>
     </w:r>
     <w:r>
       <w:rPr>
@@ -13847,7 +14424,15 @@
               <w:szCs w:val="18"/>
               <w:lang w:val="uk-UA"/>
             </w:rPr>
-            <w:t xml:space="preserve"> Л.А. Цимбал </w:t>
+            <w:t xml:space="preserve"> </w:t>
+          </w:r>
+          <w:r>
+            <w:rPr>
+              <w:sz w:val="18"/>
+              <w:szCs w:val="18"/>
+              <w:lang w:val="uk-UA"/>
+            </w:rPr>
+            <w:t>В.В. Харчишин</w:t>
           </w:r>
           <w:r>
             <w:rPr>
@@ -14025,7 +14610,7 @@
 </file>
 
 <file path=word/footnotes.xml><?xml version="1.0" encoding="utf-8"?>
-<w:footnotes xmlns:wpc="http://schemas.microsoft.com/office/word/2010/wordprocessingCanvas" xmlns:cx="http://schemas.microsoft.com/office/drawing/2014/chartex" xmlns:cx1="http://schemas.microsoft.com/office/drawing/2015/9/8/chartex" xmlns:cx2="http://schemas.microsoft.com/office/drawing/2015/10/21/chartex" xmlns:cx3="http://schemas.microsoft.com/office/drawing/2016/5/9/chartex" xmlns:cx4="http://schemas.microsoft.com/office/drawing/2016/5/10/chartex" xmlns:cx5="http://schemas.microsoft.com/office/drawing/2016/5/11/chartex" xmlns:cx6="http://schemas.microsoft.com/office/drawing/2016/5/12/chartex" xmlns:cx7="http://schemas.microsoft.com/office/drawing/2016/5/13/chartex" xmlns:cx8="http://schemas.microsoft.com/office/drawing/2016/5/14/chartex" xmlns:mc="http://schemas.openxmlformats.org/markup-compatibility/2006" xmlns:aink="http://schemas.microsoft.com/office/drawing/2016/ink" xmlns:am3d="http://schemas.microsoft.com/office/drawing/2017/model3d" xmlns:o="urn:schemas-microsoft-com:office:office" xmlns:r="http://schemas.openxmlformats.org/officeDocument/2006/relationships" xmlns:m="http://schemas.openxmlformats.org/officeDocument/2006/math" xmlns:v="urn:schemas-microsoft-com:vml" xmlns:wp14="http://schemas.microsoft.com/office/word/2010/wordprocessingDrawing" xmlns:wp="http://schemas.openxmlformats.org/drawingml/2006/wordprocessingDrawing" xmlns:w10="urn:schemas-microsoft-com:office:word" xmlns:w="http://schemas.openxmlformats.org/wordprocessingml/2006/main" xmlns:w14="http://schemas.microsoft.com/office/word/2010/wordml" xmlns:w15="http://schemas.microsoft.com/office/word/2012/wordml" xmlns:w16cid="http://schemas.microsoft.com/office/word/2016/wordml/cid" xmlns:w16se="http://schemas.microsoft.com/office/word/2015/wordml/symex" xmlns:wpg="http://schemas.microsoft.com/office/word/2010/wordprocessingGroup" xmlns:wpi="http://schemas.microsoft.com/office/word/2010/wordprocessingInk" xmlns:wne="http://schemas.microsoft.com/office/word/2006/wordml" xmlns:wps="http://schemas.microsoft.com/office/word/2010/wordprocessingShape" mc:Ignorable="w14 w15 w16se w16cid wp14">
+<w:footnotes xmlns:wpc="http://schemas.microsoft.com/office/word/2010/wordprocessingCanvas" xmlns:cx="http://schemas.microsoft.com/office/drawing/2014/chartex" xmlns:cx1="http://schemas.microsoft.com/office/drawing/2015/9/8/chartex" xmlns:mc="http://schemas.openxmlformats.org/markup-compatibility/2006" xmlns:o="urn:schemas-microsoft-com:office:office" xmlns:r="http://schemas.openxmlformats.org/officeDocument/2006/relationships" xmlns:m="http://schemas.openxmlformats.org/officeDocument/2006/math" xmlns:v="urn:schemas-microsoft-com:vml" xmlns:wp14="http://schemas.microsoft.com/office/word/2010/wordprocessingDrawing" xmlns:wp="http://schemas.openxmlformats.org/drawingml/2006/wordprocessingDrawing" xmlns:w10="urn:schemas-microsoft-com:office:word" xmlns:w="http://schemas.openxmlformats.org/wordprocessingml/2006/main" xmlns:w14="http://schemas.microsoft.com/office/word/2010/wordml" xmlns:w15="http://schemas.microsoft.com/office/word/2012/wordml" xmlns:w16se="http://schemas.microsoft.com/office/word/2015/wordml/symex" xmlns:wpg="http://schemas.microsoft.com/office/word/2010/wordprocessingGroup" xmlns:wpi="http://schemas.microsoft.com/office/word/2010/wordprocessingInk" xmlns:wne="http://schemas.microsoft.com/office/word/2006/wordml" xmlns:wps="http://schemas.microsoft.com/office/word/2010/wordprocessingShape" mc:Ignorable="w14 w15 w16se wp14">
   <w:footnote w:type="separator" w:id="-1">
     <w:p>
       <w:r>
@@ -14044,7 +14629,7 @@
 </file>
 
 <file path=word/header1.xml><?xml version="1.0" encoding="utf-8"?>
-<w:hdr xmlns:wpc="http://schemas.microsoft.com/office/word/2010/wordprocessingCanvas" xmlns:cx="http://schemas.microsoft.com/office/drawing/2014/chartex" xmlns:cx1="http://schemas.microsoft.com/office/drawing/2015/9/8/chartex" xmlns:cx2="http://schemas.microsoft.com/office/drawing/2015/10/21/chartex" xmlns:cx3="http://schemas.microsoft.com/office/drawing/2016/5/9/chartex" xmlns:cx4="http://schemas.microsoft.com/office/drawing/2016/5/10/chartex" xmlns:cx5="http://schemas.microsoft.com/office/drawing/2016/5/11/chartex" xmlns:cx6="http://schemas.microsoft.com/office/drawing/2016/5/12/chartex" xmlns:cx7="http://schemas.microsoft.com/office/drawing/2016/5/13/chartex" xmlns:cx8="http://schemas.microsoft.com/office/drawing/2016/5/14/chartex" xmlns:mc="http://schemas.openxmlformats.org/markup-compatibility/2006" xmlns:aink="http://schemas.microsoft.com/office/drawing/2016/ink" xmlns:am3d="http://schemas.microsoft.com/office/drawing/2017/model3d" xmlns:o="urn:schemas-microsoft-com:office:office" xmlns:r="http://schemas.openxmlformats.org/officeDocument/2006/relationships" xmlns:m="http://schemas.openxmlformats.org/officeDocument/2006/math" xmlns:v="urn:schemas-microsoft-com:vml" xmlns:wp14="http://schemas.microsoft.com/office/word/2010/wordprocessingDrawing" xmlns:wp="http://schemas.openxmlformats.org/drawingml/2006/wordprocessingDrawing" xmlns:w10="urn:schemas-microsoft-com:office:word" xmlns:w="http://schemas.openxmlformats.org/wordprocessingml/2006/main" xmlns:w14="http://schemas.microsoft.com/office/word/2010/wordml" xmlns:w15="http://schemas.microsoft.com/office/word/2012/wordml" xmlns:w16cid="http://schemas.microsoft.com/office/word/2016/wordml/cid" xmlns:w16se="http://schemas.microsoft.com/office/word/2015/wordml/symex" xmlns:wpg="http://schemas.microsoft.com/office/word/2010/wordprocessingGroup" xmlns:wpi="http://schemas.microsoft.com/office/word/2010/wordprocessingInk" xmlns:wne="http://schemas.microsoft.com/office/word/2006/wordml" xmlns:wps="http://schemas.microsoft.com/office/word/2010/wordprocessingShape" mc:Ignorable="w14 w15 w16se w16cid wp14">
+<w:hdr xmlns:wpc="http://schemas.microsoft.com/office/word/2010/wordprocessingCanvas" xmlns:cx="http://schemas.microsoft.com/office/drawing/2014/chartex" xmlns:cx1="http://schemas.microsoft.com/office/drawing/2015/9/8/chartex" xmlns:mc="http://schemas.openxmlformats.org/markup-compatibility/2006" xmlns:o="urn:schemas-microsoft-com:office:office" xmlns:r="http://schemas.openxmlformats.org/officeDocument/2006/relationships" xmlns:m="http://schemas.openxmlformats.org/officeDocument/2006/math" xmlns:v="urn:schemas-microsoft-com:vml" xmlns:wp14="http://schemas.microsoft.com/office/word/2010/wordprocessingDrawing" xmlns:wp="http://schemas.openxmlformats.org/drawingml/2006/wordprocessingDrawing" xmlns:w10="urn:schemas-microsoft-com:office:word" xmlns:w="http://schemas.openxmlformats.org/wordprocessingml/2006/main" xmlns:w14="http://schemas.microsoft.com/office/word/2010/wordml" xmlns:w15="http://schemas.microsoft.com/office/word/2012/wordml" xmlns:w16se="http://schemas.microsoft.com/office/word/2015/wordml/symex" xmlns:wpg="http://schemas.microsoft.com/office/word/2010/wordprocessingGroup" xmlns:wpi="http://schemas.microsoft.com/office/word/2010/wordprocessingInk" xmlns:wne="http://schemas.microsoft.com/office/word/2006/wordml" xmlns:wps="http://schemas.microsoft.com/office/word/2010/wordprocessingShape" mc:Ignorable="w14 w15 w16se wp14">
   <w:p>
     <w:pPr>
       <w:pStyle w:val="a5"/>
@@ -14114,7 +14699,7 @@
 </file>
 
 <file path=word/numbering.xml><?xml version="1.0" encoding="utf-8"?>
-<w:numbering xmlns:wpc="http://schemas.microsoft.com/office/word/2010/wordprocessingCanvas" xmlns:cx="http://schemas.microsoft.com/office/drawing/2014/chartex" xmlns:cx1="http://schemas.microsoft.com/office/drawing/2015/9/8/chartex" xmlns:cx2="http://schemas.microsoft.com/office/drawing/2015/10/21/chartex" xmlns:cx3="http://schemas.microsoft.com/office/drawing/2016/5/9/chartex" xmlns:cx4="http://schemas.microsoft.com/office/drawing/2016/5/10/chartex" xmlns:cx5="http://schemas.microsoft.com/office/drawing/2016/5/11/chartex" xmlns:cx6="http://schemas.microsoft.com/office/drawing/2016/5/12/chartex" xmlns:cx7="http://schemas.microsoft.com/office/drawing/2016/5/13/chartex" xmlns:cx8="http://schemas.microsoft.com/office/drawing/2016/5/14/chartex" xmlns:mc="http://schemas.openxmlformats.org/markup-compatibility/2006" xmlns:aink="http://schemas.microsoft.com/office/drawing/2016/ink" xmlns:am3d="http://schemas.microsoft.com/office/drawing/2017/model3d" xmlns:o="urn:schemas-microsoft-com:office:office" xmlns:r="http://schemas.openxmlformats.org/officeDocument/2006/relationships" xmlns:m="http://schemas.openxmlformats.org/officeDocument/2006/math" xmlns:v="urn:schemas-microsoft-com:vml" xmlns:wp14="http://schemas.microsoft.com/office/word/2010/wordprocessingDrawing" xmlns:wp="http://schemas.openxmlformats.org/drawingml/2006/wordprocessingDrawing" xmlns:w10="urn:schemas-microsoft-com:office:word" xmlns:w="http://schemas.openxmlformats.org/wordprocessingml/2006/main" xmlns:w14="http://schemas.microsoft.com/office/word/2010/wordml" xmlns:w15="http://schemas.microsoft.com/office/word/2012/wordml" xmlns:w16cid="http://schemas.microsoft.com/office/word/2016/wordml/cid" xmlns:w16se="http://schemas.microsoft.com/office/word/2015/wordml/symex" xmlns:wpg="http://schemas.microsoft.com/office/word/2010/wordprocessingGroup" xmlns:wpi="http://schemas.microsoft.com/office/word/2010/wordprocessingInk" xmlns:wne="http://schemas.microsoft.com/office/word/2006/wordml" xmlns:wps="http://schemas.microsoft.com/office/word/2010/wordprocessingShape" mc:Ignorable="w14 w15 w16se w16cid wp14">
+<w:numbering xmlns:wpc="http://schemas.microsoft.com/office/word/2010/wordprocessingCanvas" xmlns:cx="http://schemas.microsoft.com/office/drawing/2014/chartex" xmlns:cx1="http://schemas.microsoft.com/office/drawing/2015/9/8/chartex" xmlns:mc="http://schemas.openxmlformats.org/markup-compatibility/2006" xmlns:o="urn:schemas-microsoft-com:office:office" xmlns:r="http://schemas.openxmlformats.org/officeDocument/2006/relationships" xmlns:m="http://schemas.openxmlformats.org/officeDocument/2006/math" xmlns:v="urn:schemas-microsoft-com:vml" xmlns:wp14="http://schemas.microsoft.com/office/word/2010/wordprocessingDrawing" xmlns:wp="http://schemas.openxmlformats.org/drawingml/2006/wordprocessingDrawing" xmlns:w10="urn:schemas-microsoft-com:office:word" xmlns:w="http://schemas.openxmlformats.org/wordprocessingml/2006/main" xmlns:w14="http://schemas.microsoft.com/office/word/2010/wordml" xmlns:w15="http://schemas.microsoft.com/office/word/2012/wordml" xmlns:w16se="http://schemas.microsoft.com/office/word/2015/wordml/symex" xmlns:wpg="http://schemas.microsoft.com/office/word/2010/wordprocessingGroup" xmlns:wpi="http://schemas.microsoft.com/office/word/2010/wordprocessingInk" xmlns:wne="http://schemas.microsoft.com/office/word/2006/wordml" xmlns:wps="http://schemas.microsoft.com/office/word/2010/wordprocessingShape" mc:Ignorable="w14 w15 w16se wp14">
   <w:abstractNum w:abstractNumId="0" w15:restartNumberingAfterBreak="0">
     <w:nsid w:val="7AA7255E"/>
     <w:multiLevelType w:val="hybridMultilevel"/>
@@ -14235,7 +14820,7 @@
 </file>
 
 <file path=word/styles.xml><?xml version="1.0" encoding="utf-8"?>
-<w:styles xmlns:mc="http://schemas.openxmlformats.org/markup-compatibility/2006" xmlns:r="http://schemas.openxmlformats.org/officeDocument/2006/relationships" xmlns:w="http://schemas.openxmlformats.org/wordprocessingml/2006/main" xmlns:w14="http://schemas.microsoft.com/office/word/2010/wordml" xmlns:w15="http://schemas.microsoft.com/office/word/2012/wordml" xmlns:w16cid="http://schemas.microsoft.com/office/word/2016/wordml/cid" xmlns:w16se="http://schemas.microsoft.com/office/word/2015/wordml/symex" mc:Ignorable="w14 w15 w16se w16cid">
+<w:styles xmlns:mc="http://schemas.openxmlformats.org/markup-compatibility/2006" xmlns:r="http://schemas.openxmlformats.org/officeDocument/2006/relationships" xmlns:w="http://schemas.openxmlformats.org/wordprocessingml/2006/main" xmlns:w14="http://schemas.microsoft.com/office/word/2010/wordml" xmlns:w15="http://schemas.microsoft.com/office/word/2012/wordml" xmlns:w16se="http://schemas.microsoft.com/office/word/2015/wordml/symex" mc:Ignorable="w14 w15 w16se">
   <w:docDefaults>
     <w:rPrDefault>
       <w:rPr>
@@ -14251,7 +14836,7 @@
       </w:pPr>
     </w:pPrDefault>
   </w:docDefaults>
-  <w:latentStyles w:defLockedState="0" w:defUIPriority="99" w:defSemiHidden="0" w:defUnhideWhenUsed="0" w:defQFormat="0" w:count="375">
+  <w:latentStyles w:defLockedState="0" w:defUIPriority="99" w:defSemiHidden="0" w:defUnhideWhenUsed="0" w:defQFormat="0" w:count="371">
     <w:lsdException w:name="Normal" w:uiPriority="0" w:qFormat="1"/>
     <w:lsdException w:name="heading 1" w:uiPriority="9" w:qFormat="1"/>
     <w:lsdException w:name="heading 2" w:semiHidden="1" w:uiPriority="9" w:unhideWhenUsed="1" w:qFormat="1"/>
@@ -14623,10 +15208,6 @@
     <w:lsdException w:name="List Table 5 Dark Accent 6" w:uiPriority="50"/>
     <w:lsdException w:name="List Table 6 Colorful Accent 6" w:uiPriority="51"/>
     <w:lsdException w:name="List Table 7 Colorful Accent 6" w:uiPriority="52"/>
-    <w:lsdException w:name="Mention" w:semiHidden="1" w:unhideWhenUsed="1"/>
-    <w:lsdException w:name="Smart Hyperlink" w:semiHidden="1" w:unhideWhenUsed="1"/>
-    <w:lsdException w:name="Hashtag" w:semiHidden="1" w:unhideWhenUsed="1"/>
-    <w:lsdException w:name="Unresolved Mention" w:semiHidden="1" w:unhideWhenUsed="1"/>
   </w:latentStyles>
   <w:style w:type="paragraph" w:default="1" w:styleId="a">
     <w:name w:val="Normal"/>
@@ -14943,7 +15524,6 @@
       <w:bCs w:val="0"/>
       <w:sz w:val="24"/>
       <w:szCs w:val="24"/>
-      <w:lang w:val="ru-UA" w:eastAsia="ru-UA"/>
     </w:rPr>
   </w:style>
   <w:style w:type="character" w:styleId="ae">
@@ -14970,10 +15550,8 @@
       <w:rFonts w:ascii="Times New Roman" w:eastAsia="Times New Roman" w:hAnsi="Times New Roman" w:cs="Times New Roman"/>
       <w:sz w:val="20"/>
       <w:szCs w:val="20"/>
-      <w:lang w:val="ru-UA" w:eastAsia="ru-UA"/>
     </w:rPr>
     <w:tblPr>
-      <w:tblInd w:w="0" w:type="nil"/>
       <w:tblBorders>
         <w:top w:val="single" w:sz="4" w:space="0" w:color="auto"/>
         <w:left w:val="single" w:sz="4" w:space="0" w:color="auto"/>
@@ -14984,11 +15562,16 @@
       </w:tblBorders>
     </w:tblPr>
   </w:style>
+  <w:style w:type="character" w:customStyle="1" w:styleId="rvts0">
+    <w:name w:val="rvts0"/>
+    <w:basedOn w:val="a0"/>
+    <w:rsid w:val="00F7189A"/>
+  </w:style>
 </w:styles>
 </file>
 
 <file path=word/glossary/document.xml><?xml version="1.0" encoding="utf-8"?>
-<w:glossaryDocument xmlns:wpc="http://schemas.microsoft.com/office/word/2010/wordprocessingCanvas" xmlns:cx="http://schemas.microsoft.com/office/drawing/2014/chartex" xmlns:cx1="http://schemas.microsoft.com/office/drawing/2015/9/8/chartex" xmlns:cx2="http://schemas.microsoft.com/office/drawing/2015/10/21/chartex" xmlns:cx3="http://schemas.microsoft.com/office/drawing/2016/5/9/chartex" xmlns:cx4="http://schemas.microsoft.com/office/drawing/2016/5/10/chartex" xmlns:cx5="http://schemas.microsoft.com/office/drawing/2016/5/11/chartex" xmlns:cx6="http://schemas.microsoft.com/office/drawing/2016/5/12/chartex" xmlns:cx7="http://schemas.microsoft.com/office/drawing/2016/5/13/chartex" xmlns:cx8="http://schemas.microsoft.com/office/drawing/2016/5/14/chartex" xmlns:mc="http://schemas.openxmlformats.org/markup-compatibility/2006" xmlns:aink="http://schemas.microsoft.com/office/drawing/2016/ink" xmlns:am3d="http://schemas.microsoft.com/office/drawing/2017/model3d" xmlns:o="urn:schemas-microsoft-com:office:office" xmlns:r="http://schemas.openxmlformats.org/officeDocument/2006/relationships" xmlns:m="http://schemas.openxmlformats.org/officeDocument/2006/math" xmlns:v="urn:schemas-microsoft-com:vml" xmlns:wp14="http://schemas.microsoft.com/office/word/2010/wordprocessingDrawing" xmlns:wp="http://schemas.openxmlformats.org/drawingml/2006/wordprocessingDrawing" xmlns:w10="urn:schemas-microsoft-com:office:word" xmlns:w="http://schemas.openxmlformats.org/wordprocessingml/2006/main" xmlns:w14="http://schemas.microsoft.com/office/word/2010/wordml" xmlns:w15="http://schemas.microsoft.com/office/word/2012/wordml" xmlns:w16cid="http://schemas.microsoft.com/office/word/2016/wordml/cid" xmlns:w16se="http://schemas.microsoft.com/office/word/2015/wordml/symex" xmlns:wpg="http://schemas.microsoft.com/office/word/2010/wordprocessingGroup" xmlns:wpi="http://schemas.microsoft.com/office/word/2010/wordprocessingInk" xmlns:wne="http://schemas.microsoft.com/office/word/2006/wordml" xmlns:wps="http://schemas.microsoft.com/office/word/2010/wordprocessingShape" mc:Ignorable="w14 w15 w16se w16cid wp14">
+<w:glossaryDocument xmlns:wpc="http://schemas.microsoft.com/office/word/2010/wordprocessingCanvas" xmlns:cx="http://schemas.microsoft.com/office/drawing/2014/chartex" xmlns:cx1="http://schemas.microsoft.com/office/drawing/2015/9/8/chartex" xmlns:mc="http://schemas.openxmlformats.org/markup-compatibility/2006" xmlns:o="urn:schemas-microsoft-com:office:office" xmlns:r="http://schemas.openxmlformats.org/officeDocument/2006/relationships" xmlns:m="http://schemas.openxmlformats.org/officeDocument/2006/math" xmlns:v="urn:schemas-microsoft-com:vml" xmlns:wp14="http://schemas.microsoft.com/office/word/2010/wordprocessingDrawing" xmlns:wp="http://schemas.openxmlformats.org/drawingml/2006/wordprocessingDrawing" xmlns:w10="urn:schemas-microsoft-com:office:word" xmlns:w="http://schemas.openxmlformats.org/wordprocessingml/2006/main" xmlns:w14="http://schemas.microsoft.com/office/word/2010/wordml" xmlns:w15="http://schemas.microsoft.com/office/word/2012/wordml" xmlns:w16se="http://schemas.microsoft.com/office/word/2015/wordml/symex" xmlns:wpg="http://schemas.microsoft.com/office/word/2010/wordprocessingGroup" xmlns:wpi="http://schemas.microsoft.com/office/word/2010/wordprocessingInk" xmlns:wne="http://schemas.microsoft.com/office/word/2006/wordml" xmlns:wps="http://schemas.microsoft.com/office/word/2010/wordprocessingShape" mc:Ignorable="w14 w15 w16se wp14">
   <w:docParts>
     <w:docPart>
       <w:docPartPr>
@@ -15347,35 +15930,6 @@
             <w:rPr>
               <w:rStyle w:val="a3"/>
               <w:lang w:val="uk-UA"/>
-            </w:rPr>
-            <w:t>Место для ввода текста.</w:t>
-          </w:r>
-        </w:p>
-      </w:docPartBody>
-    </w:docPart>
-    <w:docPart>
-      <w:docPartPr>
-        <w:name w:val="7F83250CCEFE4420A171C3043E8DBC9C"/>
-        <w:category>
-          <w:name w:val="Общие"/>
-          <w:gallery w:val="placeholder"/>
-        </w:category>
-        <w:types>
-          <w:type w:val="bbPlcHdr"/>
-        </w:types>
-        <w:behaviors>
-          <w:behavior w:val="content"/>
-        </w:behaviors>
-        <w:guid w:val="{69A15CBD-D7E8-4F0C-8844-0CC3127897DB}"/>
-      </w:docPartPr>
-      <w:docPartBody>
-        <w:p>
-          <w:pPr>
-            <w:pStyle w:val="7F83250CCEFE4420A171C3043E8DBC9C"/>
-          </w:pPr>
-          <w:r>
-            <w:rPr>
-              <w:rStyle w:val="a3"/>
             </w:rPr>
             <w:t>Место для ввода текста.</w:t>
           </w:r>
@@ -15879,7 +16433,7 @@
     </w:docPart>
     <w:docPart>
       <w:docPartPr>
-        <w:name w:val="FC56C008784D41A5B9410D96C5307B1A"/>
+        <w:name w:val="6F0A5B0D60E54A1A8438EAF6EA029F2F"/>
         <w:category>
           <w:name w:val="Общие"/>
           <w:gallery w:val="placeholder"/>
@@ -15890,12 +16444,12 @@
         <w:behaviors>
           <w:behavior w:val="content"/>
         </w:behaviors>
-        <w:guid w:val="{80726882-2879-4F2C-87E3-177448255890}"/>
+        <w:guid w:val="{9FC92553-3AB9-49CB-931B-C7AED636F6E3}"/>
       </w:docPartPr>
       <w:docPartBody>
         <w:p>
           <w:pPr>
-            <w:pStyle w:val="FC56C008784D41A5B9410D96C5307B1A"/>
+            <w:pStyle w:val="6F0A5B0D60E54A1A8438EAF6EA029F2F"/>
           </w:pPr>
           <w:r>
             <w:rPr>
@@ -15911,13 +16465,13 @@
 </file>
 
 <file path=word/glossary/fontTable.xml><?xml version="1.0" encoding="utf-8"?>
-<w:fonts xmlns:mc="http://schemas.openxmlformats.org/markup-compatibility/2006" xmlns:r="http://schemas.openxmlformats.org/officeDocument/2006/relationships" xmlns:w="http://schemas.openxmlformats.org/wordprocessingml/2006/main" xmlns:w14="http://schemas.microsoft.com/office/word/2010/wordml" xmlns:w15="http://schemas.microsoft.com/office/word/2012/wordml" xmlns:w16cid="http://schemas.microsoft.com/office/word/2016/wordml/cid" xmlns:w16se="http://schemas.microsoft.com/office/word/2015/wordml/symex" mc:Ignorable="w14 w15 w16se w16cid">
+<w:fonts xmlns:mc="http://schemas.openxmlformats.org/markup-compatibility/2006" xmlns:r="http://schemas.openxmlformats.org/officeDocument/2006/relationships" xmlns:w="http://schemas.openxmlformats.org/wordprocessingml/2006/main" xmlns:w14="http://schemas.microsoft.com/office/word/2010/wordml" xmlns:w15="http://schemas.microsoft.com/office/word/2012/wordml" xmlns:w16se="http://schemas.microsoft.com/office/word/2015/wordml/symex" mc:Ignorable="w14 w15 w16se">
   <w:font w:name="Calibri">
     <w:panose1 w:val="020F0502020204030204"/>
     <w:charset w:val="CC"/>
     <w:family w:val="swiss"/>
     <w:pitch w:val="variable"/>
-    <w:sig w:usb0="E0002EFF" w:usb1="C000247B" w:usb2="00000009" w:usb3="00000000" w:csb0="000001FF" w:csb1="00000000"/>
+    <w:sig w:usb0="E4002EFF" w:usb1="C000247B" w:usb2="00000009" w:usb3="00000000" w:csb0="000001FF" w:csb1="00000000"/>
   </w:font>
   <w:font w:name="Times New Roman">
     <w:panose1 w:val="02020603050405020304"/>
@@ -15930,9 +16484,10 @@
     <w:altName w:val="ＭＳ 明朝"/>
     <w:panose1 w:val="02020609040205080304"/>
     <w:charset w:val="80"/>
-    <w:family w:val="modern"/>
+    <w:family w:val="roman"/>
+    <w:notTrueType/>
     <w:pitch w:val="fixed"/>
-    <w:sig w:usb0="E00002FF" w:usb1="6AC7FDFB" w:usb2="08000012" w:usb3="00000000" w:csb0="0002009F" w:csb1="00000000"/>
+    <w:sig w:usb0="00000001" w:usb1="08070000" w:usb2="00000010" w:usb3="00000000" w:csb0="00020000" w:csb1="00000000"/>
   </w:font>
   <w:font w:name="Courier New">
     <w:panose1 w:val="02070309020205020404"/>
@@ -15941,13 +16496,6 @@
     <w:pitch w:val="fixed"/>
     <w:sig w:usb0="E0002EFF" w:usb1="C0007843" w:usb2="00000009" w:usb3="00000000" w:csb0="000001FF" w:csb1="00000000"/>
   </w:font>
-  <w:font w:name="Times New Roman CYR">
-    <w:panose1 w:val="02020603050405020304"/>
-    <w:charset w:val="CC"/>
-    <w:family w:val="roman"/>
-    <w:pitch w:val="variable"/>
-    <w:sig w:usb0="E0002EFF" w:usb1="C000785B" w:usb2="00000009" w:usb3="00000000" w:csb0="000001FF" w:csb1="00000000"/>
-  </w:font>
   <w:font w:name="inherit">
     <w:altName w:val="Times New Roman"/>
     <w:panose1 w:val="00000000000000000000"/>
@@ -15955,6 +16503,13 @@
     <w:family w:val="roman"/>
     <w:notTrueType/>
     <w:pitch w:val="default"/>
+  </w:font>
+  <w:font w:name="Times New Roman CYR">
+    <w:panose1 w:val="02020603050405020304"/>
+    <w:charset w:val="CC"/>
+    <w:family w:val="roman"/>
+    <w:pitch w:val="variable"/>
+    <w:sig w:usb0="E0002EFF" w:usb1="C000785B" w:usb2="00000009" w:usb3="00000000" w:csb0="000001FF" w:csb1="00000000"/>
   </w:font>
   <w:font w:name="Arial">
     <w:panose1 w:val="020B0604020202020204"/>
@@ -15982,15 +16537,16 @@
     <w:charset w:val="CC"/>
     <w:family w:val="swiss"/>
     <w:pitch w:val="variable"/>
-    <w:sig w:usb0="E0002AFF" w:usb1="C000247B" w:usb2="00000009" w:usb3="00000000" w:csb0="000001FF" w:csb1="00000000"/>
+    <w:sig w:usb0="E4002EFF" w:usb1="C000247B" w:usb2="00000009" w:usb3="00000000" w:csb0="000001FF" w:csb1="00000000"/>
   </w:font>
 </w:fonts>
 </file>
 
 <file path=word/glossary/settings.xml><?xml version="1.0" encoding="utf-8"?>
-<w:settings xmlns:mc="http://schemas.openxmlformats.org/markup-compatibility/2006" xmlns:o="urn:schemas-microsoft-com:office:office" xmlns:r="http://schemas.openxmlformats.org/officeDocument/2006/relationships" xmlns:m="http://schemas.openxmlformats.org/officeDocument/2006/math" xmlns:v="urn:schemas-microsoft-com:vml" xmlns:w10="urn:schemas-microsoft-com:office:word" xmlns:w="http://schemas.openxmlformats.org/wordprocessingml/2006/main" xmlns:w14="http://schemas.microsoft.com/office/word/2010/wordml" xmlns:w15="http://schemas.microsoft.com/office/word/2012/wordml" xmlns:w16cid="http://schemas.microsoft.com/office/word/2016/wordml/cid" xmlns:w16se="http://schemas.microsoft.com/office/word/2015/wordml/symex" xmlns:sl="http://schemas.openxmlformats.org/schemaLibrary/2006/main" mc:Ignorable="w14 w15 w16se w16cid">
+<w:settings xmlns:mc="http://schemas.openxmlformats.org/markup-compatibility/2006" xmlns:o="urn:schemas-microsoft-com:office:office" xmlns:r="http://schemas.openxmlformats.org/officeDocument/2006/relationships" xmlns:m="http://schemas.openxmlformats.org/officeDocument/2006/math" xmlns:v="urn:schemas-microsoft-com:vml" xmlns:w10="urn:schemas-microsoft-com:office:word" xmlns:w="http://schemas.openxmlformats.org/wordprocessingml/2006/main" xmlns:w14="http://schemas.microsoft.com/office/word/2010/wordml" xmlns:w15="http://schemas.microsoft.com/office/word/2012/wordml" xmlns:w16se="http://schemas.microsoft.com/office/word/2015/wordml/symex" xmlns:sl="http://schemas.openxmlformats.org/schemaLibrary/2006/main" mc:Ignorable="w14 w15 w16se">
   <w:view w:val="normal"/>
   <w:defaultTabStop w:val="720"/>
+  <w:hyphenationZone w:val="425"/>
   <w:characterSpacingControl w:val="doNotCompress"/>
   <w:compat>
     <w:useFELayout/>
@@ -15999,17 +16555,20 @@
     <w:compatSetting w:name="enableOpenTypeFeatures" w:uri="http://schemas.microsoft.com/office/word" w:val="1"/>
     <w:compatSetting w:name="doNotFlipMirrorIndents" w:uri="http://schemas.microsoft.com/office/word" w:val="1"/>
     <w:compatSetting w:name="differentiateMultirowTableHeaders" w:uri="http://schemas.microsoft.com/office/word" w:val="1"/>
-    <w:compatSetting w:name="useWord2013TrackBottomHyphenation" w:uri="http://schemas.microsoft.com/office/word" w:val="0"/>
   </w:compat>
   <w:rsids>
     <w:rsidRoot w:val="0075407B"/>
+    <w:rsid w:val="000158F3"/>
     <w:rsid w:val="00100E6E"/>
     <w:rsid w:val="003518A6"/>
     <w:rsid w:val="0075407B"/>
     <w:rsid w:val="0097172B"/>
     <w:rsid w:val="00A11907"/>
+    <w:rsid w:val="00A16334"/>
     <w:rsid w:val="00B06D59"/>
+    <w:rsid w:val="00C07E50"/>
     <w:rsid w:val="00C879EF"/>
+    <w:rsid w:val="00D0320E"/>
     <w:rsid w:val="00E4088D"/>
     <w:rsid w:val="00FC0EF2"/>
   </w:rsids>
@@ -16026,7 +16585,7 @@
     <m:intLim m:val="subSup"/>
     <m:naryLim m:val="undOvr"/>
   </m:mathPr>
-  <w:themeFontLang w:val="ru-UA"/>
+  <w:themeFontLang w:val="ru-RU"/>
   <w:clrSchemeMapping w:bg1="light1" w:t1="dark1" w:bg2="light2" w:t2="dark2" w:accent1="accent1" w:accent2="accent2" w:accent3="accent3" w:accent4="accent4" w:accent5="accent5" w:accent6="accent6" w:hyperlink="hyperlink" w:followedHyperlink="followedHyperlink"/>
   <w:decimalSymbol w:val=","/>
   <w:listSeparator w:val=";"/>
@@ -16035,14 +16594,14 @@
 </file>
 
 <file path=word/glossary/styles.xml><?xml version="1.0" encoding="utf-8"?>
-<w:styles xmlns:mc="http://schemas.openxmlformats.org/markup-compatibility/2006" xmlns:r="http://schemas.openxmlformats.org/officeDocument/2006/relationships" xmlns:w="http://schemas.openxmlformats.org/wordprocessingml/2006/main" xmlns:w14="http://schemas.microsoft.com/office/word/2010/wordml" xmlns:w15="http://schemas.microsoft.com/office/word/2012/wordml" xmlns:w16cid="http://schemas.microsoft.com/office/word/2016/wordml/cid" xmlns:w16se="http://schemas.microsoft.com/office/word/2015/wordml/symex" mc:Ignorable="w14 w15 w16se w16cid">
+<w:styles xmlns:mc="http://schemas.openxmlformats.org/markup-compatibility/2006" xmlns:r="http://schemas.openxmlformats.org/officeDocument/2006/relationships" xmlns:w="http://schemas.openxmlformats.org/wordprocessingml/2006/main" xmlns:w14="http://schemas.microsoft.com/office/word/2010/wordml" xmlns:w15="http://schemas.microsoft.com/office/word/2012/wordml" xmlns:w16se="http://schemas.microsoft.com/office/word/2015/wordml/symex" mc:Ignorable="w14 w15 w16se">
   <w:docDefaults>
     <w:rPrDefault>
       <w:rPr>
         <w:rFonts w:asciiTheme="minorHAnsi" w:eastAsiaTheme="minorEastAsia" w:hAnsiTheme="minorHAnsi" w:cstheme="minorBidi"/>
         <w:sz w:val="22"/>
         <w:szCs w:val="22"/>
-        <w:lang w:val="ru-UA" w:eastAsia="ru-UA" w:bidi="ar-SA"/>
+        <w:lang w:val="ru-RU" w:eastAsia="ru-RU" w:bidi="ar-SA"/>
       </w:rPr>
     </w:rPrDefault>
     <w:pPrDefault>
@@ -16051,7 +16610,7 @@
       </w:pPr>
     </w:pPrDefault>
   </w:docDefaults>
-  <w:latentStyles w:defLockedState="0" w:defUIPriority="99" w:defSemiHidden="0" w:defUnhideWhenUsed="0" w:defQFormat="0" w:count="375">
+  <w:latentStyles w:defLockedState="0" w:defUIPriority="99" w:defSemiHidden="0" w:defUnhideWhenUsed="0" w:defQFormat="0" w:count="371">
     <w:lsdException w:name="Normal" w:uiPriority="0" w:qFormat="1"/>
     <w:lsdException w:name="heading 1" w:uiPriority="9" w:qFormat="1"/>
     <w:lsdException w:name="heading 2" w:semiHidden="1" w:uiPriority="9" w:unhideWhenUsed="1" w:qFormat="1"/>
@@ -16423,10 +16982,6 @@
     <w:lsdException w:name="List Table 5 Dark Accent 6" w:uiPriority="50"/>
     <w:lsdException w:name="List Table 6 Colorful Accent 6" w:uiPriority="51"/>
     <w:lsdException w:name="List Table 7 Colorful Accent 6" w:uiPriority="52"/>
-    <w:lsdException w:name="Mention" w:semiHidden="1" w:unhideWhenUsed="1"/>
-    <w:lsdException w:name="Smart Hyperlink" w:semiHidden="1" w:unhideWhenUsed="1"/>
-    <w:lsdException w:name="Hashtag" w:semiHidden="1" w:unhideWhenUsed="1"/>
-    <w:lsdException w:name="Unresolved Mention" w:semiHidden="1" w:unhideWhenUsed="1"/>
   </w:latentStyles>
   <w:style w:type="paragraph" w:default="1" w:styleId="a">
     <w:name w:val="Normal"/>
@@ -16464,7 +17019,7 @@
     <w:basedOn w:val="a0"/>
     <w:uiPriority w:val="99"/>
     <w:semiHidden/>
-    <w:rsid w:val="00B06D59"/>
+    <w:rsid w:val="00C07E50"/>
     <w:rPr>
       <w:color w:val="808080"/>
     </w:rPr>
@@ -16604,22 +17159,20 @@
   <w:style w:type="paragraph" w:customStyle="1" w:styleId="9620A0D97AB44363BA01968A566D00E5">
     <w:name w:val="9620A0D97AB44363BA01968A566D00E5"/>
     <w:rsid w:val="00B06D59"/>
-    <w:rPr>
-      <w:lang w:val="ru-UA" w:eastAsia="ru-UA"/>
-    </w:rPr>
   </w:style>
   <w:style w:type="paragraph" w:customStyle="1" w:styleId="FC56C008784D41A5B9410D96C5307B1A">
     <w:name w:val="FC56C008784D41A5B9410D96C5307B1A"/>
     <w:rsid w:val="00B06D59"/>
-    <w:rPr>
-      <w:lang w:val="ru-UA" w:eastAsia="ru-UA"/>
-    </w:rPr>
+  </w:style>
+  <w:style w:type="paragraph" w:customStyle="1" w:styleId="6F0A5B0D60E54A1A8438EAF6EA029F2F">
+    <w:name w:val="6F0A5B0D60E54A1A8438EAF6EA029F2F"/>
+    <w:rsid w:val="00C07E50"/>
   </w:style>
 </w:styles>
 </file>
 
 <file path=word/glossary/webSettings.xml><?xml version="1.0" encoding="utf-8"?>
-<w:webSettings xmlns:mc="http://schemas.openxmlformats.org/markup-compatibility/2006" xmlns:r="http://schemas.openxmlformats.org/officeDocument/2006/relationships" xmlns:w="http://schemas.openxmlformats.org/wordprocessingml/2006/main" xmlns:w14="http://schemas.microsoft.com/office/word/2010/wordml" xmlns:w15="http://schemas.microsoft.com/office/word/2012/wordml" xmlns:w16cid="http://schemas.microsoft.com/office/word/2016/wordml/cid" xmlns:w16se="http://schemas.microsoft.com/office/word/2015/wordml/symex" mc:Ignorable="w14 w15 w16se w16cid">
+<w:webSettings xmlns:mc="http://schemas.openxmlformats.org/markup-compatibility/2006" xmlns:r="http://schemas.openxmlformats.org/officeDocument/2006/relationships" xmlns:w="http://schemas.openxmlformats.org/wordprocessingml/2006/main" xmlns:w14="http://schemas.microsoft.com/office/word/2010/wordml" xmlns:w15="http://schemas.microsoft.com/office/word/2012/wordml" xmlns:w16se="http://schemas.microsoft.com/office/word/2015/wordml/symex" mc:Ignorable="w14 w15 w16se">
   <w:optimizeForBrowser/>
   <w:allowPNG/>
 </w:webSettings>

--- a/Launcher/Templates/F_ТИПОВИЙ ДОГОВІР КБР ГО УААСП.docx
+++ b/Launcher/Templates/F_ТИПОВИЙ ДОГОВІР КБР ГО УААСП.docx
@@ -1,6 +1,6 @@
 
 <file path=word/document.xml><?xml version="1.0" encoding="utf-8"?>
-<w:document xmlns:wpc="http://schemas.microsoft.com/office/word/2010/wordprocessingCanvas" xmlns:cx="http://schemas.microsoft.com/office/drawing/2014/chartex" xmlns:cx1="http://schemas.microsoft.com/office/drawing/2015/9/8/chartex" xmlns:mc="http://schemas.openxmlformats.org/markup-compatibility/2006" xmlns:o="urn:schemas-microsoft-com:office:office" xmlns:r="http://schemas.openxmlformats.org/officeDocument/2006/relationships" xmlns:m="http://schemas.openxmlformats.org/officeDocument/2006/math" xmlns:v="urn:schemas-microsoft-com:vml" xmlns:wp14="http://schemas.microsoft.com/office/word/2010/wordprocessingDrawing" xmlns:wp="http://schemas.openxmlformats.org/drawingml/2006/wordprocessingDrawing" xmlns:w10="urn:schemas-microsoft-com:office:word" xmlns:w="http://schemas.openxmlformats.org/wordprocessingml/2006/main" xmlns:w14="http://schemas.microsoft.com/office/word/2010/wordml" xmlns:w15="http://schemas.microsoft.com/office/word/2012/wordml" xmlns:w16se="http://schemas.microsoft.com/office/word/2015/wordml/symex" xmlns:wpg="http://schemas.microsoft.com/office/word/2010/wordprocessingGroup" xmlns:wpi="http://schemas.microsoft.com/office/word/2010/wordprocessingInk" xmlns:wne="http://schemas.microsoft.com/office/word/2006/wordml" xmlns:wps="http://schemas.microsoft.com/office/word/2010/wordprocessingShape" mc:Ignorable="w14 w15 w16se wp14">
+<w:document xmlns:wpc="http://schemas.microsoft.com/office/word/2010/wordprocessingCanvas" xmlns:cx="http://schemas.microsoft.com/office/drawing/2014/chartex" xmlns:cx1="http://schemas.microsoft.com/office/drawing/2015/9/8/chartex" xmlns:cx2="http://schemas.microsoft.com/office/drawing/2015/10/21/chartex" xmlns:cx3="http://schemas.microsoft.com/office/drawing/2016/5/9/chartex" xmlns:cx4="http://schemas.microsoft.com/office/drawing/2016/5/10/chartex" xmlns:cx5="http://schemas.microsoft.com/office/drawing/2016/5/11/chartex" xmlns:cx6="http://schemas.microsoft.com/office/drawing/2016/5/12/chartex" xmlns:cx7="http://schemas.microsoft.com/office/drawing/2016/5/13/chartex" xmlns:cx8="http://schemas.microsoft.com/office/drawing/2016/5/14/chartex" xmlns:mc="http://schemas.openxmlformats.org/markup-compatibility/2006" xmlns:aink="http://schemas.microsoft.com/office/drawing/2016/ink" xmlns:am3d="http://schemas.microsoft.com/office/drawing/2017/model3d" xmlns:o="urn:schemas-microsoft-com:office:office" xmlns:oel="http://schemas.microsoft.com/office/2019/extlst" xmlns:r="http://schemas.openxmlformats.org/officeDocument/2006/relationships" xmlns:m="http://schemas.openxmlformats.org/officeDocument/2006/math" xmlns:v="urn:schemas-microsoft-com:vml" xmlns:wp14="http://schemas.microsoft.com/office/word/2010/wordprocessingDrawing" xmlns:wp="http://schemas.openxmlformats.org/drawingml/2006/wordprocessingDrawing" xmlns:w10="urn:schemas-microsoft-com:office:word" xmlns:w="http://schemas.openxmlformats.org/wordprocessingml/2006/main" xmlns:w14="http://schemas.microsoft.com/office/word/2010/wordml" xmlns:w15="http://schemas.microsoft.com/office/word/2012/wordml" xmlns:w16cex="http://schemas.microsoft.com/office/word/2018/wordml/cex" xmlns:w16cid="http://schemas.microsoft.com/office/word/2016/wordml/cid" xmlns:w16="http://schemas.microsoft.com/office/word/2018/wordml" xmlns:w16sdtdh="http://schemas.microsoft.com/office/word/2020/wordml/sdtdatahash" xmlns:w16se="http://schemas.microsoft.com/office/word/2015/wordml/symex" xmlns:wpg="http://schemas.microsoft.com/office/word/2010/wordprocessingGroup" xmlns:wpi="http://schemas.microsoft.com/office/word/2010/wordprocessingInk" xmlns:wne="http://schemas.microsoft.com/office/word/2006/wordml" xmlns:wps="http://schemas.microsoft.com/office/word/2010/wordprocessingShape" mc:Ignorable="w14 w15 w16se w16cid w16 w16cex w16sdtdh wp14">
   <w:body>
     <w:p>
       <w:pPr>
@@ -130,7 +130,7 @@
         <w:sdtContent>
           <w:r>
             <w:rPr>
-              <w:rStyle w:val="ae"/>
+              <w:rStyle w:val="PlaceholderText"/>
             </w:rPr>
             <w:t>Место для ввода текста.</w:t>
           </w:r>
@@ -208,7 +208,7 @@
         <w:sdtContent>
           <w:r>
             <w:rPr>
-              <w:rStyle w:val="ae"/>
+              <w:rStyle w:val="PlaceholderText"/>
               <w:lang w:val="uk-UA"/>
             </w:rPr>
             <w:t>Место для ввода текста.</w:t>
@@ -243,7 +243,7 @@
     </w:p>
     <w:p>
       <w:pPr>
-        <w:pStyle w:val="2"/>
+        <w:pStyle w:val="BodyText2"/>
         <w:ind w:right="-115" w:firstLine="708"/>
         <w:rPr>
           <w:sz w:val="22"/>
@@ -306,21 +306,7 @@
         <w:rPr>
           <w:b/>
         </w:rPr>
-        <w:t xml:space="preserve">Генерального директора </w:t>
-      </w:r>
-      <w:proofErr w:type="spellStart"/>
-      <w:r>
-        <w:rPr>
-          <w:b/>
-        </w:rPr>
-        <w:t>Харчишина</w:t>
-      </w:r>
-      <w:proofErr w:type="spellEnd"/>
-      <w:r>
-        <w:rPr>
-          <w:b/>
-        </w:rPr>
-        <w:t xml:space="preserve"> Валерія Володимировича,</w:t>
+        <w:t>Генерального директора Харчишина Валерія Володимировича,</w:t>
       </w:r>
       <w:r>
         <w:t xml:space="preserve"> </w:t>
@@ -343,7 +329,7 @@
     </w:p>
     <w:p>
       <w:pPr>
-        <w:pStyle w:val="2"/>
+        <w:pStyle w:val="BodyText2"/>
         <w:ind w:right="-141" w:firstLine="360"/>
       </w:pPr>
       <w:r>
@@ -372,7 +358,7 @@
         <w:sdtContent>
           <w:r>
             <w:rPr>
-              <w:rStyle w:val="ae"/>
+              <w:rStyle w:val="PlaceholderText"/>
             </w:rPr>
             <w:t>Место для ввода текста.</w:t>
           </w:r>
@@ -404,7 +390,7 @@
         <w:sdtContent>
           <w:r>
             <w:rPr>
-              <w:rStyle w:val="ae"/>
+              <w:rStyle w:val="PlaceholderText"/>
             </w:rPr>
             <w:t>Место для ввода текста.</w:t>
           </w:r>
@@ -448,7 +434,7 @@
         <w:sdtContent>
           <w:r>
             <w:rPr>
-              <w:rStyle w:val="ae"/>
+              <w:rStyle w:val="PlaceholderText"/>
             </w:rPr>
             <w:t>Место для ввода текста.</w:t>
           </w:r>
@@ -479,7 +465,7 @@
         <w:sdtContent>
           <w:r>
             <w:rPr>
-              <w:rStyle w:val="ae"/>
+              <w:rStyle w:val="PlaceholderText"/>
               <w:rFonts w:eastAsia="Calibri"/>
               <w:b/>
             </w:rPr>
@@ -510,7 +496,7 @@
         <w:sdtContent>
           <w:r>
             <w:rPr>
-              <w:rStyle w:val="ae"/>
+              <w:rStyle w:val="PlaceholderText"/>
             </w:rPr>
             <w:t>Место для ввода текста.</w:t>
           </w:r>
@@ -541,7 +527,7 @@
         <w:sdtContent>
           <w:r>
             <w:rPr>
-              <w:rStyle w:val="ae"/>
+              <w:rStyle w:val="PlaceholderText"/>
               <w:rFonts w:eastAsia="Calibri"/>
               <w:b/>
             </w:rPr>
@@ -562,7 +548,7 @@
     </w:p>
     <w:p>
       <w:pPr>
-        <w:pStyle w:val="a3"/>
+        <w:pStyle w:val="BodyText"/>
         <w:spacing w:before="120"/>
         <w:ind w:right="-141" w:firstLine="357"/>
         <w:jc w:val="center"/>
@@ -583,7 +569,7 @@
     </w:p>
     <w:p>
       <w:pPr>
-        <w:pStyle w:val="a3"/>
+        <w:pStyle w:val="BodyText"/>
         <w:ind w:right="-141" w:firstLine="360"/>
         <w:jc w:val="center"/>
         <w:rPr>
@@ -603,7 +589,7 @@
     </w:p>
     <w:p>
       <w:pPr>
-        <w:pStyle w:val="a3"/>
+        <w:pStyle w:val="BodyText"/>
         <w:ind w:right="-141" w:firstLine="360"/>
         <w:rPr>
           <w:sz w:val="20"/>
@@ -628,7 +614,7 @@
     </w:p>
     <w:p>
       <w:pPr>
-        <w:pStyle w:val="a3"/>
+        <w:pStyle w:val="BodyText"/>
         <w:ind w:right="-141" w:firstLine="360"/>
         <w:rPr>
           <w:sz w:val="20"/>
@@ -668,7 +654,7 @@
     </w:p>
     <w:p>
       <w:pPr>
-        <w:pStyle w:val="a3"/>
+        <w:pStyle w:val="BodyText"/>
         <w:ind w:right="-141" w:firstLine="360"/>
         <w:rPr>
           <w:b/>
@@ -754,7 +740,7 @@
     </w:p>
     <w:p>
       <w:pPr>
-        <w:pStyle w:val="a3"/>
+        <w:pStyle w:val="BodyText"/>
         <w:ind w:right="-141" w:firstLine="360"/>
         <w:rPr>
           <w:b/>
@@ -809,7 +795,7 @@
     </w:p>
     <w:p>
       <w:pPr>
-        <w:pStyle w:val="2"/>
+        <w:pStyle w:val="BodyText2"/>
         <w:ind w:right="-141" w:firstLine="360"/>
       </w:pPr>
       <w:r>
@@ -825,7 +811,7 @@
     </w:p>
     <w:p>
       <w:pPr>
-        <w:pStyle w:val="a3"/>
+        <w:pStyle w:val="BodyText"/>
         <w:ind w:right="0"/>
         <w:rPr>
           <w:sz w:val="20"/>
@@ -886,10 +872,10 @@
         </w:rPr>
         <w:t xml:space="preserve"> </w:t>
       </w:r>
-      <w:hyperlink r:id="rId7" w:history="1">
+      <w:hyperlink r:id="rId8" w:history="1">
         <w:r>
           <w:rPr>
-            <w:rStyle w:val="ab"/>
+            <w:rStyle w:val="Hyperlink"/>
             <w:sz w:val="20"/>
             <w:szCs w:val="20"/>
             <w:lang w:eastAsia="ja-JP"/>
@@ -908,7 +894,7 @@
     </w:p>
     <w:p>
       <w:pPr>
-        <w:pStyle w:val="a3"/>
+        <w:pStyle w:val="BodyText"/>
         <w:ind w:right="-141" w:firstLine="360"/>
         <w:rPr>
           <w:sz w:val="20"/>
@@ -937,41 +923,13 @@
         </w:rPr>
         <w:t xml:space="preserve">вори з текстом або без тексту, </w:t>
       </w:r>
-      <w:proofErr w:type="spellStart"/>
       <w:r>
         <w:rPr>
           <w:sz w:val="20"/>
           <w:szCs w:val="20"/>
           <w:lang w:val="ru-RU"/>
         </w:rPr>
-        <w:t>що</w:t>
-      </w:r>
-      <w:proofErr w:type="spellEnd"/>
-      <w:r>
-        <w:rPr>
-          <w:sz w:val="20"/>
-          <w:szCs w:val="20"/>
-          <w:lang w:val="ru-RU"/>
-        </w:rPr>
-        <w:t xml:space="preserve"> </w:t>
-      </w:r>
-      <w:proofErr w:type="spellStart"/>
-      <w:r>
-        <w:rPr>
-          <w:sz w:val="20"/>
-          <w:szCs w:val="20"/>
-          <w:lang w:val="ru-RU"/>
-        </w:rPr>
-        <w:t>входять</w:t>
-      </w:r>
-      <w:proofErr w:type="spellEnd"/>
-      <w:r>
-        <w:rPr>
-          <w:sz w:val="20"/>
-          <w:szCs w:val="20"/>
-          <w:lang w:val="ru-RU"/>
-        </w:rPr>
-        <w:t xml:space="preserve"> до каталогу ГО УААСП</w:t>
+        <w:t>що входять до каталогу ГО УААСП</w:t>
       </w:r>
       <w:r>
         <w:rPr>
@@ -983,7 +941,7 @@
     </w:p>
     <w:p>
       <w:pPr>
-        <w:pStyle w:val="a3"/>
+        <w:pStyle w:val="BodyText"/>
         <w:ind w:right="-141" w:firstLine="360"/>
         <w:rPr>
           <w:sz w:val="20"/>
@@ -1000,7 +958,7 @@
     </w:p>
     <w:p>
       <w:pPr>
-        <w:pStyle w:val="a3"/>
+        <w:pStyle w:val="BodyText"/>
         <w:ind w:right="-141" w:firstLine="360"/>
         <w:rPr>
           <w:sz w:val="20"/>
@@ -1010,7 +968,7 @@
     </w:p>
     <w:p>
       <w:pPr>
-        <w:pStyle w:val="a3"/>
+        <w:pStyle w:val="BodyText"/>
         <w:tabs>
           <w:tab w:val="left" w:pos="720"/>
         </w:tabs>
@@ -1033,7 +991,7 @@
     </w:p>
     <w:p>
       <w:pPr>
-        <w:pStyle w:val="a3"/>
+        <w:pStyle w:val="BodyText"/>
         <w:ind w:right="-141" w:firstLine="360"/>
         <w:rPr>
           <w:sz w:val="20"/>
@@ -1119,7 +1077,7 @@
       <w:sdtContent>
         <w:p>
           <w:pPr>
-            <w:pStyle w:val="a3"/>
+            <w:pStyle w:val="BodyText"/>
             <w:ind w:right="-141" w:firstLine="360"/>
             <w:rPr>
               <w:sz w:val="20"/>
@@ -1129,7 +1087,7 @@
         </w:p>
         <w:tbl>
           <w:tblPr>
-            <w:tblW w:w="10682" w:type="dxa"/>
+            <w:tblW w:w="10903" w:type="dxa"/>
             <w:tblInd w:w="108" w:type="dxa"/>
             <w:tblBorders>
               <w:top w:val="single" w:sz="4" w:space="0" w:color="auto"/>
@@ -1142,19 +1100,17 @@
             <w:tblLook w:val="01E0" w:firstRow="1" w:lastRow="1" w:firstColumn="1" w:lastColumn="1" w:noHBand="0" w:noVBand="0"/>
           </w:tblPr>
           <w:tblGrid>
-            <w:gridCol w:w="661"/>
-            <w:gridCol w:w="2092"/>
-            <w:gridCol w:w="2499"/>
-            <w:gridCol w:w="4260"/>
-            <w:gridCol w:w="1170"/>
+            <w:gridCol w:w="738"/>
+            <w:gridCol w:w="5953"/>
+            <w:gridCol w:w="4212"/>
           </w:tblGrid>
           <w:tr>
             <w:trPr>
-              <w:trHeight w:val="494"/>
+              <w:trHeight w:val="550"/>
             </w:trPr>
             <w:tc>
               <w:tcPr>
-                <w:tcW w:w="661" w:type="dxa"/>
+                <w:tcW w:w="738" w:type="dxa"/>
                 <w:tcBorders>
                   <w:top w:val="single" w:sz="4" w:space="0" w:color="auto"/>
                   <w:left w:val="single" w:sz="4" w:space="0" w:color="auto"/>
@@ -1166,7 +1122,7 @@
               </w:tcPr>
               <w:p>
                 <w:pPr>
-                  <w:pStyle w:val="a3"/>
+                  <w:pStyle w:val="BodyText"/>
                   <w:ind w:right="0"/>
                   <w:jc w:val="center"/>
                   <w:rPr>
@@ -1187,7 +1143,7 @@
             </w:tc>
             <w:tc>
               <w:tcPr>
-                <w:tcW w:w="2092" w:type="dxa"/>
+                <w:tcW w:w="5953" w:type="dxa"/>
                 <w:tcBorders>
                   <w:top w:val="single" w:sz="4" w:space="0" w:color="auto"/>
                   <w:left w:val="single" w:sz="4" w:space="0" w:color="auto"/>
@@ -1198,89 +1154,53 @@
               </w:tcPr>
               <w:p>
                 <w:pPr>
+                  <w:ind w:right="-141"/>
                   <w:jc w:val="center"/>
                   <w:rPr>
+                    <w:bCs w:val="0"/>
+                    <w:sz w:val="20"/>
+                    <w:szCs w:val="20"/>
+                  </w:rPr>
+                </w:pPr>
+                <w:r>
+                  <w:rPr>
+                    <w:bCs w:val="0"/>
                     <w:sz w:val="20"/>
                     <w:szCs w:val="20"/>
                     <w:lang w:val="uk-UA"/>
                   </w:rPr>
-                </w:pPr>
+                  <w:t>Фактична а</w:t>
+                </w:r>
                 <w:r>
                   <w:rPr>
+                    <w:bCs w:val="0"/>
+                    <w:sz w:val="20"/>
+                    <w:szCs w:val="20"/>
+                  </w:rPr>
+                  <w:t>дрес</w:t>
+                </w:r>
+                <w:r>
+                  <w:rPr>
+                    <w:bCs w:val="0"/>
                     <w:sz w:val="20"/>
                     <w:szCs w:val="20"/>
                     <w:lang w:val="uk-UA"/>
                   </w:rPr>
-                  <w:t>Вид закладу</w:t>
+                  <w:t>а закладу (приміщення) Користувача</w:t>
                 </w:r>
-              </w:p>
-            </w:tc>
-            <w:tc>
-              <w:tcPr>
-                <w:tcW w:w="2499" w:type="dxa"/>
-                <w:tcBorders>
-                  <w:top w:val="single" w:sz="4" w:space="0" w:color="auto"/>
-                  <w:left w:val="single" w:sz="4" w:space="0" w:color="auto"/>
-                  <w:bottom w:val="single" w:sz="4" w:space="0" w:color="auto"/>
-                  <w:right w:val="single" w:sz="4" w:space="0" w:color="auto"/>
-                </w:tcBorders>
-                <w:vAlign w:val="center"/>
-              </w:tcPr>
-              <w:p>
-                <w:pPr>
-                  <w:jc w:val="center"/>
+                <w:r>
                   <w:rPr>
-                    <w:b w:val="0"/>
+                    <w:bCs w:val="0"/>
                     <w:sz w:val="20"/>
                     <w:szCs w:val="20"/>
-                    <w:lang w:val="uk-UA"/>
                   </w:rPr>
-                </w:pPr>
-                <w:r>
-                  <w:rPr>
-                    <w:sz w:val="20"/>
-                    <w:szCs w:val="20"/>
-                    <w:lang w:val="uk-UA"/>
-                  </w:rPr>
-                  <w:t>Найменування закладу</w:t>
-                </w:r>
-              </w:p>
-            </w:tc>
-            <w:tc>
-              <w:tcPr>
-                <w:tcW w:w="4260" w:type="dxa"/>
-                <w:tcBorders>
-                  <w:top w:val="single" w:sz="4" w:space="0" w:color="auto"/>
-                  <w:left w:val="single" w:sz="4" w:space="0" w:color="auto"/>
-                  <w:bottom w:val="single" w:sz="4" w:space="0" w:color="auto"/>
-                  <w:right w:val="single" w:sz="4" w:space="0" w:color="auto"/>
-                </w:tcBorders>
-                <w:vAlign w:val="center"/>
-                <w:hideMark/>
-              </w:tcPr>
-              <w:p>
-                <w:pPr>
-                  <w:jc w:val="center"/>
-                  <w:rPr>
-                    <w:b w:val="0"/>
-                    <w:sz w:val="20"/>
-                    <w:szCs w:val="20"/>
-                    <w:lang w:val="uk-UA"/>
-                  </w:rPr>
-                </w:pPr>
-                <w:r>
-                  <w:rPr>
-                    <w:sz w:val="20"/>
-                    <w:szCs w:val="20"/>
-                    <w:lang w:val="uk-UA"/>
-                  </w:rPr>
-                  <w:t>Фактична адреса закладу:</w:t>
+                  <w:t>:</w:t>
                 </w:r>
               </w:p>
               <w:p>
                 <w:pPr>
-                  <w:pStyle w:val="a3"/>
-                  <w:ind w:right="0"/>
+                  <w:pStyle w:val="BodyText"/>
+                  <w:ind w:right="-141"/>
                   <w:jc w:val="center"/>
                   <w:rPr>
                     <w:sz w:val="20"/>
@@ -1300,7 +1220,24 @@
                     <w:sz w:val="20"/>
                     <w:szCs w:val="20"/>
                   </w:rPr>
-                  <w:t>назва області, міста (селища або села), вулиця, № будинку тощо на території України</w:t>
+                  <w:t>назва області, міста (селища або села), вулиця, № будинку тощо</w:t>
+                </w:r>
+                <w:r>
+                  <w:rPr>
+                    <w:i/>
+                    <w:sz w:val="20"/>
+                    <w:szCs w:val="20"/>
+                    <w:lang w:val="en-US"/>
+                  </w:rPr>
+                  <w:t xml:space="preserve"> </w:t>
+                </w:r>
+                <w:r>
+                  <w:rPr>
+                    <w:i/>
+                    <w:sz w:val="20"/>
+                    <w:szCs w:val="20"/>
+                  </w:rPr>
+                  <w:t>на території України</w:t>
                 </w:r>
                 <w:r>
                   <w:rPr>
@@ -1313,7 +1250,7 @@
             </w:tc>
             <w:tc>
               <w:tcPr>
-                <w:tcW w:w="1170" w:type="dxa"/>
+                <w:tcW w:w="4212" w:type="dxa"/>
                 <w:tcBorders>
                   <w:top w:val="single" w:sz="4" w:space="0" w:color="auto"/>
                   <w:left w:val="single" w:sz="4" w:space="0" w:color="auto"/>
@@ -1325,14 +1262,12 @@
               </w:tcPr>
               <w:p>
                 <w:pPr>
-                  <w:pStyle w:val="a3"/>
+                  <w:pStyle w:val="BodyText"/>
                   <w:ind w:right="0"/>
                   <w:jc w:val="center"/>
                   <w:rPr>
-                    <w:b/>
                     <w:sz w:val="20"/>
                     <w:szCs w:val="20"/>
-                    <w:lang w:val="ru-RU"/>
                   </w:rPr>
                 </w:pPr>
                 <w:r>
@@ -1342,34 +1277,16 @@
                     <w:szCs w:val="20"/>
                     <w:lang w:val="ru-RU"/>
                   </w:rPr>
-                  <w:t>Р</w:t>
+                  <w:t xml:space="preserve">Вид </w:t>
                 </w:r>
-                <w:proofErr w:type="spellStart"/>
                 <w:r>
                   <w:rPr>
-                    <w:b/>
-                    <w:sz w:val="20"/>
-                    <w:szCs w:val="20"/>
-                  </w:rPr>
-                  <w:t>озмір</w:t>
-                </w:r>
-                <w:proofErr w:type="spellEnd"/>
-                <w:r>
-                  <w:rPr>
-                    <w:b/>
+                    <w:i/>
                     <w:sz w:val="20"/>
                     <w:szCs w:val="20"/>
                     <w:lang w:val="ru-RU"/>
                   </w:rPr>
-                  <w:t xml:space="preserve"> </w:t>
-                </w:r>
-                <w:r>
-                  <w:rPr>
-                    <w:b/>
-                    <w:sz w:val="20"/>
-                    <w:szCs w:val="20"/>
-                  </w:rPr>
-                  <w:t>площі закладу</w:t>
+                  <w:t>(кафе, ресторан, бар і т.п.)</w:t>
                 </w:r>
                 <w:r>
                   <w:rPr>
@@ -1378,29 +1295,23 @@
                     <w:szCs w:val="20"/>
                     <w:lang w:val="ru-RU"/>
                   </w:rPr>
-                  <w:t xml:space="preserve"> </w:t>
+                  <w:t xml:space="preserve"> та </w:t>
                 </w:r>
                 <w:r>
                   <w:rPr>
+                    <w:b/>
                     <w:sz w:val="20"/>
                     <w:szCs w:val="20"/>
                   </w:rPr>
-                  <w:t>(м</w:t>
+                  <w:t xml:space="preserve">Назва закладу (приміщення), </w:t>
                 </w:r>
                 <w:r>
                   <w:rPr>
-                    <w:sz w:val="20"/>
-                    <w:szCs w:val="20"/>
-                    <w:vertAlign w:val="superscript"/>
+                    <w:b/>
+                    <w:sz w:val="18"/>
+                    <w:szCs w:val="18"/>
                   </w:rPr>
-                  <w:t>2</w:t>
-                </w:r>
-                <w:r>
-                  <w:rPr>
-                    <w:sz w:val="20"/>
-                    <w:szCs w:val="20"/>
-                  </w:rPr>
-                  <w:t>)</w:t>
+                  <w:t>кількість посадкових місць</w:t>
                 </w:r>
               </w:p>
             </w:tc>
@@ -1408,7 +1319,7 @@
         </w:tbl>
         <w:p>
           <w:pPr>
-            <w:pStyle w:val="a3"/>
+            <w:pStyle w:val="BodyText"/>
             <w:ind w:right="-141" w:firstLine="360"/>
             <w:rPr>
               <w:sz w:val="20"/>
@@ -1420,7 +1331,7 @@
     </w:sdt>
     <w:p>
       <w:pPr>
-        <w:pStyle w:val="a3"/>
+        <w:pStyle w:val="BodyText"/>
         <w:ind w:right="-141" w:firstLine="360"/>
         <w:rPr>
           <w:sz w:val="20"/>
@@ -1430,7 +1341,7 @@
     </w:p>
     <w:p>
       <w:pPr>
-        <w:pStyle w:val="a3"/>
+        <w:pStyle w:val="BodyText"/>
         <w:ind w:right="-141"/>
         <w:rPr>
           <w:sz w:val="20"/>
@@ -1470,7 +1381,7 @@
     </w:p>
     <w:p>
       <w:pPr>
-        <w:pStyle w:val="a3"/>
+        <w:pStyle w:val="BodyText"/>
         <w:ind w:right="-141" w:firstLine="360"/>
         <w:rPr>
           <w:sz w:val="20"/>
@@ -1487,7 +1398,7 @@
     </w:p>
     <w:p>
       <w:pPr>
-        <w:pStyle w:val="a3"/>
+        <w:pStyle w:val="BodyText"/>
         <w:ind w:right="-141" w:firstLine="360"/>
         <w:rPr>
           <w:sz w:val="20"/>
@@ -1504,7 +1415,7 @@
     </w:p>
     <w:p>
       <w:pPr>
-        <w:pStyle w:val="a3"/>
+        <w:pStyle w:val="BodyText"/>
         <w:tabs>
           <w:tab w:val="left" w:pos="1276"/>
         </w:tabs>
@@ -1524,7 +1435,7 @@
     </w:p>
     <w:p>
       <w:pPr>
-        <w:pStyle w:val="a3"/>
+        <w:pStyle w:val="BodyText"/>
         <w:tabs>
           <w:tab w:val="left" w:pos="1276"/>
         </w:tabs>
@@ -1544,7 +1455,7 @@
     </w:p>
     <w:p>
       <w:pPr>
-        <w:pStyle w:val="a3"/>
+        <w:pStyle w:val="BodyText"/>
         <w:tabs>
           <w:tab w:val="left" w:pos="-709"/>
         </w:tabs>
@@ -1564,7 +1475,7 @@
     </w:p>
     <w:p>
       <w:pPr>
-        <w:pStyle w:val="a3"/>
+        <w:pStyle w:val="BodyText"/>
         <w:ind w:right="-141" w:firstLine="360"/>
         <w:rPr>
           <w:sz w:val="20"/>
@@ -1665,7 +1576,7 @@
         <w:sdtContent>
           <w:r>
             <w:rPr>
-              <w:rStyle w:val="ae"/>
+              <w:rStyle w:val="PlaceholderText"/>
             </w:rPr>
             <w:t>Место для ввода текста.</w:t>
           </w:r>
@@ -1701,7 +1612,7 @@
         <w:sdtContent>
           <w:r>
             <w:rPr>
-              <w:rStyle w:val="ae"/>
+              <w:rStyle w:val="PlaceholderText"/>
             </w:rPr>
             <w:t>Место для ввода текста.</w:t>
           </w:r>
@@ -1744,27 +1655,8 @@
           <w:szCs w:val="20"/>
           <w:lang w:val="ru-RU"/>
         </w:rPr>
-        <w:t xml:space="preserve">, але не </w:t>
-      </w:r>
-      <w:proofErr w:type="spellStart"/>
-      <w:r>
-        <w:rPr>
-          <w:sz w:val="20"/>
-          <w:szCs w:val="20"/>
-          <w:lang w:val="ru-RU"/>
-        </w:rPr>
-        <w:t>менше</w:t>
-      </w:r>
-      <w:proofErr w:type="spellEnd"/>
-      <w:r>
-        <w:rPr>
-          <w:sz w:val="20"/>
-          <w:szCs w:val="20"/>
-          <w:lang w:val="ru-RU"/>
-        </w:rPr>
-        <w:t xml:space="preserve"> н</w:t>
-      </w:r>
-      <w:proofErr w:type="spellStart"/>
+        <w:t>, але не менше н</w:t>
+      </w:r>
       <w:r>
         <w:rPr>
           <w:sz w:val="20"/>
@@ -1772,7 +1664,6 @@
         </w:rPr>
         <w:t>іж</w:t>
       </w:r>
-      <w:proofErr w:type="spellEnd"/>
       <w:r>
         <w:rPr>
           <w:sz w:val="20"/>
@@ -1803,7 +1694,7 @@
         <w:sdtContent>
           <w:r>
             <w:rPr>
-              <w:rStyle w:val="ae"/>
+              <w:rStyle w:val="PlaceholderText"/>
             </w:rPr>
             <w:t>Место для ввода текста.</w:t>
           </w:r>
@@ -1839,7 +1730,7 @@
         <w:sdtContent>
           <w:r>
             <w:rPr>
-              <w:rStyle w:val="ae"/>
+              <w:rStyle w:val="PlaceholderText"/>
             </w:rPr>
             <w:t>Место для ввода текста.</w:t>
           </w:r>
@@ -1887,9 +1778,16 @@
         <w:sdtContent>
           <w:r>
             <w:rPr>
-              <w:rStyle w:val="ae"/>
+              <w:rStyle w:val="PlaceholderText"/>
             </w:rPr>
-            <w:t>Место для ввода текста.</w:t>
+            <w:t xml:space="preserve">Место </w:t>
+          </w:r>
+          <w:r>
+            <w:rPr>
+              <w:rStyle w:val="PlaceholderText"/>
+            </w:rPr>
+            <w:lastRenderedPageBreak/>
+            <w:t>для ввода текста.</w:t>
           </w:r>
         </w:sdtContent>
       </w:sdt>
@@ -1942,7 +1840,7 @@
         <w:sdtContent>
           <w:r>
             <w:rPr>
-              <w:rStyle w:val="ae"/>
+              <w:rStyle w:val="PlaceholderText"/>
             </w:rPr>
             <w:t>Место для ввода текста.</w:t>
           </w:r>
@@ -1976,7 +1874,7 @@
     </w:p>
     <w:p>
       <w:pPr>
-        <w:pStyle w:val="a3"/>
+        <w:pStyle w:val="BodyText"/>
         <w:ind w:right="-141" w:firstLine="360"/>
         <w:rPr>
           <w:sz w:val="20"/>
@@ -2007,7 +1905,7 @@
     </w:p>
     <w:p>
       <w:pPr>
-        <w:pStyle w:val="a3"/>
+        <w:pStyle w:val="BodyText"/>
         <w:ind w:right="-165"/>
       </w:pPr>
       <w:r>
@@ -2071,7 +1969,7 @@
         <w:sdtContent>
           <w:r>
             <w:rPr>
-              <w:rStyle w:val="ae"/>
+              <w:rStyle w:val="PlaceholderText"/>
             </w:rPr>
             <w:t>Место для ввода текста.</w:t>
           </w:r>
@@ -2161,17 +2059,8 @@
           <w:sz w:val="20"/>
           <w:szCs w:val="20"/>
         </w:rPr>
-        <w:t xml:space="preserve">, а також Користувач </w:t>
-      </w:r>
-      <w:proofErr w:type="spellStart"/>
-      <w:r>
-        <w:rPr>
-          <w:sz w:val="20"/>
-          <w:szCs w:val="20"/>
-        </w:rPr>
-        <w:t>зобов</w:t>
-      </w:r>
-      <w:proofErr w:type="spellEnd"/>
+        <w:t>, а також Користувач зобов</w:t>
+      </w:r>
       <w:r>
         <w:rPr>
           <w:b/>
@@ -2182,21 +2071,12 @@
         </w:rPr>
         <w:t>`</w:t>
       </w:r>
-      <w:proofErr w:type="spellStart"/>
-      <w:r>
-        <w:rPr>
-          <w:sz w:val="20"/>
-          <w:szCs w:val="20"/>
-        </w:rPr>
-        <w:t>язується</w:t>
-      </w:r>
-      <w:proofErr w:type="spellEnd"/>
-      <w:r>
-        <w:rPr>
-          <w:sz w:val="20"/>
-          <w:szCs w:val="20"/>
-        </w:rPr>
-        <w:t xml:space="preserve"> не пізніше 20-ого числа</w:t>
+      <w:r>
+        <w:rPr>
+          <w:sz w:val="20"/>
+          <w:szCs w:val="20"/>
+        </w:rPr>
+        <w:t>язується не пізніше 20-ого числа</w:t>
       </w:r>
       <w:r>
         <w:rPr>
@@ -2237,7 +2117,6 @@
         </w:rPr>
         <w:t xml:space="preserve"> п</w:t>
       </w:r>
-      <w:proofErr w:type="spellStart"/>
       <w:r>
         <w:rPr>
           <w:sz w:val="20"/>
@@ -2250,15 +2129,7 @@
           <w:sz w:val="20"/>
           <w:szCs w:val="20"/>
         </w:rPr>
-        <w:t>рерахувати</w:t>
-      </w:r>
-      <w:proofErr w:type="spellEnd"/>
-      <w:r>
-        <w:rPr>
-          <w:sz w:val="20"/>
-          <w:szCs w:val="20"/>
-        </w:rPr>
-        <w:t xml:space="preserve"> на поточний рахунок Г</w:t>
+        <w:t>рерахувати на поточний рахунок Г</w:t>
       </w:r>
       <w:r>
         <w:rPr>
@@ -2309,7 +2180,7 @@
     </w:p>
     <w:p>
       <w:pPr>
-        <w:pStyle w:val="a3"/>
+        <w:pStyle w:val="BodyText"/>
         <w:ind w:right="-141" w:firstLine="360"/>
         <w:rPr>
           <w:sz w:val="20"/>
@@ -2519,18 +2390,8 @@
           <w:sz w:val="20"/>
           <w:szCs w:val="20"/>
         </w:rPr>
-        <w:t xml:space="preserve">(Звіт подається в файлі формату </w:t>
-      </w:r>
-      <w:proofErr w:type="spellStart"/>
-      <w:r>
-        <w:rPr>
-          <w:i/>
-          <w:sz w:val="20"/>
-          <w:szCs w:val="20"/>
-        </w:rPr>
-        <w:t>Exсel</w:t>
-      </w:r>
-      <w:proofErr w:type="spellEnd"/>
+        <w:t>(Звіт подається в файлі формату Exсel</w:t>
+      </w:r>
       <w:r>
         <w:rPr>
           <w:sz w:val="20"/>
@@ -2541,7 +2402,7 @@
     </w:p>
     <w:p>
       <w:pPr>
-        <w:pStyle w:val="a3"/>
+        <w:pStyle w:val="BodyText"/>
         <w:tabs>
           <w:tab w:val="left" w:pos="2835"/>
         </w:tabs>
@@ -2653,7 +2514,7 @@
     </w:p>
     <w:p>
       <w:pPr>
-        <w:pStyle w:val="a3"/>
+        <w:pStyle w:val="BodyText"/>
         <w:ind w:right="-141" w:firstLine="360"/>
         <w:rPr>
           <w:sz w:val="20"/>
@@ -2748,7 +2609,7 @@
     </w:p>
     <w:p>
       <w:pPr>
-        <w:pStyle w:val="a3"/>
+        <w:pStyle w:val="BodyText"/>
         <w:ind w:right="-141" w:firstLine="360"/>
         <w:rPr>
           <w:sz w:val="20"/>
@@ -2878,7 +2739,7 @@
     </w:p>
     <w:p>
       <w:pPr>
-        <w:pStyle w:val="a3"/>
+        <w:pStyle w:val="BodyText"/>
         <w:ind w:right="-141" w:firstLine="360"/>
         <w:rPr>
           <w:sz w:val="20"/>
@@ -2966,7 +2827,7 @@
     </w:p>
     <w:p>
       <w:pPr>
-        <w:pStyle w:val="HTML"/>
+        <w:pStyle w:val="HTMLPreformatted"/>
         <w:tabs>
           <w:tab w:val="clear" w:pos="916"/>
           <w:tab w:val="clear" w:pos="1832"/>
@@ -3036,7 +2897,7 @@
     </w:p>
     <w:p>
       <w:pPr>
-        <w:pStyle w:val="HTML"/>
+        <w:pStyle w:val="HTMLPreformatted"/>
         <w:shd w:val="clear" w:color="auto" w:fill="FFFFFF"/>
         <w:ind w:right="-141"/>
         <w:jc w:val="both"/>
@@ -3053,7 +2914,7 @@
     </w:p>
     <w:p>
       <w:pPr>
-        <w:pStyle w:val="a3"/>
+        <w:pStyle w:val="BodyText"/>
         <w:ind w:right="-141" w:firstLine="360"/>
         <w:rPr>
           <w:sz w:val="20"/>
@@ -3085,7 +2946,7 @@
     </w:p>
     <w:p>
       <w:pPr>
-        <w:pStyle w:val="a3"/>
+        <w:pStyle w:val="BodyText"/>
         <w:ind w:right="-141" w:firstLine="360"/>
         <w:rPr>
           <w:sz w:val="20"/>
@@ -3145,7 +3006,7 @@
     </w:p>
     <w:p>
       <w:pPr>
-        <w:pStyle w:val="a3"/>
+        <w:pStyle w:val="BodyText"/>
         <w:ind w:right="-141" w:firstLine="360"/>
         <w:rPr>
           <w:sz w:val="20"/>
@@ -3167,10 +3028,10 @@
         </w:rPr>
         <w:t xml:space="preserve">У випадку існування власного Інтернет - сайту Користувач зобов’язується зазначити на ньому інформацію, що дозвіл на використання Творів отримано в ГО УААСП з інтерактивним посиланням на веб-адресу ГО УААСП: </w:t>
       </w:r>
-      <w:hyperlink r:id="rId8" w:history="1">
+      <w:hyperlink r:id="rId9" w:history="1">
         <w:r>
           <w:rPr>
-            <w:rStyle w:val="ab"/>
+            <w:rStyle w:val="Hyperlink"/>
             <w:sz w:val="20"/>
             <w:szCs w:val="20"/>
           </w:rPr>
@@ -3187,7 +3048,7 @@
     </w:p>
     <w:p>
       <w:pPr>
-        <w:pStyle w:val="a3"/>
+        <w:pStyle w:val="BodyText"/>
         <w:ind w:right="-141" w:firstLine="360"/>
         <w:rPr>
           <w:sz w:val="20"/>
@@ -3198,7 +3059,7 @@
     </w:p>
     <w:p>
       <w:pPr>
-        <w:pStyle w:val="a3"/>
+        <w:pStyle w:val="BodyText"/>
         <w:tabs>
           <w:tab w:val="left" w:pos="0"/>
           <w:tab w:val="left" w:pos="720"/>
@@ -3224,7 +3085,7 @@
     </w:p>
     <w:p>
       <w:pPr>
-        <w:pStyle w:val="a3"/>
+        <w:pStyle w:val="BodyText"/>
         <w:tabs>
           <w:tab w:val="left" w:pos="0"/>
           <w:tab w:val="left" w:pos="720"/>
@@ -3241,7 +3102,7 @@
     </w:p>
     <w:p>
       <w:pPr>
-        <w:pStyle w:val="a3"/>
+        <w:pStyle w:val="BodyText"/>
         <w:ind w:right="-141" w:firstLine="357"/>
         <w:rPr>
           <w:sz w:val="20"/>
@@ -3253,28 +3114,12 @@
           <w:sz w:val="20"/>
           <w:szCs w:val="20"/>
         </w:rPr>
-        <w:t>3.1. Користувач зобов’язаний використовувати оригінальні твори, що ідентифіковані по назвам, прізвищам і ініціалам авторів, без заподіяння їм шкоди, в тому числі не вносити змін або доповнень без письмового дозволу автора (-</w:t>
-      </w:r>
-      <w:proofErr w:type="spellStart"/>
-      <w:r>
-        <w:rPr>
-          <w:sz w:val="20"/>
-          <w:szCs w:val="20"/>
-        </w:rPr>
-        <w:t>ів</w:t>
-      </w:r>
-      <w:proofErr w:type="spellEnd"/>
-      <w:r>
-        <w:rPr>
-          <w:sz w:val="20"/>
-          <w:szCs w:val="20"/>
-        </w:rPr>
-        <w:t>) творів.</w:t>
-      </w:r>
-    </w:p>
-    <w:p>
-      <w:pPr>
-        <w:pStyle w:val="a3"/>
+        <w:t>3.1. Користувач зобов’язаний використовувати оригінальні твори, що ідентифіковані по назвам, прізвищам і ініціалам авторів, без заподіяння їм шкоди, в тому числі не вносити змін або доповнень без письмового дозволу автора (-ів) творів.</w:t>
+      </w:r>
+    </w:p>
+    <w:p>
+      <w:pPr>
+        <w:pStyle w:val="BodyText"/>
         <w:ind w:right="-141" w:firstLine="360"/>
         <w:rPr>
           <w:b/>
@@ -3316,7 +3161,7 @@
     </w:p>
     <w:p>
       <w:pPr>
-        <w:pStyle w:val="a3"/>
+        <w:pStyle w:val="BodyText"/>
         <w:ind w:right="-141" w:firstLine="360"/>
         <w:rPr>
           <w:sz w:val="20"/>
@@ -3488,7 +3333,7 @@
     </w:p>
     <w:p>
       <w:pPr>
-        <w:pStyle w:val="21"/>
+        <w:pStyle w:val="BodyTextIndent2"/>
         <w:spacing w:after="0" w:line="240" w:lineRule="auto"/>
         <w:ind w:left="0" w:right="-141" w:firstLine="360"/>
         <w:jc w:val="both"/>
@@ -3533,7 +3378,7 @@
     </w:p>
     <w:p>
       <w:pPr>
-        <w:pStyle w:val="a3"/>
+        <w:pStyle w:val="BodyText"/>
         <w:ind w:right="-141" w:firstLine="360"/>
         <w:rPr>
           <w:sz w:val="20"/>
@@ -3545,8 +3390,53 @@
           <w:sz w:val="20"/>
           <w:szCs w:val="20"/>
         </w:rPr>
+        <w:t xml:space="preserve">3.4. </w:t>
+      </w:r>
+      <w:r>
+        <w:rPr>
+          <w:sz w:val="20"/>
+          <w:szCs w:val="20"/>
+        </w:rPr>
+        <w:t>ГО УААСП</w:t>
+      </w:r>
+      <w:r>
+        <w:rPr>
+          <w:sz w:val="20"/>
+          <w:szCs w:val="20"/>
+        </w:rPr>
+        <w:t xml:space="preserve"> гарантує врегулювання претензій авторів і правонаступників до Користувача, пов’язаних з публічним виконанням творів</w:t>
+      </w:r>
+      <w:r>
+        <w:rPr>
+          <w:sz w:val="20"/>
+          <w:szCs w:val="20"/>
+        </w:rPr>
+        <w:t xml:space="preserve"> з каталогу ГО УААСП</w:t>
+      </w:r>
+      <w:r>
+        <w:rPr>
+          <w:sz w:val="20"/>
+          <w:szCs w:val="20"/>
+        </w:rPr>
+        <w:t xml:space="preserve">, згідно із Законом та цим Договором, за умови належного виконання Користувачем умов цього Договору. </w:t>
+      </w:r>
+    </w:p>
+    <w:p>
+      <w:pPr>
+        <w:pStyle w:val="BodyText"/>
+        <w:ind w:right="-141" w:firstLine="360"/>
+        <w:rPr>
+          <w:sz w:val="20"/>
+          <w:szCs w:val="20"/>
+        </w:rPr>
+      </w:pPr>
+      <w:r>
+        <w:rPr>
+          <w:sz w:val="20"/>
+          <w:szCs w:val="20"/>
+        </w:rPr>
         <w:lastRenderedPageBreak/>
-        <w:t xml:space="preserve">3.4. </w:t>
+        <w:t xml:space="preserve">3.5. У разі виникнення розбіжностей або спорів між </w:t>
       </w:r>
       <w:r>
         <w:rPr>
@@ -3560,26 +3450,12 @@
           <w:sz w:val="20"/>
           <w:szCs w:val="20"/>
         </w:rPr>
-        <w:t xml:space="preserve"> гарантує врегулювання претензій авторів і правонаступників до Користувача, пов’язаних з публічним виконанням творів</w:t>
-      </w:r>
-      <w:r>
-        <w:rPr>
-          <w:sz w:val="20"/>
-          <w:szCs w:val="20"/>
-        </w:rPr>
-        <w:t xml:space="preserve"> з каталогу ГО УААСП</w:t>
-      </w:r>
-      <w:r>
-        <w:rPr>
-          <w:sz w:val="20"/>
-          <w:szCs w:val="20"/>
-        </w:rPr>
-        <w:t xml:space="preserve">, згідно із Законом та цим Договором, за умови належного виконання Користувачем умов цього Договору. </w:t>
-      </w:r>
-    </w:p>
-    <w:p>
-      <w:pPr>
-        <w:pStyle w:val="a3"/>
+        <w:t xml:space="preserve"> і Користувачем з питань, передбачених цим Договором, вони вживатимуть усіх заходів до вирішення їх шляхом переговорів.</w:t>
+      </w:r>
+    </w:p>
+    <w:p>
+      <w:pPr>
+        <w:pStyle w:val="BodyText"/>
         <w:ind w:right="-141" w:firstLine="360"/>
         <w:rPr>
           <w:sz w:val="20"/>
@@ -3591,7 +3467,53 @@
           <w:sz w:val="20"/>
           <w:szCs w:val="20"/>
         </w:rPr>
-        <w:t xml:space="preserve">3.5. У разі виникнення розбіжностей або спорів між </w:t>
+        <w:t xml:space="preserve">3.6. У разі неможливості вирішення зазначених спорів шляхом переговорів вони повинні вирішуватися в </w:t>
+      </w:r>
+      <w:r>
+        <w:rPr>
+          <w:sz w:val="20"/>
+          <w:szCs w:val="20"/>
+          <w:lang w:val="ru-RU"/>
+        </w:rPr>
+        <w:t>судовому</w:t>
+      </w:r>
+      <w:r>
+        <w:rPr>
+          <w:sz w:val="20"/>
+          <w:szCs w:val="20"/>
+        </w:rPr>
+        <w:t xml:space="preserve"> порядку, визначеному чинним законодавством України.</w:t>
+      </w:r>
+    </w:p>
+    <w:p>
+      <w:pPr>
+        <w:pStyle w:val="BodyText"/>
+        <w:ind w:right="-141" w:firstLine="360"/>
+        <w:rPr>
+          <w:sz w:val="20"/>
+          <w:szCs w:val="20"/>
+        </w:rPr>
+      </w:pPr>
+      <w:r>
+        <w:rPr>
+          <w:sz w:val="20"/>
+          <w:szCs w:val="20"/>
+        </w:rPr>
+        <w:t>3.7. Користувач гарантує, що всі розрахунки з авторами та (або) їх правонаступниками за публі</w:t>
+      </w:r>
+      <w:r>
+        <w:rPr>
+          <w:sz w:val="20"/>
+          <w:szCs w:val="20"/>
+        </w:rPr>
+        <w:t>чне виконання творів з каталог</w:t>
+      </w:r>
+      <w:r>
+        <w:rPr>
+          <w:sz w:val="20"/>
+          <w:szCs w:val="20"/>
+        </w:rPr>
+        <w:t xml:space="preserve">у </w:t>
       </w:r>
       <w:r>
         <w:rPr>
@@ -3605,113 +3527,36 @@
           <w:sz w:val="20"/>
           <w:szCs w:val="20"/>
         </w:rPr>
-        <w:t xml:space="preserve"> і Користувачем з питань, передбачених цим Договором, вони вживатимуть усіх заходів до вирішення їх шляхом переговорів.</w:t>
-      </w:r>
-    </w:p>
-    <w:p>
-      <w:pPr>
-        <w:pStyle w:val="a3"/>
+        <w:t xml:space="preserve"> по даному Договору будуть здійснюватися тільки через </w:t>
+      </w:r>
+      <w:r>
+        <w:rPr>
+          <w:sz w:val="20"/>
+          <w:szCs w:val="20"/>
+        </w:rPr>
+        <w:t>ГО УААСП</w:t>
+      </w:r>
+      <w:r>
+        <w:rPr>
+          <w:sz w:val="20"/>
+          <w:szCs w:val="20"/>
+        </w:rPr>
+        <w:t>.</w:t>
+      </w:r>
+    </w:p>
+    <w:p>
+      <w:pPr>
+        <w:pStyle w:val="BodyText"/>
         <w:ind w:right="-141" w:firstLine="360"/>
         <w:rPr>
           <w:sz w:val="20"/>
           <w:szCs w:val="20"/>
         </w:rPr>
       </w:pPr>
-      <w:r>
-        <w:rPr>
-          <w:sz w:val="20"/>
-          <w:szCs w:val="20"/>
-        </w:rPr>
-        <w:t xml:space="preserve">3.6. У разі неможливості вирішення зазначених спорів шляхом переговорів вони повинні вирішуватися в </w:t>
-      </w:r>
-      <w:r>
-        <w:rPr>
-          <w:sz w:val="20"/>
-          <w:szCs w:val="20"/>
-          <w:lang w:val="ru-RU"/>
-        </w:rPr>
-        <w:t>судовому</w:t>
-      </w:r>
-      <w:r>
-        <w:rPr>
-          <w:sz w:val="20"/>
-          <w:szCs w:val="20"/>
-        </w:rPr>
-        <w:t xml:space="preserve"> порядку, визначеному чинним законодавством України.</w:t>
-      </w:r>
-    </w:p>
-    <w:p>
-      <w:pPr>
-        <w:pStyle w:val="a3"/>
-        <w:ind w:right="-141" w:firstLine="360"/>
-        <w:rPr>
-          <w:sz w:val="20"/>
-          <w:szCs w:val="20"/>
-        </w:rPr>
-      </w:pPr>
-      <w:r>
-        <w:rPr>
-          <w:sz w:val="20"/>
-          <w:szCs w:val="20"/>
-        </w:rPr>
-        <w:t>3.7. Користувач гарантує, що всі розрахунки з авторами та (або) їх правонаступниками за публі</w:t>
-      </w:r>
-      <w:r>
-        <w:rPr>
-          <w:sz w:val="20"/>
-          <w:szCs w:val="20"/>
-        </w:rPr>
-        <w:t>чне виконання творів з каталог</w:t>
-      </w:r>
-      <w:r>
-        <w:rPr>
-          <w:sz w:val="20"/>
-          <w:szCs w:val="20"/>
-        </w:rPr>
-        <w:t xml:space="preserve">у </w:t>
-      </w:r>
-      <w:r>
-        <w:rPr>
-          <w:sz w:val="20"/>
-          <w:szCs w:val="20"/>
-        </w:rPr>
-        <w:t>ГО УААСП</w:t>
-      </w:r>
-      <w:r>
-        <w:rPr>
-          <w:sz w:val="20"/>
-          <w:szCs w:val="20"/>
-        </w:rPr>
-        <w:t xml:space="preserve"> по даному Договору будуть здійснюватися тільки через </w:t>
-      </w:r>
-      <w:r>
-        <w:rPr>
-          <w:sz w:val="20"/>
-          <w:szCs w:val="20"/>
-        </w:rPr>
-        <w:t>ГО УААСП</w:t>
-      </w:r>
-      <w:r>
-        <w:rPr>
-          <w:sz w:val="20"/>
-          <w:szCs w:val="20"/>
-        </w:rPr>
-        <w:t>.</w:t>
-      </w:r>
-    </w:p>
-    <w:p>
-      <w:pPr>
-        <w:pStyle w:val="a3"/>
-        <w:ind w:right="-141" w:firstLine="360"/>
-        <w:rPr>
-          <w:sz w:val="20"/>
-          <w:szCs w:val="20"/>
-        </w:rPr>
-      </w:pPr>
-    </w:p>
-    <w:p>
-      <w:pPr>
-        <w:pStyle w:val="a3"/>
+    </w:p>
+    <w:p>
+      <w:pPr>
+        <w:pStyle w:val="BodyText"/>
         <w:tabs>
           <w:tab w:val="left" w:pos="4065"/>
         </w:tabs>
@@ -3734,7 +3579,7 @@
     </w:p>
     <w:p>
       <w:pPr>
-        <w:pStyle w:val="a3"/>
+        <w:pStyle w:val="BodyText"/>
         <w:tabs>
           <w:tab w:val="left" w:pos="4065"/>
         </w:tabs>
@@ -3749,7 +3594,7 @@
     </w:p>
     <w:p>
       <w:pPr>
-        <w:pStyle w:val="a3"/>
+        <w:pStyle w:val="BodyText"/>
         <w:tabs>
           <w:tab w:val="left" w:pos="2835"/>
         </w:tabs>
@@ -3791,7 +3636,7 @@
     </w:p>
     <w:p>
       <w:pPr>
-        <w:pStyle w:val="a3"/>
+        <w:pStyle w:val="BodyText"/>
         <w:tabs>
           <w:tab w:val="left" w:pos="2835"/>
         </w:tabs>
@@ -3839,7 +3684,7 @@
     </w:p>
     <w:p>
       <w:pPr>
-        <w:pStyle w:val="a3"/>
+        <w:pStyle w:val="BodyText"/>
         <w:tabs>
           <w:tab w:val="left" w:pos="2835"/>
         </w:tabs>
@@ -3859,7 +3704,7 @@
     </w:p>
     <w:p>
       <w:pPr>
-        <w:pStyle w:val="a3"/>
+        <w:pStyle w:val="BodyText"/>
         <w:tabs>
           <w:tab w:val="left" w:pos="2835"/>
         </w:tabs>
@@ -3872,7 +3717,7 @@
     </w:p>
     <w:p>
       <w:pPr>
-        <w:pStyle w:val="a3"/>
+        <w:pStyle w:val="BodyText"/>
         <w:ind w:right="-141" w:firstLine="357"/>
         <w:jc w:val="center"/>
         <w:rPr>
@@ -3894,7 +3739,7 @@
     </w:p>
     <w:p>
       <w:pPr>
-        <w:pStyle w:val="a3"/>
+        <w:pStyle w:val="BodyText"/>
         <w:keepLines/>
         <w:ind w:right="-141"/>
         <w:rPr>
@@ -3946,7 +3791,7 @@
         <w:sdtContent>
           <w:r>
             <w:rPr>
-              <w:rStyle w:val="ae"/>
+              <w:rStyle w:val="PlaceholderText"/>
             </w:rPr>
             <w:t>Место для ввода текста.</w:t>
           </w:r>
@@ -3998,7 +3843,7 @@
         <w:sdtContent>
           <w:r>
             <w:rPr>
-              <w:rStyle w:val="ae"/>
+              <w:rStyle w:val="PlaceholderText"/>
             </w:rPr>
             <w:t>Место для ввода текста.</w:t>
           </w:r>
@@ -4198,7 +4043,7 @@
     </w:p>
     <w:p>
       <w:pPr>
-        <w:pStyle w:val="a3"/>
+        <w:pStyle w:val="BodyText"/>
         <w:ind w:right="-141" w:firstLine="360"/>
         <w:rPr>
           <w:sz w:val="20"/>
@@ -4285,7 +4130,7 @@
     </w:p>
     <w:p>
       <w:pPr>
-        <w:pStyle w:val="a3"/>
+        <w:pStyle w:val="BodyText"/>
         <w:ind w:right="-141" w:firstLine="360"/>
         <w:rPr>
           <w:sz w:val="20"/>
@@ -4309,7 +4154,7 @@
     </w:p>
     <w:p>
       <w:pPr>
-        <w:pStyle w:val="a3"/>
+        <w:pStyle w:val="BodyText"/>
         <w:ind w:right="-141" w:firstLine="360"/>
         <w:rPr>
           <w:sz w:val="20"/>
@@ -4343,7 +4188,7 @@
     </w:p>
     <w:p>
       <w:pPr>
-        <w:pStyle w:val="a3"/>
+        <w:pStyle w:val="BodyText"/>
         <w:ind w:right="-141" w:firstLine="360"/>
         <w:rPr>
           <w:sz w:val="20"/>
@@ -4423,7 +4268,7 @@
     </w:p>
     <w:p>
       <w:pPr>
-        <w:pStyle w:val="a3"/>
+        <w:pStyle w:val="BodyText"/>
         <w:keepLines/>
         <w:ind w:right="-141"/>
         <w:rPr>
@@ -4436,7 +4281,7 @@
     </w:p>
     <w:p>
       <w:pPr>
-        <w:pStyle w:val="a3"/>
+        <w:pStyle w:val="BodyText"/>
         <w:ind w:right="-141" w:firstLine="360"/>
         <w:jc w:val="center"/>
         <w:rPr>
@@ -4458,7 +4303,7 @@
     </w:p>
     <w:p>
       <w:pPr>
-        <w:pStyle w:val="a3"/>
+        <w:pStyle w:val="BodyText"/>
         <w:ind w:right="-141" w:firstLine="426"/>
         <w:rPr>
           <w:sz w:val="20"/>
@@ -4482,7 +4327,7 @@
     </w:p>
     <w:p>
       <w:pPr>
-        <w:pStyle w:val="a3"/>
+        <w:pStyle w:val="BodyText"/>
         <w:ind w:right="-141" w:firstLine="426"/>
         <w:rPr>
           <w:sz w:val="20"/>
@@ -4500,7 +4345,7 @@
     </w:p>
     <w:p>
       <w:pPr>
-        <w:pStyle w:val="a3"/>
+        <w:pStyle w:val="BodyText"/>
         <w:ind w:right="-141" w:firstLine="426"/>
         <w:rPr>
           <w:sz w:val="20"/>
@@ -4517,7 +4362,7 @@
     </w:p>
     <w:p>
       <w:pPr>
-        <w:pStyle w:val="a3"/>
+        <w:pStyle w:val="BodyText"/>
         <w:ind w:right="-141" w:firstLine="426"/>
         <w:rPr>
           <w:sz w:val="20"/>
@@ -4534,7 +4379,7 @@
     </w:p>
     <w:p>
       <w:pPr>
-        <w:pStyle w:val="a3"/>
+        <w:pStyle w:val="BodyText"/>
         <w:tabs>
           <w:tab w:val="left" w:pos="4065"/>
         </w:tabs>
@@ -4550,7 +4395,7 @@
     </w:p>
     <w:p>
       <w:pPr>
-        <w:pStyle w:val="a3"/>
+        <w:pStyle w:val="BodyText"/>
         <w:tabs>
           <w:tab w:val="left" w:pos="4065"/>
         </w:tabs>
@@ -4575,7 +4420,7 @@
     </w:p>
     <w:p>
       <w:pPr>
-        <w:pStyle w:val="a3"/>
+        <w:pStyle w:val="BodyText"/>
         <w:tabs>
           <w:tab w:val="left" w:pos="4065"/>
         </w:tabs>
@@ -4591,38 +4436,39 @@
     </w:p>
     <w:p>
       <w:pPr>
-        <w:pStyle w:val="2"/>
+        <w:pStyle w:val="BodyText2"/>
         <w:spacing w:line="276" w:lineRule="auto"/>
         <w:ind w:right="-141" w:firstLine="426"/>
       </w:pPr>
       <w:r>
+        <w:lastRenderedPageBreak/>
         <w:t xml:space="preserve">7.1. Підписанням даного Договору суб’єкт персональних даних підтверджує свою згоду на обробку зазначених в даному Договорі персональних даних відповідно до Закону України «Про захист персональних даних» у базі персональних даних «Користувачі авторського права» з метою забезпечення адміністративно-правових, податкових відносин та відносин у сфері бухгалтерського обліку, з метою реалізації авторських прав правовласників об’єктів авторських прав відповідно до Господарського кодексу України, Цивільного кодексу України,  Податкового кодексу України, Закону України «Про бухгалтерський облік та фінансову звітність», Закону України «Про банки і банківську діяльність», Закону України «Про авторське право і суміжні права», Закону України «Про ефективне управління </w:t>
       </w:r>
     </w:p>
     <w:p>
       <w:pPr>
-        <w:pStyle w:val="2"/>
+        <w:pStyle w:val="BodyText2"/>
         <w:spacing w:line="276" w:lineRule="auto"/>
         <w:ind w:right="-141" w:firstLine="426"/>
       </w:pPr>
     </w:p>
     <w:p>
       <w:pPr>
-        <w:pStyle w:val="2"/>
+        <w:pStyle w:val="BodyText2"/>
         <w:spacing w:line="276" w:lineRule="auto"/>
         <w:ind w:right="-141" w:firstLine="426"/>
       </w:pPr>
     </w:p>
     <w:p>
       <w:pPr>
-        <w:pStyle w:val="2"/>
+        <w:pStyle w:val="BodyText2"/>
         <w:spacing w:line="276" w:lineRule="auto"/>
         <w:ind w:right="-141" w:firstLine="426"/>
       </w:pPr>
     </w:p>
     <w:p>
       <w:pPr>
-        <w:pStyle w:val="2"/>
+        <w:pStyle w:val="BodyText2"/>
         <w:spacing w:line="276" w:lineRule="auto"/>
         <w:ind w:right="-141" w:firstLine="426"/>
       </w:pPr>
@@ -4641,20 +4487,12 @@
     </w:p>
     <w:p>
       <w:pPr>
-        <w:pStyle w:val="2"/>
+        <w:pStyle w:val="BodyText2"/>
         <w:spacing w:line="276" w:lineRule="auto"/>
         <w:ind w:right="-141" w:firstLine="360"/>
       </w:pPr>
       <w:r>
-        <w:t xml:space="preserve">7.2. Обробці відповідно до законодавства України про захист персональних даних у базі персональних даних «Користувачі авторського права» підлягають наступні категорії персональних даних: адреса проживання (реєстрації), </w:t>
-      </w:r>
-      <w:proofErr w:type="spellStart"/>
-      <w:r>
-        <w:t>резидентство</w:t>
-      </w:r>
-      <w:proofErr w:type="spellEnd"/>
-      <w:r>
-        <w:t xml:space="preserve">, ідентифікаційний податковий номер, паспортні дані, банківські реквізити, контактні номери телефонів, </w:t>
+        <w:t xml:space="preserve">7.2. Обробці відповідно до законодавства України про захист персональних даних у базі персональних даних «Користувачі авторського права» підлягають наступні категорії персональних даних: адреса проживання (реєстрації), резидентство, ідентифікаційний податковий номер, паспортні дані, банківські реквізити, контактні номери телефонів, </w:t>
       </w:r>
       <w:r>
         <w:rPr>
@@ -4677,7 +4515,7 @@
     </w:p>
     <w:p>
       <w:pPr>
-        <w:pStyle w:val="2"/>
+        <w:pStyle w:val="BodyText2"/>
         <w:spacing w:line="276" w:lineRule="auto"/>
         <w:ind w:right="-141" w:firstLine="360"/>
       </w:pPr>
@@ -4687,7 +4525,7 @@
     </w:p>
     <w:p>
       <w:pPr>
-        <w:pStyle w:val="a3"/>
+        <w:pStyle w:val="BodyText"/>
         <w:keepNext/>
         <w:tabs>
           <w:tab w:val="left" w:pos="0"/>
@@ -4704,7 +4542,7 @@
     </w:p>
     <w:p>
       <w:pPr>
-        <w:pStyle w:val="a3"/>
+        <w:pStyle w:val="BodyText"/>
         <w:keepNext/>
         <w:tabs>
           <w:tab w:val="left" w:pos="0"/>
@@ -4730,7 +4568,7 @@
     </w:p>
     <w:p>
       <w:pPr>
-        <w:pStyle w:val="a3"/>
+        <w:pStyle w:val="BodyText"/>
         <w:keepNext/>
         <w:tabs>
           <w:tab w:val="left" w:pos="0"/>
@@ -4747,7 +4585,7 @@
     </w:p>
     <w:p>
       <w:pPr>
-        <w:pStyle w:val="a3"/>
+        <w:pStyle w:val="BodyText"/>
         <w:spacing w:line="276" w:lineRule="auto"/>
         <w:ind w:right="-141" w:firstLine="426"/>
         <w:rPr>
@@ -4765,7 +4603,7 @@
     </w:p>
     <w:p>
       <w:pPr>
-        <w:pStyle w:val="a3"/>
+        <w:pStyle w:val="BodyText"/>
         <w:spacing w:line="276" w:lineRule="auto"/>
         <w:ind w:right="-115"/>
         <w:rPr>
@@ -4796,67 +4634,7 @@
           <w:shd w:val="clear" w:color="auto" w:fill="FFFFFF"/>
           <w:lang w:eastAsia="ja-JP"/>
         </w:rPr>
-        <w:t>Всі зміни та додатки до даного Договору укладаються у письмовій формі та є чинними за умови підписання їх уповноваженими представниками Сторін. Форми додатків до Договору є частиною Договору. Якщо форма додатку, затвердженого (підписаного) Сторонами відповідно до даного Договору передбачає лише підпис уповноваженого(</w:t>
-      </w:r>
-      <w:proofErr w:type="spellStart"/>
-      <w:r>
-        <w:rPr>
-          <w:sz w:val="20"/>
-          <w:szCs w:val="20"/>
-          <w:shd w:val="clear" w:color="auto" w:fill="FFFFFF"/>
-          <w:lang w:eastAsia="ja-JP"/>
-        </w:rPr>
-        <w:t>их</w:t>
-      </w:r>
-      <w:proofErr w:type="spellEnd"/>
-      <w:r>
-        <w:rPr>
-          <w:sz w:val="20"/>
-          <w:szCs w:val="20"/>
-          <w:shd w:val="clear" w:color="auto" w:fill="FFFFFF"/>
-          <w:lang w:eastAsia="ja-JP"/>
-        </w:rPr>
-        <w:t>) представника(</w:t>
-      </w:r>
-      <w:proofErr w:type="spellStart"/>
-      <w:r>
-        <w:rPr>
-          <w:sz w:val="20"/>
-          <w:szCs w:val="20"/>
-          <w:shd w:val="clear" w:color="auto" w:fill="FFFFFF"/>
-          <w:lang w:eastAsia="ja-JP"/>
-        </w:rPr>
-        <w:t>ів</w:t>
-      </w:r>
-      <w:proofErr w:type="spellEnd"/>
-      <w:r>
-        <w:rPr>
-          <w:sz w:val="20"/>
-          <w:szCs w:val="20"/>
-          <w:shd w:val="clear" w:color="auto" w:fill="FFFFFF"/>
-          <w:lang w:eastAsia="ja-JP"/>
-        </w:rPr>
-        <w:t>) Користувача – такий додаток з заповненою Користувачем інформацією є чинним за умови підписання його уповноваженим(и) представником(</w:t>
-      </w:r>
-      <w:proofErr w:type="spellStart"/>
-      <w:r>
-        <w:rPr>
-          <w:sz w:val="20"/>
-          <w:szCs w:val="20"/>
-          <w:shd w:val="clear" w:color="auto" w:fill="FFFFFF"/>
-          <w:lang w:eastAsia="ja-JP"/>
-        </w:rPr>
-        <w:t>ами</w:t>
-      </w:r>
-      <w:proofErr w:type="spellEnd"/>
-      <w:r>
-        <w:rPr>
-          <w:sz w:val="20"/>
-          <w:szCs w:val="20"/>
-          <w:shd w:val="clear" w:color="auto" w:fill="FFFFFF"/>
-          <w:lang w:eastAsia="ja-JP"/>
-        </w:rPr>
-        <w:t>) Користувача.</w:t>
+        <w:t>Всі зміни та додатки до даного Договору укладаються у письмовій формі та є чинними за умови підписання їх уповноваженими представниками Сторін. Форми додатків до Договору є частиною Договору. Якщо форма додатку, затвердженого (підписаного) Сторонами відповідно до даного Договору передбачає лише підпис уповноваженого(их) представника(ів) Користувача – такий додаток з заповненою Користувачем інформацією є чинним за умови підписання його уповноваженим(и) представником(ами) Користувача.</w:t>
       </w:r>
     </w:p>
     <w:p>
@@ -4908,7 +4686,7 @@
     </w:p>
     <w:p>
       <w:pPr>
-        <w:pStyle w:val="a3"/>
+        <w:pStyle w:val="BodyText"/>
         <w:spacing w:line="276" w:lineRule="auto"/>
         <w:ind w:right="-141" w:firstLine="426"/>
         <w:rPr>
@@ -4940,7 +4718,7 @@
     </w:p>
     <w:p>
       <w:pPr>
-        <w:pStyle w:val="a3"/>
+        <w:pStyle w:val="BodyText"/>
         <w:spacing w:line="276" w:lineRule="auto"/>
         <w:ind w:right="-141" w:firstLine="426"/>
         <w:rPr>
@@ -4965,7 +4743,7 @@
     </w:p>
     <w:p>
       <w:pPr>
-        <w:pStyle w:val="a3"/>
+        <w:pStyle w:val="BodyText"/>
         <w:spacing w:line="276" w:lineRule="auto"/>
         <w:ind w:right="-141" w:firstLine="426"/>
         <w:rPr>
@@ -5011,7 +4789,7 @@
     </w:p>
     <w:p>
       <w:pPr>
-        <w:pStyle w:val="HTML"/>
+        <w:pStyle w:val="HTMLPreformatted"/>
         <w:shd w:val="clear" w:color="auto" w:fill="FFFFFF"/>
         <w:tabs>
           <w:tab w:val="clear" w:pos="10076"/>
@@ -5100,7 +4878,7 @@
     </w:p>
     <w:p>
       <w:pPr>
-        <w:pStyle w:val="HTML"/>
+        <w:pStyle w:val="HTMLPreformatted"/>
         <w:shd w:val="clear" w:color="auto" w:fill="FFFFFF"/>
         <w:tabs>
           <w:tab w:val="clear" w:pos="10076"/>
@@ -5122,7 +4900,7 @@
     </w:p>
     <w:p>
       <w:pPr>
-        <w:pStyle w:val="a3"/>
+        <w:pStyle w:val="BodyText"/>
         <w:spacing w:line="276" w:lineRule="auto"/>
         <w:ind w:right="-141" w:firstLine="426"/>
         <w:rPr>
@@ -5162,7 +4940,7 @@
     </w:p>
     <w:p>
       <w:pPr>
-        <w:pStyle w:val="a3"/>
+        <w:pStyle w:val="BodyText"/>
         <w:spacing w:line="276" w:lineRule="auto"/>
         <w:ind w:right="-141" w:firstLine="426"/>
         <w:rPr>
@@ -5175,7 +4953,6 @@
           <w:sz w:val="20"/>
           <w:szCs w:val="20"/>
         </w:rPr>
-        <w:lastRenderedPageBreak/>
         <w:t>8.9</w:t>
       </w:r>
       <w:r>
@@ -5188,7 +4965,7 @@
     </w:p>
     <w:p>
       <w:pPr>
-        <w:pStyle w:val="a3"/>
+        <w:pStyle w:val="BodyText"/>
         <w:spacing w:line="276" w:lineRule="auto"/>
         <w:ind w:right="-141" w:firstLine="426"/>
         <w:rPr>
@@ -5202,6 +4979,7 @@
           <w:sz w:val="20"/>
           <w:szCs w:val="20"/>
         </w:rPr>
+        <w:lastRenderedPageBreak/>
         <w:t>8.10</w:t>
       </w:r>
       <w:r>
@@ -5298,7 +5076,7 @@
     </w:p>
     <w:p>
       <w:pPr>
-        <w:pStyle w:val="a3"/>
+        <w:pStyle w:val="BodyText"/>
         <w:spacing w:line="276" w:lineRule="auto"/>
         <w:ind w:right="-141" w:firstLine="426"/>
         <w:rPr>
@@ -5358,7 +5136,7 @@
     </w:p>
     <w:p>
       <w:pPr>
-        <w:pStyle w:val="a3"/>
+        <w:pStyle w:val="BodyText"/>
         <w:ind w:right="-141" w:firstLine="708"/>
         <w:jc w:val="center"/>
         <w:rPr>
@@ -5371,7 +5149,7 @@
     </w:p>
     <w:p>
       <w:pPr>
-        <w:pStyle w:val="a3"/>
+        <w:pStyle w:val="BodyText"/>
         <w:ind w:right="-141" w:firstLine="708"/>
         <w:jc w:val="center"/>
         <w:rPr>
@@ -5419,7 +5197,7 @@
           </w:tcPr>
           <w:p>
             <w:pPr>
-              <w:pStyle w:val="a3"/>
+              <w:pStyle w:val="BodyText"/>
               <w:ind w:right="0"/>
               <w:jc w:val="center"/>
               <w:rPr>
@@ -5468,7 +5246,7 @@
           </w:tcPr>
           <w:p>
             <w:pPr>
-              <w:pStyle w:val="a3"/>
+              <w:pStyle w:val="BodyText"/>
               <w:ind w:right="0"/>
               <w:jc w:val="center"/>
               <w:rPr>
@@ -5596,19 +5374,19 @@
                 <w:sz w:val="18"/>
                 <w:szCs w:val="18"/>
               </w:rPr>
-              <w:t xml:space="preserve">04060, м. </w:t>
+              <w:t>04060, м. Київ,</w:t>
             </w:r>
-            <w:proofErr w:type="spellStart"/>
-            <w:r>
+          </w:p>
+          <w:p>
+            <w:pPr>
+              <w:ind w:left="180"/>
               <w:rPr>
                 <w:b w:val="0"/>
                 <w:bCs w:val="0"/>
                 <w:sz w:val="18"/>
                 <w:szCs w:val="18"/>
               </w:rPr>
-              <w:t>Київ</w:t>
-            </w:r>
-            <w:proofErr w:type="spellEnd"/>
+            </w:pPr>
             <w:r>
               <w:rPr>
                 <w:b w:val="0"/>
@@ -5616,38 +5394,7 @@
                 <w:sz w:val="18"/>
                 <w:szCs w:val="18"/>
               </w:rPr>
-              <w:t>,</w:t>
-            </w:r>
-          </w:p>
-          <w:p>
-            <w:pPr>
-              <w:ind w:left="180"/>
-              <w:rPr>
-                <w:b w:val="0"/>
-                <w:bCs w:val="0"/>
-                <w:sz w:val="18"/>
-                <w:szCs w:val="18"/>
-              </w:rPr>
-            </w:pPr>
-            <w:proofErr w:type="spellStart"/>
-            <w:r>
-              <w:rPr>
-                <w:b w:val="0"/>
-                <w:bCs w:val="0"/>
-                <w:sz w:val="18"/>
-                <w:szCs w:val="18"/>
-              </w:rPr>
-              <w:t>вул</w:t>
-            </w:r>
-            <w:proofErr w:type="spellEnd"/>
-            <w:r>
-              <w:rPr>
-                <w:b w:val="0"/>
-                <w:bCs w:val="0"/>
-                <w:sz w:val="18"/>
-                <w:szCs w:val="18"/>
-              </w:rPr>
-              <w:t>. Вавілових, 15</w:t>
+              <w:t>вул. Вавілових, 15</w:t>
             </w:r>
             <w:r>
               <w:rPr>
@@ -5678,7 +5425,6 @@
                 <w:szCs w:val="18"/>
               </w:rPr>
             </w:pPr>
-            <w:proofErr w:type="spellStart"/>
             <w:r>
               <w:rPr>
                 <w:b w:val="0"/>
@@ -5686,9 +5432,18 @@
                 <w:szCs w:val="18"/>
                 <w:lang w:val="uk-UA"/>
               </w:rPr>
-              <w:t>тел</w:t>
+              <w:t>тел.: (044) 223-60-40;</w:t>
             </w:r>
-            <w:proofErr w:type="spellEnd"/>
+          </w:p>
+          <w:p>
+            <w:pPr>
+              <w:ind w:left="180"/>
+              <w:rPr>
+                <w:b w:val="0"/>
+                <w:sz w:val="18"/>
+                <w:szCs w:val="18"/>
+              </w:rPr>
+            </w:pPr>
             <w:r>
               <w:rPr>
                 <w:b w:val="0"/>
@@ -5696,37 +5451,36 @@
                 <w:szCs w:val="18"/>
                 <w:lang w:val="uk-UA"/>
               </w:rPr>
-              <w:t>.: (044) 223-60-40;</w:t>
+              <w:t>код ЄДРПОУ: 39939650;</w:t>
             </w:r>
           </w:p>
           <w:p>
             <w:pPr>
               <w:ind w:left="180"/>
-              <w:rPr>
-                <w:b w:val="0"/>
-                <w:sz w:val="18"/>
-                <w:szCs w:val="18"/>
-              </w:rPr>
-            </w:pPr>
-            <w:r>
               <w:rPr>
                 <w:b w:val="0"/>
                 <w:sz w:val="18"/>
                 <w:szCs w:val="18"/>
                 <w:lang w:val="uk-UA"/>
               </w:rPr>
-              <w:t>код ЄДРПОУ: 39939650;</w:t>
-            </w:r>
-          </w:p>
-          <w:p>
-            <w:pPr>
-              <w:ind w:left="180"/>
+            </w:pPr>
+            <w:r>
               <w:rPr>
                 <w:b w:val="0"/>
                 <w:sz w:val="18"/>
                 <w:szCs w:val="18"/>
                 <w:lang w:val="uk-UA"/>
               </w:rPr>
+              <w:t>поточний рахунок:</w:t>
+            </w:r>
+          </w:p>
+          <w:p>
+            <w:pPr>
+              <w:ind w:left="201"/>
+              <w:rPr>
+                <w:sz w:val="18"/>
+                <w:szCs w:val="18"/>
+              </w:rPr>
             </w:pPr>
             <w:r>
               <w:rPr>
@@ -5735,45 +5489,44 @@
                 <w:szCs w:val="18"/>
                 <w:lang w:val="uk-UA"/>
               </w:rPr>
-              <w:t>поточний рахунок:</w:t>
+              <w:t>IBAN № UA</w:t>
             </w:r>
-          </w:p>
-          <w:p>
-            <w:pPr>
-              <w:ind w:left="201"/>
-              <w:rPr>
+            <w:r>
+              <w:rPr>
+                <w:b w:val="0"/>
                 <w:sz w:val="18"/>
                 <w:szCs w:val="18"/>
               </w:rPr>
-            </w:pPr>
-            <w:r>
+              <w:t>683052990000026004040115716</w:t>
+            </w:r>
+          </w:p>
+          <w:p>
+            <w:pPr>
+              <w:ind w:left="180"/>
               <w:rPr>
                 <w:b w:val="0"/>
                 <w:sz w:val="18"/>
                 <w:szCs w:val="18"/>
                 <w:lang w:val="uk-UA"/>
               </w:rPr>
-              <w:t>IBAN № UA</w:t>
-            </w:r>
+            </w:pPr>
             <w:r>
-              <w:rPr>
-                <w:b w:val="0"/>
-                <w:sz w:val="18"/>
-                <w:szCs w:val="18"/>
-              </w:rPr>
-              <w:t>683052990000026004040115716</w:t>
-            </w:r>
-          </w:p>
-          <w:p>
-            <w:pPr>
-              <w:ind w:left="180"/>
               <w:rPr>
                 <w:b w:val="0"/>
                 <w:sz w:val="18"/>
                 <w:szCs w:val="18"/>
                 <w:lang w:val="uk-UA"/>
               </w:rPr>
-            </w:pPr>
+              <w:t xml:space="preserve">в АТ </w:t>
+            </w:r>
+            <w:r>
+              <w:rPr>
+                <w:b w:val="0"/>
+                <w:sz w:val="18"/>
+                <w:szCs w:val="18"/>
+              </w:rPr>
+              <w:t xml:space="preserve">КБ </w:t>
+            </w:r>
             <w:r>
               <w:rPr>
                 <w:b w:val="0"/>
@@ -5781,16 +5534,17 @@
                 <w:szCs w:val="18"/>
                 <w:lang w:val="uk-UA"/>
               </w:rPr>
-              <w:t xml:space="preserve">в АТ </w:t>
+              <w:t>«Приватбанк»;</w:t>
             </w:r>
-            <w:r>
+          </w:p>
+          <w:p>
+            <w:pPr>
               <w:rPr>
                 <w:b w:val="0"/>
                 <w:sz w:val="18"/>
                 <w:szCs w:val="18"/>
               </w:rPr>
-              <w:t xml:space="preserve">КБ </w:t>
-            </w:r>
+            </w:pPr>
             <w:r>
               <w:rPr>
                 <w:b w:val="0"/>
@@ -5798,90 +5552,43 @@
                 <w:szCs w:val="18"/>
                 <w:lang w:val="uk-UA"/>
               </w:rPr>
-              <w:t>«Приватбанк»;</w:t>
+              <w:t xml:space="preserve">    </w:t>
             </w:r>
-          </w:p>
-          <w:p>
-            <w:pPr>
+            <w:r>
               <w:rPr>
                 <w:b w:val="0"/>
                 <w:sz w:val="18"/>
                 <w:szCs w:val="18"/>
               </w:rPr>
-            </w:pPr>
-            <w:r>
+              <w:t>Організація має статус неприбуткової за ознакою</w:t>
+            </w:r>
+          </w:p>
+          <w:p>
+            <w:pPr>
               <w:rPr>
                 <w:b w:val="0"/>
                 <w:sz w:val="18"/>
                 <w:szCs w:val="18"/>
                 <w:lang w:val="uk-UA"/>
               </w:rPr>
-              <w:t xml:space="preserve">    </w:t>
-            </w:r>
+            </w:pPr>
             <w:r>
-              <w:rPr>
-                <w:b w:val="0"/>
-                <w:sz w:val="18"/>
-                <w:szCs w:val="18"/>
-              </w:rPr>
-              <w:t xml:space="preserve">Організація </w:t>
-            </w:r>
-            <w:proofErr w:type="spellStart"/>
-            <w:r>
-              <w:rPr>
-                <w:b w:val="0"/>
-                <w:sz w:val="18"/>
-                <w:szCs w:val="18"/>
-              </w:rPr>
-              <w:t>має</w:t>
-            </w:r>
-            <w:proofErr w:type="spellEnd"/>
-            <w:r>
-              <w:rPr>
-                <w:b w:val="0"/>
-                <w:sz w:val="18"/>
-                <w:szCs w:val="18"/>
-              </w:rPr>
-              <w:t xml:space="preserve"> статус </w:t>
-            </w:r>
-            <w:proofErr w:type="spellStart"/>
-            <w:r>
-              <w:rPr>
-                <w:b w:val="0"/>
-                <w:sz w:val="18"/>
-                <w:szCs w:val="18"/>
-              </w:rPr>
-              <w:t>неприбуткової</w:t>
-            </w:r>
-            <w:proofErr w:type="spellEnd"/>
-            <w:r>
-              <w:rPr>
-                <w:b w:val="0"/>
-                <w:sz w:val="18"/>
-                <w:szCs w:val="18"/>
-              </w:rPr>
-              <w:t xml:space="preserve"> за </w:t>
-            </w:r>
-            <w:proofErr w:type="spellStart"/>
-            <w:r>
-              <w:rPr>
-                <w:b w:val="0"/>
-                <w:sz w:val="18"/>
-                <w:szCs w:val="18"/>
-              </w:rPr>
-              <w:t>ознакою</w:t>
-            </w:r>
-            <w:proofErr w:type="spellEnd"/>
-          </w:p>
-          <w:p>
-            <w:pPr>
               <w:rPr>
                 <w:b w:val="0"/>
                 <w:sz w:val="18"/>
                 <w:szCs w:val="18"/>
                 <w:lang w:val="uk-UA"/>
               </w:rPr>
-            </w:pPr>
+              <w:t xml:space="preserve">    </w:t>
+            </w:r>
+            <w:r>
+              <w:rPr>
+                <w:b w:val="0"/>
+                <w:sz w:val="18"/>
+                <w:szCs w:val="18"/>
+              </w:rPr>
+              <w:t xml:space="preserve">неприбутковості </w:t>
+            </w:r>
             <w:r>
               <w:rPr>
                 <w:b w:val="0"/>
@@ -5889,49 +5596,22 @@
                 <w:szCs w:val="18"/>
                 <w:lang w:val="uk-UA"/>
               </w:rPr>
-              <w:t xml:space="preserve">    </w:t>
+              <w:t>0032</w:t>
             </w:r>
-            <w:proofErr w:type="spellStart"/>
-            <w:r>
-              <w:rPr>
-                <w:b w:val="0"/>
-                <w:sz w:val="18"/>
-                <w:szCs w:val="18"/>
-              </w:rPr>
-              <w:t>неприбутковості</w:t>
-            </w:r>
-            <w:proofErr w:type="spellEnd"/>
-            <w:r>
-              <w:rPr>
-                <w:b w:val="0"/>
-                <w:sz w:val="18"/>
-                <w:szCs w:val="18"/>
-              </w:rPr>
-              <w:t xml:space="preserve"> </w:t>
-            </w:r>
-            <w:r>
-              <w:rPr>
-                <w:b w:val="0"/>
+          </w:p>
+          <w:p>
+            <w:pPr>
+              <w:ind w:left="180"/>
+              <w:rPr>
                 <w:sz w:val="18"/>
                 <w:szCs w:val="18"/>
                 <w:lang w:val="uk-UA"/>
               </w:rPr>
-              <w:t>0032</w:t>
-            </w:r>
-          </w:p>
-          <w:p>
-            <w:pPr>
-              <w:ind w:left="180"/>
-              <w:rPr>
-                <w:sz w:val="18"/>
-                <w:szCs w:val="18"/>
-                <w:lang w:val="uk-UA"/>
-              </w:rPr>
-            </w:pPr>
-            <w:hyperlink r:id="rId9" w:history="1">
+            </w:pPr>
+            <w:hyperlink r:id="rId10" w:history="1">
               <w:r>
                 <w:rPr>
-                  <w:rStyle w:val="ab"/>
+                  <w:rStyle w:val="Hyperlink"/>
                   <w:sz w:val="18"/>
                   <w:szCs w:val="18"/>
                   <w:lang w:val="uk-UA"/>
@@ -5942,7 +5622,7 @@
           </w:p>
           <w:p>
             <w:pPr>
-              <w:pStyle w:val="a3"/>
+              <w:pStyle w:val="BodyText"/>
               <w:ind w:left="180" w:right="-1"/>
               <w:jc w:val="left"/>
               <w:rPr>
@@ -5956,7 +5636,7 @@
           </w:p>
           <w:p>
             <w:pPr>
-              <w:pStyle w:val="a3"/>
+              <w:pStyle w:val="BodyText"/>
               <w:ind w:left="180" w:right="-1"/>
               <w:jc w:val="left"/>
               <w:rPr>
@@ -5970,7 +5650,7 @@
           </w:p>
           <w:p>
             <w:pPr>
-              <w:pStyle w:val="a3"/>
+              <w:pStyle w:val="BodyText"/>
               <w:ind w:left="180" w:right="-1"/>
               <w:jc w:val="left"/>
               <w:rPr>
@@ -5984,7 +5664,7 @@
           </w:p>
           <w:p>
             <w:pPr>
-              <w:pStyle w:val="a3"/>
+              <w:pStyle w:val="BodyText"/>
               <w:ind w:right="-1"/>
               <w:jc w:val="left"/>
               <w:rPr>
@@ -5997,7 +5677,7 @@
           </w:p>
           <w:p>
             <w:pPr>
-              <w:pStyle w:val="a3"/>
+              <w:pStyle w:val="BodyText"/>
               <w:ind w:right="-1"/>
               <w:jc w:val="left"/>
               <w:rPr>
@@ -6010,7 +5690,7 @@
           </w:p>
           <w:p>
             <w:pPr>
-              <w:pStyle w:val="a3"/>
+              <w:pStyle w:val="BodyText"/>
               <w:ind w:right="-1"/>
               <w:jc w:val="left"/>
               <w:rPr>
@@ -6023,7 +5703,7 @@
           </w:p>
           <w:p>
             <w:pPr>
-              <w:pStyle w:val="a3"/>
+              <w:pStyle w:val="BodyText"/>
               <w:ind w:right="-1"/>
               <w:jc w:val="left"/>
               <w:rPr>
@@ -6036,7 +5716,7 @@
           </w:p>
           <w:p>
             <w:pPr>
-              <w:pStyle w:val="a3"/>
+              <w:pStyle w:val="BodyText"/>
               <w:ind w:right="-1"/>
               <w:jc w:val="left"/>
               <w:rPr>
@@ -6049,7 +5729,7 @@
           </w:p>
           <w:p>
             <w:pPr>
-              <w:pStyle w:val="a3"/>
+              <w:pStyle w:val="BodyText"/>
               <w:ind w:right="-1"/>
               <w:jc w:val="left"/>
               <w:rPr>
@@ -6062,7 +5742,7 @@
           </w:p>
           <w:p>
             <w:pPr>
-              <w:pStyle w:val="a3"/>
+              <w:pStyle w:val="BodyText"/>
               <w:ind w:left="180" w:right="-1"/>
               <w:jc w:val="left"/>
               <w:rPr>
@@ -6084,7 +5764,7 @@
           </w:p>
           <w:p>
             <w:pPr>
-              <w:pStyle w:val="a3"/>
+              <w:pStyle w:val="BodyText"/>
               <w:ind w:right="0"/>
               <w:rPr>
                 <w:sz w:val="18"/>
@@ -6111,7 +5791,7 @@
           </w:p>
           <w:p>
             <w:pPr>
-              <w:pStyle w:val="a3"/>
+              <w:pStyle w:val="BodyText"/>
               <w:ind w:right="0"/>
               <w:jc w:val="left"/>
               <w:rPr>
@@ -6163,7 +5843,7 @@
               <w:sdtContent>
                 <w:r>
                   <w:rPr>
-                    <w:rStyle w:val="ae"/>
+                    <w:rStyle w:val="PlaceholderText"/>
                   </w:rPr>
                   <w:t>Место для ввода текста.</w:t>
                 </w:r>
@@ -6227,7 +5907,7 @@
               <w:sdtContent>
                 <w:r>
                   <w:rPr>
-                    <w:rStyle w:val="ae"/>
+                    <w:rStyle w:val="PlaceholderText"/>
                   </w:rPr>
                   <w:t>Место для ввода текста.</w:t>
                 </w:r>
@@ -6272,7 +5952,7 @@
               <w:sdtContent>
                 <w:r>
                   <w:rPr>
-                    <w:rStyle w:val="ae"/>
+                    <w:rStyle w:val="PlaceholderText"/>
                   </w:rPr>
                   <w:t>Место для ввода текста.</w:t>
                 </w:r>
@@ -6318,7 +5998,7 @@
               <w:sdtContent>
                 <w:r>
                   <w:rPr>
-                    <w:rStyle w:val="ae"/>
+                    <w:rStyle w:val="PlaceholderText"/>
                   </w:rPr>
                   <w:t>Место для ввода текста.</w:t>
                 </w:r>
@@ -6333,23 +6013,13 @@
                 <w:lang w:val="uk-UA"/>
               </w:rPr>
             </w:pPr>
-            <w:proofErr w:type="spellStart"/>
             <w:r>
               <w:rPr>
                 <w:sz w:val="20"/>
                 <w:szCs w:val="20"/>
                 <w:lang w:val="uk-UA"/>
               </w:rPr>
-              <w:t>Тел</w:t>
-            </w:r>
-            <w:proofErr w:type="spellEnd"/>
-            <w:r>
-              <w:rPr>
-                <w:sz w:val="20"/>
-                <w:szCs w:val="20"/>
-                <w:lang w:val="uk-UA"/>
-              </w:rPr>
-              <w:t xml:space="preserve">.: </w:t>
+              <w:t xml:space="preserve">Тел.: </w:t>
             </w:r>
             <w:sdt>
               <w:sdtPr>
@@ -6373,7 +6043,7 @@
               <w:sdtContent>
                 <w:r>
                   <w:rPr>
-                    <w:rStyle w:val="ae"/>
+                    <w:rStyle w:val="PlaceholderText"/>
                   </w:rPr>
                   <w:t>Место для ввода текста.</w:t>
                 </w:r>
@@ -6452,7 +6122,7 @@
               <w:sdtContent>
                 <w:r>
                   <w:rPr>
-                    <w:rStyle w:val="ae"/>
+                    <w:rStyle w:val="PlaceholderText"/>
                   </w:rPr>
                   <w:t>Место для ввода текста.</w:t>
                 </w:r>
@@ -6514,7 +6184,7 @@
               <w:sdtContent>
                 <w:r>
                   <w:rPr>
-                    <w:rStyle w:val="ae"/>
+                    <w:rStyle w:val="PlaceholderText"/>
                   </w:rPr>
                   <w:t>Место для ввода текста.</w:t>
                 </w:r>
@@ -6560,7 +6230,7 @@
               <w:sdtContent>
                 <w:r>
                   <w:rPr>
-                    <w:rStyle w:val="ae"/>
+                    <w:rStyle w:val="PlaceholderText"/>
                   </w:rPr>
                   <w:t>Место для ввода текста.</w:t>
                 </w:r>
@@ -6606,7 +6276,7 @@
               <w:sdtContent>
                 <w:r>
                   <w:rPr>
-                    <w:rStyle w:val="ae"/>
+                    <w:rStyle w:val="PlaceholderText"/>
                   </w:rPr>
                   <w:t>Место для ввода текста.</w:t>
                 </w:r>
@@ -6662,7 +6332,7 @@
               <w:sdtContent>
                 <w:r>
                   <w:rPr>
-                    <w:rStyle w:val="ae"/>
+                    <w:rStyle w:val="PlaceholderText"/>
                     <w:lang w:val="uk-UA"/>
                   </w:rPr>
                   <w:t>Место для ввода текста.</w:t>
@@ -6707,7 +6377,7 @@
               <w:sdtContent>
                 <w:r>
                   <w:rPr>
-                    <w:rStyle w:val="ae"/>
+                    <w:rStyle w:val="PlaceholderText"/>
                     <w:lang w:val="uk-UA"/>
                   </w:rPr>
                   <w:t>Место для ввода текста.</w:t>
@@ -6760,7 +6430,7 @@
               <w:sdtContent>
                 <w:r>
                   <w:rPr>
-                    <w:rStyle w:val="ae"/>
+                    <w:rStyle w:val="PlaceholderText"/>
                     <w:lang w:val="uk-UA"/>
                   </w:rPr>
                   <w:t>Место для ввода текста.</w:t>
@@ -6807,7 +6477,7 @@
               <w:sdtContent>
                 <w:r>
                   <w:rPr>
-                    <w:rStyle w:val="ae"/>
+                    <w:rStyle w:val="PlaceholderText"/>
                   </w:rPr>
                   <w:t>Место для ввода текста.</w:t>
                 </w:r>
@@ -6846,25 +6516,7 @@
                 <w:szCs w:val="20"/>
                 <w:lang w:val="uk-UA"/>
               </w:rPr>
-              <w:t>E-</w:t>
-            </w:r>
-            <w:proofErr w:type="spellStart"/>
-            <w:r>
-              <w:rPr>
-                <w:sz w:val="20"/>
-                <w:szCs w:val="20"/>
-                <w:lang w:val="uk-UA"/>
-              </w:rPr>
-              <w:t>mail</w:t>
-            </w:r>
-            <w:proofErr w:type="spellEnd"/>
-            <w:r>
-              <w:rPr>
-                <w:sz w:val="20"/>
-                <w:szCs w:val="20"/>
-                <w:lang w:val="uk-UA"/>
-              </w:rPr>
-              <w:t>:</w:t>
+              <w:t>E-mail:</w:t>
             </w:r>
             <w:r>
               <w:rPr>
@@ -6888,7 +6540,7 @@
           </w:p>
           <w:tbl>
             <w:tblPr>
-              <w:tblStyle w:val="af"/>
+              <w:tblStyle w:val="TableGrid"/>
               <w:tblW w:w="5160" w:type="dxa"/>
               <w:tblBorders>
                 <w:top w:val="none" w:sz="0" w:space="0" w:color="auto"/>
@@ -6955,7 +6607,6 @@
                       <w:lang w:val="uk-UA"/>
                     </w:rPr>
                   </w:pPr>
-                  <w:proofErr w:type="spellStart"/>
                   <w:r>
                     <w:rPr>
                       <w:sz w:val="18"/>
@@ -6963,17 +6614,7 @@
                       <w:vertAlign w:val="superscript"/>
                       <w:lang w:val="uk-UA"/>
                     </w:rPr>
-                    <w:t>м.п</w:t>
-                  </w:r>
-                  <w:proofErr w:type="spellEnd"/>
-                  <w:r>
-                    <w:rPr>
-                      <w:sz w:val="18"/>
-                      <w:szCs w:val="18"/>
-                      <w:vertAlign w:val="superscript"/>
-                      <w:lang w:val="uk-UA"/>
-                    </w:rPr>
-                    <w:t>.           (підпис)</w:t>
+                    <w:t>м.п.           (підпис)</w:t>
                   </w:r>
                 </w:p>
               </w:tc>
@@ -7029,7 +6670,7 @@
                     <w:sdtContent>
                       <w:r>
                         <w:rPr>
-                          <w:rStyle w:val="ae"/>
+                          <w:rStyle w:val="PlaceholderText"/>
                         </w:rPr>
                         <w:t>Место для ввода текста.</w:t>
                       </w:r>
@@ -7060,7 +6701,7 @@
           </w:tbl>
           <w:p>
             <w:pPr>
-              <w:pStyle w:val="a3"/>
+              <w:pStyle w:val="BodyText"/>
               <w:ind w:right="0"/>
               <w:rPr>
                 <w:sz w:val="20"/>
@@ -7086,7 +6727,7 @@
           </w:tcPr>
           <w:p>
             <w:pPr>
-              <w:pStyle w:val="21"/>
+              <w:pStyle w:val="BodyTextIndent2"/>
               <w:spacing w:after="0" w:line="240" w:lineRule="auto"/>
               <w:ind w:left="0"/>
               <w:rPr>
@@ -7110,7 +6751,7 @@
           </w:p>
           <w:p>
             <w:pPr>
-              <w:pStyle w:val="a7"/>
+              <w:pStyle w:val="Footer"/>
               <w:ind w:right="360"/>
               <w:rPr>
                 <w:b w:val="0"/>
@@ -7133,7 +6774,7 @@
           </w:p>
           <w:p>
             <w:pPr>
-              <w:pStyle w:val="a7"/>
+              <w:pStyle w:val="Footer"/>
               <w:ind w:right="360"/>
               <w:rPr>
                 <w:b w:val="0"/>
@@ -7175,7 +6816,7 @@
           </w:p>
           <w:p>
             <w:pPr>
-              <w:pStyle w:val="a7"/>
+              <w:pStyle w:val="Footer"/>
               <w:ind w:right="360" w:firstLine="360"/>
               <w:rPr>
                 <w:sz w:val="16"/>
@@ -7217,7 +6858,7 @@
           </w:p>
           <w:p>
             <w:pPr>
-              <w:pStyle w:val="a7"/>
+              <w:pStyle w:val="Footer"/>
               <w:ind w:right="360"/>
               <w:rPr>
                 <w:b w:val="0"/>
@@ -7260,7 +6901,7 @@
               <w:sdtContent>
                 <w:r>
                   <w:rPr>
-                    <w:rStyle w:val="ae"/>
+                    <w:rStyle w:val="PlaceholderText"/>
                   </w:rPr>
                   <w:t>Место для ввода текста.</w:t>
                 </w:r>
@@ -7276,9 +6917,6 @@
               </w:rPr>
               <w:t xml:space="preserve">т </w:t>
             </w:r>
-            <w:bookmarkStart w:id="9" w:name="_GoBack"/>
-            <w:bookmarkEnd w:id="9"/>
-            <w:proofErr w:type="spellStart"/>
             <w:r>
               <w:rPr>
                 <w:b w:val="0"/>
@@ -7287,18 +6925,7 @@
                 <w:szCs w:val="20"/>
                 <w:lang w:val="uk-UA"/>
               </w:rPr>
-              <w:t>ел</w:t>
-            </w:r>
-            <w:proofErr w:type="spellEnd"/>
-            <w:r>
-              <w:rPr>
-                <w:b w:val="0"/>
-                <w:bCs w:val="0"/>
-                <w:sz w:val="20"/>
-                <w:szCs w:val="20"/>
-                <w:lang w:val="uk-UA"/>
-              </w:rPr>
-              <w:t xml:space="preserve">.:   </w:t>
+              <w:t xml:space="preserve">ел.:   </w:t>
             </w:r>
             <w:sdt>
               <w:sdtPr>
@@ -7323,7 +6950,7 @@
               <w:sdtContent>
                 <w:r>
                   <w:rPr>
-                    <w:rStyle w:val="ae"/>
+                    <w:rStyle w:val="PlaceholderText"/>
                   </w:rPr>
                   <w:t>Место для ввода текста.</w:t>
                 </w:r>
@@ -7499,7 +7126,7 @@
         <mc:AlternateContent>
           <mc:Choice Requires="wps">
             <w:drawing>
-              <wp:anchor distT="0" distB="0" distL="114300" distR="114300" simplePos="0" relativeHeight="251661312" behindDoc="0" locked="0" layoutInCell="1" allowOverlap="1">
+              <wp:anchor distT="0" distB="0" distL="114300" distR="114300" simplePos="0" relativeHeight="251661312" behindDoc="0" locked="0" layoutInCell="1" allowOverlap="1" wp14:anchorId="62DF1AA0" wp14:editId="240D496A">
                 <wp:simplePos x="0" y="0"/>
                 <wp:positionH relativeFrom="column">
                   <wp:posOffset>657225</wp:posOffset>
@@ -7540,7 +7167,7 @@
                         <w:txbxContent>
                           <w:p>
                             <w:pPr>
-                              <w:pStyle w:val="ad"/>
+                              <w:pStyle w:val="NormalWeb"/>
                               <w:spacing w:before="0" w:beforeAutospacing="0" w:after="0" w:afterAutospacing="0"/>
                               <w:jc w:val="distribute"/>
                             </w:pPr>
@@ -7592,17 +7219,17 @@
           </mc:Choice>
           <mc:Fallback>
             <w:pict>
-              <v:shapetype id="_x0000_t202" coordsize="21600,21600" o:spt="202" path="m,l,21600r21600,l21600,xe">
+              <v:shapetype w14:anchorId="62DF1AA0" id="_x0000_t202" coordsize="21600,21600" o:spt="202" path="m,l,21600r21600,l21600,xe">
                 <v:stroke joinstyle="miter"/>
                 <v:path gradientshapeok="t" o:connecttype="rect"/>
               </v:shapetype>
-              <v:shape id="WordArt 3" o:spid="_x0000_s1026" type="#_x0000_t202" style="position:absolute;left:0;text-align:left;margin-left:51.75pt;margin-top:5.85pt;width:461.25pt;height:483.75pt;z-index:251661312;visibility:visible;mso-wrap-style:square;mso-width-percent:0;mso-height-percent:0;mso-wrap-distance-left:9pt;mso-wrap-distance-top:0;mso-wrap-distance-right:9pt;mso-wrap-distance-bottom:0;mso-position-horizontal:absolute;mso-position-horizontal-relative:text;mso-position-vertical:absolute;mso-position-vertical-relative:text;mso-width-percent:0;mso-height-percent:0;mso-width-relative:page;mso-height-relative:page;v-text-anchor:top" o:gfxdata="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" filled="f" stroked="f">
+              <v:shape id="WordArt 3" o:spid="_x0000_s1026" type="#_x0000_t202" style="position:absolute;left:0;text-align:left;margin-left:51.75pt;margin-top:5.85pt;width:461.25pt;height:483.75pt;z-index:251661312;visibility:visible;mso-wrap-style:square;mso-width-percent:0;mso-height-percent:0;mso-wrap-distance-left:9pt;mso-wrap-distance-top:0;mso-wrap-distance-right:9pt;mso-wrap-distance-bottom:0;mso-position-horizontal:absolute;mso-position-horizontal-relative:text;mso-position-vertical:absolute;mso-position-vertical-relative:text;mso-width-percent:0;mso-height-percent:0;mso-width-relative:page;mso-height-relative:page;v-text-anchor:top" o:gfxdata="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" filled="f" stroked="f">
                 <o:lock v:ext="edit" shapetype="t"/>
                 <v:textbox>
                   <w:txbxContent>
                     <w:p>
                       <w:pPr>
-                        <w:pStyle w:val="ad"/>
+                        <w:pStyle w:val="NormalWeb"/>
                         <w:spacing w:before="0" w:beforeAutospacing="0" w:after="0" w:afterAutospacing="0"/>
                         <w:jc w:val="distribute"/>
                       </w:pPr>
@@ -7693,7 +7320,7 @@
     </w:p>
     <w:p>
       <w:pPr>
-        <w:pStyle w:val="a9"/>
+        <w:pStyle w:val="Title"/>
         <w:ind w:left="6372" w:firstLine="360"/>
         <w:jc w:val="right"/>
         <w:rPr>
@@ -7919,70 +7546,22 @@
                 <w:szCs w:val="23"/>
               </w:rPr>
             </w:pPr>
-            <w:proofErr w:type="spellStart"/>
             <w:r>
               <w:rPr>
                 <w:rFonts w:eastAsia="Times New Roman"/>
                 <w:sz w:val="23"/>
                 <w:szCs w:val="23"/>
               </w:rPr>
-              <w:t>Назва</w:t>
+              <w:t>Назва публічно виконаного</w:t>
             </w:r>
-            <w:proofErr w:type="spellEnd"/>
             <w:r>
               <w:rPr>
                 <w:rFonts w:eastAsia="Times New Roman"/>
                 <w:sz w:val="23"/>
                 <w:szCs w:val="23"/>
               </w:rPr>
-              <w:t xml:space="preserve"> </w:t>
+              <w:t xml:space="preserve"> твору</w:t>
             </w:r>
-            <w:proofErr w:type="spellStart"/>
-            <w:r>
-              <w:rPr>
-                <w:rFonts w:eastAsia="Times New Roman"/>
-                <w:sz w:val="23"/>
-                <w:szCs w:val="23"/>
-              </w:rPr>
-              <w:t>публічно</w:t>
-            </w:r>
-            <w:proofErr w:type="spellEnd"/>
-            <w:r>
-              <w:rPr>
-                <w:rFonts w:eastAsia="Times New Roman"/>
-                <w:sz w:val="23"/>
-                <w:szCs w:val="23"/>
-              </w:rPr>
-              <w:t xml:space="preserve"> </w:t>
-            </w:r>
-            <w:proofErr w:type="spellStart"/>
-            <w:r>
-              <w:rPr>
-                <w:rFonts w:eastAsia="Times New Roman"/>
-                <w:sz w:val="23"/>
-                <w:szCs w:val="23"/>
-              </w:rPr>
-              <w:t>виконаного</w:t>
-            </w:r>
-            <w:proofErr w:type="spellEnd"/>
-            <w:r>
-              <w:rPr>
-                <w:rFonts w:eastAsia="Times New Roman"/>
-                <w:sz w:val="23"/>
-                <w:szCs w:val="23"/>
-              </w:rPr>
-              <w:t xml:space="preserve"> </w:t>
-            </w:r>
-            <w:proofErr w:type="spellStart"/>
-            <w:r>
-              <w:rPr>
-                <w:rFonts w:eastAsia="Times New Roman"/>
-                <w:sz w:val="23"/>
-                <w:szCs w:val="23"/>
-              </w:rPr>
-              <w:t>твору</w:t>
-            </w:r>
-            <w:proofErr w:type="spellEnd"/>
           </w:p>
         </w:tc>
         <w:tc>
@@ -8008,124 +7587,14 @@
                 <w:szCs w:val="23"/>
               </w:rPr>
             </w:pPr>
-            <w:proofErr w:type="spellStart"/>
             <w:r>
               <w:rPr>
                 <w:rFonts w:eastAsia="Times New Roman"/>
                 <w:sz w:val="23"/>
                 <w:szCs w:val="23"/>
               </w:rPr>
-              <w:t>Виконавець</w:t>
+              <w:t>Виконавець  - П.І.Б. виконавця (співвиконавців) або назва колективу виконавців</w:t>
             </w:r>
-            <w:proofErr w:type="spellEnd"/>
-            <w:r>
-              <w:rPr>
-                <w:rFonts w:eastAsia="Times New Roman"/>
-                <w:sz w:val="23"/>
-                <w:szCs w:val="23"/>
-              </w:rPr>
-              <w:t xml:space="preserve">  - П.І.Б. </w:t>
-            </w:r>
-            <w:proofErr w:type="spellStart"/>
-            <w:r>
-              <w:rPr>
-                <w:rFonts w:eastAsia="Times New Roman"/>
-                <w:sz w:val="23"/>
-                <w:szCs w:val="23"/>
-              </w:rPr>
-              <w:t>виконавця</w:t>
-            </w:r>
-            <w:proofErr w:type="spellEnd"/>
-            <w:r>
-              <w:rPr>
-                <w:rFonts w:eastAsia="Times New Roman"/>
-                <w:sz w:val="23"/>
-                <w:szCs w:val="23"/>
-              </w:rPr>
-              <w:t xml:space="preserve"> (</w:t>
-            </w:r>
-            <w:proofErr w:type="spellStart"/>
-            <w:r>
-              <w:rPr>
-                <w:rFonts w:eastAsia="Times New Roman"/>
-                <w:sz w:val="23"/>
-                <w:szCs w:val="23"/>
-              </w:rPr>
-              <w:t>співвиконавців</w:t>
-            </w:r>
-            <w:proofErr w:type="spellEnd"/>
-            <w:r>
-              <w:rPr>
-                <w:rFonts w:eastAsia="Times New Roman"/>
-                <w:sz w:val="23"/>
-                <w:szCs w:val="23"/>
-              </w:rPr>
-              <w:t xml:space="preserve">) </w:t>
-            </w:r>
-            <w:proofErr w:type="spellStart"/>
-            <w:r>
-              <w:rPr>
-                <w:rFonts w:eastAsia="Times New Roman"/>
-                <w:sz w:val="23"/>
-                <w:szCs w:val="23"/>
-              </w:rPr>
-              <w:t>або</w:t>
-            </w:r>
-            <w:proofErr w:type="spellEnd"/>
-            <w:r>
-              <w:rPr>
-                <w:rFonts w:eastAsia="Times New Roman"/>
-                <w:sz w:val="23"/>
-                <w:szCs w:val="23"/>
-              </w:rPr>
-              <w:t xml:space="preserve"> </w:t>
-            </w:r>
-            <w:proofErr w:type="spellStart"/>
-            <w:r>
-              <w:rPr>
-                <w:rFonts w:eastAsia="Times New Roman"/>
-                <w:sz w:val="23"/>
-                <w:szCs w:val="23"/>
-              </w:rPr>
-              <w:t>назва</w:t>
-            </w:r>
-            <w:proofErr w:type="spellEnd"/>
-            <w:r>
-              <w:rPr>
-                <w:rFonts w:eastAsia="Times New Roman"/>
-                <w:sz w:val="23"/>
-                <w:szCs w:val="23"/>
-              </w:rPr>
-              <w:t xml:space="preserve"> </w:t>
-            </w:r>
-            <w:proofErr w:type="spellStart"/>
-            <w:r>
-              <w:rPr>
-                <w:rFonts w:eastAsia="Times New Roman"/>
-                <w:sz w:val="23"/>
-                <w:szCs w:val="23"/>
-              </w:rPr>
-              <w:t>колективу</w:t>
-            </w:r>
-            <w:proofErr w:type="spellEnd"/>
-            <w:r>
-              <w:rPr>
-                <w:rFonts w:eastAsia="Times New Roman"/>
-                <w:sz w:val="23"/>
-                <w:szCs w:val="23"/>
-              </w:rPr>
-              <w:t xml:space="preserve"> </w:t>
-            </w:r>
-            <w:proofErr w:type="spellStart"/>
-            <w:r>
-              <w:rPr>
-                <w:rFonts w:eastAsia="Times New Roman"/>
-                <w:sz w:val="23"/>
-                <w:szCs w:val="23"/>
-              </w:rPr>
-              <w:t>виконавців</w:t>
-            </w:r>
-            <w:proofErr w:type="spellEnd"/>
           </w:p>
         </w:tc>
         <w:tc>
@@ -8157,25 +7626,7 @@
                 <w:sz w:val="23"/>
                 <w:szCs w:val="23"/>
               </w:rPr>
-              <w:t xml:space="preserve">Автор </w:t>
-            </w:r>
-            <w:proofErr w:type="spellStart"/>
-            <w:r>
-              <w:rPr>
-                <w:rFonts w:eastAsia="Times New Roman"/>
-                <w:sz w:val="23"/>
-                <w:szCs w:val="23"/>
-              </w:rPr>
-              <w:t>музики</w:t>
-            </w:r>
-            <w:proofErr w:type="spellEnd"/>
-            <w:r>
-              <w:rPr>
-                <w:rFonts w:eastAsia="Times New Roman"/>
-                <w:sz w:val="23"/>
-                <w:szCs w:val="23"/>
-              </w:rPr>
-              <w:t xml:space="preserve"> (П.І.Б.)</w:t>
+              <w:t>Автор музики (П.І.Б.)</w:t>
             </w:r>
           </w:p>
         </w:tc>
@@ -8237,59 +7688,13 @@
                 <w:lang w:val="uk-UA"/>
               </w:rPr>
             </w:pPr>
-            <w:proofErr w:type="spellStart"/>
             <w:r>
               <w:rPr>
                 <w:rFonts w:eastAsia="Times New Roman"/>
                 <w:sz w:val="23"/>
                 <w:szCs w:val="23"/>
               </w:rPr>
-              <w:t>Тривалість</w:t>
-            </w:r>
-            <w:proofErr w:type="spellEnd"/>
-            <w:r>
-              <w:rPr>
-                <w:rFonts w:eastAsia="Times New Roman"/>
-                <w:sz w:val="23"/>
-                <w:szCs w:val="23"/>
-              </w:rPr>
-              <w:t xml:space="preserve"> </w:t>
-            </w:r>
-            <w:proofErr w:type="spellStart"/>
-            <w:r>
-              <w:rPr>
-                <w:rFonts w:eastAsia="Times New Roman"/>
-                <w:sz w:val="23"/>
-                <w:szCs w:val="23"/>
-              </w:rPr>
-              <w:t>звучання</w:t>
-            </w:r>
-            <w:proofErr w:type="spellEnd"/>
-            <w:r>
-              <w:rPr>
-                <w:rFonts w:eastAsia="Times New Roman"/>
-                <w:sz w:val="23"/>
-                <w:szCs w:val="23"/>
-              </w:rPr>
-              <w:t xml:space="preserve"> </w:t>
-            </w:r>
-            <w:proofErr w:type="spellStart"/>
-            <w:r>
-              <w:rPr>
-                <w:rFonts w:eastAsia="Times New Roman"/>
-                <w:sz w:val="23"/>
-                <w:szCs w:val="23"/>
-              </w:rPr>
-              <w:t>твору</w:t>
-            </w:r>
-            <w:proofErr w:type="spellEnd"/>
-            <w:r>
-              <w:rPr>
-                <w:rFonts w:eastAsia="Times New Roman"/>
-                <w:sz w:val="23"/>
-                <w:szCs w:val="23"/>
-              </w:rPr>
-              <w:t xml:space="preserve"> </w:t>
+              <w:t xml:space="preserve">Тривалість звучання твору </w:t>
             </w:r>
             <w:r>
               <w:rPr>
@@ -8308,39 +7713,16 @@
                 <w:szCs w:val="18"/>
                 <w:lang w:val="uk-UA"/>
               </w:rPr>
-              <w:t>год</w:t>
+              <w:t>год.:</w:t>
             </w:r>
-            <w:proofErr w:type="gramStart"/>
             <w:r>
               <w:rPr>
                 <w:rFonts w:ascii="Arial Narrow" w:eastAsia="Times New Roman" w:hAnsi="Arial Narrow"/>
                 <w:b w:val="0"/>
                 <w:sz w:val="18"/>
                 <w:szCs w:val="18"/>
-                <w:lang w:val="uk-UA"/>
-              </w:rPr>
-              <w:t>.:</w:t>
-            </w:r>
-            <w:proofErr w:type="spellStart"/>
-            <w:r>
-              <w:rPr>
-                <w:rFonts w:ascii="Arial Narrow" w:eastAsia="Times New Roman" w:hAnsi="Arial Narrow"/>
-                <w:b w:val="0"/>
-                <w:sz w:val="18"/>
-                <w:szCs w:val="18"/>
-              </w:rPr>
-              <w:t>хвил</w:t>
-            </w:r>
-            <w:proofErr w:type="spellEnd"/>
-            <w:proofErr w:type="gramEnd"/>
-            <w:r>
-              <w:rPr>
-                <w:rFonts w:ascii="Arial Narrow" w:eastAsia="Times New Roman" w:hAnsi="Arial Narrow"/>
-                <w:b w:val="0"/>
-                <w:sz w:val="18"/>
-                <w:szCs w:val="18"/>
-              </w:rPr>
-              <w:t>.</w:t>
+              </w:rPr>
+              <w:t>хвил.</w:t>
             </w:r>
             <w:r>
               <w:rPr>
@@ -8409,43 +7791,14 @@
                 <w:szCs w:val="23"/>
               </w:rPr>
             </w:pPr>
-            <w:proofErr w:type="spellStart"/>
             <w:r>
               <w:rPr>
                 <w:rFonts w:eastAsia="Times New Roman"/>
                 <w:sz w:val="23"/>
                 <w:szCs w:val="23"/>
               </w:rPr>
-              <w:t>Кількість</w:t>
+              <w:t xml:space="preserve">Кількість публічних </w:t>
             </w:r>
-            <w:proofErr w:type="spellEnd"/>
-            <w:r>
-              <w:rPr>
-                <w:rFonts w:eastAsia="Times New Roman"/>
-                <w:sz w:val="23"/>
-                <w:szCs w:val="23"/>
-              </w:rPr>
-              <w:t xml:space="preserve"> </w:t>
-            </w:r>
-            <w:proofErr w:type="spellStart"/>
-            <w:r>
-              <w:rPr>
-                <w:rFonts w:eastAsia="Times New Roman"/>
-                <w:sz w:val="23"/>
-                <w:szCs w:val="23"/>
-              </w:rPr>
-              <w:t>публічних</w:t>
-            </w:r>
-            <w:proofErr w:type="spellEnd"/>
-            <w:r>
-              <w:rPr>
-                <w:rFonts w:eastAsia="Times New Roman"/>
-                <w:sz w:val="23"/>
-                <w:szCs w:val="23"/>
-              </w:rPr>
-              <w:t xml:space="preserve"> </w:t>
-            </w:r>
-            <w:proofErr w:type="spellStart"/>
             <w:r>
               <w:rPr>
                 <w:rFonts w:eastAsia="Times New Roman"/>
@@ -8455,25 +7808,14 @@
               </w:rPr>
               <w:t>виконань</w:t>
             </w:r>
-            <w:proofErr w:type="spellEnd"/>
             <w:r>
               <w:rPr>
                 <w:rFonts w:eastAsia="Times New Roman"/>
                 <w:sz w:val="23"/>
                 <w:szCs w:val="23"/>
               </w:rPr>
-              <w:t xml:space="preserve"> </w:t>
+              <w:t xml:space="preserve"> твору</w:t>
             </w:r>
-            <w:proofErr w:type="spellStart"/>
-            <w:r>
-              <w:rPr>
-                <w:rFonts w:eastAsia="Times New Roman"/>
-                <w:sz w:val="23"/>
-                <w:szCs w:val="23"/>
-              </w:rPr>
-              <w:t>твору</w:t>
-            </w:r>
-            <w:proofErr w:type="spellEnd"/>
           </w:p>
         </w:tc>
         <w:tc>
@@ -8501,7 +7843,6 @@
                 <w:lang w:val="uk-UA"/>
               </w:rPr>
             </w:pPr>
-            <w:proofErr w:type="spellStart"/>
             <w:r>
               <w:rPr>
                 <w:rFonts w:eastAsia="Times New Roman"/>
@@ -8510,74 +7851,15 @@
                 <w:sz w:val="23"/>
                 <w:szCs w:val="23"/>
               </w:rPr>
-              <w:t>Загальна</w:t>
+              <w:t>Загальна Тривалість</w:t>
             </w:r>
-            <w:proofErr w:type="spellEnd"/>
-            <w:r>
-              <w:rPr>
-                <w:rFonts w:eastAsia="Times New Roman"/>
-                <w:i/>
-                <w:iCs/>
-                <w:sz w:val="23"/>
-                <w:szCs w:val="23"/>
-              </w:rPr>
-              <w:t xml:space="preserve"> </w:t>
-            </w:r>
-            <w:proofErr w:type="spellStart"/>
-            <w:r>
-              <w:rPr>
-                <w:rFonts w:eastAsia="Times New Roman"/>
-                <w:i/>
-                <w:iCs/>
-                <w:sz w:val="23"/>
-                <w:szCs w:val="23"/>
-              </w:rPr>
-              <w:t>Тривалість</w:t>
-            </w:r>
-            <w:proofErr w:type="spellEnd"/>
             <w:r>
               <w:rPr>
                 <w:rFonts w:eastAsia="Times New Roman"/>
                 <w:sz w:val="23"/>
                 <w:szCs w:val="23"/>
               </w:rPr>
-              <w:t xml:space="preserve"> </w:t>
-            </w:r>
-            <w:proofErr w:type="spellStart"/>
-            <w:r>
-              <w:rPr>
-                <w:rFonts w:eastAsia="Times New Roman"/>
-                <w:sz w:val="23"/>
-                <w:szCs w:val="23"/>
-              </w:rPr>
-              <w:t>звучання</w:t>
-            </w:r>
-            <w:proofErr w:type="spellEnd"/>
-            <w:r>
-              <w:rPr>
-                <w:rFonts w:eastAsia="Times New Roman"/>
-                <w:sz w:val="23"/>
-                <w:szCs w:val="23"/>
-              </w:rPr>
-              <w:t xml:space="preserve"> </w:t>
-            </w:r>
-            <w:proofErr w:type="spellStart"/>
-            <w:r>
-              <w:rPr>
-                <w:rFonts w:eastAsia="Times New Roman"/>
-                <w:sz w:val="23"/>
-                <w:szCs w:val="23"/>
-              </w:rPr>
-              <w:t>твору</w:t>
-            </w:r>
-            <w:proofErr w:type="spellEnd"/>
-            <w:r>
-              <w:rPr>
-                <w:rFonts w:eastAsia="Times New Roman"/>
-                <w:sz w:val="23"/>
-                <w:szCs w:val="23"/>
-              </w:rPr>
-              <w:t xml:space="preserve"> </w:t>
+              <w:t xml:space="preserve"> звучання твору </w:t>
             </w:r>
             <w:r>
               <w:rPr>
@@ -8596,39 +7878,16 @@
                 <w:szCs w:val="18"/>
                 <w:lang w:val="uk-UA"/>
               </w:rPr>
-              <w:t>год</w:t>
+              <w:t>год.:</w:t>
             </w:r>
-            <w:proofErr w:type="gramStart"/>
             <w:r>
               <w:rPr>
                 <w:rFonts w:ascii="Arial Narrow" w:eastAsia="Times New Roman" w:hAnsi="Arial Narrow"/>
                 <w:b w:val="0"/>
                 <w:sz w:val="18"/>
                 <w:szCs w:val="18"/>
-                <w:lang w:val="uk-UA"/>
-              </w:rPr>
-              <w:t>.:</w:t>
-            </w:r>
-            <w:proofErr w:type="spellStart"/>
-            <w:r>
-              <w:rPr>
-                <w:rFonts w:ascii="Arial Narrow" w:eastAsia="Times New Roman" w:hAnsi="Arial Narrow"/>
-                <w:b w:val="0"/>
-                <w:sz w:val="18"/>
-                <w:szCs w:val="18"/>
-              </w:rPr>
-              <w:t>хвил</w:t>
-            </w:r>
-            <w:proofErr w:type="spellEnd"/>
-            <w:proofErr w:type="gramEnd"/>
-            <w:r>
-              <w:rPr>
-                <w:rFonts w:ascii="Arial Narrow" w:eastAsia="Times New Roman" w:hAnsi="Arial Narrow"/>
-                <w:b w:val="0"/>
-                <w:sz w:val="18"/>
-                <w:szCs w:val="18"/>
-              </w:rPr>
-              <w:t>.</w:t>
+              </w:rPr>
+              <w:t>хвил.</w:t>
             </w:r>
             <w:r>
               <w:rPr>
@@ -10426,7 +9685,7 @@
     </w:p>
     <w:p>
       <w:pPr>
-        <w:pStyle w:val="a9"/>
+        <w:pStyle w:val="Title"/>
         <w:ind w:left="4704" w:firstLine="360"/>
         <w:jc w:val="left"/>
         <w:rPr>
@@ -10487,7 +9746,7 @@
     </w:p>
     <w:p>
       <w:pPr>
-        <w:pStyle w:val="a3"/>
+        <w:pStyle w:val="BodyText"/>
         <w:ind w:left="-142" w:right="-1" w:firstLine="360"/>
         <w:rPr>
           <w:sz w:val="18"/>
@@ -10524,25 +9783,7 @@
           <w:lang w:val="uk-UA"/>
         </w:rPr>
         <w:lastRenderedPageBreak/>
-        <w:t xml:space="preserve">Форма </w:t>
-      </w:r>
-      <w:proofErr w:type="spellStart"/>
-      <w:r>
-        <w:rPr>
-          <w:sz w:val="18"/>
-          <w:szCs w:val="18"/>
-          <w:lang w:val="uk-UA"/>
-        </w:rPr>
-        <w:t>акта</w:t>
-      </w:r>
-      <w:proofErr w:type="spellEnd"/>
-      <w:r>
-        <w:rPr>
-          <w:sz w:val="18"/>
-          <w:szCs w:val="18"/>
-          <w:lang w:val="uk-UA"/>
-        </w:rPr>
-        <w:t xml:space="preserve">                                                                                                                                                </w:t>
+        <w:t xml:space="preserve">Форма акта                                                                                                                                                </w:t>
       </w:r>
       <w:r>
         <w:rPr>
@@ -10682,7 +9923,7 @@
     </w:p>
     <w:p>
       <w:pPr>
-        <w:pStyle w:val="a5"/>
+        <w:pStyle w:val="Header"/>
         <w:ind w:firstLine="360"/>
         <w:jc w:val="center"/>
         <w:rPr>
@@ -10694,7 +9935,7 @@
     </w:p>
     <w:p>
       <w:pPr>
-        <w:pStyle w:val="a5"/>
+        <w:pStyle w:val="Header"/>
         <w:ind w:firstLine="360"/>
         <w:jc w:val="center"/>
         <w:rPr>
@@ -10706,7 +9947,7 @@
     </w:p>
     <w:p>
       <w:pPr>
-        <w:pStyle w:val="a5"/>
+        <w:pStyle w:val="Header"/>
         <w:ind w:firstLine="360"/>
         <w:jc w:val="center"/>
         <w:rPr>
@@ -10718,7 +9959,7 @@
     </w:p>
     <w:p>
       <w:pPr>
-        <w:pStyle w:val="a3"/>
+        <w:pStyle w:val="BodyText"/>
         <w:ind w:right="-1" w:firstLine="360"/>
         <w:rPr>
           <w:sz w:val="18"/>
@@ -10728,7 +9969,7 @@
     </w:p>
     <w:p>
       <w:pPr>
-        <w:pStyle w:val="a3"/>
+        <w:pStyle w:val="BodyText"/>
         <w:jc w:val="center"/>
         <w:rPr>
           <w:b/>
@@ -10749,7 +9990,7 @@
     </w:p>
     <w:p>
       <w:pPr>
-        <w:pStyle w:val="a3"/>
+        <w:pStyle w:val="BodyText"/>
         <w:jc w:val="center"/>
         <w:rPr>
           <w:b/>
@@ -10770,7 +10011,7 @@
     </w:p>
     <w:p>
       <w:pPr>
-        <w:pStyle w:val="a3"/>
+        <w:pStyle w:val="BodyText"/>
         <w:jc w:val="center"/>
         <w:rPr>
           <w:b/>
@@ -10848,7 +10089,7 @@
     </w:p>
     <w:p>
       <w:pPr>
-        <w:pStyle w:val="a3"/>
+        <w:pStyle w:val="BodyText"/>
         <w:ind w:right="-1"/>
         <w:jc w:val="center"/>
         <w:rPr>
@@ -10866,9 +10107,17 @@
           <w:szCs w:val="24"/>
           <w:lang w:val="ru-RU"/>
         </w:rPr>
-        <w:t>(</w:t>
-      </w:r>
-      <w:proofErr w:type="spellStart"/>
+        <w:t xml:space="preserve">(далі - Договір) </w:t>
+      </w:r>
+      <w:r>
+        <w:rPr>
+          <w:b/>
+          <w:bCs/>
+          <w:sz w:val="24"/>
+          <w:szCs w:val="24"/>
+        </w:rPr>
+        <w:t xml:space="preserve">за </w:t>
+      </w:r>
       <w:r>
         <w:rPr>
           <w:b/>
@@ -10877,73 +10126,21 @@
           <w:szCs w:val="24"/>
           <w:lang w:val="ru-RU"/>
         </w:rPr>
-        <w:t>далі</w:t>
-      </w:r>
-      <w:proofErr w:type="spellEnd"/>
+        <w:t>_________</w:t>
+      </w:r>
       <w:r>
         <w:rPr>
           <w:b/>
           <w:bCs/>
           <w:sz w:val="24"/>
           <w:szCs w:val="24"/>
-          <w:lang w:val="ru-RU"/>
-        </w:rPr>
-        <w:t xml:space="preserve"> - </w:t>
-      </w:r>
-      <w:proofErr w:type="spellStart"/>
-      <w:r>
-        <w:rPr>
-          <w:b/>
-          <w:bCs/>
-          <w:sz w:val="24"/>
-          <w:szCs w:val="24"/>
-          <w:lang w:val="ru-RU"/>
-        </w:rPr>
-        <w:t>Договір</w:t>
-      </w:r>
-      <w:proofErr w:type="spellEnd"/>
-      <w:r>
-        <w:rPr>
-          <w:b/>
-          <w:bCs/>
-          <w:sz w:val="24"/>
-          <w:szCs w:val="24"/>
-          <w:lang w:val="ru-RU"/>
-        </w:rPr>
-        <w:t xml:space="preserve">) </w:t>
-      </w:r>
-      <w:r>
-        <w:rPr>
-          <w:b/>
-          <w:bCs/>
-          <w:sz w:val="24"/>
-          <w:szCs w:val="24"/>
-        </w:rPr>
-        <w:t xml:space="preserve">за </w:t>
-      </w:r>
-      <w:r>
-        <w:rPr>
-          <w:b/>
-          <w:bCs/>
-          <w:sz w:val="24"/>
-          <w:szCs w:val="24"/>
-          <w:lang w:val="ru-RU"/>
-        </w:rPr>
-        <w:t>_________</w:t>
-      </w:r>
-      <w:r>
-        <w:rPr>
-          <w:b/>
-          <w:bCs/>
-          <w:sz w:val="24"/>
-          <w:szCs w:val="24"/>
         </w:rPr>
         <w:t xml:space="preserve"> 20___ р.</w:t>
       </w:r>
     </w:p>
     <w:p>
       <w:pPr>
-        <w:pStyle w:val="a3"/>
+        <w:pStyle w:val="BodyText"/>
         <w:rPr>
           <w:sz w:val="20"/>
           <w:szCs w:val="20"/>
@@ -11001,7 +10198,7 @@
                         <w:txbxContent>
                           <w:p>
                             <w:pPr>
-                              <w:pStyle w:val="ad"/>
+                              <w:pStyle w:val="NormalWeb"/>
                               <w:spacing w:before="0" w:beforeAutospacing="0" w:after="0" w:afterAutospacing="0"/>
                               <w:jc w:val="distribute"/>
                             </w:pPr>
@@ -11053,13 +10250,13 @@
           </mc:Choice>
           <mc:Fallback>
             <w:pict>
-              <v:shape w14:anchorId="2750BDAF" id="_x0000_s1027" type="#_x0000_t202" style="position:absolute;left:0;text-align:left;margin-left:0;margin-top:2.35pt;width:510.75pt;height:7in;z-index:251663360;visibility:visible;mso-wrap-style:square;mso-width-percent:0;mso-height-percent:0;mso-wrap-distance-left:9pt;mso-wrap-distance-top:0;mso-wrap-distance-right:9pt;mso-wrap-distance-bottom:0;mso-position-horizontal:left;mso-position-horizontal-relative:margin;mso-position-vertical:absolute;mso-position-vertical-relative:text;mso-width-percent:0;mso-height-percent:0;mso-width-relative:page;mso-height-relative:page;v-text-anchor:top" o:gfxdata="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" filled="f" stroked="f">
+              <v:shape w14:anchorId="2750BDAF" id="_x0000_s1027" type="#_x0000_t202" style="position:absolute;left:0;text-align:left;margin-left:0;margin-top:2.35pt;width:510.75pt;height:7in;z-index:251663360;visibility:visible;mso-wrap-style:square;mso-width-percent:0;mso-height-percent:0;mso-wrap-distance-left:9pt;mso-wrap-distance-top:0;mso-wrap-distance-right:9pt;mso-wrap-distance-bottom:0;mso-position-horizontal:left;mso-position-horizontal-relative:margin;mso-position-vertical:absolute;mso-position-vertical-relative:text;mso-width-percent:0;mso-height-percent:0;mso-width-relative:page;mso-height-relative:page;v-text-anchor:top" o:gfxdata="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" filled="f" stroked="f">
                 <o:lock v:ext="edit" shapetype="t"/>
                 <v:textbox>
                   <w:txbxContent>
                     <w:p>
                       <w:pPr>
-                        <w:pStyle w:val="ad"/>
+                        <w:pStyle w:val="NormalWeb"/>
                         <w:spacing w:before="0" w:beforeAutospacing="0" w:after="0" w:afterAutospacing="0"/>
                         <w:jc w:val="distribute"/>
                       </w:pPr>
@@ -11098,16 +10295,16 @@
     </w:p>
     <w:p>
       <w:pPr>
-        <w:pStyle w:val="a3"/>
-        <w:rPr>
-          <w:sz w:val="20"/>
-          <w:szCs w:val="20"/>
-        </w:rPr>
-      </w:pPr>
-    </w:p>
-    <w:p>
-      <w:pPr>
-        <w:pStyle w:val="a3"/>
+        <w:pStyle w:val="BodyText"/>
+        <w:rPr>
+          <w:sz w:val="20"/>
+          <w:szCs w:val="20"/>
+        </w:rPr>
+      </w:pPr>
+    </w:p>
+    <w:p>
+      <w:pPr>
+        <w:pStyle w:val="BodyText"/>
         <w:ind w:right="-1"/>
         <w:jc w:val="center"/>
         <w:rPr>
@@ -11212,7 +10409,7 @@
     </w:p>
     <w:p>
       <w:pPr>
-        <w:pStyle w:val="a3"/>
+        <w:pStyle w:val="BodyText"/>
         <w:ind w:right="-1"/>
         <w:rPr>
           <w:sz w:val="20"/>
@@ -11222,7 +10419,7 @@
     </w:p>
     <w:p>
       <w:pPr>
-        <w:pStyle w:val="a3"/>
+        <w:pStyle w:val="BodyText"/>
         <w:ind w:right="-1" w:firstLine="720"/>
         <w:rPr>
           <w:sz w:val="24"/>
@@ -11313,42 +10510,26 @@
           <w:sz w:val="24"/>
           <w:szCs w:val="24"/>
         </w:rPr>
-        <w:t xml:space="preserve">Генерального директора </w:t>
-      </w:r>
-      <w:proofErr w:type="spellStart"/>
+        <w:t>Генерального директора Харчишина Валерія Володимировича</w:t>
+      </w:r>
       <w:r>
         <w:rPr>
           <w:sz w:val="24"/>
           <w:szCs w:val="24"/>
         </w:rPr>
-        <w:t>Харчишина</w:t>
-      </w:r>
-      <w:proofErr w:type="spellEnd"/>
+        <w:t>, що діє на підставі</w:t>
+      </w:r>
       <w:r>
         <w:rPr>
           <w:sz w:val="24"/>
           <w:szCs w:val="24"/>
         </w:rPr>
-        <w:t xml:space="preserve"> Валерія Володимировича</w:t>
-      </w:r>
-      <w:r>
-        <w:rPr>
-          <w:sz w:val="24"/>
-          <w:szCs w:val="24"/>
-        </w:rPr>
-        <w:t>, що діє на підставі</w:t>
-      </w:r>
-      <w:r>
-        <w:rPr>
-          <w:sz w:val="24"/>
-          <w:szCs w:val="24"/>
-        </w:rPr>
         <w:t xml:space="preserve"> Статуту з однієї Сторони, та </w:t>
       </w:r>
     </w:p>
     <w:p>
       <w:pPr>
-        <w:pStyle w:val="a3"/>
+        <w:pStyle w:val="BodyText"/>
         <w:ind w:right="-1"/>
         <w:rPr>
           <w:sz w:val="24"/>
@@ -11408,7 +10589,7 @@
     </w:p>
     <w:p>
       <w:pPr>
-        <w:pStyle w:val="a3"/>
+        <w:pStyle w:val="BodyText"/>
         <w:ind w:right="-1"/>
         <w:rPr>
           <w:sz w:val="24"/>
@@ -11418,7 +10599,7 @@
     </w:p>
     <w:p>
       <w:pPr>
-        <w:pStyle w:val="a3"/>
+        <w:pStyle w:val="BodyText"/>
         <w:ind w:right="-1"/>
         <w:rPr>
           <w:sz w:val="24"/>
@@ -11435,7 +10616,7 @@
     </w:p>
     <w:p>
       <w:pPr>
-        <w:pStyle w:val="a3"/>
+        <w:pStyle w:val="BodyText"/>
         <w:ind w:right="-1" w:firstLine="426"/>
         <w:rPr>
           <w:color w:val="000000"/>
@@ -11563,7 +10744,7 @@
     </w:p>
     <w:p>
       <w:pPr>
-        <w:pStyle w:val="a3"/>
+        <w:pStyle w:val="BodyText"/>
         <w:ind w:right="-1" w:firstLine="426"/>
         <w:rPr>
           <w:sz w:val="24"/>
@@ -11619,7 +10800,7 @@
     </w:p>
     <w:p>
       <w:pPr>
-        <w:pStyle w:val="a3"/>
+        <w:pStyle w:val="BodyText"/>
         <w:ind w:right="-1" w:firstLine="426"/>
         <w:rPr>
           <w:sz w:val="24"/>
@@ -11629,7 +10810,7 @@
     </w:p>
     <w:p>
       <w:pPr>
-        <w:pStyle w:val="a3"/>
+        <w:pStyle w:val="BodyText"/>
         <w:ind w:right="-1"/>
         <w:jc w:val="center"/>
         <w:rPr>
@@ -11732,40 +10913,30 @@
           <w:sz w:val="24"/>
           <w:szCs w:val="24"/>
         </w:rPr>
-        <w:t>.__</w:t>
-      </w:r>
-      <w:proofErr w:type="spellStart"/>
+        <w:t>.__коп</w:t>
+      </w:r>
       <w:r>
         <w:rPr>
           <w:b/>
           <w:sz w:val="24"/>
           <w:szCs w:val="24"/>
         </w:rPr>
-        <w:t>коп</w:t>
-      </w:r>
-      <w:proofErr w:type="spellEnd"/>
-      <w:r>
-        <w:rPr>
-          <w:b/>
+        <w:t>.</w:t>
+      </w:r>
+    </w:p>
+    <w:p>
+      <w:pPr>
+        <w:pStyle w:val="BodyText"/>
+        <w:ind w:right="-1"/>
+        <w:rPr>
           <w:sz w:val="24"/>
           <w:szCs w:val="24"/>
         </w:rPr>
-        <w:t>.</w:t>
-      </w:r>
-    </w:p>
-    <w:p>
-      <w:pPr>
-        <w:pStyle w:val="a3"/>
-        <w:ind w:right="-1"/>
-        <w:rPr>
-          <w:sz w:val="24"/>
-          <w:szCs w:val="24"/>
-        </w:rPr>
-      </w:pPr>
-    </w:p>
-    <w:p>
-      <w:pPr>
-        <w:pStyle w:val="a3"/>
+      </w:pPr>
+    </w:p>
+    <w:p>
+      <w:pPr>
+        <w:pStyle w:val="BodyText"/>
         <w:ind w:right="-1"/>
         <w:rPr>
           <w:sz w:val="24"/>
@@ -11804,7 +10975,7 @@
     </w:p>
     <w:p>
       <w:pPr>
-        <w:pStyle w:val="a3"/>
+        <w:pStyle w:val="BodyText"/>
         <w:rPr>
           <w:sz w:val="20"/>
           <w:szCs w:val="20"/>
@@ -11857,7 +11028,7 @@
           </w:tcPr>
           <w:p>
             <w:pPr>
-              <w:pStyle w:val="a3"/>
+              <w:pStyle w:val="BodyText"/>
               <w:ind w:right="-1"/>
               <w:jc w:val="left"/>
               <w:rPr>
@@ -11893,7 +11064,7 @@
           </w:tcPr>
           <w:p>
             <w:pPr>
-              <w:pStyle w:val="a3"/>
+              <w:pStyle w:val="BodyText"/>
               <w:ind w:right="-1"/>
               <w:jc w:val="left"/>
               <w:rPr>
@@ -11911,7 +11082,7 @@
           </w:tcPr>
           <w:p>
             <w:pPr>
-              <w:pStyle w:val="a3"/>
+              <w:pStyle w:val="BodyText"/>
               <w:ind w:right="-1"/>
               <w:jc w:val="left"/>
               <w:rPr>
@@ -11944,7 +11115,7 @@
           </w:tcPr>
           <w:p>
             <w:pPr>
-              <w:pStyle w:val="a3"/>
+              <w:pStyle w:val="BodyText"/>
               <w:jc w:val="left"/>
               <w:rPr>
                 <w:b/>
@@ -11961,7 +11132,7 @@
           </w:tcPr>
           <w:p>
             <w:pPr>
-              <w:pStyle w:val="a3"/>
+              <w:pStyle w:val="BodyText"/>
               <w:ind w:right="-1"/>
               <w:jc w:val="left"/>
               <w:rPr>
@@ -11979,7 +11150,7 @@
           </w:tcPr>
           <w:p>
             <w:pPr>
-              <w:pStyle w:val="a3"/>
+              <w:pStyle w:val="BodyText"/>
               <w:ind w:right="-1"/>
               <w:jc w:val="left"/>
               <w:rPr>
@@ -11996,7 +11167,7 @@
           </w:tcPr>
           <w:p>
             <w:pPr>
-              <w:pStyle w:val="a3"/>
+              <w:pStyle w:val="BodyText"/>
               <w:ind w:right="-1"/>
               <w:jc w:val="left"/>
               <w:rPr>
@@ -12014,7 +11185,7 @@
           </w:tcPr>
           <w:p>
             <w:pPr>
-              <w:pStyle w:val="a3"/>
+              <w:pStyle w:val="BodyText"/>
               <w:ind w:right="-1"/>
               <w:jc w:val="left"/>
               <w:rPr>
@@ -12032,7 +11203,7 @@
           </w:tcPr>
           <w:p>
             <w:pPr>
-              <w:pStyle w:val="a3"/>
+              <w:pStyle w:val="BodyText"/>
               <w:ind w:right="-1"/>
               <w:jc w:val="left"/>
               <w:rPr>
@@ -12050,7 +11221,7 @@
           </w:tcPr>
           <w:p>
             <w:pPr>
-              <w:pStyle w:val="a3"/>
+              <w:pStyle w:val="BodyText"/>
               <w:ind w:right="-1"/>
               <w:jc w:val="left"/>
               <w:rPr>
@@ -12091,7 +11262,7 @@
           </w:tcPr>
           <w:p>
             <w:pPr>
-              <w:pStyle w:val="a3"/>
+              <w:pStyle w:val="BodyText"/>
               <w:ind w:right="-1"/>
               <w:jc w:val="left"/>
               <w:rPr>
@@ -12109,7 +11280,7 @@
           </w:tcPr>
           <w:p>
             <w:pPr>
-              <w:pStyle w:val="a3"/>
+              <w:pStyle w:val="BodyText"/>
               <w:ind w:right="-1"/>
               <w:jc w:val="left"/>
               <w:rPr>
@@ -12133,7 +11304,7 @@
           </w:tcPr>
           <w:p>
             <w:pPr>
-              <w:pStyle w:val="a3"/>
+              <w:pStyle w:val="BodyText"/>
               <w:jc w:val="left"/>
               <w:rPr>
                 <w:b/>
@@ -12150,7 +11321,7 @@
           </w:tcPr>
           <w:p>
             <w:pPr>
-              <w:pStyle w:val="a3"/>
+              <w:pStyle w:val="BodyText"/>
               <w:ind w:right="-1"/>
               <w:jc w:val="left"/>
               <w:rPr>
@@ -12168,7 +11339,7 @@
           </w:tcPr>
           <w:p>
             <w:pPr>
-              <w:pStyle w:val="a3"/>
+              <w:pStyle w:val="BodyText"/>
               <w:ind w:right="-1"/>
               <w:jc w:val="left"/>
               <w:rPr>
@@ -12185,7 +11356,7 @@
           </w:tcPr>
           <w:p>
             <w:pPr>
-              <w:pStyle w:val="a3"/>
+              <w:pStyle w:val="BodyText"/>
               <w:ind w:right="-1"/>
               <w:jc w:val="left"/>
               <w:rPr>
@@ -12203,7 +11374,7 @@
           </w:tcPr>
           <w:p>
             <w:pPr>
-              <w:pStyle w:val="a3"/>
+              <w:pStyle w:val="BodyText"/>
               <w:ind w:right="-1"/>
               <w:jc w:val="left"/>
               <w:rPr>
@@ -12221,7 +11392,7 @@
           </w:tcPr>
           <w:p>
             <w:pPr>
-              <w:pStyle w:val="a3"/>
+              <w:pStyle w:val="BodyText"/>
               <w:ind w:right="-1"/>
               <w:jc w:val="left"/>
               <w:rPr>
@@ -12239,7 +11410,7 @@
           </w:tcPr>
           <w:p>
             <w:pPr>
-              <w:pStyle w:val="a3"/>
+              <w:pStyle w:val="BodyText"/>
               <w:ind w:right="-1"/>
               <w:jc w:val="left"/>
               <w:rPr>
@@ -12256,7 +11427,7 @@
           </w:tcPr>
           <w:p>
             <w:pPr>
-              <w:pStyle w:val="a3"/>
+              <w:pStyle w:val="BodyText"/>
               <w:ind w:right="-1"/>
               <w:jc w:val="left"/>
               <w:rPr>
@@ -12273,7 +11444,7 @@
           </w:tcPr>
           <w:p>
             <w:pPr>
-              <w:pStyle w:val="a3"/>
+              <w:pStyle w:val="BodyText"/>
               <w:ind w:right="-1"/>
               <w:jc w:val="left"/>
               <w:rPr>
@@ -12290,7 +11461,7 @@
           </w:tcPr>
           <w:p>
             <w:pPr>
-              <w:pStyle w:val="a3"/>
+              <w:pStyle w:val="BodyText"/>
               <w:ind w:right="-1"/>
               <w:jc w:val="left"/>
               <w:rPr>
@@ -12308,7 +11479,7 @@
           </w:tcPr>
           <w:p>
             <w:pPr>
-              <w:pStyle w:val="a3"/>
+              <w:pStyle w:val="BodyText"/>
               <w:ind w:right="-1"/>
               <w:jc w:val="left"/>
               <w:rPr>
@@ -12332,7 +11503,7 @@
           </w:tcPr>
           <w:p>
             <w:pPr>
-              <w:pStyle w:val="a3"/>
+              <w:pStyle w:val="BodyText"/>
               <w:tabs>
                 <w:tab w:val="center" w:pos="4153"/>
                 <w:tab w:val="right" w:pos="8306"/>
@@ -12366,7 +11537,7 @@
           </w:tcPr>
           <w:p>
             <w:pPr>
-              <w:pStyle w:val="a3"/>
+              <w:pStyle w:val="BodyText"/>
               <w:tabs>
                 <w:tab w:val="center" w:pos="4153"/>
                 <w:tab w:val="right" w:pos="8306"/>
@@ -12393,7 +11564,7 @@
           </w:tcPr>
           <w:p>
             <w:pPr>
-              <w:pStyle w:val="a3"/>
+              <w:pStyle w:val="BodyText"/>
               <w:tabs>
                 <w:tab w:val="center" w:pos="4153"/>
                 <w:tab w:val="right" w:pos="8306"/>
@@ -12416,7 +11587,7 @@
           </w:tcPr>
           <w:p>
             <w:pPr>
-              <w:pStyle w:val="a3"/>
+              <w:pStyle w:val="BodyText"/>
               <w:tabs>
                 <w:tab w:val="center" w:pos="4153"/>
                 <w:tab w:val="right" w:pos="8306"/>
@@ -12440,7 +11611,7 @@
           </w:tcPr>
           <w:p>
             <w:pPr>
-              <w:pStyle w:val="a3"/>
+              <w:pStyle w:val="BodyText"/>
               <w:tabs>
                 <w:tab w:val="center" w:pos="4153"/>
                 <w:tab w:val="right" w:pos="8306"/>
@@ -12474,7 +11645,7 @@
           </w:tcPr>
           <w:p>
             <w:pPr>
-              <w:pStyle w:val="a3"/>
+              <w:pStyle w:val="BodyText"/>
               <w:ind w:right="-1"/>
               <w:jc w:val="left"/>
               <w:rPr>
@@ -12492,7 +11663,7 @@
           </w:tcPr>
           <w:p>
             <w:pPr>
-              <w:pStyle w:val="a3"/>
+              <w:pStyle w:val="BodyText"/>
               <w:jc w:val="left"/>
               <w:rPr>
                 <w:sz w:val="20"/>
@@ -12517,7 +11688,7 @@
           </w:tcPr>
           <w:p>
             <w:pPr>
-              <w:pStyle w:val="a3"/>
+              <w:pStyle w:val="BodyText"/>
               <w:ind w:right="-1"/>
               <w:jc w:val="left"/>
               <w:rPr>
@@ -12537,7 +11708,7 @@
           </w:tcPr>
           <w:p>
             <w:pPr>
-              <w:pStyle w:val="a3"/>
+              <w:pStyle w:val="BodyText"/>
               <w:ind w:right="-1"/>
               <w:jc w:val="left"/>
               <w:rPr>
@@ -12554,7 +11725,7 @@
           </w:tcPr>
           <w:p>
             <w:pPr>
-              <w:pStyle w:val="a3"/>
+              <w:pStyle w:val="BodyText"/>
               <w:ind w:right="-1"/>
               <w:jc w:val="left"/>
               <w:rPr>
@@ -12572,7 +11743,7 @@
           </w:tcPr>
           <w:p>
             <w:pPr>
-              <w:pStyle w:val="a3"/>
+              <w:pStyle w:val="BodyText"/>
               <w:ind w:right="-1"/>
               <w:jc w:val="left"/>
               <w:rPr>
@@ -12607,7 +11778,7 @@
           </w:tcPr>
           <w:p>
             <w:pPr>
-              <w:pStyle w:val="a3"/>
+              <w:pStyle w:val="BodyText"/>
               <w:tabs>
                 <w:tab w:val="center" w:pos="4153"/>
                 <w:tab w:val="right" w:pos="8306"/>
@@ -12630,7 +11801,7 @@
           </w:tcPr>
           <w:p>
             <w:pPr>
-              <w:pStyle w:val="a3"/>
+              <w:pStyle w:val="BodyText"/>
               <w:tabs>
                 <w:tab w:val="center" w:pos="4153"/>
                 <w:tab w:val="right" w:pos="8306"/>
@@ -12656,7 +11827,7 @@
           </w:tcPr>
           <w:p>
             <w:pPr>
-              <w:pStyle w:val="a3"/>
+              <w:pStyle w:val="BodyText"/>
               <w:tabs>
                 <w:tab w:val="center" w:pos="4153"/>
                 <w:tab w:val="right" w:pos="8306"/>
@@ -12688,7 +11859,7 @@
           </w:tcPr>
           <w:p>
             <w:pPr>
-              <w:pStyle w:val="a3"/>
+              <w:pStyle w:val="BodyText"/>
               <w:tabs>
                 <w:tab w:val="center" w:pos="4153"/>
                 <w:tab w:val="right" w:pos="8306"/>
@@ -12712,7 +11883,7 @@
           </w:tcPr>
           <w:p>
             <w:pPr>
-              <w:pStyle w:val="a3"/>
+              <w:pStyle w:val="BodyText"/>
               <w:tabs>
                 <w:tab w:val="center" w:pos="4153"/>
                 <w:tab w:val="right" w:pos="8306"/>
@@ -12736,7 +11907,7 @@
           </w:tcPr>
           <w:p>
             <w:pPr>
-              <w:pStyle w:val="a3"/>
+              <w:pStyle w:val="BodyText"/>
               <w:ind w:right="-1"/>
               <w:jc w:val="left"/>
               <w:rPr>
@@ -12754,7 +11925,7 @@
           </w:tcPr>
           <w:p>
             <w:pPr>
-              <w:pStyle w:val="a3"/>
+              <w:pStyle w:val="BodyText"/>
               <w:ind w:right="-1"/>
               <w:jc w:val="center"/>
               <w:rPr>
@@ -12772,7 +11943,7 @@
           </w:tcPr>
           <w:p>
             <w:pPr>
-              <w:pStyle w:val="a3"/>
+              <w:pStyle w:val="BodyText"/>
               <w:ind w:right="-1"/>
               <w:jc w:val="center"/>
               <w:rPr>
@@ -12792,7 +11963,7 @@
           </w:tcPr>
           <w:p>
             <w:pPr>
-              <w:pStyle w:val="a3"/>
+              <w:pStyle w:val="BodyText"/>
               <w:ind w:right="-1"/>
               <w:jc w:val="center"/>
               <w:rPr>
@@ -12816,7 +11987,7 @@
           </w:tcPr>
           <w:p>
             <w:pPr>
-              <w:pStyle w:val="a3"/>
+              <w:pStyle w:val="BodyText"/>
               <w:ind w:right="-1"/>
               <w:jc w:val="center"/>
               <w:rPr>
@@ -12834,7 +12005,7 @@
           </w:tcPr>
           <w:p>
             <w:pPr>
-              <w:pStyle w:val="a3"/>
+              <w:pStyle w:val="BodyText"/>
               <w:ind w:right="-1"/>
               <w:jc w:val="center"/>
               <w:rPr>
@@ -12859,7 +12030,7 @@
           </w:tcPr>
           <w:p>
             <w:pPr>
-              <w:pStyle w:val="a3"/>
+              <w:pStyle w:val="BodyText"/>
               <w:ind w:right="-1"/>
               <w:jc w:val="left"/>
               <w:rPr>
@@ -12876,7 +12047,7 @@
           </w:tcPr>
           <w:p>
             <w:pPr>
-              <w:pStyle w:val="a3"/>
+              <w:pStyle w:val="BodyText"/>
               <w:ind w:right="-1"/>
               <w:jc w:val="left"/>
               <w:rPr>
@@ -12894,7 +12065,7 @@
           </w:tcPr>
           <w:p>
             <w:pPr>
-              <w:pStyle w:val="a3"/>
+              <w:pStyle w:val="BodyText"/>
               <w:ind w:right="-1"/>
               <w:jc w:val="left"/>
               <w:rPr>
@@ -12911,7 +12082,7 @@
           </w:tcPr>
           <w:p>
             <w:pPr>
-              <w:pStyle w:val="a3"/>
+              <w:pStyle w:val="BodyText"/>
               <w:ind w:right="-1"/>
               <w:jc w:val="left"/>
               <w:rPr>
@@ -12929,7 +12100,7 @@
           </w:tcPr>
           <w:p>
             <w:pPr>
-              <w:pStyle w:val="a3"/>
+              <w:pStyle w:val="BodyText"/>
               <w:ind w:right="-1"/>
               <w:jc w:val="left"/>
               <w:rPr>
@@ -12947,7 +12118,7 @@
           </w:tcPr>
           <w:p>
             <w:pPr>
-              <w:pStyle w:val="a3"/>
+              <w:pStyle w:val="BodyText"/>
               <w:ind w:right="-1"/>
               <w:jc w:val="left"/>
               <w:rPr>
@@ -12965,7 +12136,7 @@
           </w:tcPr>
           <w:p>
             <w:pPr>
-              <w:pStyle w:val="a3"/>
+              <w:pStyle w:val="BodyText"/>
               <w:ind w:right="-1"/>
               <w:jc w:val="left"/>
               <w:rPr>
@@ -12982,7 +12153,7 @@
           </w:tcPr>
           <w:p>
             <w:pPr>
-              <w:pStyle w:val="a3"/>
+              <w:pStyle w:val="BodyText"/>
               <w:ind w:right="-1"/>
               <w:jc w:val="left"/>
               <w:rPr>
@@ -12999,7 +12170,7 @@
           </w:tcPr>
           <w:p>
             <w:pPr>
-              <w:pStyle w:val="a3"/>
+              <w:pStyle w:val="BodyText"/>
               <w:ind w:right="-1"/>
               <w:jc w:val="left"/>
               <w:rPr>
@@ -13016,7 +12187,7 @@
           </w:tcPr>
           <w:p>
             <w:pPr>
-              <w:pStyle w:val="a3"/>
+              <w:pStyle w:val="BodyText"/>
               <w:ind w:right="-1"/>
               <w:jc w:val="left"/>
               <w:rPr>
@@ -13034,7 +12205,7 @@
           </w:tcPr>
           <w:p>
             <w:pPr>
-              <w:pStyle w:val="a3"/>
+              <w:pStyle w:val="BodyText"/>
               <w:ind w:right="-1"/>
               <w:jc w:val="left"/>
               <w:rPr>
@@ -13058,7 +12229,7 @@
           </w:tcPr>
           <w:p>
             <w:pPr>
-              <w:pStyle w:val="a3"/>
+              <w:pStyle w:val="BodyText"/>
               <w:ind w:right="-1"/>
               <w:jc w:val="left"/>
               <w:rPr>
@@ -13075,7 +12246,7 @@
           </w:tcPr>
           <w:p>
             <w:pPr>
-              <w:pStyle w:val="a3"/>
+              <w:pStyle w:val="BodyText"/>
               <w:ind w:right="-1"/>
               <w:jc w:val="left"/>
               <w:rPr>
@@ -13093,7 +12264,7 @@
           </w:tcPr>
           <w:p>
             <w:pPr>
-              <w:pStyle w:val="a3"/>
+              <w:pStyle w:val="BodyText"/>
               <w:ind w:right="-1"/>
               <w:jc w:val="left"/>
               <w:rPr>
@@ -13110,7 +12281,7 @@
           </w:tcPr>
           <w:p>
             <w:pPr>
-              <w:pStyle w:val="a3"/>
+              <w:pStyle w:val="BodyText"/>
               <w:ind w:right="-1"/>
               <w:jc w:val="left"/>
               <w:rPr>
@@ -13128,7 +12299,7 @@
           </w:tcPr>
           <w:p>
             <w:pPr>
-              <w:pStyle w:val="a3"/>
+              <w:pStyle w:val="BodyText"/>
               <w:ind w:right="-1"/>
               <w:jc w:val="left"/>
               <w:rPr>
@@ -13146,7 +12317,7 @@
           </w:tcPr>
           <w:p>
             <w:pPr>
-              <w:pStyle w:val="a3"/>
+              <w:pStyle w:val="BodyText"/>
               <w:ind w:right="-1"/>
               <w:jc w:val="left"/>
               <w:rPr>
@@ -13164,7 +12335,7 @@
           </w:tcPr>
           <w:p>
             <w:pPr>
-              <w:pStyle w:val="a3"/>
+              <w:pStyle w:val="BodyText"/>
               <w:ind w:right="-1"/>
               <w:jc w:val="left"/>
               <w:rPr>
@@ -13181,7 +12352,7 @@
           </w:tcPr>
           <w:p>
             <w:pPr>
-              <w:pStyle w:val="a3"/>
+              <w:pStyle w:val="BodyText"/>
               <w:ind w:right="-1"/>
               <w:jc w:val="left"/>
               <w:rPr>
@@ -13198,7 +12369,7 @@
           </w:tcPr>
           <w:p>
             <w:pPr>
-              <w:pStyle w:val="a3"/>
+              <w:pStyle w:val="BodyText"/>
               <w:ind w:right="-1"/>
               <w:jc w:val="left"/>
               <w:rPr>
@@ -13215,7 +12386,7 @@
           </w:tcPr>
           <w:p>
             <w:pPr>
-              <w:pStyle w:val="a3"/>
+              <w:pStyle w:val="BodyText"/>
               <w:ind w:right="-1"/>
               <w:jc w:val="left"/>
               <w:rPr>
@@ -13233,7 +12404,7 @@
           </w:tcPr>
           <w:p>
             <w:pPr>
-              <w:pStyle w:val="a3"/>
+              <w:pStyle w:val="BodyText"/>
               <w:ind w:right="-1"/>
               <w:jc w:val="left"/>
               <w:rPr>
@@ -13256,7 +12427,7 @@
           </w:tcPr>
           <w:p>
             <w:pPr>
-              <w:pStyle w:val="a3"/>
+              <w:pStyle w:val="BodyText"/>
               <w:ind w:right="-582"/>
               <w:jc w:val="left"/>
               <w:rPr>
@@ -13281,7 +12452,7 @@
           </w:tcPr>
           <w:p>
             <w:pPr>
-              <w:pStyle w:val="a3"/>
+              <w:pStyle w:val="BodyText"/>
               <w:ind w:right="-108"/>
               <w:jc w:val="left"/>
               <w:rPr>
@@ -13292,7 +12463,7 @@
           </w:p>
           <w:p>
             <w:pPr>
-              <w:pStyle w:val="a3"/>
+              <w:pStyle w:val="BodyText"/>
               <w:ind w:right="-108"/>
               <w:jc w:val="left"/>
               <w:rPr>
@@ -13313,7 +12484,7 @@
           </w:tcPr>
           <w:p>
             <w:pPr>
-              <w:pStyle w:val="a3"/>
+              <w:pStyle w:val="BodyText"/>
               <w:ind w:right="-1"/>
               <w:jc w:val="left"/>
               <w:rPr>
@@ -13330,7 +12501,7 @@
           </w:tcPr>
           <w:p>
             <w:pPr>
-              <w:pStyle w:val="a3"/>
+              <w:pStyle w:val="BodyText"/>
               <w:ind w:right="-1"/>
               <w:jc w:val="left"/>
               <w:rPr>
@@ -13349,7 +12520,7 @@
           </w:tcPr>
           <w:p>
             <w:pPr>
-              <w:pStyle w:val="a3"/>
+              <w:pStyle w:val="BodyText"/>
               <w:ind w:right="-1"/>
               <w:jc w:val="left"/>
               <w:rPr>
@@ -13375,7 +12546,7 @@
           </w:tcPr>
           <w:p>
             <w:pPr>
-              <w:pStyle w:val="a3"/>
+              <w:pStyle w:val="BodyText"/>
               <w:ind w:right="-1"/>
               <w:jc w:val="left"/>
               <w:rPr>
@@ -13393,7 +12564,7 @@
           </w:tcPr>
           <w:p>
             <w:pPr>
-              <w:pStyle w:val="a3"/>
+              <w:pStyle w:val="BodyText"/>
               <w:ind w:right="-1"/>
               <w:jc w:val="left"/>
               <w:rPr>
@@ -13418,7 +12589,7 @@
           </w:tcPr>
           <w:p>
             <w:pPr>
-              <w:pStyle w:val="a3"/>
+              <w:pStyle w:val="BodyText"/>
               <w:ind w:right="-1"/>
               <w:jc w:val="left"/>
               <w:rPr>
@@ -13438,7 +12609,7 @@
           </w:tcPr>
           <w:p>
             <w:pPr>
-              <w:pStyle w:val="a3"/>
+              <w:pStyle w:val="BodyText"/>
               <w:ind w:right="-1"/>
               <w:jc w:val="left"/>
               <w:rPr>
@@ -13455,7 +12626,7 @@
           </w:tcPr>
           <w:p>
             <w:pPr>
-              <w:pStyle w:val="a3"/>
+              <w:pStyle w:val="BodyText"/>
               <w:ind w:right="-1"/>
               <w:jc w:val="left"/>
               <w:rPr>
@@ -13473,7 +12644,7 @@
           </w:tcPr>
           <w:p>
             <w:pPr>
-              <w:pStyle w:val="a3"/>
+              <w:pStyle w:val="BodyText"/>
               <w:ind w:right="-1"/>
               <w:jc w:val="left"/>
               <w:rPr>
@@ -13507,7 +12678,7 @@
           </w:tcPr>
           <w:p>
             <w:pPr>
-              <w:pStyle w:val="a3"/>
+              <w:pStyle w:val="BodyText"/>
               <w:ind w:right="-1"/>
               <w:jc w:val="left"/>
               <w:rPr>
@@ -13524,7 +12695,7 @@
           </w:tcPr>
           <w:p>
             <w:pPr>
-              <w:pStyle w:val="a3"/>
+              <w:pStyle w:val="BodyText"/>
               <w:ind w:right="-1"/>
               <w:jc w:val="center"/>
               <w:rPr>
@@ -13544,7 +12715,7 @@
           </w:tcPr>
           <w:p>
             <w:pPr>
-              <w:pStyle w:val="a3"/>
+              <w:pStyle w:val="BodyText"/>
               <w:ind w:right="-1"/>
               <w:jc w:val="center"/>
               <w:rPr>
@@ -13568,7 +12739,7 @@
           </w:tcPr>
           <w:p>
             <w:pPr>
-              <w:pStyle w:val="a3"/>
+              <w:pStyle w:val="BodyText"/>
               <w:ind w:right="-1"/>
               <w:jc w:val="left"/>
               <w:rPr>
@@ -13586,7 +12757,7 @@
           </w:tcPr>
           <w:p>
             <w:pPr>
-              <w:pStyle w:val="a3"/>
+              <w:pStyle w:val="BodyText"/>
               <w:ind w:right="-1"/>
               <w:jc w:val="left"/>
               <w:rPr>
@@ -13604,7 +12775,7 @@
           </w:tcPr>
           <w:p>
             <w:pPr>
-              <w:pStyle w:val="a3"/>
+              <w:pStyle w:val="BodyText"/>
               <w:ind w:right="-1"/>
               <w:jc w:val="left"/>
               <w:rPr>
@@ -13622,7 +12793,7 @@
           </w:tcPr>
           <w:p>
             <w:pPr>
-              <w:pStyle w:val="a3"/>
+              <w:pStyle w:val="BodyText"/>
               <w:ind w:right="-1"/>
               <w:jc w:val="center"/>
               <w:rPr>
@@ -13640,7 +12811,7 @@
           </w:tcPr>
           <w:p>
             <w:pPr>
-              <w:pStyle w:val="a3"/>
+              <w:pStyle w:val="BodyText"/>
               <w:ind w:right="-1"/>
               <w:jc w:val="center"/>
               <w:rPr>
@@ -13660,7 +12831,7 @@
           </w:tcPr>
           <w:p>
             <w:pPr>
-              <w:pStyle w:val="a3"/>
+              <w:pStyle w:val="BodyText"/>
               <w:ind w:right="-1"/>
               <w:jc w:val="center"/>
               <w:rPr>
@@ -13684,7 +12855,7 @@
           </w:tcPr>
           <w:p>
             <w:pPr>
-              <w:pStyle w:val="a3"/>
+              <w:pStyle w:val="BodyText"/>
               <w:ind w:right="-1"/>
               <w:jc w:val="center"/>
               <w:rPr>
@@ -13702,7 +12873,7 @@
           </w:tcPr>
           <w:p>
             <w:pPr>
-              <w:pStyle w:val="a3"/>
+              <w:pStyle w:val="BodyText"/>
               <w:ind w:right="-1"/>
               <w:jc w:val="center"/>
               <w:rPr>
@@ -13727,7 +12898,7 @@
           </w:tcPr>
           <w:p>
             <w:pPr>
-              <w:pStyle w:val="a3"/>
+              <w:pStyle w:val="BodyText"/>
               <w:ind w:right="-1"/>
               <w:jc w:val="left"/>
               <w:rPr>
@@ -13744,7 +12915,7 @@
           </w:tcPr>
           <w:p>
             <w:pPr>
-              <w:pStyle w:val="a3"/>
+              <w:pStyle w:val="BodyText"/>
               <w:ind w:right="-1"/>
               <w:jc w:val="left"/>
               <w:rPr>
@@ -13762,7 +12933,7 @@
           </w:tcPr>
           <w:p>
             <w:pPr>
-              <w:pStyle w:val="a3"/>
+              <w:pStyle w:val="BodyText"/>
               <w:ind w:right="-1"/>
               <w:jc w:val="left"/>
               <w:rPr>
@@ -13779,7 +12950,7 @@
           </w:tcPr>
           <w:p>
             <w:pPr>
-              <w:pStyle w:val="a3"/>
+              <w:pStyle w:val="BodyText"/>
               <w:ind w:right="-1"/>
               <w:jc w:val="left"/>
               <w:rPr>
@@ -13797,7 +12968,7 @@
           </w:tcPr>
           <w:p>
             <w:pPr>
-              <w:pStyle w:val="a3"/>
+              <w:pStyle w:val="BodyText"/>
               <w:ind w:right="-1"/>
               <w:jc w:val="left"/>
               <w:rPr>
@@ -13815,7 +12986,7 @@
           </w:tcPr>
           <w:p>
             <w:pPr>
-              <w:pStyle w:val="a3"/>
+              <w:pStyle w:val="BodyText"/>
               <w:ind w:right="-1"/>
               <w:jc w:val="left"/>
               <w:rPr>
@@ -13833,7 +13004,7 @@
           </w:tcPr>
           <w:p>
             <w:pPr>
-              <w:pStyle w:val="a3"/>
+              <w:pStyle w:val="BodyText"/>
               <w:ind w:right="-1"/>
               <w:jc w:val="left"/>
               <w:rPr>
@@ -13850,7 +13021,7 @@
           </w:tcPr>
           <w:p>
             <w:pPr>
-              <w:pStyle w:val="a3"/>
+              <w:pStyle w:val="BodyText"/>
               <w:ind w:right="-1"/>
               <w:jc w:val="left"/>
               <w:rPr>
@@ -13867,7 +13038,7 @@
           </w:tcPr>
           <w:p>
             <w:pPr>
-              <w:pStyle w:val="a3"/>
+              <w:pStyle w:val="BodyText"/>
               <w:ind w:right="-1"/>
               <w:jc w:val="left"/>
               <w:rPr>
@@ -13884,7 +13055,7 @@
           </w:tcPr>
           <w:p>
             <w:pPr>
-              <w:pStyle w:val="a3"/>
+              <w:pStyle w:val="BodyText"/>
               <w:ind w:right="-1"/>
               <w:jc w:val="left"/>
               <w:rPr>
@@ -13902,7 +13073,7 @@
           </w:tcPr>
           <w:p>
             <w:pPr>
-              <w:pStyle w:val="a3"/>
+              <w:pStyle w:val="BodyText"/>
               <w:ind w:right="-1"/>
               <w:jc w:val="left"/>
               <w:rPr>
@@ -13926,7 +13097,7 @@
           </w:tcPr>
           <w:p>
             <w:pPr>
-              <w:pStyle w:val="a3"/>
+              <w:pStyle w:val="BodyText"/>
               <w:ind w:right="-1"/>
               <w:jc w:val="left"/>
               <w:rPr>
@@ -13950,7 +13121,7 @@
           </w:tcPr>
           <w:p>
             <w:pPr>
-              <w:pStyle w:val="a3"/>
+              <w:pStyle w:val="BodyText"/>
               <w:ind w:right="-1"/>
               <w:jc w:val="left"/>
               <w:rPr>
@@ -13968,7 +13139,7 @@
           </w:tcPr>
           <w:p>
             <w:pPr>
-              <w:pStyle w:val="a3"/>
+              <w:pStyle w:val="BodyText"/>
               <w:ind w:right="-1"/>
               <w:jc w:val="left"/>
               <w:rPr>
@@ -13985,7 +13156,7 @@
           </w:tcPr>
           <w:p>
             <w:pPr>
-              <w:pStyle w:val="a3"/>
+              <w:pStyle w:val="BodyText"/>
               <w:ind w:right="-1"/>
               <w:jc w:val="left"/>
               <w:rPr>
@@ -14003,7 +13174,7 @@
           </w:tcPr>
           <w:p>
             <w:pPr>
-              <w:pStyle w:val="a3"/>
+              <w:pStyle w:val="BodyText"/>
               <w:ind w:right="-1"/>
               <w:jc w:val="left"/>
               <w:rPr>
@@ -14021,7 +13192,7 @@
           </w:tcPr>
           <w:p>
             <w:pPr>
-              <w:pStyle w:val="a3"/>
+              <w:pStyle w:val="BodyText"/>
               <w:ind w:right="-1"/>
               <w:jc w:val="left"/>
               <w:rPr>
@@ -14039,7 +13210,7 @@
           </w:tcPr>
           <w:p>
             <w:pPr>
-              <w:pStyle w:val="a3"/>
+              <w:pStyle w:val="BodyText"/>
               <w:ind w:right="-1"/>
               <w:jc w:val="left"/>
               <w:rPr>
@@ -14063,7 +13234,7 @@
           </w:tcPr>
           <w:p>
             <w:pPr>
-              <w:pStyle w:val="a3"/>
+              <w:pStyle w:val="BodyText"/>
               <w:ind w:right="-1"/>
               <w:jc w:val="left"/>
               <w:rPr>
@@ -14080,7 +13251,7 @@
           </w:tcPr>
           <w:p>
             <w:pPr>
-              <w:pStyle w:val="a3"/>
+              <w:pStyle w:val="BodyText"/>
               <w:ind w:right="-1"/>
               <w:jc w:val="left"/>
               <w:rPr>
@@ -14097,7 +13268,7 @@
           </w:tcPr>
           <w:p>
             <w:pPr>
-              <w:pStyle w:val="a3"/>
+              <w:pStyle w:val="BodyText"/>
               <w:ind w:right="-1"/>
               <w:jc w:val="left"/>
               <w:rPr>
@@ -14115,7 +13286,7 @@
           </w:tcPr>
           <w:p>
             <w:pPr>
-              <w:pStyle w:val="a3"/>
+              <w:pStyle w:val="BodyText"/>
               <w:ind w:right="-1"/>
               <w:jc w:val="left"/>
               <w:rPr>
@@ -14129,16 +13300,16 @@
     </w:tbl>
     <w:p>
       <w:pPr>
-        <w:pStyle w:val="a3"/>
-        <w:rPr>
-          <w:sz w:val="20"/>
-          <w:szCs w:val="20"/>
-        </w:rPr>
-      </w:pPr>
-    </w:p>
-    <w:p>
-      <w:pPr>
-        <w:pStyle w:val="a3"/>
+        <w:pStyle w:val="BodyText"/>
+        <w:rPr>
+          <w:sz w:val="20"/>
+          <w:szCs w:val="20"/>
+        </w:rPr>
+      </w:pPr>
+    </w:p>
+    <w:p>
+      <w:pPr>
+        <w:pStyle w:val="BodyText"/>
         <w:ind w:right="-1" w:firstLine="360"/>
         <w:rPr>
           <w:sz w:val="18"/>
@@ -14148,7 +13319,7 @@
     </w:p>
     <w:p>
       <w:pPr>
-        <w:pStyle w:val="a3"/>
+        <w:pStyle w:val="BodyText"/>
         <w:ind w:right="-1" w:firstLine="360"/>
         <w:rPr>
           <w:sz w:val="18"/>
@@ -14158,33 +13329,24 @@
     </w:p>
     <w:p>
       <w:pPr>
-        <w:pStyle w:val="a3"/>
+        <w:pStyle w:val="BodyText"/>
         <w:ind w:right="-1" w:firstLine="6300"/>
         <w:rPr>
           <w:sz w:val="20"/>
           <w:szCs w:val="20"/>
         </w:rPr>
       </w:pPr>
-      <w:proofErr w:type="spellStart"/>
-      <w:r>
-        <w:rPr>
-          <w:sz w:val="20"/>
-          <w:szCs w:val="20"/>
-        </w:rPr>
-        <w:t>Зворотня</w:t>
-      </w:r>
-      <w:proofErr w:type="spellEnd"/>
-      <w:r>
-        <w:rPr>
-          <w:sz w:val="20"/>
-          <w:szCs w:val="20"/>
-        </w:rPr>
-        <w:t xml:space="preserve"> адреса Користувача: </w:t>
-      </w:r>
-    </w:p>
-    <w:p>
-      <w:pPr>
-        <w:pStyle w:val="a3"/>
+      <w:r>
+        <w:rPr>
+          <w:sz w:val="20"/>
+          <w:szCs w:val="20"/>
+        </w:rPr>
+        <w:t xml:space="preserve">Зворотня адреса Користувача: </w:t>
+      </w:r>
+    </w:p>
+    <w:p>
+      <w:pPr>
+        <w:pStyle w:val="BodyText"/>
         <w:ind w:right="-1" w:firstLine="6300"/>
         <w:rPr>
           <w:sz w:val="20"/>
@@ -14201,7 +13363,7 @@
     </w:p>
     <w:p>
       <w:pPr>
-        <w:pStyle w:val="a3"/>
+        <w:pStyle w:val="BodyText"/>
         <w:ind w:right="-1" w:firstLine="6300"/>
         <w:rPr>
           <w:b/>
@@ -14228,9 +13390,9 @@
     </w:p>
     <w:p/>
     <w:sectPr>
-      <w:headerReference w:type="default" r:id="rId10"/>
-      <w:footerReference w:type="even" r:id="rId11"/>
-      <w:footerReference w:type="default" r:id="rId12"/>
+      <w:headerReference w:type="default" r:id="rId11"/>
+      <w:footerReference w:type="even" r:id="rId12"/>
+      <w:footerReference w:type="default" r:id="rId13"/>
       <w:pgSz w:w="11907" w:h="16840" w:code="9"/>
       <w:pgMar w:top="567" w:right="567" w:bottom="567" w:left="540" w:header="284" w:footer="0" w:gutter="0"/>
       <w:cols w:space="720"/>
@@ -14240,7 +13402,7 @@
 </file>
 
 <file path=word/endnotes.xml><?xml version="1.0" encoding="utf-8"?>
-<w:endnotes xmlns:wpc="http://schemas.microsoft.com/office/word/2010/wordprocessingCanvas" xmlns:cx="http://schemas.microsoft.com/office/drawing/2014/chartex" xmlns:cx1="http://schemas.microsoft.com/office/drawing/2015/9/8/chartex" xmlns:mc="http://schemas.openxmlformats.org/markup-compatibility/2006" xmlns:o="urn:schemas-microsoft-com:office:office" xmlns:r="http://schemas.openxmlformats.org/officeDocument/2006/relationships" xmlns:m="http://schemas.openxmlformats.org/officeDocument/2006/math" xmlns:v="urn:schemas-microsoft-com:vml" xmlns:wp14="http://schemas.microsoft.com/office/word/2010/wordprocessingDrawing" xmlns:wp="http://schemas.openxmlformats.org/drawingml/2006/wordprocessingDrawing" xmlns:w10="urn:schemas-microsoft-com:office:word" xmlns:w="http://schemas.openxmlformats.org/wordprocessingml/2006/main" xmlns:w14="http://schemas.microsoft.com/office/word/2010/wordml" xmlns:w15="http://schemas.microsoft.com/office/word/2012/wordml" xmlns:w16se="http://schemas.microsoft.com/office/word/2015/wordml/symex" xmlns:wpg="http://schemas.microsoft.com/office/word/2010/wordprocessingGroup" xmlns:wpi="http://schemas.microsoft.com/office/word/2010/wordprocessingInk" xmlns:wne="http://schemas.microsoft.com/office/word/2006/wordml" xmlns:wps="http://schemas.microsoft.com/office/word/2010/wordprocessingShape" mc:Ignorable="w14 w15 w16se wp14">
+<w:endnotes xmlns:wpc="http://schemas.microsoft.com/office/word/2010/wordprocessingCanvas" xmlns:cx="http://schemas.microsoft.com/office/drawing/2014/chartex" xmlns:cx1="http://schemas.microsoft.com/office/drawing/2015/9/8/chartex" xmlns:cx2="http://schemas.microsoft.com/office/drawing/2015/10/21/chartex" xmlns:cx3="http://schemas.microsoft.com/office/drawing/2016/5/9/chartex" xmlns:cx4="http://schemas.microsoft.com/office/drawing/2016/5/10/chartex" xmlns:cx5="http://schemas.microsoft.com/office/drawing/2016/5/11/chartex" xmlns:cx6="http://schemas.microsoft.com/office/drawing/2016/5/12/chartex" xmlns:cx7="http://schemas.microsoft.com/office/drawing/2016/5/13/chartex" xmlns:cx8="http://schemas.microsoft.com/office/drawing/2016/5/14/chartex" xmlns:mc="http://schemas.openxmlformats.org/markup-compatibility/2006" xmlns:aink="http://schemas.microsoft.com/office/drawing/2016/ink" xmlns:am3d="http://schemas.microsoft.com/office/drawing/2017/model3d" xmlns:o="urn:schemas-microsoft-com:office:office" xmlns:oel="http://schemas.microsoft.com/office/2019/extlst" xmlns:r="http://schemas.openxmlformats.org/officeDocument/2006/relationships" xmlns:m="http://schemas.openxmlformats.org/officeDocument/2006/math" xmlns:v="urn:schemas-microsoft-com:vml" xmlns:wp14="http://schemas.microsoft.com/office/word/2010/wordprocessingDrawing" xmlns:wp="http://schemas.openxmlformats.org/drawingml/2006/wordprocessingDrawing" xmlns:w10="urn:schemas-microsoft-com:office:word" xmlns:w="http://schemas.openxmlformats.org/wordprocessingml/2006/main" xmlns:w14="http://schemas.microsoft.com/office/word/2010/wordml" xmlns:w15="http://schemas.microsoft.com/office/word/2012/wordml" xmlns:w16cex="http://schemas.microsoft.com/office/word/2018/wordml/cex" xmlns:w16cid="http://schemas.microsoft.com/office/word/2016/wordml/cid" xmlns:w16="http://schemas.microsoft.com/office/word/2018/wordml" xmlns:w16sdtdh="http://schemas.microsoft.com/office/word/2020/wordml/sdtdatahash" xmlns:w16se="http://schemas.microsoft.com/office/word/2015/wordml/symex" xmlns:wpg="http://schemas.microsoft.com/office/word/2010/wordprocessingGroup" xmlns:wpi="http://schemas.microsoft.com/office/word/2010/wordprocessingInk" xmlns:wne="http://schemas.microsoft.com/office/word/2006/wordml" xmlns:wps="http://schemas.microsoft.com/office/word/2010/wordprocessingShape" mc:Ignorable="w14 w15 w16se w16cid w16 w16cex w16sdtdh wp14">
   <w:endnote w:type="separator" w:id="-1">
     <w:p>
       <w:r>
@@ -14259,37 +13421,37 @@
 </file>
 
 <file path=word/footer1.xml><?xml version="1.0" encoding="utf-8"?>
-<w:ftr xmlns:wpc="http://schemas.microsoft.com/office/word/2010/wordprocessingCanvas" xmlns:cx="http://schemas.microsoft.com/office/drawing/2014/chartex" xmlns:cx1="http://schemas.microsoft.com/office/drawing/2015/9/8/chartex" xmlns:mc="http://schemas.openxmlformats.org/markup-compatibility/2006" xmlns:o="urn:schemas-microsoft-com:office:office" xmlns:r="http://schemas.openxmlformats.org/officeDocument/2006/relationships" xmlns:m="http://schemas.openxmlformats.org/officeDocument/2006/math" xmlns:v="urn:schemas-microsoft-com:vml" xmlns:wp14="http://schemas.microsoft.com/office/word/2010/wordprocessingDrawing" xmlns:wp="http://schemas.openxmlformats.org/drawingml/2006/wordprocessingDrawing" xmlns:w10="urn:schemas-microsoft-com:office:word" xmlns:w="http://schemas.openxmlformats.org/wordprocessingml/2006/main" xmlns:w14="http://schemas.microsoft.com/office/word/2010/wordml" xmlns:w15="http://schemas.microsoft.com/office/word/2012/wordml" xmlns:w16se="http://schemas.microsoft.com/office/word/2015/wordml/symex" xmlns:wpg="http://schemas.microsoft.com/office/word/2010/wordprocessingGroup" xmlns:wpi="http://schemas.microsoft.com/office/word/2010/wordprocessingInk" xmlns:wne="http://schemas.microsoft.com/office/word/2006/wordml" xmlns:wps="http://schemas.microsoft.com/office/word/2010/wordprocessingShape" mc:Ignorable="w14 w15 w16se wp14">
+<w:ftr xmlns:wpc="http://schemas.microsoft.com/office/word/2010/wordprocessingCanvas" xmlns:cx="http://schemas.microsoft.com/office/drawing/2014/chartex" xmlns:cx1="http://schemas.microsoft.com/office/drawing/2015/9/8/chartex" xmlns:cx2="http://schemas.microsoft.com/office/drawing/2015/10/21/chartex" xmlns:cx3="http://schemas.microsoft.com/office/drawing/2016/5/9/chartex" xmlns:cx4="http://schemas.microsoft.com/office/drawing/2016/5/10/chartex" xmlns:cx5="http://schemas.microsoft.com/office/drawing/2016/5/11/chartex" xmlns:cx6="http://schemas.microsoft.com/office/drawing/2016/5/12/chartex" xmlns:cx7="http://schemas.microsoft.com/office/drawing/2016/5/13/chartex" xmlns:cx8="http://schemas.microsoft.com/office/drawing/2016/5/14/chartex" xmlns:mc="http://schemas.openxmlformats.org/markup-compatibility/2006" xmlns:aink="http://schemas.microsoft.com/office/drawing/2016/ink" xmlns:am3d="http://schemas.microsoft.com/office/drawing/2017/model3d" xmlns:o="urn:schemas-microsoft-com:office:office" xmlns:oel="http://schemas.microsoft.com/office/2019/extlst" xmlns:r="http://schemas.openxmlformats.org/officeDocument/2006/relationships" xmlns:m="http://schemas.openxmlformats.org/officeDocument/2006/math" xmlns:v="urn:schemas-microsoft-com:vml" xmlns:wp14="http://schemas.microsoft.com/office/word/2010/wordprocessingDrawing" xmlns:wp="http://schemas.openxmlformats.org/drawingml/2006/wordprocessingDrawing" xmlns:w10="urn:schemas-microsoft-com:office:word" xmlns:w="http://schemas.openxmlformats.org/wordprocessingml/2006/main" xmlns:w14="http://schemas.microsoft.com/office/word/2010/wordml" xmlns:w15="http://schemas.microsoft.com/office/word/2012/wordml" xmlns:w16cex="http://schemas.microsoft.com/office/word/2018/wordml/cex" xmlns:w16cid="http://schemas.microsoft.com/office/word/2016/wordml/cid" xmlns:w16="http://schemas.microsoft.com/office/word/2018/wordml" xmlns:w16sdtdh="http://schemas.microsoft.com/office/word/2020/wordml/sdtdatahash" xmlns:w16se="http://schemas.microsoft.com/office/word/2015/wordml/symex" xmlns:wpg="http://schemas.microsoft.com/office/word/2010/wordprocessingGroup" xmlns:wpi="http://schemas.microsoft.com/office/word/2010/wordprocessingInk" xmlns:wne="http://schemas.microsoft.com/office/word/2006/wordml" xmlns:wps="http://schemas.microsoft.com/office/word/2010/wordprocessingShape" mc:Ignorable="w14 w15 w16se w16cid w16 w16cex w16sdtdh wp14">
   <w:p>
     <w:pPr>
-      <w:pStyle w:val="a7"/>
+      <w:pStyle w:val="Footer"/>
       <w:framePr w:wrap="around" w:vAnchor="text" w:hAnchor="margin" w:xAlign="right" w:y="1"/>
       <w:rPr>
-        <w:rStyle w:val="ac"/>
+        <w:rStyle w:val="PageNumber"/>
       </w:rPr>
     </w:pPr>
     <w:r>
       <w:rPr>
-        <w:rStyle w:val="ac"/>
+        <w:rStyle w:val="PageNumber"/>
       </w:rPr>
       <w:fldChar w:fldCharType="begin"/>
     </w:r>
     <w:r>
       <w:rPr>
-        <w:rStyle w:val="ac"/>
+        <w:rStyle w:val="PageNumber"/>
       </w:rPr>
       <w:instrText xml:space="preserve">PAGE  </w:instrText>
     </w:r>
     <w:r>
       <w:rPr>
-        <w:rStyle w:val="ac"/>
+        <w:rStyle w:val="PageNumber"/>
       </w:rPr>
       <w:fldChar w:fldCharType="end"/>
     </w:r>
   </w:p>
   <w:p>
     <w:pPr>
-      <w:pStyle w:val="a7"/>
+      <w:pStyle w:val="Footer"/>
       <w:ind w:right="360"/>
     </w:pPr>
   </w:p>
@@ -14297,20 +13459,20 @@
 </file>
 
 <file path=word/footer2.xml><?xml version="1.0" encoding="utf-8"?>
-<w:ftr xmlns:wpc="http://schemas.microsoft.com/office/word/2010/wordprocessingCanvas" xmlns:cx="http://schemas.microsoft.com/office/drawing/2014/chartex" xmlns:cx1="http://schemas.microsoft.com/office/drawing/2015/9/8/chartex" xmlns:mc="http://schemas.openxmlformats.org/markup-compatibility/2006" xmlns:o="urn:schemas-microsoft-com:office:office" xmlns:r="http://schemas.openxmlformats.org/officeDocument/2006/relationships" xmlns:m="http://schemas.openxmlformats.org/officeDocument/2006/math" xmlns:v="urn:schemas-microsoft-com:vml" xmlns:wp14="http://schemas.microsoft.com/office/word/2010/wordprocessingDrawing" xmlns:wp="http://schemas.openxmlformats.org/drawingml/2006/wordprocessingDrawing" xmlns:w10="urn:schemas-microsoft-com:office:word" xmlns:w="http://schemas.openxmlformats.org/wordprocessingml/2006/main" xmlns:w14="http://schemas.microsoft.com/office/word/2010/wordml" xmlns:w15="http://schemas.microsoft.com/office/word/2012/wordml" xmlns:w16se="http://schemas.microsoft.com/office/word/2015/wordml/symex" xmlns:wpg="http://schemas.microsoft.com/office/word/2010/wordprocessingGroup" xmlns:wpi="http://schemas.microsoft.com/office/word/2010/wordprocessingInk" xmlns:wne="http://schemas.microsoft.com/office/word/2006/wordml" xmlns:wps="http://schemas.microsoft.com/office/word/2010/wordprocessingShape" mc:Ignorable="w14 w15 w16se wp14">
+<w:ftr xmlns:wpc="http://schemas.microsoft.com/office/word/2010/wordprocessingCanvas" xmlns:cx="http://schemas.microsoft.com/office/drawing/2014/chartex" xmlns:cx1="http://schemas.microsoft.com/office/drawing/2015/9/8/chartex" xmlns:cx2="http://schemas.microsoft.com/office/drawing/2015/10/21/chartex" xmlns:cx3="http://schemas.microsoft.com/office/drawing/2016/5/9/chartex" xmlns:cx4="http://schemas.microsoft.com/office/drawing/2016/5/10/chartex" xmlns:cx5="http://schemas.microsoft.com/office/drawing/2016/5/11/chartex" xmlns:cx6="http://schemas.microsoft.com/office/drawing/2016/5/12/chartex" xmlns:cx7="http://schemas.microsoft.com/office/drawing/2016/5/13/chartex" xmlns:cx8="http://schemas.microsoft.com/office/drawing/2016/5/14/chartex" xmlns:mc="http://schemas.openxmlformats.org/markup-compatibility/2006" xmlns:aink="http://schemas.microsoft.com/office/drawing/2016/ink" xmlns:am3d="http://schemas.microsoft.com/office/drawing/2017/model3d" xmlns:o="urn:schemas-microsoft-com:office:office" xmlns:oel="http://schemas.microsoft.com/office/2019/extlst" xmlns:r="http://schemas.openxmlformats.org/officeDocument/2006/relationships" xmlns:m="http://schemas.openxmlformats.org/officeDocument/2006/math" xmlns:v="urn:schemas-microsoft-com:vml" xmlns:wp14="http://schemas.microsoft.com/office/word/2010/wordprocessingDrawing" xmlns:wp="http://schemas.openxmlformats.org/drawingml/2006/wordprocessingDrawing" xmlns:w10="urn:schemas-microsoft-com:office:word" xmlns:w="http://schemas.openxmlformats.org/wordprocessingml/2006/main" xmlns:w14="http://schemas.microsoft.com/office/word/2010/wordml" xmlns:w15="http://schemas.microsoft.com/office/word/2012/wordml" xmlns:w16cex="http://schemas.microsoft.com/office/word/2018/wordml/cex" xmlns:w16cid="http://schemas.microsoft.com/office/word/2016/wordml/cid" xmlns:w16="http://schemas.microsoft.com/office/word/2018/wordml" xmlns:w16sdtdh="http://schemas.microsoft.com/office/word/2020/wordml/sdtdatahash" xmlns:w16se="http://schemas.microsoft.com/office/word/2015/wordml/symex" xmlns:wpg="http://schemas.microsoft.com/office/word/2010/wordprocessingGroup" xmlns:wpi="http://schemas.microsoft.com/office/word/2010/wordprocessingInk" xmlns:wne="http://schemas.microsoft.com/office/word/2006/wordml" xmlns:wps="http://schemas.microsoft.com/office/word/2010/wordprocessingShape" mc:Ignorable="w14 w15 w16se w16cid w16 w16cex w16sdtdh wp14">
   <w:p>
     <w:pPr>
-      <w:pStyle w:val="a7"/>
+      <w:pStyle w:val="Footer"/>
       <w:framePr w:wrap="around" w:vAnchor="text" w:hAnchor="margin" w:xAlign="right" w:y="1"/>
       <w:rPr>
-        <w:rStyle w:val="ac"/>
+        <w:rStyle w:val="PageNumber"/>
         <w:sz w:val="18"/>
         <w:szCs w:val="18"/>
       </w:rPr>
     </w:pPr>
     <w:r>
       <w:rPr>
-        <w:rStyle w:val="ac"/>
+        <w:rStyle w:val="PageNumber"/>
         <w:sz w:val="18"/>
         <w:szCs w:val="18"/>
       </w:rPr>
@@ -14318,7 +13480,7 @@
     </w:r>
     <w:r>
       <w:rPr>
-        <w:rStyle w:val="ac"/>
+        <w:rStyle w:val="PageNumber"/>
         <w:sz w:val="18"/>
         <w:szCs w:val="18"/>
       </w:rPr>
@@ -14326,7 +13488,7 @@
     </w:r>
     <w:r>
       <w:rPr>
-        <w:rStyle w:val="ac"/>
+        <w:rStyle w:val="PageNumber"/>
         <w:sz w:val="18"/>
         <w:szCs w:val="18"/>
       </w:rPr>
@@ -14334,7 +13496,7 @@
     </w:r>
     <w:r>
       <w:rPr>
-        <w:rStyle w:val="ac"/>
+        <w:rStyle w:val="PageNumber"/>
         <w:noProof/>
         <w:sz w:val="18"/>
         <w:szCs w:val="18"/>
@@ -14343,7 +13505,7 @@
     </w:r>
     <w:r>
       <w:rPr>
-        <w:rStyle w:val="ac"/>
+        <w:rStyle w:val="PageNumber"/>
         <w:sz w:val="18"/>
         <w:szCs w:val="18"/>
       </w:rPr>
@@ -14600,7 +13762,7 @@
   </w:tbl>
   <w:p>
     <w:pPr>
-      <w:pStyle w:val="a7"/>
+      <w:pStyle w:val="Footer"/>
       <w:rPr>
         <w:lang w:val="uk-UA"/>
       </w:rPr>
@@ -14610,7 +13772,7 @@
 </file>
 
 <file path=word/footnotes.xml><?xml version="1.0" encoding="utf-8"?>
-<w:footnotes xmlns:wpc="http://schemas.microsoft.com/office/word/2010/wordprocessingCanvas" xmlns:cx="http://schemas.microsoft.com/office/drawing/2014/chartex" xmlns:cx1="http://schemas.microsoft.com/office/drawing/2015/9/8/chartex" xmlns:mc="http://schemas.openxmlformats.org/markup-compatibility/2006" xmlns:o="urn:schemas-microsoft-com:office:office" xmlns:r="http://schemas.openxmlformats.org/officeDocument/2006/relationships" xmlns:m="http://schemas.openxmlformats.org/officeDocument/2006/math" xmlns:v="urn:schemas-microsoft-com:vml" xmlns:wp14="http://schemas.microsoft.com/office/word/2010/wordprocessingDrawing" xmlns:wp="http://schemas.openxmlformats.org/drawingml/2006/wordprocessingDrawing" xmlns:w10="urn:schemas-microsoft-com:office:word" xmlns:w="http://schemas.openxmlformats.org/wordprocessingml/2006/main" xmlns:w14="http://schemas.microsoft.com/office/word/2010/wordml" xmlns:w15="http://schemas.microsoft.com/office/word/2012/wordml" xmlns:w16se="http://schemas.microsoft.com/office/word/2015/wordml/symex" xmlns:wpg="http://schemas.microsoft.com/office/word/2010/wordprocessingGroup" xmlns:wpi="http://schemas.microsoft.com/office/word/2010/wordprocessingInk" xmlns:wne="http://schemas.microsoft.com/office/word/2006/wordml" xmlns:wps="http://schemas.microsoft.com/office/word/2010/wordprocessingShape" mc:Ignorable="w14 w15 w16se wp14">
+<w:footnotes xmlns:wpc="http://schemas.microsoft.com/office/word/2010/wordprocessingCanvas" xmlns:cx="http://schemas.microsoft.com/office/drawing/2014/chartex" xmlns:cx1="http://schemas.microsoft.com/office/drawing/2015/9/8/chartex" xmlns:cx2="http://schemas.microsoft.com/office/drawing/2015/10/21/chartex" xmlns:cx3="http://schemas.microsoft.com/office/drawing/2016/5/9/chartex" xmlns:cx4="http://schemas.microsoft.com/office/drawing/2016/5/10/chartex" xmlns:cx5="http://schemas.microsoft.com/office/drawing/2016/5/11/chartex" xmlns:cx6="http://schemas.microsoft.com/office/drawing/2016/5/12/chartex" xmlns:cx7="http://schemas.microsoft.com/office/drawing/2016/5/13/chartex" xmlns:cx8="http://schemas.microsoft.com/office/drawing/2016/5/14/chartex" xmlns:mc="http://schemas.openxmlformats.org/markup-compatibility/2006" xmlns:aink="http://schemas.microsoft.com/office/drawing/2016/ink" xmlns:am3d="http://schemas.microsoft.com/office/drawing/2017/model3d" xmlns:o="urn:schemas-microsoft-com:office:office" xmlns:oel="http://schemas.microsoft.com/office/2019/extlst" xmlns:r="http://schemas.openxmlformats.org/officeDocument/2006/relationships" xmlns:m="http://schemas.openxmlformats.org/officeDocument/2006/math" xmlns:v="urn:schemas-microsoft-com:vml" xmlns:wp14="http://schemas.microsoft.com/office/word/2010/wordprocessingDrawing" xmlns:wp="http://schemas.openxmlformats.org/drawingml/2006/wordprocessingDrawing" xmlns:w10="urn:schemas-microsoft-com:office:word" xmlns:w="http://schemas.openxmlformats.org/wordprocessingml/2006/main" xmlns:w14="http://schemas.microsoft.com/office/word/2010/wordml" xmlns:w15="http://schemas.microsoft.com/office/word/2012/wordml" xmlns:w16cex="http://schemas.microsoft.com/office/word/2018/wordml/cex" xmlns:w16cid="http://schemas.microsoft.com/office/word/2016/wordml/cid" xmlns:w16="http://schemas.microsoft.com/office/word/2018/wordml" xmlns:w16sdtdh="http://schemas.microsoft.com/office/word/2020/wordml/sdtdatahash" xmlns:w16se="http://schemas.microsoft.com/office/word/2015/wordml/symex" xmlns:wpg="http://schemas.microsoft.com/office/word/2010/wordprocessingGroup" xmlns:wpi="http://schemas.microsoft.com/office/word/2010/wordprocessingInk" xmlns:wne="http://schemas.microsoft.com/office/word/2006/wordml" xmlns:wps="http://schemas.microsoft.com/office/word/2010/wordprocessingShape" mc:Ignorable="w14 w15 w16se w16cid w16 w16cex w16sdtdh wp14">
   <w:footnote w:type="separator" w:id="-1">
     <w:p>
       <w:r>
@@ -14629,10 +13791,10 @@
 </file>
 
 <file path=word/header1.xml><?xml version="1.0" encoding="utf-8"?>
-<w:hdr xmlns:wpc="http://schemas.microsoft.com/office/word/2010/wordprocessingCanvas" xmlns:cx="http://schemas.microsoft.com/office/drawing/2014/chartex" xmlns:cx1="http://schemas.microsoft.com/office/drawing/2015/9/8/chartex" xmlns:mc="http://schemas.openxmlformats.org/markup-compatibility/2006" xmlns:o="urn:schemas-microsoft-com:office:office" xmlns:r="http://schemas.openxmlformats.org/officeDocument/2006/relationships" xmlns:m="http://schemas.openxmlformats.org/officeDocument/2006/math" xmlns:v="urn:schemas-microsoft-com:vml" xmlns:wp14="http://schemas.microsoft.com/office/word/2010/wordprocessingDrawing" xmlns:wp="http://schemas.openxmlformats.org/drawingml/2006/wordprocessingDrawing" xmlns:w10="urn:schemas-microsoft-com:office:word" xmlns:w="http://schemas.openxmlformats.org/wordprocessingml/2006/main" xmlns:w14="http://schemas.microsoft.com/office/word/2010/wordml" xmlns:w15="http://schemas.microsoft.com/office/word/2012/wordml" xmlns:w16se="http://schemas.microsoft.com/office/word/2015/wordml/symex" xmlns:wpg="http://schemas.microsoft.com/office/word/2010/wordprocessingGroup" xmlns:wpi="http://schemas.microsoft.com/office/word/2010/wordprocessingInk" xmlns:wne="http://schemas.microsoft.com/office/word/2006/wordml" xmlns:wps="http://schemas.microsoft.com/office/word/2010/wordprocessingShape" mc:Ignorable="w14 w15 w16se wp14">
+<w:hdr xmlns:wpc="http://schemas.microsoft.com/office/word/2010/wordprocessingCanvas" xmlns:cx="http://schemas.microsoft.com/office/drawing/2014/chartex" xmlns:cx1="http://schemas.microsoft.com/office/drawing/2015/9/8/chartex" xmlns:cx2="http://schemas.microsoft.com/office/drawing/2015/10/21/chartex" xmlns:cx3="http://schemas.microsoft.com/office/drawing/2016/5/9/chartex" xmlns:cx4="http://schemas.microsoft.com/office/drawing/2016/5/10/chartex" xmlns:cx5="http://schemas.microsoft.com/office/drawing/2016/5/11/chartex" xmlns:cx6="http://schemas.microsoft.com/office/drawing/2016/5/12/chartex" xmlns:cx7="http://schemas.microsoft.com/office/drawing/2016/5/13/chartex" xmlns:cx8="http://schemas.microsoft.com/office/drawing/2016/5/14/chartex" xmlns:mc="http://schemas.openxmlformats.org/markup-compatibility/2006" xmlns:aink="http://schemas.microsoft.com/office/drawing/2016/ink" xmlns:am3d="http://schemas.microsoft.com/office/drawing/2017/model3d" xmlns:o="urn:schemas-microsoft-com:office:office" xmlns:oel="http://schemas.microsoft.com/office/2019/extlst" xmlns:r="http://schemas.openxmlformats.org/officeDocument/2006/relationships" xmlns:m="http://schemas.openxmlformats.org/officeDocument/2006/math" xmlns:v="urn:schemas-microsoft-com:vml" xmlns:wp14="http://schemas.microsoft.com/office/word/2010/wordprocessingDrawing" xmlns:wp="http://schemas.openxmlformats.org/drawingml/2006/wordprocessingDrawing" xmlns:w10="urn:schemas-microsoft-com:office:word" xmlns:w="http://schemas.openxmlformats.org/wordprocessingml/2006/main" xmlns:w14="http://schemas.microsoft.com/office/word/2010/wordml" xmlns:w15="http://schemas.microsoft.com/office/word/2012/wordml" xmlns:w16cex="http://schemas.microsoft.com/office/word/2018/wordml/cex" xmlns:w16cid="http://schemas.microsoft.com/office/word/2016/wordml/cid" xmlns:w16="http://schemas.microsoft.com/office/word/2018/wordml" xmlns:w16sdtdh="http://schemas.microsoft.com/office/word/2020/wordml/sdtdatahash" xmlns:w16se="http://schemas.microsoft.com/office/word/2015/wordml/symex" xmlns:wpg="http://schemas.microsoft.com/office/word/2010/wordprocessingGroup" xmlns:wpi="http://schemas.microsoft.com/office/word/2010/wordprocessingInk" xmlns:wne="http://schemas.microsoft.com/office/word/2006/wordml" xmlns:wps="http://schemas.microsoft.com/office/word/2010/wordprocessingShape" mc:Ignorable="w14 w15 w16se w16cid w16 w16cex w16sdtdh wp14">
   <w:p>
     <w:pPr>
-      <w:pStyle w:val="a5"/>
+      <w:pStyle w:val="Header"/>
       <w:rPr>
         <w:b w:val="0"/>
         <w:bCs w:val="0"/>
@@ -14699,7 +13861,7 @@
 </file>
 
 <file path=word/numbering.xml><?xml version="1.0" encoding="utf-8"?>
-<w:numbering xmlns:wpc="http://schemas.microsoft.com/office/word/2010/wordprocessingCanvas" xmlns:cx="http://schemas.microsoft.com/office/drawing/2014/chartex" xmlns:cx1="http://schemas.microsoft.com/office/drawing/2015/9/8/chartex" xmlns:mc="http://schemas.openxmlformats.org/markup-compatibility/2006" xmlns:o="urn:schemas-microsoft-com:office:office" xmlns:r="http://schemas.openxmlformats.org/officeDocument/2006/relationships" xmlns:m="http://schemas.openxmlformats.org/officeDocument/2006/math" xmlns:v="urn:schemas-microsoft-com:vml" xmlns:wp14="http://schemas.microsoft.com/office/word/2010/wordprocessingDrawing" xmlns:wp="http://schemas.openxmlformats.org/drawingml/2006/wordprocessingDrawing" xmlns:w10="urn:schemas-microsoft-com:office:word" xmlns:w="http://schemas.openxmlformats.org/wordprocessingml/2006/main" xmlns:w14="http://schemas.microsoft.com/office/word/2010/wordml" xmlns:w15="http://schemas.microsoft.com/office/word/2012/wordml" xmlns:w16se="http://schemas.microsoft.com/office/word/2015/wordml/symex" xmlns:wpg="http://schemas.microsoft.com/office/word/2010/wordprocessingGroup" xmlns:wpi="http://schemas.microsoft.com/office/word/2010/wordprocessingInk" xmlns:wne="http://schemas.microsoft.com/office/word/2006/wordml" xmlns:wps="http://schemas.microsoft.com/office/word/2010/wordprocessingShape" mc:Ignorable="w14 w15 w16se wp14">
+<w:numbering xmlns:wpc="http://schemas.microsoft.com/office/word/2010/wordprocessingCanvas" xmlns:cx="http://schemas.microsoft.com/office/drawing/2014/chartex" xmlns:cx1="http://schemas.microsoft.com/office/drawing/2015/9/8/chartex" xmlns:cx2="http://schemas.microsoft.com/office/drawing/2015/10/21/chartex" xmlns:cx3="http://schemas.microsoft.com/office/drawing/2016/5/9/chartex" xmlns:cx4="http://schemas.microsoft.com/office/drawing/2016/5/10/chartex" xmlns:cx5="http://schemas.microsoft.com/office/drawing/2016/5/11/chartex" xmlns:cx6="http://schemas.microsoft.com/office/drawing/2016/5/12/chartex" xmlns:cx7="http://schemas.microsoft.com/office/drawing/2016/5/13/chartex" xmlns:cx8="http://schemas.microsoft.com/office/drawing/2016/5/14/chartex" xmlns:mc="http://schemas.openxmlformats.org/markup-compatibility/2006" xmlns:aink="http://schemas.microsoft.com/office/drawing/2016/ink" xmlns:am3d="http://schemas.microsoft.com/office/drawing/2017/model3d" xmlns:o="urn:schemas-microsoft-com:office:office" xmlns:oel="http://schemas.microsoft.com/office/2019/extlst" xmlns:r="http://schemas.openxmlformats.org/officeDocument/2006/relationships" xmlns:m="http://schemas.openxmlformats.org/officeDocument/2006/math" xmlns:v="urn:schemas-microsoft-com:vml" xmlns:wp14="http://schemas.microsoft.com/office/word/2010/wordprocessingDrawing" xmlns:wp="http://schemas.openxmlformats.org/drawingml/2006/wordprocessingDrawing" xmlns:w10="urn:schemas-microsoft-com:office:word" xmlns:w="http://schemas.openxmlformats.org/wordprocessingml/2006/main" xmlns:w14="http://schemas.microsoft.com/office/word/2010/wordml" xmlns:w15="http://schemas.microsoft.com/office/word/2012/wordml" xmlns:w16cex="http://schemas.microsoft.com/office/word/2018/wordml/cex" xmlns:w16cid="http://schemas.microsoft.com/office/word/2016/wordml/cid" xmlns:w16="http://schemas.microsoft.com/office/word/2018/wordml" xmlns:w16sdtdh="http://schemas.microsoft.com/office/word/2020/wordml/sdtdatahash" xmlns:w16se="http://schemas.microsoft.com/office/word/2015/wordml/symex" xmlns:wpg="http://schemas.microsoft.com/office/word/2010/wordprocessingGroup" xmlns:wpi="http://schemas.microsoft.com/office/word/2010/wordprocessingInk" xmlns:wne="http://schemas.microsoft.com/office/word/2006/wordml" xmlns:wps="http://schemas.microsoft.com/office/word/2010/wordprocessingShape" mc:Ignorable="w14 w15 w16se w16cid w16 w16cex w16sdtdh wp14">
   <w:abstractNum w:abstractNumId="0" w15:restartNumberingAfterBreak="0">
     <w:nsid w:val="7AA7255E"/>
     <w:multiLevelType w:val="hybridMultilevel"/>
@@ -14813,14 +13975,14 @@
       </w:pPr>
     </w:lvl>
   </w:abstractNum>
-  <w:num w:numId="1">
+  <w:num w:numId="1" w16cid:durableId="800810347">
     <w:abstractNumId w:val="0"/>
   </w:num>
 </w:numbering>
 </file>
 
 <file path=word/styles.xml><?xml version="1.0" encoding="utf-8"?>
-<w:styles xmlns:mc="http://schemas.openxmlformats.org/markup-compatibility/2006" xmlns:r="http://schemas.openxmlformats.org/officeDocument/2006/relationships" xmlns:w="http://schemas.openxmlformats.org/wordprocessingml/2006/main" xmlns:w14="http://schemas.microsoft.com/office/word/2010/wordml" xmlns:w15="http://schemas.microsoft.com/office/word/2012/wordml" xmlns:w16se="http://schemas.microsoft.com/office/word/2015/wordml/symex" mc:Ignorable="w14 w15 w16se">
+<w:styles xmlns:mc="http://schemas.openxmlformats.org/markup-compatibility/2006" xmlns:r="http://schemas.openxmlformats.org/officeDocument/2006/relationships" xmlns:w="http://schemas.openxmlformats.org/wordprocessingml/2006/main" xmlns:w14="http://schemas.microsoft.com/office/word/2010/wordml" xmlns:w15="http://schemas.microsoft.com/office/word/2012/wordml" xmlns:w16cex="http://schemas.microsoft.com/office/word/2018/wordml/cex" xmlns:w16cid="http://schemas.microsoft.com/office/word/2016/wordml/cid" xmlns:w16="http://schemas.microsoft.com/office/word/2018/wordml" xmlns:w16sdtdh="http://schemas.microsoft.com/office/word/2020/wordml/sdtdatahash" xmlns:w16se="http://schemas.microsoft.com/office/word/2015/wordml/symex" mc:Ignorable="w14 w15 w16se w16cid w16 w16cex w16sdtdh">
   <w:docDefaults>
     <w:rPrDefault>
       <w:rPr>
@@ -14836,7 +13998,7 @@
       </w:pPr>
     </w:pPrDefault>
   </w:docDefaults>
-  <w:latentStyles w:defLockedState="0" w:defUIPriority="99" w:defSemiHidden="0" w:defUnhideWhenUsed="0" w:defQFormat="0" w:count="371">
+  <w:latentStyles w:defLockedState="0" w:defUIPriority="99" w:defSemiHidden="0" w:defUnhideWhenUsed="0" w:defQFormat="0" w:count="376">
     <w:lsdException w:name="Normal" w:uiPriority="0" w:qFormat="1"/>
     <w:lsdException w:name="heading 1" w:uiPriority="9" w:qFormat="1"/>
     <w:lsdException w:name="heading 2" w:semiHidden="1" w:uiPriority="9" w:unhideWhenUsed="1" w:qFormat="1"/>
@@ -14942,7 +14104,6 @@
     <w:lsdException w:name="HTML Sample" w:semiHidden="1" w:unhideWhenUsed="1"/>
     <w:lsdException w:name="HTML Typewriter" w:semiHidden="1" w:unhideWhenUsed="1"/>
     <w:lsdException w:name="HTML Variable" w:semiHidden="1" w:unhideWhenUsed="1"/>
-    <w:lsdException w:name="Normal Table" w:semiHidden="1" w:unhideWhenUsed="1"/>
     <w:lsdException w:name="annotation subject" w:semiHidden="1" w:unhideWhenUsed="1"/>
     <w:lsdException w:name="No List" w:semiHidden="1" w:unhideWhenUsed="1"/>
     <w:lsdException w:name="Outline List 1" w:semiHidden="1" w:unhideWhenUsed="1"/>
@@ -14985,11 +14146,8 @@
     <w:lsdException w:name="Table Contemporary" w:semiHidden="1" w:unhideWhenUsed="1"/>
     <w:lsdException w:name="Table Elegant" w:semiHidden="1" w:unhideWhenUsed="1"/>
     <w:lsdException w:name="Table Professional" w:semiHidden="1" w:unhideWhenUsed="1"/>
-    <w:lsdException w:name="Table Subtle 1" w:semiHidden="1" w:unhideWhenUsed="1"/>
     <w:lsdException w:name="Table Subtle 2" w:semiHidden="1" w:unhideWhenUsed="1"/>
     <w:lsdException w:name="Table Web 1" w:semiHidden="1" w:unhideWhenUsed="1"/>
-    <w:lsdException w:name="Table Web 2" w:semiHidden="1" w:unhideWhenUsed="1"/>
-    <w:lsdException w:name="Table Web 3" w:semiHidden="1" w:unhideWhenUsed="1"/>
     <w:lsdException w:name="Balloon Text" w:semiHidden="1" w:unhideWhenUsed="1"/>
     <w:lsdException w:name="Table Grid" w:uiPriority="59"/>
     <w:lsdException w:name="Table Theme" w:semiHidden="1" w:unhideWhenUsed="1"/>
@@ -15208,8 +14366,13 @@
     <w:lsdException w:name="List Table 5 Dark Accent 6" w:uiPriority="50"/>
     <w:lsdException w:name="List Table 6 Colorful Accent 6" w:uiPriority="51"/>
     <w:lsdException w:name="List Table 7 Colorful Accent 6" w:uiPriority="52"/>
+    <w:lsdException w:name="Mention" w:semiHidden="1" w:unhideWhenUsed="1"/>
+    <w:lsdException w:name="Smart Hyperlink" w:semiHidden="1" w:unhideWhenUsed="1"/>
+    <w:lsdException w:name="Hashtag" w:semiHidden="1" w:unhideWhenUsed="1"/>
+    <w:lsdException w:name="Unresolved Mention" w:semiHidden="1" w:unhideWhenUsed="1"/>
+    <w:lsdException w:name="Smart Link" w:semiHidden="1" w:unhideWhenUsed="1"/>
   </w:latentStyles>
-  <w:style w:type="paragraph" w:default="1" w:styleId="a">
+  <w:style w:type="paragraph" w:default="1" w:styleId="Normal">
     <w:name w:val="Normal"/>
     <w:qFormat/>
     <w:rsid w:val="00F42875"/>
@@ -15230,13 +14393,13 @@
       <w:lang w:val="ru-RU" w:eastAsia="ru-RU"/>
     </w:rPr>
   </w:style>
-  <w:style w:type="character" w:default="1" w:styleId="a0">
+  <w:style w:type="character" w:default="1" w:styleId="DefaultParagraphFont">
     <w:name w:val="Default Paragraph Font"/>
     <w:uiPriority w:val="1"/>
     <w:semiHidden/>
     <w:unhideWhenUsed/>
   </w:style>
-  <w:style w:type="table" w:default="1" w:styleId="a1">
+  <w:style w:type="table" w:default="1" w:styleId="TableNormal">
     <w:name w:val="Normal Table"/>
     <w:uiPriority w:val="99"/>
     <w:semiHidden/>
@@ -15251,17 +14414,17 @@
       </w:tblCellMar>
     </w:tblPr>
   </w:style>
-  <w:style w:type="numbering" w:default="1" w:styleId="a2">
+  <w:style w:type="numbering" w:default="1" w:styleId="NoList">
     <w:name w:val="No List"/>
     <w:uiPriority w:val="99"/>
     <w:semiHidden/>
     <w:unhideWhenUsed/>
   </w:style>
-  <w:style w:type="paragraph" w:styleId="a3">
+  <w:style w:type="paragraph" w:styleId="BodyText">
     <w:name w:val="Body Text"/>
     <w:aliases w:val=" Знак,Знак"/>
-    <w:basedOn w:val="a"/>
-    <w:link w:val="a4"/>
+    <w:basedOn w:val="Normal"/>
+    <w:link w:val="BodyTextChar"/>
     <w:rsid w:val="00F42875"/>
     <w:pPr>
       <w:ind w:right="-569"/>
@@ -15273,11 +14436,11 @@
       <w:lang w:val="uk-UA"/>
     </w:rPr>
   </w:style>
-  <w:style w:type="character" w:customStyle="1" w:styleId="a4">
-    <w:name w:val="Основной текст Знак"/>
-    <w:aliases w:val=" Знак Знак,Знак Знак"/>
-    <w:basedOn w:val="a0"/>
-    <w:link w:val="a3"/>
+  <w:style w:type="character" w:customStyle="1" w:styleId="BodyTextChar">
+    <w:name w:val="Body Text Char"/>
+    <w:aliases w:val=" Знак Char,Знак Char"/>
+    <w:basedOn w:val="DefaultParagraphFont"/>
+    <w:link w:val="BodyText"/>
     <w:rsid w:val="00F42875"/>
     <w:rPr>
       <w:rFonts w:ascii="Times New Roman" w:eastAsia="MS Mincho" w:hAnsi="Times New Roman" w:cs="Times New Roman"/>
@@ -15286,10 +14449,10 @@
       <w:lang w:eastAsia="ru-RU"/>
     </w:rPr>
   </w:style>
-  <w:style w:type="paragraph" w:styleId="2">
+  <w:style w:type="paragraph" w:styleId="BodyText2">
     <w:name w:val="Body Text 2"/>
-    <w:basedOn w:val="a"/>
-    <w:link w:val="20"/>
+    <w:basedOn w:val="Normal"/>
+    <w:link w:val="BodyText2Char"/>
     <w:rsid w:val="00F42875"/>
     <w:pPr>
       <w:ind w:firstLine="567"/>
@@ -15304,10 +14467,10 @@
       <w:lang w:val="uk-UA"/>
     </w:rPr>
   </w:style>
-  <w:style w:type="character" w:customStyle="1" w:styleId="20">
-    <w:name w:val="Основной текст 2 Знак"/>
-    <w:basedOn w:val="a0"/>
-    <w:link w:val="2"/>
+  <w:style w:type="character" w:customStyle="1" w:styleId="BodyText2Char">
+    <w:name w:val="Body Text 2 Char"/>
+    <w:basedOn w:val="DefaultParagraphFont"/>
+    <w:link w:val="BodyText2"/>
     <w:rsid w:val="00F42875"/>
     <w:rPr>
       <w:rFonts w:ascii="Times New Roman" w:eastAsia="MS Mincho" w:hAnsi="Times New Roman" w:cs="Times New Roman"/>
@@ -15317,10 +14480,10 @@
       <w:lang w:eastAsia="ru-RU"/>
     </w:rPr>
   </w:style>
-  <w:style w:type="paragraph" w:styleId="a5">
+  <w:style w:type="paragraph" w:styleId="Header">
     <w:name w:val="header"/>
-    <w:basedOn w:val="a"/>
-    <w:link w:val="a6"/>
+    <w:basedOn w:val="Normal"/>
+    <w:link w:val="HeaderChar"/>
     <w:rsid w:val="00F42875"/>
     <w:pPr>
       <w:tabs>
@@ -15329,10 +14492,10 @@
       </w:tabs>
     </w:pPr>
   </w:style>
-  <w:style w:type="character" w:customStyle="1" w:styleId="a6">
-    <w:name w:val="Верхний колонтитул Знак"/>
-    <w:basedOn w:val="a0"/>
-    <w:link w:val="a5"/>
+  <w:style w:type="character" w:customStyle="1" w:styleId="HeaderChar">
+    <w:name w:val="Header Char"/>
+    <w:basedOn w:val="DefaultParagraphFont"/>
+    <w:link w:val="Header"/>
     <w:rsid w:val="00F42875"/>
     <w:rPr>
       <w:rFonts w:ascii="Times New Roman" w:eastAsia="MS Mincho" w:hAnsi="Times New Roman" w:cs="Times New Roman"/>
@@ -15343,10 +14506,10 @@
       <w:lang w:val="ru-RU" w:eastAsia="ru-RU"/>
     </w:rPr>
   </w:style>
-  <w:style w:type="paragraph" w:styleId="a7">
+  <w:style w:type="paragraph" w:styleId="Footer">
     <w:name w:val="footer"/>
-    <w:basedOn w:val="a"/>
-    <w:link w:val="a8"/>
+    <w:basedOn w:val="Normal"/>
+    <w:link w:val="FooterChar"/>
     <w:rsid w:val="00F42875"/>
     <w:pPr>
       <w:tabs>
@@ -15355,10 +14518,10 @@
       </w:tabs>
     </w:pPr>
   </w:style>
-  <w:style w:type="character" w:customStyle="1" w:styleId="a8">
-    <w:name w:val="Нижний колонтитул Знак"/>
-    <w:basedOn w:val="a0"/>
-    <w:link w:val="a7"/>
+  <w:style w:type="character" w:customStyle="1" w:styleId="FooterChar">
+    <w:name w:val="Footer Char"/>
+    <w:basedOn w:val="DefaultParagraphFont"/>
+    <w:link w:val="Footer"/>
     <w:rsid w:val="00F42875"/>
     <w:rPr>
       <w:rFonts w:ascii="Times New Roman" w:eastAsia="MS Mincho" w:hAnsi="Times New Roman" w:cs="Times New Roman"/>
@@ -15369,10 +14532,10 @@
       <w:lang w:val="ru-RU" w:eastAsia="ru-RU"/>
     </w:rPr>
   </w:style>
-  <w:style w:type="paragraph" w:styleId="a9">
+  <w:style w:type="paragraph" w:styleId="Title">
     <w:name w:val="Title"/>
-    <w:basedOn w:val="a"/>
-    <w:link w:val="aa"/>
+    <w:basedOn w:val="Normal"/>
+    <w:link w:val="TitleChar"/>
     <w:qFormat/>
     <w:rsid w:val="00F42875"/>
     <w:pPr>
@@ -15387,10 +14550,10 @@
       <w:lang w:val="uk-UA"/>
     </w:rPr>
   </w:style>
-  <w:style w:type="character" w:customStyle="1" w:styleId="aa">
-    <w:name w:val="Заголовок Знак"/>
-    <w:basedOn w:val="a0"/>
-    <w:link w:val="a9"/>
+  <w:style w:type="character" w:customStyle="1" w:styleId="TitleChar">
+    <w:name w:val="Title Char"/>
+    <w:basedOn w:val="DefaultParagraphFont"/>
+    <w:link w:val="Title"/>
     <w:rsid w:val="00F42875"/>
     <w:rPr>
       <w:rFonts w:ascii="Times New Roman" w:eastAsia="MS Mincho" w:hAnsi="Times New Roman" w:cs="Times New Roman"/>
@@ -15401,20 +14564,20 @@
       <w:lang w:eastAsia="ru-RU"/>
     </w:rPr>
   </w:style>
-  <w:style w:type="paragraph" w:styleId="21">
+  <w:style w:type="paragraph" w:styleId="BodyTextIndent2">
     <w:name w:val="Body Text Indent 2"/>
-    <w:basedOn w:val="a"/>
-    <w:link w:val="22"/>
+    <w:basedOn w:val="Normal"/>
+    <w:link w:val="BodyTextIndent2Char"/>
     <w:rsid w:val="00F42875"/>
     <w:pPr>
       <w:spacing w:after="120" w:line="480" w:lineRule="auto"/>
       <w:ind w:left="283"/>
     </w:pPr>
   </w:style>
-  <w:style w:type="character" w:customStyle="1" w:styleId="22">
-    <w:name w:val="Основной текст с отступом 2 Знак"/>
-    <w:basedOn w:val="a0"/>
-    <w:link w:val="21"/>
+  <w:style w:type="character" w:customStyle="1" w:styleId="BodyTextIndent2Char">
+    <w:name w:val="Body Text Indent 2 Char"/>
+    <w:basedOn w:val="DefaultParagraphFont"/>
+    <w:link w:val="BodyTextIndent2"/>
     <w:rsid w:val="00F42875"/>
     <w:rPr>
       <w:rFonts w:ascii="Times New Roman" w:eastAsia="MS Mincho" w:hAnsi="Times New Roman" w:cs="Times New Roman"/>
@@ -15425,34 +14588,34 @@
       <w:lang w:val="ru-RU" w:eastAsia="ru-RU"/>
     </w:rPr>
   </w:style>
-  <w:style w:type="character" w:styleId="ab">
+  <w:style w:type="character" w:styleId="Hyperlink">
     <w:name w:val="Hyperlink"/>
-    <w:basedOn w:val="a0"/>
+    <w:basedOn w:val="DefaultParagraphFont"/>
     <w:rsid w:val="00F42875"/>
     <w:rPr>
       <w:color w:val="0000FF"/>
       <w:u w:val="single"/>
     </w:rPr>
   </w:style>
-  <w:style w:type="character" w:styleId="ac">
+  <w:style w:type="character" w:styleId="PageNumber">
     <w:name w:val="page number"/>
-    <w:basedOn w:val="a0"/>
+    <w:basedOn w:val="DefaultParagraphFont"/>
     <w:rsid w:val="00F42875"/>
   </w:style>
   <w:style w:type="character" w:customStyle="1" w:styleId="rvts9">
     <w:name w:val="rvts9"/>
-    <w:basedOn w:val="a0"/>
+    <w:basedOn w:val="DefaultParagraphFont"/>
     <w:rsid w:val="00F42875"/>
   </w:style>
   <w:style w:type="character" w:customStyle="1" w:styleId="rvts23">
     <w:name w:val="rvts23"/>
-    <w:basedOn w:val="a0"/>
+    <w:basedOn w:val="DefaultParagraphFont"/>
     <w:rsid w:val="00F42875"/>
   </w:style>
-  <w:style w:type="paragraph" w:styleId="HTML">
+  <w:style w:type="paragraph" w:styleId="HTMLPreformatted">
     <w:name w:val="HTML Preformatted"/>
-    <w:basedOn w:val="a"/>
-    <w:link w:val="HTML0"/>
+    <w:basedOn w:val="Normal"/>
+    <w:link w:val="HTMLPreformattedChar"/>
     <w:uiPriority w:val="99"/>
     <w:unhideWhenUsed/>
     <w:rsid w:val="00F42875"/>
@@ -15490,10 +14653,10 @@
       <w:lang w:val="uk-UA" w:eastAsia="uk-UA"/>
     </w:rPr>
   </w:style>
-  <w:style w:type="character" w:customStyle="1" w:styleId="HTML0">
-    <w:name w:val="Стандартный HTML Знак"/>
-    <w:basedOn w:val="a0"/>
-    <w:link w:val="HTML"/>
+  <w:style w:type="character" w:customStyle="1" w:styleId="HTMLPreformattedChar">
+    <w:name w:val="HTML Preformatted Char"/>
+    <w:basedOn w:val="DefaultParagraphFont"/>
+    <w:link w:val="HTMLPreformatted"/>
     <w:uiPriority w:val="99"/>
     <w:rsid w:val="00F42875"/>
     <w:rPr>
@@ -15503,9 +14666,9 @@
       <w:lang w:eastAsia="uk-UA"/>
     </w:rPr>
   </w:style>
-  <w:style w:type="paragraph" w:styleId="ad">
+  <w:style w:type="paragraph" w:styleId="NormalWeb">
     <w:name w:val="Normal (Web)"/>
-    <w:basedOn w:val="a"/>
+    <w:basedOn w:val="Normal"/>
     <w:uiPriority w:val="99"/>
     <w:semiHidden/>
     <w:unhideWhenUsed/>
@@ -15526,9 +14689,9 @@
       <w:szCs w:val="24"/>
     </w:rPr>
   </w:style>
-  <w:style w:type="character" w:styleId="ae">
+  <w:style w:type="character" w:styleId="PlaceholderText">
     <w:name w:val="Placeholder Text"/>
-    <w:basedOn w:val="a0"/>
+    <w:basedOn w:val="DefaultParagraphFont"/>
     <w:uiPriority w:val="99"/>
     <w:semiHidden/>
     <w:rsid w:val="00230D28"/>
@@ -15536,9 +14699,9 @@
       <w:color w:val="808080"/>
     </w:rPr>
   </w:style>
-  <w:style w:type="table" w:styleId="af">
+  <w:style w:type="table" w:styleId="TableGrid">
     <w:name w:val="Table Grid"/>
-    <w:basedOn w:val="a1"/>
+    <w:basedOn w:val="TableNormal"/>
     <w:uiPriority w:val="59"/>
     <w:rsid w:val="000700C8"/>
     <w:pPr>
@@ -15564,14 +14727,14 @@
   </w:style>
   <w:style w:type="character" w:customStyle="1" w:styleId="rvts0">
     <w:name w:val="rvts0"/>
-    <w:basedOn w:val="a0"/>
+    <w:basedOn w:val="DefaultParagraphFont"/>
     <w:rsid w:val="00F7189A"/>
   </w:style>
 </w:styles>
 </file>
 
 <file path=word/glossary/document.xml><?xml version="1.0" encoding="utf-8"?>
-<w:glossaryDocument xmlns:wpc="http://schemas.microsoft.com/office/word/2010/wordprocessingCanvas" xmlns:cx="http://schemas.microsoft.com/office/drawing/2014/chartex" xmlns:cx1="http://schemas.microsoft.com/office/drawing/2015/9/8/chartex" xmlns:mc="http://schemas.openxmlformats.org/markup-compatibility/2006" xmlns:o="urn:schemas-microsoft-com:office:office" xmlns:r="http://schemas.openxmlformats.org/officeDocument/2006/relationships" xmlns:m="http://schemas.openxmlformats.org/officeDocument/2006/math" xmlns:v="urn:schemas-microsoft-com:vml" xmlns:wp14="http://schemas.microsoft.com/office/word/2010/wordprocessingDrawing" xmlns:wp="http://schemas.openxmlformats.org/drawingml/2006/wordprocessingDrawing" xmlns:w10="urn:schemas-microsoft-com:office:word" xmlns:w="http://schemas.openxmlformats.org/wordprocessingml/2006/main" xmlns:w14="http://schemas.microsoft.com/office/word/2010/wordml" xmlns:w15="http://schemas.microsoft.com/office/word/2012/wordml" xmlns:w16se="http://schemas.microsoft.com/office/word/2015/wordml/symex" xmlns:wpg="http://schemas.microsoft.com/office/word/2010/wordprocessingGroup" xmlns:wpi="http://schemas.microsoft.com/office/word/2010/wordprocessingInk" xmlns:wne="http://schemas.microsoft.com/office/word/2006/wordml" xmlns:wps="http://schemas.microsoft.com/office/word/2010/wordprocessingShape" mc:Ignorable="w14 w15 w16se wp14">
+<w:glossaryDocument xmlns:wpc="http://schemas.microsoft.com/office/word/2010/wordprocessingCanvas" xmlns:cx="http://schemas.microsoft.com/office/drawing/2014/chartex" xmlns:cx1="http://schemas.microsoft.com/office/drawing/2015/9/8/chartex" xmlns:cx2="http://schemas.microsoft.com/office/drawing/2015/10/21/chartex" xmlns:cx3="http://schemas.microsoft.com/office/drawing/2016/5/9/chartex" xmlns:cx4="http://schemas.microsoft.com/office/drawing/2016/5/10/chartex" xmlns:cx5="http://schemas.microsoft.com/office/drawing/2016/5/11/chartex" xmlns:cx6="http://schemas.microsoft.com/office/drawing/2016/5/12/chartex" xmlns:cx7="http://schemas.microsoft.com/office/drawing/2016/5/13/chartex" xmlns:cx8="http://schemas.microsoft.com/office/drawing/2016/5/14/chartex" xmlns:mc="http://schemas.openxmlformats.org/markup-compatibility/2006" xmlns:aink="http://schemas.microsoft.com/office/drawing/2016/ink" xmlns:am3d="http://schemas.microsoft.com/office/drawing/2017/model3d" xmlns:o="urn:schemas-microsoft-com:office:office" xmlns:oel="http://schemas.microsoft.com/office/2019/extlst" xmlns:r="http://schemas.openxmlformats.org/officeDocument/2006/relationships" xmlns:m="http://schemas.openxmlformats.org/officeDocument/2006/math" xmlns:v="urn:schemas-microsoft-com:vml" xmlns:wp14="http://schemas.microsoft.com/office/word/2010/wordprocessingDrawing" xmlns:wp="http://schemas.openxmlformats.org/drawingml/2006/wordprocessingDrawing" xmlns:w10="urn:schemas-microsoft-com:office:word" xmlns:w="http://schemas.openxmlformats.org/wordprocessingml/2006/main" xmlns:w14="http://schemas.microsoft.com/office/word/2010/wordml" xmlns:w15="http://schemas.microsoft.com/office/word/2012/wordml" xmlns:w16cex="http://schemas.microsoft.com/office/word/2018/wordml/cex" xmlns:w16cid="http://schemas.microsoft.com/office/word/2016/wordml/cid" xmlns:w16="http://schemas.microsoft.com/office/word/2018/wordml" xmlns:w16sdtdh="http://schemas.microsoft.com/office/word/2020/wordml/sdtdatahash" xmlns:w16se="http://schemas.microsoft.com/office/word/2015/wordml/symex" xmlns:wpg="http://schemas.microsoft.com/office/word/2010/wordprocessingGroup" xmlns:wpi="http://schemas.microsoft.com/office/word/2010/wordprocessingInk" xmlns:wne="http://schemas.microsoft.com/office/word/2006/wordml" xmlns:wps="http://schemas.microsoft.com/office/word/2010/wordprocessingShape" mc:Ignorable="w14 w15 w16se w16cid w16 w16cex w16sdtdh wp14">
   <w:docParts>
     <w:docPart>
       <w:docPartPr>
@@ -15595,7 +14758,7 @@
           </w:pPr>
           <w:r>
             <w:rPr>
-              <w:rStyle w:val="a3"/>
+              <w:rStyle w:val="PlaceholderText"/>
             </w:rPr>
             <w:t>Место для ввода текста.</w:t>
           </w:r>
@@ -15624,7 +14787,7 @@
           </w:pPr>
           <w:r>
             <w:rPr>
-              <w:rStyle w:val="a3"/>
+              <w:rStyle w:val="PlaceholderText"/>
               <w:lang w:val="uk-UA"/>
             </w:rPr>
             <w:t>Место для ввода текста.</w:t>
@@ -15654,7 +14817,7 @@
           </w:pPr>
           <w:r>
             <w:rPr>
-              <w:rStyle w:val="a3"/>
+              <w:rStyle w:val="PlaceholderText"/>
               <w:lang w:val="uk-UA"/>
             </w:rPr>
             <w:t>Место для ввода текста.</w:t>
@@ -15684,7 +14847,7 @@
           </w:pPr>
           <w:r>
             <w:rPr>
-              <w:rStyle w:val="a3"/>
+              <w:rStyle w:val="PlaceholderText"/>
               <w:lang w:val="uk-UA"/>
             </w:rPr>
             <w:t>Место для ввода текста.</w:t>
@@ -15714,7 +14877,7 @@
           </w:pPr>
           <w:r>
             <w:rPr>
-              <w:rStyle w:val="a3"/>
+              <w:rStyle w:val="PlaceholderText"/>
               <w:rFonts w:eastAsia="Calibri"/>
               <w:b/>
               <w:lang w:val="uk-UA"/>
@@ -15746,7 +14909,7 @@
           </w:pPr>
           <w:r>
             <w:rPr>
-              <w:rStyle w:val="a3"/>
+              <w:rStyle w:val="PlaceholderText"/>
               <w:rFonts w:eastAsia="Calibri"/>
               <w:b/>
               <w:lang w:val="uk-UA"/>
@@ -15778,7 +14941,7 @@
           </w:pPr>
           <w:r>
             <w:rPr>
-              <w:rStyle w:val="a3"/>
+              <w:rStyle w:val="PlaceholderText"/>
               <w:lang w:val="uk-UA"/>
             </w:rPr>
             <w:t>Место для ввода текста.</w:t>
@@ -15808,7 +14971,7 @@
           </w:pPr>
           <w:r>
             <w:rPr>
-              <w:rStyle w:val="a3"/>
+              <w:rStyle w:val="PlaceholderText"/>
               <w:lang w:val="uk-UA"/>
             </w:rPr>
             <w:t>Место для ввода текста.</w:t>
@@ -15838,7 +15001,7 @@
           </w:pPr>
           <w:r>
             <w:rPr>
-              <w:rStyle w:val="a3"/>
+              <w:rStyle w:val="PlaceholderText"/>
               <w:lang w:val="uk-UA"/>
             </w:rPr>
             <w:t>Место для ввода текста.</w:t>
@@ -15868,7 +15031,7 @@
           </w:pPr>
           <w:r>
             <w:rPr>
-              <w:rStyle w:val="a3"/>
+              <w:rStyle w:val="PlaceholderText"/>
               <w:lang w:val="uk-UA"/>
             </w:rPr>
             <w:t>Место для ввода текста.</w:t>
@@ -15898,7 +15061,7 @@
           </w:pPr>
           <w:r>
             <w:rPr>
-              <w:rStyle w:val="a3"/>
+              <w:rStyle w:val="PlaceholderText"/>
               <w:lang w:val="uk-UA"/>
             </w:rPr>
             <w:t>Место для ввода текста.</w:t>
@@ -15928,7 +15091,7 @@
           </w:pPr>
           <w:r>
             <w:rPr>
-              <w:rStyle w:val="a3"/>
+              <w:rStyle w:val="PlaceholderText"/>
               <w:lang w:val="uk-UA"/>
             </w:rPr>
             <w:t>Место для ввода текста.</w:t>
@@ -15958,7 +15121,7 @@
           </w:pPr>
           <w:r>
             <w:rPr>
-              <w:rStyle w:val="a3"/>
+              <w:rStyle w:val="PlaceholderText"/>
             </w:rPr>
             <w:t>Место для ввода текста.</w:t>
           </w:r>
@@ -15987,7 +15150,7 @@
           </w:pPr>
           <w:r>
             <w:rPr>
-              <w:rStyle w:val="a3"/>
+              <w:rStyle w:val="PlaceholderText"/>
             </w:rPr>
             <w:t>Место для ввода текста.</w:t>
           </w:r>
@@ -16016,7 +15179,7 @@
           </w:pPr>
           <w:r>
             <w:rPr>
-              <w:rStyle w:val="a3"/>
+              <w:rStyle w:val="PlaceholderText"/>
             </w:rPr>
             <w:t>Место для ввода текста.</w:t>
           </w:r>
@@ -16045,7 +15208,7 @@
           </w:pPr>
           <w:r>
             <w:rPr>
-              <w:rStyle w:val="a3"/>
+              <w:rStyle w:val="PlaceholderText"/>
             </w:rPr>
             <w:t>Место для ввода текста.</w:t>
           </w:r>
@@ -16074,7 +15237,7 @@
           </w:pPr>
           <w:r>
             <w:rPr>
-              <w:rStyle w:val="a3"/>
+              <w:rStyle w:val="PlaceholderText"/>
             </w:rPr>
             <w:t>Место для ввода текста.</w:t>
           </w:r>
@@ -16103,7 +15266,7 @@
           </w:pPr>
           <w:r>
             <w:rPr>
-              <w:rStyle w:val="a3"/>
+              <w:rStyle w:val="PlaceholderText"/>
             </w:rPr>
             <w:t>Место для ввода текста.</w:t>
           </w:r>
@@ -16132,7 +15295,7 @@
           </w:pPr>
           <w:r>
             <w:rPr>
-              <w:rStyle w:val="a3"/>
+              <w:rStyle w:val="PlaceholderText"/>
             </w:rPr>
             <w:t>Место для ввода текста.</w:t>
           </w:r>
@@ -16161,7 +15324,7 @@
           </w:pPr>
           <w:r>
             <w:rPr>
-              <w:rStyle w:val="a3"/>
+              <w:rStyle w:val="PlaceholderText"/>
             </w:rPr>
             <w:t>Место для ввода текста.</w:t>
           </w:r>
@@ -16190,7 +15353,7 @@
           </w:pPr>
           <w:r>
             <w:rPr>
-              <w:rStyle w:val="a3"/>
+              <w:rStyle w:val="PlaceholderText"/>
             </w:rPr>
             <w:t>Место для ввода текста.</w:t>
           </w:r>
@@ -16219,7 +15382,7 @@
           </w:pPr>
           <w:r>
             <w:rPr>
-              <w:rStyle w:val="a3"/>
+              <w:rStyle w:val="PlaceholderText"/>
             </w:rPr>
             <w:t>Место для ввода текста.</w:t>
           </w:r>
@@ -16248,7 +15411,7 @@
           </w:pPr>
           <w:r>
             <w:rPr>
-              <w:rStyle w:val="a3"/>
+              <w:rStyle w:val="PlaceholderText"/>
             </w:rPr>
             <w:t>Место для ввода текста.</w:t>
           </w:r>
@@ -16277,7 +15440,7 @@
           </w:pPr>
           <w:r>
             <w:rPr>
-              <w:rStyle w:val="a3"/>
+              <w:rStyle w:val="PlaceholderText"/>
             </w:rPr>
             <w:t>Место для ввода текста.</w:t>
           </w:r>
@@ -16306,7 +15469,7 @@
           </w:pPr>
           <w:r>
             <w:rPr>
-              <w:rStyle w:val="a3"/>
+              <w:rStyle w:val="PlaceholderText"/>
             </w:rPr>
             <w:t>Место для ввода текста.</w:t>
           </w:r>
@@ -16335,7 +15498,7 @@
           </w:pPr>
           <w:r>
             <w:rPr>
-              <w:rStyle w:val="a3"/>
+              <w:rStyle w:val="PlaceholderText"/>
             </w:rPr>
             <w:t>Место для ввода текста.</w:t>
           </w:r>
@@ -16364,7 +15527,7 @@
           </w:pPr>
           <w:r>
             <w:rPr>
-              <w:rStyle w:val="a3"/>
+              <w:rStyle w:val="PlaceholderText"/>
               <w:lang w:val="uk-UA"/>
             </w:rPr>
             <w:t>Место для ввода текста.</w:t>
@@ -16394,7 +15557,7 @@
           </w:pPr>
           <w:r>
             <w:rPr>
-              <w:rStyle w:val="a3"/>
+              <w:rStyle w:val="PlaceholderText"/>
               <w:lang w:val="uk-UA"/>
             </w:rPr>
             <w:t>Место для ввода текста.</w:t>
@@ -16424,7 +15587,7 @@
           </w:pPr>
           <w:r>
             <w:rPr>
-              <w:rStyle w:val="a3"/>
+              <w:rStyle w:val="PlaceholderText"/>
             </w:rPr>
             <w:t>Выберите стандартный блок.</w:t>
           </w:r>
@@ -16453,7 +15616,7 @@
           </w:pPr>
           <w:r>
             <w:rPr>
-              <w:rStyle w:val="a3"/>
+              <w:rStyle w:val="PlaceholderText"/>
             </w:rPr>
             <w:t>Место для ввода текста.</w:t>
           </w:r>
@@ -16465,17 +15628,17 @@
 </file>
 
 <file path=word/glossary/fontTable.xml><?xml version="1.0" encoding="utf-8"?>
-<w:fonts xmlns:mc="http://schemas.openxmlformats.org/markup-compatibility/2006" xmlns:r="http://schemas.openxmlformats.org/officeDocument/2006/relationships" xmlns:w="http://schemas.openxmlformats.org/wordprocessingml/2006/main" xmlns:w14="http://schemas.microsoft.com/office/word/2010/wordml" xmlns:w15="http://schemas.microsoft.com/office/word/2012/wordml" xmlns:w16se="http://schemas.microsoft.com/office/word/2015/wordml/symex" mc:Ignorable="w14 w15 w16se">
+<w:fonts xmlns:mc="http://schemas.openxmlformats.org/markup-compatibility/2006" xmlns:r="http://schemas.openxmlformats.org/officeDocument/2006/relationships" xmlns:w="http://schemas.openxmlformats.org/wordprocessingml/2006/main" xmlns:w14="http://schemas.microsoft.com/office/word/2010/wordml" xmlns:w15="http://schemas.microsoft.com/office/word/2012/wordml" xmlns:w16cex="http://schemas.microsoft.com/office/word/2018/wordml/cex" xmlns:w16cid="http://schemas.microsoft.com/office/word/2016/wordml/cid" xmlns:w16="http://schemas.microsoft.com/office/word/2018/wordml" xmlns:w16sdtdh="http://schemas.microsoft.com/office/word/2020/wordml/sdtdatahash" xmlns:w16se="http://schemas.microsoft.com/office/word/2015/wordml/symex" mc:Ignorable="w14 w15 w16se w16cid w16 w16cex w16sdtdh">
   <w:font w:name="Calibri">
     <w:panose1 w:val="020F0502020204030204"/>
-    <w:charset w:val="CC"/>
+    <w:charset w:val="00"/>
     <w:family w:val="swiss"/>
     <w:pitch w:val="variable"/>
     <w:sig w:usb0="E4002EFF" w:usb1="C000247B" w:usb2="00000009" w:usb3="00000000" w:csb0="000001FF" w:csb1="00000000"/>
   </w:font>
   <w:font w:name="Times New Roman">
     <w:panose1 w:val="02020603050405020304"/>
-    <w:charset w:val="CC"/>
+    <w:charset w:val="00"/>
     <w:family w:val="roman"/>
     <w:pitch w:val="variable"/>
     <w:sig w:usb0="E0002EFF" w:usb1="C000785B" w:usb2="00000009" w:usb3="00000000" w:csb0="000001FF" w:csb1="00000000"/>
@@ -16484,14 +15647,13 @@
     <w:altName w:val="ＭＳ 明朝"/>
     <w:panose1 w:val="02020609040205080304"/>
     <w:charset w:val="80"/>
-    <w:family w:val="roman"/>
-    <w:notTrueType/>
+    <w:family w:val="modern"/>
     <w:pitch w:val="fixed"/>
-    <w:sig w:usb0="00000001" w:usb1="08070000" w:usb2="00000010" w:usb3="00000000" w:csb0="00020000" w:csb1="00000000"/>
+    <w:sig w:usb0="E00002FF" w:usb1="6AC7FDFB" w:usb2="08000012" w:usb3="00000000" w:csb0="0002009F" w:csb1="00000000"/>
   </w:font>
   <w:font w:name="Courier New">
     <w:panose1 w:val="02070309020205020404"/>
-    <w:charset w:val="CC"/>
+    <w:charset w:val="00"/>
     <w:family w:val="modern"/>
     <w:pitch w:val="fixed"/>
     <w:sig w:usb0="E0002EFF" w:usb1="C0007843" w:usb2="00000009" w:usb3="00000000" w:csb0="000001FF" w:csb1="00000000"/>
@@ -16505,36 +15667,35 @@
     <w:pitch w:val="default"/>
   </w:font>
   <w:font w:name="Times New Roman CYR">
-    <w:panose1 w:val="02020603050405020304"/>
-    <w:charset w:val="CC"/>
+    <w:charset w:val="00"/>
     <w:family w:val="roman"/>
     <w:pitch w:val="variable"/>
     <w:sig w:usb0="E0002EFF" w:usb1="C000785B" w:usb2="00000009" w:usb3="00000000" w:csb0="000001FF" w:csb1="00000000"/>
   </w:font>
   <w:font w:name="Arial">
     <w:panose1 w:val="020B0604020202020204"/>
-    <w:charset w:val="CC"/>
+    <w:charset w:val="00"/>
     <w:family w:val="swiss"/>
     <w:pitch w:val="variable"/>
     <w:sig w:usb0="E0002EFF" w:usb1="C000785B" w:usb2="00000009" w:usb3="00000000" w:csb0="000001FF" w:csb1="00000000"/>
   </w:font>
   <w:font w:name="Arial Narrow">
     <w:panose1 w:val="020B0606020202030204"/>
-    <w:charset w:val="CC"/>
+    <w:charset w:val="00"/>
     <w:family w:val="swiss"/>
     <w:pitch w:val="variable"/>
     <w:sig w:usb0="00000287" w:usb1="00000800" w:usb2="00000000" w:usb3="00000000" w:csb0="0000009F" w:csb1="00000000"/>
   </w:font>
   <w:font w:name="Cambria">
     <w:panose1 w:val="02040503050406030204"/>
-    <w:charset w:val="CC"/>
+    <w:charset w:val="00"/>
     <w:family w:val="roman"/>
     <w:pitch w:val="variable"/>
     <w:sig w:usb0="E00006FF" w:usb1="420024FF" w:usb2="02000000" w:usb3="00000000" w:csb0="0000019F" w:csb1="00000000"/>
   </w:font>
   <w:font w:name="Calibri Light">
     <w:panose1 w:val="020F0302020204030204"/>
-    <w:charset w:val="CC"/>
+    <w:charset w:val="00"/>
     <w:family w:val="swiss"/>
     <w:pitch w:val="variable"/>
     <w:sig w:usb0="E4002EFF" w:usb1="C000247B" w:usb2="00000009" w:usb3="00000000" w:csb0="000001FF" w:csb1="00000000"/>
@@ -16543,7 +15704,7 @@
 </file>
 
 <file path=word/glossary/settings.xml><?xml version="1.0" encoding="utf-8"?>
-<w:settings xmlns:mc="http://schemas.openxmlformats.org/markup-compatibility/2006" xmlns:o="urn:schemas-microsoft-com:office:office" xmlns:r="http://schemas.openxmlformats.org/officeDocument/2006/relationships" xmlns:m="http://schemas.openxmlformats.org/officeDocument/2006/math" xmlns:v="urn:schemas-microsoft-com:vml" xmlns:w10="urn:schemas-microsoft-com:office:word" xmlns:w="http://schemas.openxmlformats.org/wordprocessingml/2006/main" xmlns:w14="http://schemas.microsoft.com/office/word/2010/wordml" xmlns:w15="http://schemas.microsoft.com/office/word/2012/wordml" xmlns:w16se="http://schemas.microsoft.com/office/word/2015/wordml/symex" xmlns:sl="http://schemas.openxmlformats.org/schemaLibrary/2006/main" mc:Ignorable="w14 w15 w16se">
+<w:settings xmlns:mc="http://schemas.openxmlformats.org/markup-compatibility/2006" xmlns:o="urn:schemas-microsoft-com:office:office" xmlns:r="http://schemas.openxmlformats.org/officeDocument/2006/relationships" xmlns:m="http://schemas.openxmlformats.org/officeDocument/2006/math" xmlns:v="urn:schemas-microsoft-com:vml" xmlns:w10="urn:schemas-microsoft-com:office:word" xmlns:w="http://schemas.openxmlformats.org/wordprocessingml/2006/main" xmlns:w14="http://schemas.microsoft.com/office/word/2010/wordml" xmlns:w15="http://schemas.microsoft.com/office/word/2012/wordml" xmlns:w16cex="http://schemas.microsoft.com/office/word/2018/wordml/cex" xmlns:w16cid="http://schemas.microsoft.com/office/word/2016/wordml/cid" xmlns:w16="http://schemas.microsoft.com/office/word/2018/wordml" xmlns:w16sdtdh="http://schemas.microsoft.com/office/word/2020/wordml/sdtdatahash" xmlns:w16se="http://schemas.microsoft.com/office/word/2015/wordml/symex" xmlns:sl="http://schemas.openxmlformats.org/schemaLibrary/2006/main" mc:Ignorable="w14 w15 w16se w16cid w16 w16cex w16sdtdh">
   <w:view w:val="normal"/>
   <w:defaultTabStop w:val="720"/>
   <w:hyphenationZone w:val="425"/>
@@ -16555,6 +15716,7 @@
     <w:compatSetting w:name="enableOpenTypeFeatures" w:uri="http://schemas.microsoft.com/office/word" w:val="1"/>
     <w:compatSetting w:name="doNotFlipMirrorIndents" w:uri="http://schemas.microsoft.com/office/word" w:val="1"/>
     <w:compatSetting w:name="differentiateMultirowTableHeaders" w:uri="http://schemas.microsoft.com/office/word" w:val="1"/>
+    <w:compatSetting w:name="useWord2013TrackBottomHyphenation" w:uri="http://schemas.microsoft.com/office/word" w:val="1"/>
   </w:compat>
   <w:rsids>
     <w:rsidRoot w:val="0075407B"/>
@@ -16594,7 +15756,7 @@
 </file>
 
 <file path=word/glossary/styles.xml><?xml version="1.0" encoding="utf-8"?>
-<w:styles xmlns:mc="http://schemas.openxmlformats.org/markup-compatibility/2006" xmlns:r="http://schemas.openxmlformats.org/officeDocument/2006/relationships" xmlns:w="http://schemas.openxmlformats.org/wordprocessingml/2006/main" xmlns:w14="http://schemas.microsoft.com/office/word/2010/wordml" xmlns:w15="http://schemas.microsoft.com/office/word/2012/wordml" xmlns:w16se="http://schemas.microsoft.com/office/word/2015/wordml/symex" mc:Ignorable="w14 w15 w16se">
+<w:styles xmlns:mc="http://schemas.openxmlformats.org/markup-compatibility/2006" xmlns:r="http://schemas.openxmlformats.org/officeDocument/2006/relationships" xmlns:w="http://schemas.openxmlformats.org/wordprocessingml/2006/main" xmlns:w14="http://schemas.microsoft.com/office/word/2010/wordml" xmlns:w15="http://schemas.microsoft.com/office/word/2012/wordml" xmlns:w16cex="http://schemas.microsoft.com/office/word/2018/wordml/cex" xmlns:w16cid="http://schemas.microsoft.com/office/word/2016/wordml/cid" xmlns:w16="http://schemas.microsoft.com/office/word/2018/wordml" xmlns:w16sdtdh="http://schemas.microsoft.com/office/word/2020/wordml/sdtdatahash" xmlns:w16se="http://schemas.microsoft.com/office/word/2015/wordml/symex" mc:Ignorable="w14 w15 w16se w16cid w16 w16cex w16sdtdh">
   <w:docDefaults>
     <w:rPrDefault>
       <w:rPr>
@@ -16610,7 +15772,7 @@
       </w:pPr>
     </w:pPrDefault>
   </w:docDefaults>
-  <w:latentStyles w:defLockedState="0" w:defUIPriority="99" w:defSemiHidden="0" w:defUnhideWhenUsed="0" w:defQFormat="0" w:count="371">
+  <w:latentStyles w:defLockedState="0" w:defUIPriority="99" w:defSemiHidden="0" w:defUnhideWhenUsed="0" w:defQFormat="0" w:count="376">
     <w:lsdException w:name="Normal" w:uiPriority="0" w:qFormat="1"/>
     <w:lsdException w:name="heading 1" w:uiPriority="9" w:qFormat="1"/>
     <w:lsdException w:name="heading 2" w:semiHidden="1" w:uiPriority="9" w:unhideWhenUsed="1" w:qFormat="1"/>
@@ -16716,7 +15878,6 @@
     <w:lsdException w:name="HTML Sample" w:semiHidden="1" w:unhideWhenUsed="1"/>
     <w:lsdException w:name="HTML Typewriter" w:semiHidden="1" w:unhideWhenUsed="1"/>
     <w:lsdException w:name="HTML Variable" w:semiHidden="1" w:unhideWhenUsed="1"/>
-    <w:lsdException w:name="Normal Table" w:semiHidden="1" w:unhideWhenUsed="1"/>
     <w:lsdException w:name="annotation subject" w:semiHidden="1" w:unhideWhenUsed="1"/>
     <w:lsdException w:name="No List" w:semiHidden="1" w:unhideWhenUsed="1"/>
     <w:lsdException w:name="Outline List 1" w:semiHidden="1" w:unhideWhenUsed="1"/>
@@ -16759,11 +15920,8 @@
     <w:lsdException w:name="Table Contemporary" w:semiHidden="1" w:unhideWhenUsed="1"/>
     <w:lsdException w:name="Table Elegant" w:semiHidden="1" w:unhideWhenUsed="1"/>
     <w:lsdException w:name="Table Professional" w:semiHidden="1" w:unhideWhenUsed="1"/>
-    <w:lsdException w:name="Table Subtle 1" w:semiHidden="1" w:unhideWhenUsed="1"/>
     <w:lsdException w:name="Table Subtle 2" w:semiHidden="1" w:unhideWhenUsed="1"/>
     <w:lsdException w:name="Table Web 1" w:semiHidden="1" w:unhideWhenUsed="1"/>
-    <w:lsdException w:name="Table Web 2" w:semiHidden="1" w:unhideWhenUsed="1"/>
-    <w:lsdException w:name="Table Web 3" w:semiHidden="1" w:unhideWhenUsed="1"/>
     <w:lsdException w:name="Balloon Text" w:semiHidden="1" w:unhideWhenUsed="1"/>
     <w:lsdException w:name="Table Grid" w:uiPriority="39"/>
     <w:lsdException w:name="Table Theme" w:semiHidden="1" w:unhideWhenUsed="1"/>
@@ -16982,18 +16140,23 @@
     <w:lsdException w:name="List Table 5 Dark Accent 6" w:uiPriority="50"/>
     <w:lsdException w:name="List Table 6 Colorful Accent 6" w:uiPriority="51"/>
     <w:lsdException w:name="List Table 7 Colorful Accent 6" w:uiPriority="52"/>
+    <w:lsdException w:name="Mention" w:semiHidden="1" w:unhideWhenUsed="1"/>
+    <w:lsdException w:name="Smart Hyperlink" w:semiHidden="1" w:unhideWhenUsed="1"/>
+    <w:lsdException w:name="Hashtag" w:semiHidden="1" w:unhideWhenUsed="1"/>
+    <w:lsdException w:name="Unresolved Mention" w:semiHidden="1" w:unhideWhenUsed="1"/>
+    <w:lsdException w:name="Smart Link" w:semiHidden="1" w:unhideWhenUsed="1"/>
   </w:latentStyles>
-  <w:style w:type="paragraph" w:default="1" w:styleId="a">
+  <w:style w:type="paragraph" w:default="1" w:styleId="Normal">
     <w:name w:val="Normal"/>
     <w:qFormat/>
   </w:style>
-  <w:style w:type="character" w:default="1" w:styleId="a0">
+  <w:style w:type="character" w:default="1" w:styleId="DefaultParagraphFont">
     <w:name w:val="Default Paragraph Font"/>
     <w:uiPriority w:val="1"/>
     <w:semiHidden/>
     <w:unhideWhenUsed/>
   </w:style>
-  <w:style w:type="table" w:default="1" w:styleId="a1">
+  <w:style w:type="table" w:default="1" w:styleId="TableNormal">
     <w:name w:val="Normal Table"/>
     <w:uiPriority w:val="99"/>
     <w:semiHidden/>
@@ -17008,15 +16171,15 @@
       </w:tblCellMar>
     </w:tblPr>
   </w:style>
-  <w:style w:type="numbering" w:default="1" w:styleId="a2">
+  <w:style w:type="numbering" w:default="1" w:styleId="NoList">
     <w:name w:val="No List"/>
     <w:uiPriority w:val="99"/>
     <w:semiHidden/>
     <w:unhideWhenUsed/>
   </w:style>
-  <w:style w:type="character" w:styleId="a3">
+  <w:style w:type="character" w:styleId="PlaceholderText">
     <w:name w:val="Placeholder Text"/>
-    <w:basedOn w:val="a0"/>
+    <w:basedOn w:val="DefaultParagraphFont"/>
     <w:uiPriority w:val="99"/>
     <w:semiHidden/>
     <w:rsid w:val="00C07E50"/>
@@ -17072,10 +16235,6 @@
     <w:name w:val="7B2F605D40D04B269F75FF39175D541C"/>
     <w:rsid w:val="0075407B"/>
   </w:style>
-  <w:style w:type="paragraph" w:customStyle="1" w:styleId="7F83250CCEFE4420A171C3043E8DBC9C">
-    <w:name w:val="7F83250CCEFE4420A171C3043E8DBC9C"/>
-    <w:rsid w:val="0075407B"/>
-  </w:style>
   <w:style w:type="paragraph" w:customStyle="1" w:styleId="87268BD2124C40A291C07B27D5943466">
     <w:name w:val="87268BD2124C40A291C07B27D5943466"/>
     <w:rsid w:val="0075407B"/>
@@ -17116,20 +16275,8 @@
     <w:name w:val="E56058EA90E44DAE902351C68D60AAA7"/>
     <w:rsid w:val="0075407B"/>
   </w:style>
-  <w:style w:type="paragraph" w:customStyle="1" w:styleId="E23FF0A130F34D3885F1B125847E80C9">
-    <w:name w:val="E23FF0A130F34D3885F1B125847E80C9"/>
-    <w:rsid w:val="0075407B"/>
-  </w:style>
-  <w:style w:type="paragraph" w:customStyle="1" w:styleId="2017889442C34F12AB3A13D9224DBC49">
-    <w:name w:val="2017889442C34F12AB3A13D9224DBC49"/>
-    <w:rsid w:val="0075407B"/>
-  </w:style>
   <w:style w:type="paragraph" w:customStyle="1" w:styleId="8CBD6AC23E48498CA6BB7408DC139570">
     <w:name w:val="8CBD6AC23E48498CA6BB7408DC139570"/>
-    <w:rsid w:val="0075407B"/>
-  </w:style>
-  <w:style w:type="paragraph" w:customStyle="1" w:styleId="AC621A3198F74EAEA4C7A626042FE7BE">
-    <w:name w:val="AC621A3198F74EAEA4C7A626042FE7BE"/>
     <w:rsid w:val="0075407B"/>
   </w:style>
   <w:style w:type="paragraph" w:customStyle="1" w:styleId="23AA63A153E742CE91BE99C6CAB37AC8">
@@ -17144,10 +16291,6 @@
     <w:name w:val="F97FB292751349F1BFEE6BB2EA48FDE7"/>
     <w:rsid w:val="0075407B"/>
   </w:style>
-  <w:style w:type="paragraph" w:customStyle="1" w:styleId="586A894C89C14B59A2BE11353B26CAE2">
-    <w:name w:val="586A894C89C14B59A2BE11353B26CAE2"/>
-    <w:rsid w:val="00A11907"/>
-  </w:style>
   <w:style w:type="paragraph" w:customStyle="1" w:styleId="2154B3E4E78A4A7B99055C4C2C502251">
     <w:name w:val="2154B3E4E78A4A7B99055C4C2C502251"/>
     <w:rsid w:val="00E4088D"/>
@@ -17160,10 +16303,6 @@
     <w:name w:val="9620A0D97AB44363BA01968A566D00E5"/>
     <w:rsid w:val="00B06D59"/>
   </w:style>
-  <w:style w:type="paragraph" w:customStyle="1" w:styleId="FC56C008784D41A5B9410D96C5307B1A">
-    <w:name w:val="FC56C008784D41A5B9410D96C5307B1A"/>
-    <w:rsid w:val="00B06D59"/>
-  </w:style>
   <w:style w:type="paragraph" w:customStyle="1" w:styleId="6F0A5B0D60E54A1A8438EAF6EA029F2F">
     <w:name w:val="6F0A5B0D60E54A1A8438EAF6EA029F2F"/>
     <w:rsid w:val="00C07E50"/>
@@ -17172,7 +16311,7 @@
 </file>
 
 <file path=word/glossary/webSettings.xml><?xml version="1.0" encoding="utf-8"?>
-<w:webSettings xmlns:mc="http://schemas.openxmlformats.org/markup-compatibility/2006" xmlns:r="http://schemas.openxmlformats.org/officeDocument/2006/relationships" xmlns:w="http://schemas.openxmlformats.org/wordprocessingml/2006/main" xmlns:w14="http://schemas.microsoft.com/office/word/2010/wordml" xmlns:w15="http://schemas.microsoft.com/office/word/2012/wordml" xmlns:w16se="http://schemas.microsoft.com/office/word/2015/wordml/symex" mc:Ignorable="w14 w15 w16se">
+<w:webSettings xmlns:mc="http://schemas.openxmlformats.org/markup-compatibility/2006" xmlns:r="http://schemas.openxmlformats.org/officeDocument/2006/relationships" xmlns:w="http://schemas.openxmlformats.org/wordprocessingml/2006/main" xmlns:w14="http://schemas.microsoft.com/office/word/2010/wordml" xmlns:w15="http://schemas.microsoft.com/office/word/2012/wordml" xmlns:w16cex="http://schemas.microsoft.com/office/word/2018/wordml/cex" xmlns:w16cid="http://schemas.microsoft.com/office/word/2016/wordml/cid" xmlns:w16="http://schemas.microsoft.com/office/word/2018/wordml" xmlns:w16sdtdh="http://schemas.microsoft.com/office/word/2020/wordml/sdtdatahash" xmlns:w16se="http://schemas.microsoft.com/office/word/2015/wordml/symex" mc:Ignorable="w14 w15 w16se w16cid w16 w16cex w16sdtdh">
   <w:optimizeForBrowser/>
   <w:allowPNG/>
 </w:webSettings>
@@ -17459,4 +16598,16 @@
   <a:objectDefaults/>
   <a:extraClrSchemeLst/>
 </a:theme>
+</file>
+
+<file path=customXml/item1.xml><?xml version="1.0" encoding="utf-8"?>
+<b:Sources xmlns:b="http://schemas.openxmlformats.org/officeDocument/2006/bibliography" xmlns="http://schemas.openxmlformats.org/officeDocument/2006/bibliography" SelectedStyle="\APASixthEditionOfficeOnline.xsl" StyleName="APA" Version="6"/>
+</file>
+
+<file path=customXml/itemProps1.xml><?xml version="1.0" encoding="utf-8"?>
+<ds:datastoreItem xmlns:ds="http://schemas.openxmlformats.org/officeDocument/2006/customXml" ds:itemID="{5FD75178-578E-4B77-AD8D-DBBE4D3B6E8E}">
+  <ds:schemaRefs>
+    <ds:schemaRef ds:uri="http://schemas.openxmlformats.org/officeDocument/2006/bibliography"/>
+  </ds:schemaRefs>
+</ds:datastoreItem>
 </file>
--- a/Launcher/Templates/F_ТИПОВИЙ ДОГОВІР КБР ГО УААСП.docx
+++ b/Launcher/Templates/F_ТИПОВИЙ ДОГОВІР КБР ГО УААСП.docx
@@ -126,7 +126,6 @@
           <w15:appearance w15:val="tags"/>
           <w:text/>
         </w:sdtPr>
-        <w:sdtEndPr/>
         <w:sdtContent>
           <w:r>
             <w:rPr>
@@ -204,7 +203,6 @@
           <w15:appearance w15:val="tags"/>
           <w:text/>
         </w:sdtPr>
-        <w:sdtEndPr/>
         <w:sdtContent>
           <w:r>
             <w:rPr>
@@ -354,7 +352,6 @@
           <w15:appearance w15:val="tags"/>
           <w:text/>
         </w:sdtPr>
-        <w:sdtEndPr/>
         <w:sdtContent>
           <w:r>
             <w:rPr>
@@ -386,7 +383,6 @@
           <w15:appearance w15:val="tags"/>
           <w:text/>
         </w:sdtPr>
-        <w:sdtEndPr/>
         <w:sdtContent>
           <w:r>
             <w:rPr>
@@ -430,7 +426,6 @@
           <w15:appearance w15:val="tags"/>
           <w:text/>
         </w:sdtPr>
-        <w:sdtEndPr/>
         <w:sdtContent>
           <w:r>
             <w:rPr>
@@ -461,7 +456,6 @@
           <w15:appearance w15:val="tags"/>
           <w:text/>
         </w:sdtPr>
-        <w:sdtEndPr/>
         <w:sdtContent>
           <w:r>
             <w:rPr>
@@ -492,7 +486,6 @@
           <w15:appearance w15:val="tags"/>
           <w:text/>
         </w:sdtPr>
-        <w:sdtEndPr/>
         <w:sdtContent>
           <w:r>
             <w:rPr>
@@ -523,7 +516,6 @@
           <w15:appearance w15:val="tags"/>
           <w:text/>
         </w:sdtPr>
-        <w:sdtEndPr/>
         <w:sdtContent>
           <w:r>
             <w:rPr>
@@ -1073,7 +1065,6 @@
           <w:docPartGallery w:val="Tables"/>
         </w:docPartList>
       </w:sdtPr>
-      <w:sdtEndPr/>
       <w:sdtContent>
         <w:p>
           <w:pPr>
@@ -1487,19 +1478,13 @@
           <w:sz w:val="20"/>
           <w:szCs w:val="20"/>
         </w:rPr>
-        <w:t xml:space="preserve">2.4. </w:t>
-      </w:r>
-      <w:r>
-        <w:rPr>
-          <w:sz w:val="20"/>
-          <w:szCs w:val="20"/>
-        </w:rPr>
-        <w:t>Сторони домовились, що сума авторської винагороди (роялті), яка сплачується Користувачем за надання невиключного права</w:t>
-      </w:r>
-      <w:r>
-        <w:rPr>
-          <w:sz w:val="20"/>
-          <w:szCs w:val="20"/>
+        <w:t>2.4. Сторони домовились, що сума авторської винагороди (роялті), яка сплачується Користувачем за надання невиключного права на публічне виконання творів з каталогу ГО УААСП, з урахуванням діючих попередніх тарифів, затверджених Загальними зборами членів ГО УААСП та приписів законодавства України</w:t>
+      </w:r>
+      <w:r>
+        <w:rPr>
+          <w:sz w:val="20"/>
+          <w:szCs w:val="20"/>
+          <w:lang w:val="ru-RU"/>
         </w:rPr>
         <w:t xml:space="preserve"> </w:t>
       </w:r>
@@ -1508,53 +1493,8 @@
           <w:sz w:val="20"/>
           <w:szCs w:val="20"/>
         </w:rPr>
-        <w:t>на публі</w:t>
-      </w:r>
-      <w:r>
-        <w:rPr>
-          <w:sz w:val="20"/>
-          <w:szCs w:val="20"/>
-        </w:rPr>
-        <w:t>чне виконання творів з каталог</w:t>
-      </w:r>
-      <w:r>
-        <w:rPr>
-          <w:sz w:val="20"/>
-          <w:szCs w:val="20"/>
-        </w:rPr>
-        <w:t xml:space="preserve">у </w:t>
-      </w:r>
-      <w:r>
-        <w:rPr>
-          <w:sz w:val="20"/>
-          <w:szCs w:val="20"/>
-        </w:rPr>
-        <w:t>ГО УААСП, з урахуванням діючих попередніх тарифів, затверджених Загальними зборами членів ГО УААСП та приписів законодавства України,</w:t>
-      </w:r>
-      <w:r>
-        <w:rPr>
-          <w:sz w:val="20"/>
-          <w:szCs w:val="20"/>
-          <w:lang w:val="ru-RU"/>
-        </w:rPr>
-        <w:t xml:space="preserve"> </w:t>
-      </w:r>
-      <w:r>
-        <w:rPr>
-          <w:sz w:val="20"/>
-          <w:szCs w:val="20"/>
-        </w:rPr>
-        <w:t>становить:</w:t>
-      </w:r>
-      <w:r>
-        <w:rPr>
-          <w:sz w:val="20"/>
-          <w:szCs w:val="20"/>
-          <w:lang w:val="ru-RU"/>
-        </w:rPr>
-        <w:t xml:space="preserve"> </w:t>
-      </w:r>
-      <w:bookmarkStart w:id="3" w:name="_Hlk3207123"/>
+        <w:t xml:space="preserve">становить: </w:t>
+      </w:r>
       <w:sdt>
         <w:sdtPr>
           <w:rPr>
@@ -1566,31 +1506,29 @@
           <w:tag w:val="prcntInc"/>
           <w:id w:val="-693003422"/>
           <w:placeholder>
-            <w:docPart w:val="C57AD534FAFA40BAB05D1FE52B865EA0"/>
+            <w:docPart w:val="27CFCCC36F0C43CD8A4B9C353FADE914"/>
           </w:placeholder>
           <w:showingPlcHdr/>
           <w15:appearance w15:val="tags"/>
           <w:text/>
         </w:sdtPr>
-        <w:sdtEndPr/>
         <w:sdtContent>
           <w:r>
             <w:rPr>
               <w:rStyle w:val="PlaceholderText"/>
+              <w:sz w:val="20"/>
+              <w:szCs w:val="20"/>
             </w:rPr>
             <w:t>Место для ввода текста.</w:t>
           </w:r>
         </w:sdtContent>
       </w:sdt>
       <w:r>
-        <w:t xml:space="preserve"> </w:t>
-      </w:r>
-      <w:r>
-        <w:rPr>
-          <w:sz w:val="20"/>
-          <w:szCs w:val="20"/>
-        </w:rPr>
-        <w:t>(</w:t>
+        <w:rPr>
+          <w:sz w:val="20"/>
+          <w:szCs w:val="20"/>
+        </w:rPr>
+        <w:t xml:space="preserve"> (</w:t>
       </w:r>
       <w:sdt>
         <w:sdtPr>
@@ -1602,17 +1540,18 @@
           <w:tag w:val="prcntIncText"/>
           <w:id w:val="-1538653732"/>
           <w:placeholder>
-            <w:docPart w:val="61E46A1C7A3741779579FC3FBBCF138F"/>
+            <w:docPart w:val="8318A929CB454E22859D9B2C4E5C849B"/>
           </w:placeholder>
           <w:showingPlcHdr/>
           <w15:appearance w15:val="tags"/>
           <w:text/>
         </w:sdtPr>
-        <w:sdtEndPr/>
         <w:sdtContent>
           <w:r>
             <w:rPr>
               <w:rStyle w:val="PlaceholderText"/>
+              <w:sz w:val="20"/>
+              <w:szCs w:val="20"/>
             </w:rPr>
             <w:t>Место для ввода текста.</w:t>
           </w:r>
@@ -1625,11 +1564,11 @@
         </w:rPr>
         <w:t>)</w:t>
       </w:r>
-      <w:bookmarkEnd w:id="3"/>
-      <w:r>
-        <w:rPr>
-          <w:sz w:val="20"/>
-          <w:szCs w:val="20"/>
+      <w:r>
+        <w:rPr>
+          <w:sz w:val="20"/>
+          <w:szCs w:val="20"/>
+          <w:lang w:val="ru-RU"/>
         </w:rPr>
         <w:t xml:space="preserve"> </w:t>
       </w:r>
@@ -1672,7 +1611,6 @@
         </w:rPr>
         <w:t xml:space="preserve"> </w:t>
       </w:r>
-      <w:bookmarkStart w:id="4" w:name="_Hlk3207175"/>
       <w:sdt>
         <w:sdtPr>
           <w:rPr>
@@ -1684,31 +1622,29 @@
           <w:tag w:val="minRltGrn"/>
           <w:id w:val="736820379"/>
           <w:placeholder>
-            <w:docPart w:val="6C753B08DC994EFDB08DE34BEC6BCB0C"/>
+            <w:docPart w:val="CC92FAF167FE4B178A817796D6F20AA1"/>
           </w:placeholder>
           <w:showingPlcHdr/>
           <w15:appearance w15:val="tags"/>
           <w:text/>
         </w:sdtPr>
-        <w:sdtEndPr/>
         <w:sdtContent>
           <w:r>
             <w:rPr>
               <w:rStyle w:val="PlaceholderText"/>
+              <w:sz w:val="20"/>
+              <w:szCs w:val="20"/>
             </w:rPr>
             <w:t>Место для ввода текста.</w:t>
           </w:r>
         </w:sdtContent>
       </w:sdt>
       <w:r>
-        <w:t xml:space="preserve"> </w:t>
-      </w:r>
-      <w:r>
-        <w:rPr>
-          <w:sz w:val="20"/>
-          <w:szCs w:val="20"/>
-        </w:rPr>
-        <w:t>(</w:t>
+        <w:rPr>
+          <w:sz w:val="20"/>
+          <w:szCs w:val="20"/>
+        </w:rPr>
+        <w:t xml:space="preserve"> (</w:t>
       </w:r>
       <w:sdt>
         <w:sdtPr>
@@ -1720,17 +1656,18 @@
           <w:tag w:val="minRltGrnText"/>
           <w:id w:val="1854692243"/>
           <w:placeholder>
-            <w:docPart w:val="282FC79F090A44198F6E1DCB1496B675"/>
+            <w:docPart w:val="028EC247B5684F3FA3290C3BE299EC69"/>
           </w:placeholder>
           <w:showingPlcHdr/>
           <w15:appearance w15:val="tags"/>
           <w:text/>
         </w:sdtPr>
-        <w:sdtEndPr/>
         <w:sdtContent>
           <w:r>
             <w:rPr>
               <w:rStyle w:val="PlaceholderText"/>
+              <w:sz w:val="20"/>
+              <w:szCs w:val="20"/>
             </w:rPr>
             <w:t>Место для ввода текста.</w:t>
           </w:r>
@@ -1741,10 +1678,7 @@
           <w:sz w:val="20"/>
           <w:szCs w:val="20"/>
         </w:rPr>
-        <w:t>)</w:t>
-      </w:r>
-      <w:r>
-        <w:t xml:space="preserve"> </w:t>
+        <w:t xml:space="preserve">) </w:t>
       </w:r>
       <w:r>
         <w:rPr>
@@ -1755,6 +1689,10 @@
         <w:t>грн.</w:t>
       </w:r>
       <w:r>
+        <w:rPr>
+          <w:sz w:val="20"/>
+          <w:szCs w:val="20"/>
+        </w:rPr>
         <w:t xml:space="preserve"> </w:t>
       </w:r>
       <w:sdt>
@@ -1768,30 +1706,30 @@
           <w:tag w:val="minRltKop"/>
           <w:id w:val="-991406507"/>
           <w:placeholder>
-            <w:docPart w:val="35729E12DC1B40FB91FF5DD6595483EE"/>
+            <w:docPart w:val="D71118F131D24A6D93511033718C70B2"/>
           </w:placeholder>
           <w:showingPlcHdr/>
           <w15:appearance w15:val="tags"/>
           <w:text/>
         </w:sdtPr>
-        <w:sdtEndPr/>
         <w:sdtContent>
           <w:r>
             <w:rPr>
               <w:rStyle w:val="PlaceholderText"/>
+              <w:sz w:val="20"/>
+              <w:szCs w:val="20"/>
             </w:rPr>
-            <w:t xml:space="preserve">Место </w:t>
-          </w:r>
-          <w:r>
-            <w:rPr>
-              <w:rStyle w:val="PlaceholderText"/>
-            </w:rPr>
-            <w:lastRenderedPageBreak/>
-            <w:t>для ввода текста.</w:t>
+            <w:t>Место для ввода текста.</w:t>
           </w:r>
         </w:sdtContent>
       </w:sdt>
       <w:r>
+        <w:rPr>
+          <w:b/>
+          <w:sz w:val="20"/>
+          <w:szCs w:val="20"/>
+          <w:lang w:val="ru-RU"/>
+        </w:rPr>
         <w:t xml:space="preserve"> </w:t>
       </w:r>
       <w:r>
@@ -1800,9 +1738,9 @@
           <w:sz w:val="20"/>
           <w:szCs w:val="20"/>
         </w:rPr>
+        <w:lastRenderedPageBreak/>
         <w:t>коп.</w:t>
       </w:r>
-      <w:bookmarkEnd w:id="4"/>
       <w:r>
         <w:rPr>
           <w:sz w:val="20"/>
@@ -1818,7 +1756,13 @@
         </w:rPr>
         <w:t xml:space="preserve"> </w:t>
       </w:r>
-      <w:bookmarkStart w:id="5" w:name="_Hlk3207388"/>
+      <w:r>
+        <w:rPr>
+          <w:sz w:val="20"/>
+          <w:szCs w:val="20"/>
+        </w:rPr>
+        <w:t xml:space="preserve">за </w:t>
+      </w:r>
       <w:sdt>
         <w:sdtPr>
           <w:rPr>
@@ -1826,27 +1770,27 @@
             <w:sz w:val="20"/>
             <w:szCs w:val="20"/>
           </w:rPr>
-          <w:alias w:val="rltPayPeriod"/>
-          <w:tag w:val="rltPayPeriod"/>
+          <w:alias w:val="payPeriod1"/>
+          <w:tag w:val="payPeriod1"/>
           <w:id w:val="-212894741"/>
           <w:placeholder>
-            <w:docPart w:val="7B2F605D40D04B269F75FF39175D541C"/>
+            <w:docPart w:val="AC4C1029693A4FB3BD2CF8C6331A7B77"/>
           </w:placeholder>
           <w:showingPlcHdr/>
           <w15:appearance w15:val="tags"/>
           <w:text/>
         </w:sdtPr>
-        <w:sdtEndPr/>
         <w:sdtContent>
           <w:r>
             <w:rPr>
               <w:rStyle w:val="PlaceholderText"/>
+              <w:sz w:val="20"/>
+              <w:szCs w:val="20"/>
             </w:rPr>
             <w:t>Место для ввода текста.</w:t>
           </w:r>
         </w:sdtContent>
       </w:sdt>
-      <w:bookmarkEnd w:id="5"/>
       <w:r>
         <w:rPr>
           <w:b/>
@@ -1869,7 +1813,7 @@
           <w:sz w:val="20"/>
           <w:szCs w:val="20"/>
         </w:rPr>
-        <w:t>Визначена Сторонами сума авторської винагороди в п. 2.4. Договору, не залежить від тривалості та кількості використання творів.</w:t>
+        <w:t>Сторони домовились, що сума авторської винагороди (роялті), яка сплачується Користувачем за надання невиключного права на публічне виконання творів з каталогу ГО УААСП, з урахуванням діючих попередніх тарифів, затверджених Загальними зборами членів ГО УААСП та приписів законодавства України</w:t>
       </w:r>
     </w:p>
     <w:p>
@@ -1890,63 +1834,44 @@
       </w:r>
       <w:r>
         <w:rPr>
+          <w:b/>
           <w:sz w:val="20"/>
           <w:szCs w:val="20"/>
         </w:rPr>
         <w:t>:</w:t>
-      </w:r>
-      <w:r>
-        <w:rPr>
-          <w:sz w:val="20"/>
-          <w:szCs w:val="20"/>
-        </w:rPr>
-        <w:t xml:space="preserve"> </w:t>
       </w:r>
     </w:p>
     <w:p>
       <w:pPr>
         <w:pStyle w:val="BodyText"/>
         <w:ind w:right="-165"/>
-      </w:pPr>
-      <w:r>
-        <w:rPr>
-          <w:sz w:val="20"/>
-          <w:szCs w:val="20"/>
-          <w:lang w:val="ru-RU"/>
-        </w:rPr>
-        <w:t xml:space="preserve">       </w:t>
-      </w:r>
-      <w:r>
-        <w:rPr>
-          <w:sz w:val="20"/>
-          <w:szCs w:val="20"/>
-          <w:lang w:val="ru-RU"/>
-        </w:rPr>
-        <w:t xml:space="preserve"> </w:t>
-      </w:r>
-      <w:r>
-        <w:rPr>
-          <w:sz w:val="20"/>
-          <w:szCs w:val="20"/>
-        </w:rPr>
-        <w:t xml:space="preserve">2.5.1. </w:t>
-      </w:r>
-      <w:r>
-        <w:rPr>
-          <w:sz w:val="20"/>
-          <w:szCs w:val="20"/>
-        </w:rPr>
-        <w:t xml:space="preserve">не пізніше 20-ого числа після закінчення </w:t>
-      </w:r>
-      <w:r>
-        <w:rPr>
-          <w:b/>
-          <w:sz w:val="20"/>
-          <w:szCs w:val="20"/>
-        </w:rPr>
-        <w:t xml:space="preserve">кожного </w:t>
-      </w:r>
-      <w:bookmarkStart w:id="6" w:name="_Hlk3207428"/>
+        <w:rPr>
+          <w:sz w:val="20"/>
+          <w:szCs w:val="20"/>
+        </w:rPr>
+      </w:pPr>
+      <w:r>
+        <w:rPr>
+          <w:sz w:val="20"/>
+          <w:szCs w:val="20"/>
+        </w:rPr>
+        <w:t xml:space="preserve">        2.5.1. не пізніше </w:t>
+      </w:r>
+      <w:r>
+        <w:rPr>
+          <w:sz w:val="20"/>
+          <w:szCs w:val="20"/>
+        </w:rPr>
+        <w:t>20 (двадцятого)</w:t>
+      </w:r>
+      <w:r>
+        <w:rPr>
+          <w:sz w:val="20"/>
+          <w:szCs w:val="20"/>
+        </w:rPr>
+        <w:t xml:space="preserve"> числа </w:t>
+      </w:r>
+      <w:bookmarkStart w:id="3" w:name="_Hlk124520970"/>
       <w:sdt>
         <w:sdtPr>
           <w:rPr>
@@ -1955,48 +1880,77 @@
             <w:sz w:val="20"/>
             <w:szCs w:val="20"/>
           </w:rPr>
-          <w:alias w:val="rltPayPeriod2"/>
-          <w:tag w:val="rltPayPeriod2"/>
+          <w:alias w:val="payPeriod2"/>
+          <w:tag w:val="payPeriod2"/>
           <w:id w:val="-390504929"/>
           <w:placeholder>
-            <w:docPart w:val="6F0A5B0D60E54A1A8438EAF6EA029F2F"/>
+            <w:docPart w:val="EEB743AFE2E44F2A81A1D1DB5A6E4FBF"/>
           </w:placeholder>
           <w:showingPlcHdr/>
           <w15:appearance w15:val="tags"/>
           <w:text/>
         </w:sdtPr>
-        <w:sdtEndPr/>
         <w:sdtContent>
           <w:r>
             <w:rPr>
               <w:rStyle w:val="PlaceholderText"/>
+              <w:sz w:val="20"/>
+              <w:szCs w:val="20"/>
             </w:rPr>
             <w:t>Место для ввода текста.</w:t>
           </w:r>
         </w:sdtContent>
       </w:sdt>
-      <w:bookmarkEnd w:id="6"/>
-      <w:r>
-        <w:rPr>
-          <w:b/>
+      <w:bookmarkEnd w:id="3"/>
+      <w:r>
+        <w:rPr>
+          <w:sz w:val="20"/>
+          <w:szCs w:val="20"/>
+        </w:rPr>
+        <w:t>, за</w:t>
+      </w:r>
+      <w:r>
+        <w:rPr>
           <w:sz w:val="20"/>
           <w:szCs w:val="20"/>
         </w:rPr>
         <w:t xml:space="preserve"> </w:t>
       </w:r>
-      <w:r>
-        <w:rPr>
-          <w:sz w:val="20"/>
-          <w:szCs w:val="20"/>
-        </w:rPr>
-        <w:t>у якому</w:t>
-      </w:r>
-      <w:r>
-        <w:rPr>
-          <w:sz w:val="20"/>
-          <w:szCs w:val="20"/>
-        </w:rPr>
-        <w:t xml:space="preserve"> Користувач має здійснити виплату авторської винагороди, зобов’язується</w:t>
+      <w:sdt>
+        <w:sdtPr>
+          <w:rPr>
+            <w:b/>
+            <w:color w:val="000000"/>
+            <w:sz w:val="20"/>
+            <w:szCs w:val="20"/>
+          </w:rPr>
+          <w:alias w:val="payPeriod3"/>
+          <w:tag w:val="payPeriod3"/>
+          <w:id w:val="1133986220"/>
+          <w:placeholder>
+            <w:docPart w:val="5504CF084C2E4CBAB1F57EADD5B5C74C"/>
+          </w:placeholder>
+          <w:showingPlcHdr/>
+          <w15:appearance w15:val="tags"/>
+          <w:text/>
+        </w:sdtPr>
+        <w:sdtContent>
+          <w:r>
+            <w:rPr>
+              <w:rStyle w:val="PlaceholderText"/>
+              <w:sz w:val="20"/>
+              <w:szCs w:val="20"/>
+            </w:rPr>
+            <w:t>Место для ввода текста.</w:t>
+          </w:r>
+        </w:sdtContent>
+      </w:sdt>
+      <w:r>
+        <w:rPr>
+          <w:sz w:val="20"/>
+          <w:szCs w:val="20"/>
+        </w:rPr>
+        <w:t>,</w:t>
       </w:r>
       <w:r>
         <w:rPr>
@@ -2010,56 +1964,7 @@
           <w:sz w:val="20"/>
           <w:szCs w:val="20"/>
         </w:rPr>
-        <w:t xml:space="preserve">перерахувати на поточний рахунок </w:t>
-      </w:r>
-      <w:r>
-        <w:rPr>
-          <w:sz w:val="20"/>
-          <w:szCs w:val="20"/>
-        </w:rPr>
-        <w:t>ГО УААСП</w:t>
-      </w:r>
-      <w:r>
-        <w:rPr>
-          <w:sz w:val="20"/>
-          <w:szCs w:val="20"/>
-        </w:rPr>
-        <w:t xml:space="preserve">, передбачений </w:t>
-      </w:r>
-      <w:r>
-        <w:rPr>
-          <w:sz w:val="20"/>
-          <w:szCs w:val="20"/>
-        </w:rPr>
-        <w:t xml:space="preserve"> </w:t>
-      </w:r>
-      <w:r>
-        <w:rPr>
-          <w:sz w:val="20"/>
-          <w:szCs w:val="20"/>
-        </w:rPr>
-        <w:t>п. 2.4. Договору мінімальний платіж авторської винагороди. При цьому, перша виплата мінімального платежу Користувач</w:t>
-      </w:r>
-      <w:r>
-        <w:rPr>
-          <w:sz w:val="20"/>
-          <w:szCs w:val="20"/>
-        </w:rPr>
-        <w:t>ем здійснюється не пізніше двадцяти</w:t>
-      </w:r>
-      <w:r>
-        <w:rPr>
-          <w:sz w:val="20"/>
-          <w:szCs w:val="20"/>
-        </w:rPr>
-        <w:t xml:space="preserve"> календарних днів після підписання Сторонами цього Договору</w:t>
-      </w:r>
-      <w:r>
-        <w:rPr>
-          <w:sz w:val="20"/>
-          <w:szCs w:val="20"/>
-        </w:rPr>
-        <w:t>, а також Користувач зобов</w:t>
+        <w:t>у якому Користувач має здійснити виплату авторської винагороди, зобов’язується перерахувати на поточний рахунок ГО УААСП, передбачений  п. 2.4. Договору мінімальний платіж авторської винагороди. При цьому, перша виплата мінімального платежу Користувачем здійснюється не пізніше двадцяти календарних днів після підписання Сторонами цього Договору, а також   Користувач зобов</w:t>
       </w:r>
       <w:r>
         <w:rPr>
@@ -2076,105 +1981,131 @@
           <w:sz w:val="20"/>
           <w:szCs w:val="20"/>
         </w:rPr>
-        <w:t>язується не пізніше 20-ого числа</w:t>
-      </w:r>
+        <w:t>язується не пізніше 20-ог</w:t>
+      </w:r>
+      <w:r>
+        <w:rPr>
+          <w:sz w:val="20"/>
+          <w:szCs w:val="20"/>
+        </w:rPr>
+        <w:t xml:space="preserve">о числа </w:t>
+      </w:r>
+      <w:sdt>
+        <w:sdtPr>
+          <w:rPr>
+            <w:b/>
+            <w:color w:val="000000"/>
+            <w:sz w:val="20"/>
+            <w:szCs w:val="20"/>
+          </w:rPr>
+          <w:alias w:val="payPeriod4"/>
+          <w:tag w:val="payPeriod4"/>
+          <w:id w:val="1759869420"/>
+          <w:placeholder>
+            <w:docPart w:val="B2D68D2AFCB74E8C9C638C210590E431"/>
+          </w:placeholder>
+          <w:showingPlcHdr/>
+          <w15:appearance w15:val="tags"/>
+          <w:text/>
+        </w:sdtPr>
+        <w:sdtContent>
+          <w:r>
+            <w:rPr>
+              <w:rStyle w:val="PlaceholderText"/>
+              <w:sz w:val="20"/>
+              <w:szCs w:val="20"/>
+            </w:rPr>
+            <w:t>Место для ввода текста.</w:t>
+          </w:r>
+        </w:sdtContent>
+      </w:sdt>
       <w:r>
         <w:rPr>
           <w:b/>
           <w:sz w:val="20"/>
           <w:szCs w:val="20"/>
         </w:rPr>
+        <w:t>,</w:t>
+      </w:r>
+      <w:r>
+        <w:rPr>
+          <w:sz w:val="20"/>
+          <w:szCs w:val="20"/>
+          <w:lang w:val="ru-RU"/>
+        </w:rPr>
+        <w:t xml:space="preserve"> п</w:t>
+      </w:r>
+      <w:r>
+        <w:rPr>
+          <w:sz w:val="20"/>
+          <w:szCs w:val="20"/>
+        </w:rPr>
+        <w:t xml:space="preserve">ерерахувати на поточний рахунок ГО УААСП </w:t>
+      </w:r>
+      <w:r>
+        <w:rPr>
+          <w:b/>
+          <w:sz w:val="20"/>
+          <w:szCs w:val="20"/>
+        </w:rPr>
+        <w:t>за</w:t>
+      </w:r>
+      <w:r>
+        <w:rPr>
+          <w:b/>
+          <w:sz w:val="20"/>
+          <w:szCs w:val="20"/>
+        </w:rPr>
         <w:t xml:space="preserve"> </w:t>
       </w:r>
-      <w:r>
-        <w:rPr>
-          <w:sz w:val="20"/>
-          <w:szCs w:val="20"/>
-        </w:rPr>
-        <w:t xml:space="preserve">кожного </w:t>
-      </w:r>
+      <w:sdt>
+        <w:sdtPr>
+          <w:rPr>
+            <w:b/>
+            <w:sz w:val="20"/>
+            <w:szCs w:val="20"/>
+          </w:rPr>
+          <w:alias w:val="payPeriod5"/>
+          <w:tag w:val="payPeriod5"/>
+          <w:id w:val="1087661003"/>
+          <w:placeholder>
+            <w:docPart w:val="981F3B2BA4694692942BE9A8D481E475"/>
+          </w:placeholder>
+          <w:showingPlcHdr/>
+          <w15:appearance w15:val="tags"/>
+          <w:text/>
+        </w:sdtPr>
+        <w:sdtContent>
+          <w:r>
+            <w:rPr>
+              <w:rStyle w:val="PlaceholderText"/>
+              <w:sz w:val="20"/>
+              <w:szCs w:val="20"/>
+            </w:rPr>
+            <w:t>Место для ввода текста.</w:t>
+          </w:r>
+        </w:sdtContent>
+      </w:sdt>
       <w:r>
         <w:rPr>
           <w:b/>
           <w:sz w:val="20"/>
           <w:szCs w:val="20"/>
         </w:rPr>
-        <w:t>місяця</w:t>
-      </w:r>
-      <w:r>
-        <w:rPr>
-          <w:b/>
-          <w:sz w:val="20"/>
-          <w:szCs w:val="20"/>
-        </w:rPr>
-        <w:t>,</w:t>
-      </w:r>
-      <w:r>
-        <w:rPr>
-          <w:sz w:val="20"/>
-          <w:szCs w:val="20"/>
-          <w:lang w:val="ru-RU"/>
-        </w:rPr>
-        <w:t xml:space="preserve"> п</w:t>
-      </w:r>
-      <w:r>
-        <w:rPr>
-          <w:sz w:val="20"/>
-          <w:szCs w:val="20"/>
-        </w:rPr>
-        <w:t>е</w:t>
-      </w:r>
-      <w:r>
-        <w:rPr>
-          <w:sz w:val="20"/>
-          <w:szCs w:val="20"/>
-        </w:rPr>
-        <w:t>рерахувати на поточний рахунок Г</w:t>
-      </w:r>
-      <w:r>
-        <w:rPr>
-          <w:sz w:val="20"/>
-          <w:szCs w:val="20"/>
-        </w:rPr>
-        <w:t xml:space="preserve">О УААСП </w:t>
-      </w:r>
-      <w:r>
-        <w:rPr>
-          <w:b/>
-          <w:sz w:val="20"/>
-          <w:szCs w:val="20"/>
-        </w:rPr>
-        <w:t>за попередній місяць</w:t>
-      </w:r>
-      <w:r>
-        <w:rPr>
-          <w:sz w:val="20"/>
-          <w:szCs w:val="20"/>
-        </w:rPr>
-        <w:t xml:space="preserve"> загальну повну суму авторської винагороди, визначену в п. 2.4. даного Договору, за ви</w:t>
-      </w:r>
-      <w:r>
-        <w:rPr>
-          <w:sz w:val="20"/>
-          <w:szCs w:val="20"/>
-        </w:rPr>
-        <w:t xml:space="preserve">рахуванням сплаченого у передбаченому вище порядку </w:t>
-      </w:r>
-      <w:r>
-        <w:rPr>
-          <w:sz w:val="20"/>
-          <w:szCs w:val="20"/>
-        </w:rPr>
-        <w:t>даного Договору мінімального платежу</w:t>
-      </w:r>
-      <w:r>
-        <w:rPr>
-          <w:sz w:val="20"/>
-          <w:szCs w:val="20"/>
-        </w:rPr>
-        <w:t xml:space="preserve">; </w:t>
-      </w:r>
-      <w:r>
+        <w:t xml:space="preserve"> </w:t>
+      </w:r>
+      <w:r>
+        <w:rPr>
+          <w:sz w:val="20"/>
+          <w:szCs w:val="20"/>
+        </w:rPr>
+        <w:t xml:space="preserve">загальну повну суму авторської винагороди, визначену в п. 2.4. даного Договору, за вирахуванням сплаченого у передбаченому вище порядку даного Договору мінімального платежу; </w:t>
+      </w:r>
+      <w:r>
+        <w:rPr>
+          <w:sz w:val="20"/>
+          <w:szCs w:val="20"/>
+        </w:rPr>
         <w:tab/>
       </w:r>
     </w:p>
@@ -2192,36 +2123,37 @@
           <w:sz w:val="20"/>
           <w:szCs w:val="20"/>
         </w:rPr>
-        <w:t xml:space="preserve">2.5.2. </w:t>
-      </w:r>
-      <w:r>
-        <w:rPr>
-          <w:sz w:val="20"/>
-          <w:szCs w:val="20"/>
-        </w:rPr>
-        <w:t>не пізніше 20 (двадцятого</w:t>
-      </w:r>
-      <w:r>
-        <w:rPr>
-          <w:sz w:val="20"/>
-          <w:szCs w:val="20"/>
-        </w:rPr>
-        <w:t xml:space="preserve">) </w:t>
-      </w:r>
-      <w:r>
-        <w:rPr>
-          <w:sz w:val="20"/>
-          <w:szCs w:val="20"/>
-        </w:rPr>
-        <w:t xml:space="preserve">числа після закінчення кожного кварталу </w:t>
-      </w:r>
-      <w:r>
-        <w:rPr>
-          <w:sz w:val="20"/>
-          <w:szCs w:val="20"/>
-        </w:rPr>
-        <w:t>надати</w:t>
-      </w:r>
+        <w:t xml:space="preserve">2.5.2. не пізніше 20 (двадцятого) числа </w:t>
+      </w:r>
+      <w:sdt>
+        <w:sdtPr>
+          <w:rPr>
+            <w:b/>
+            <w:color w:val="000000"/>
+            <w:sz w:val="20"/>
+            <w:szCs w:val="20"/>
+          </w:rPr>
+          <w:alias w:val="payPeriod2"/>
+          <w:tag w:val="payPeriod2"/>
+          <w:id w:val="1990129443"/>
+          <w:placeholder>
+            <w:docPart w:val="B0A9924BC26D49FABDEF18FA3ED5A860"/>
+          </w:placeholder>
+          <w:showingPlcHdr/>
+          <w15:appearance w15:val="tags"/>
+          <w:text/>
+        </w:sdtPr>
+        <w:sdtContent>
+          <w:r>
+            <w:rPr>
+              <w:rStyle w:val="PlaceholderText"/>
+              <w:sz w:val="20"/>
+              <w:szCs w:val="20"/>
+            </w:rPr>
+            <w:t>Место для ввода текста.</w:t>
+          </w:r>
+        </w:sdtContent>
+      </w:sdt>
       <w:r>
         <w:rPr>
           <w:sz w:val="20"/>
@@ -2234,49 +2166,7 @@
           <w:sz w:val="20"/>
           <w:szCs w:val="20"/>
         </w:rPr>
-        <w:t>ГО УААСП</w:t>
-      </w:r>
-      <w:r>
-        <w:rPr>
-          <w:sz w:val="20"/>
-          <w:szCs w:val="20"/>
-        </w:rPr>
-        <w:t xml:space="preserve"> </w:t>
-      </w:r>
-      <w:r>
-        <w:rPr>
-          <w:sz w:val="20"/>
-          <w:szCs w:val="20"/>
-        </w:rPr>
-        <w:t xml:space="preserve">безпосередньо або через </w:t>
-      </w:r>
-      <w:r>
-        <w:rPr>
-          <w:sz w:val="20"/>
-          <w:szCs w:val="20"/>
-        </w:rPr>
-        <w:t>п</w:t>
-      </w:r>
-      <w:r>
-        <w:rPr>
-          <w:sz w:val="20"/>
-          <w:szCs w:val="20"/>
-        </w:rPr>
-        <w:t xml:space="preserve">редставника </w:t>
-      </w:r>
-      <w:r>
-        <w:rPr>
-          <w:sz w:val="20"/>
-          <w:szCs w:val="20"/>
-        </w:rPr>
-        <w:t xml:space="preserve">у паперовому прошитому вигляді за підписом уповноваженої особи Користувача </w:t>
-      </w:r>
-      <w:r>
-        <w:rPr>
-          <w:sz w:val="20"/>
-          <w:szCs w:val="20"/>
-        </w:rPr>
-        <w:t xml:space="preserve">Звіт про публічно виконані твори (далі – Звіт) за формою, наведеною у </w:t>
+        <w:t xml:space="preserve">надати ГО УААСП безпосередньо або через представника у паперовому прошитому вигляді за підписом уповноваженої особи Користувача Звіт про публічно виконані твори (далі – Звіт) за формою, наведеною у </w:t>
       </w:r>
       <w:r>
         <w:rPr>
@@ -2299,15 +2189,7 @@
           <w:sz w:val="20"/>
           <w:szCs w:val="20"/>
         </w:rPr>
-        <w:t>адрес</w:t>
-      </w:r>
-      <w:r>
-        <w:rPr>
-          <w:color w:val="000000"/>
-          <w:sz w:val="20"/>
-          <w:szCs w:val="20"/>
-        </w:rPr>
-        <w:t xml:space="preserve">ою: </w:t>
+        <w:t xml:space="preserve">адресою: </w:t>
       </w:r>
       <w:proofErr w:type="spellStart"/>
       <w:r>
@@ -2417,49 +2299,57 @@
           <w:sz w:val="20"/>
           <w:szCs w:val="20"/>
         </w:rPr>
-        <w:t xml:space="preserve">2.5.3. </w:t>
-      </w:r>
-      <w:r>
-        <w:rPr>
-          <w:sz w:val="20"/>
-          <w:szCs w:val="20"/>
-        </w:rPr>
-        <w:t>не пізніше 20 (двадцятого</w:t>
-      </w:r>
-      <w:r>
-        <w:rPr>
-          <w:sz w:val="20"/>
-          <w:szCs w:val="20"/>
-        </w:rPr>
-        <w:t xml:space="preserve">) </w:t>
-      </w:r>
-      <w:r>
-        <w:rPr>
-          <w:sz w:val="20"/>
-          <w:szCs w:val="20"/>
-        </w:rPr>
-        <w:t xml:space="preserve">числа після закінчення кожного кварталу </w:t>
-      </w:r>
-      <w:r>
-        <w:rPr>
-          <w:sz w:val="20"/>
-          <w:szCs w:val="20"/>
-        </w:rPr>
-        <w:t xml:space="preserve">надіслати </w:t>
-      </w:r>
-      <w:r>
-        <w:rPr>
-          <w:sz w:val="20"/>
-          <w:szCs w:val="20"/>
-        </w:rPr>
-        <w:t>ГО УААСП</w:t>
-      </w:r>
-      <w:r>
-        <w:rPr>
-          <w:sz w:val="20"/>
-          <w:szCs w:val="20"/>
-        </w:rPr>
-        <w:t xml:space="preserve"> належним чином заповнений та підписаний Акт про виплату авторської винагороди та надання звіту (далі – Акт) в 2-ох примірниках за формою, наведеною у </w:t>
+        <w:t xml:space="preserve">2.5.3. не пізніше 20 (двадцятого) </w:t>
+      </w:r>
+      <w:r>
+        <w:rPr>
+          <w:sz w:val="20"/>
+          <w:szCs w:val="20"/>
+        </w:rPr>
+        <w:t xml:space="preserve">числа </w:t>
+      </w:r>
+      <w:sdt>
+        <w:sdtPr>
+          <w:rPr>
+            <w:b/>
+            <w:color w:val="000000"/>
+            <w:sz w:val="20"/>
+            <w:szCs w:val="20"/>
+          </w:rPr>
+          <w:alias w:val="payPeriod2"/>
+          <w:tag w:val="payPeriod2"/>
+          <w:id w:val="1254168523"/>
+          <w:placeholder>
+            <w:docPart w:val="61DACE6E865F4983AD787CEC579CD649"/>
+          </w:placeholder>
+          <w:showingPlcHdr/>
+          <w15:appearance w15:val="tags"/>
+          <w:text/>
+        </w:sdtPr>
+        <w:sdtContent>
+          <w:r>
+            <w:rPr>
+              <w:rStyle w:val="PlaceholderText"/>
+              <w:sz w:val="20"/>
+              <w:szCs w:val="20"/>
+            </w:rPr>
+            <w:t>Место для ввода текста.</w:t>
+          </w:r>
+        </w:sdtContent>
+      </w:sdt>
+      <w:r>
+        <w:rPr>
+          <w:sz w:val="20"/>
+          <w:szCs w:val="20"/>
+        </w:rPr>
+        <w:t xml:space="preserve"> </w:t>
+      </w:r>
+      <w:r>
+        <w:rPr>
+          <w:sz w:val="20"/>
+          <w:szCs w:val="20"/>
+        </w:rPr>
+        <w:t xml:space="preserve">надіслати ГО УААСП належним чином заповнений та підписаний Акт про виплату авторської винагороди та надання звіту (далі – Акт) в 2-ох примірниках за формою, наведеною у </w:t>
       </w:r>
       <w:r>
         <w:rPr>
@@ -2474,42 +2364,7 @@
           <w:sz w:val="20"/>
           <w:szCs w:val="20"/>
         </w:rPr>
-        <w:t>, який після перевірки зазначеної в ньому інформації щодо перерахування коштів підписується</w:t>
-      </w:r>
-      <w:r>
-        <w:rPr>
-          <w:sz w:val="20"/>
-          <w:szCs w:val="20"/>
-        </w:rPr>
-        <w:t xml:space="preserve">             </w:t>
-      </w:r>
-      <w:r>
-        <w:rPr>
-          <w:sz w:val="20"/>
-          <w:szCs w:val="20"/>
-        </w:rPr>
-        <w:t xml:space="preserve"> </w:t>
-      </w:r>
-      <w:r>
-        <w:rPr>
-          <w:sz w:val="20"/>
-          <w:szCs w:val="20"/>
-        </w:rPr>
-        <w:t>ГО УААСП</w:t>
-      </w:r>
-      <w:r>
-        <w:rPr>
-          <w:sz w:val="20"/>
-          <w:szCs w:val="20"/>
-        </w:rPr>
-        <w:t>, після чого 1 (один) примірник повертається Користувачу.</w:t>
-      </w:r>
-      <w:r>
-        <w:rPr>
-          <w:sz w:val="20"/>
-          <w:szCs w:val="20"/>
-        </w:rPr>
-        <w:t xml:space="preserve"> </w:t>
+        <w:t xml:space="preserve">, який після перевірки зазначеної в ньому інформації щодо перерахування коштів підписується              ГО УААСП, після чого 1 (один) примірник повертається Користувачу. </w:t>
       </w:r>
     </w:p>
     <w:p>
@@ -3390,6 +3245,7 @@
           <w:sz w:val="20"/>
           <w:szCs w:val="20"/>
         </w:rPr>
+        <w:lastRenderedPageBreak/>
         <w:t xml:space="preserve">3.4. </w:t>
       </w:r>
       <w:r>
@@ -3435,7 +3291,6 @@
           <w:sz w:val="20"/>
           <w:szCs w:val="20"/>
         </w:rPr>
-        <w:lastRenderedPageBreak/>
         <w:t xml:space="preserve">3.5. У разі виникнення розбіжностей або спорів між </w:t>
       </w:r>
       <w:r>
@@ -3769,7 +3624,7 @@
         </w:rPr>
         <w:t xml:space="preserve">з </w:t>
       </w:r>
-      <w:bookmarkStart w:id="7" w:name="_Hlk3208475"/>
+      <w:bookmarkStart w:id="4" w:name="_Hlk3208475"/>
       <w:sdt>
         <w:sdtPr>
           <w:rPr>
@@ -3787,7 +3642,6 @@
           <w15:appearance w15:val="tags"/>
           <w:text/>
         </w:sdtPr>
-        <w:sdtEndPr/>
         <w:sdtContent>
           <w:r>
             <w:rPr>
@@ -3821,7 +3675,7 @@
         </w:rPr>
         <w:t xml:space="preserve"> і діє до  </w:t>
       </w:r>
-      <w:bookmarkStart w:id="8" w:name="_Hlk3207534"/>
+      <w:bookmarkStart w:id="5" w:name="_Hlk3207534"/>
       <w:sdt>
         <w:sdtPr>
           <w:rPr>
@@ -3839,7 +3693,6 @@
           <w15:appearance w15:val="tags"/>
           <w:text/>
         </w:sdtPr>
-        <w:sdtEndPr/>
         <w:sdtContent>
           <w:r>
             <w:rPr>
@@ -3849,8 +3702,8 @@
           </w:r>
         </w:sdtContent>
       </w:sdt>
-      <w:bookmarkEnd w:id="7"/>
-      <w:bookmarkEnd w:id="8"/>
+      <w:bookmarkEnd w:id="4"/>
+      <w:bookmarkEnd w:id="5"/>
       <w:r>
         <w:rPr>
           <w:b/>
@@ -4441,7 +4294,6 @@
         <w:ind w:right="-141" w:firstLine="426"/>
       </w:pPr>
       <w:r>
-        <w:lastRenderedPageBreak/>
         <w:t xml:space="preserve">7.1. Підписанням даного Договору суб’єкт персональних даних підтверджує свою згоду на обробку зазначених в даному Договорі персональних даних відповідно до Закону України «Про захист персональних даних» у базі персональних даних «Користувачі авторського права» з метою забезпечення адміністративно-правових, податкових відносин та відносин у сфері бухгалтерського обліку, з метою реалізації авторських прав правовласників об’єктів авторських прав відповідно до Господарського кодексу України, Цивільного кодексу України,  Податкового кодексу України, Закону України «Про бухгалтерський облік та фінансову звітність», Закону України «Про банки і банківську діяльність», Закону України «Про авторське право і суміжні права», Закону України «Про ефективне управління </w:t>
       </w:r>
     </w:p>
@@ -4953,6 +4805,7 @@
           <w:sz w:val="20"/>
           <w:szCs w:val="20"/>
         </w:rPr>
+        <w:lastRenderedPageBreak/>
         <w:t>8.9</w:t>
       </w:r>
       <w:r>
@@ -4979,7 +4832,6 @@
           <w:sz w:val="20"/>
           <w:szCs w:val="20"/>
         </w:rPr>
-        <w:lastRenderedPageBreak/>
         <w:t>8.10</w:t>
       </w:r>
       <w:r>
@@ -5839,7 +5691,6 @@
                 <w15:appearance w15:val="tags"/>
                 <w:text/>
               </w:sdtPr>
-              <w:sdtEndPr/>
               <w:sdtContent>
                 <w:r>
                   <w:rPr>
@@ -5903,7 +5754,6 @@
                 <w15:appearance w15:val="tags"/>
                 <w:text/>
               </w:sdtPr>
-              <w:sdtEndPr/>
               <w:sdtContent>
                 <w:r>
                   <w:rPr>
@@ -5948,7 +5798,6 @@
                 <w15:appearance w15:val="tags"/>
                 <w:text/>
               </w:sdtPr>
-              <w:sdtEndPr/>
               <w:sdtContent>
                 <w:r>
                   <w:rPr>
@@ -5994,7 +5843,6 @@
                 <w15:appearance w15:val="tags"/>
                 <w:text/>
               </w:sdtPr>
-              <w:sdtEndPr/>
               <w:sdtContent>
                 <w:r>
                   <w:rPr>
@@ -6039,7 +5887,6 @@
                 <w15:appearance w15:val="tags"/>
                 <w:text/>
               </w:sdtPr>
-              <w:sdtEndPr/>
               <w:sdtContent>
                 <w:r>
                   <w:rPr>
@@ -6118,7 +5965,6 @@
                 <w15:appearance w15:val="tags"/>
                 <w:text/>
               </w:sdtPr>
-              <w:sdtEndPr/>
               <w:sdtContent>
                 <w:r>
                   <w:rPr>
@@ -6180,7 +6026,6 @@
                 <w15:appearance w15:val="tags"/>
                 <w:text/>
               </w:sdtPr>
-              <w:sdtEndPr/>
               <w:sdtContent>
                 <w:r>
                   <w:rPr>
@@ -6226,7 +6071,6 @@
                 <w15:appearance w15:val="tags"/>
                 <w:text/>
               </w:sdtPr>
-              <w:sdtEndPr/>
               <w:sdtContent>
                 <w:r>
                   <w:rPr>
@@ -6272,7 +6116,6 @@
                 <w15:appearance w15:val="tags"/>
                 <w:text/>
               </w:sdtPr>
-              <w:sdtEndPr/>
               <w:sdtContent>
                 <w:r>
                   <w:rPr>
@@ -6328,7 +6171,6 @@
                 <w15:appearance w15:val="tags"/>
                 <w:text/>
               </w:sdtPr>
-              <w:sdtEndPr/>
               <w:sdtContent>
                 <w:r>
                   <w:rPr>
@@ -6373,7 +6215,6 @@
                 <w15:appearance w15:val="tags"/>
                 <w:text/>
               </w:sdtPr>
-              <w:sdtEndPr/>
               <w:sdtContent>
                 <w:r>
                   <w:rPr>
@@ -6426,7 +6267,6 @@
                 <w15:appearance w15:val="tags"/>
                 <w:text/>
               </w:sdtPr>
-              <w:sdtEndPr/>
               <w:sdtContent>
                 <w:r>
                   <w:rPr>
@@ -6473,7 +6313,6 @@
                 <w15:appearance w15:val="tags"/>
                 <w:text/>
               </w:sdtPr>
-              <w:sdtEndPr/>
               <w:sdtContent>
                 <w:r>
                   <w:rPr>
@@ -6666,7 +6505,6 @@
                       <w15:appearance w15:val="tags"/>
                       <w:text/>
                     </w:sdtPr>
-                    <w:sdtEndPr/>
                     <w:sdtContent>
                       <w:r>
                         <w:rPr>
@@ -6897,7 +6735,6 @@
                 <w15:appearance w15:val="tags"/>
                 <w:text/>
               </w:sdtPr>
-              <w:sdtEndPr/>
               <w:sdtContent>
                 <w:r>
                   <w:rPr>
@@ -6946,7 +6783,6 @@
                 <w15:appearance w15:val="tags"/>
                 <w:text/>
               </w:sdtPr>
-              <w:sdtEndPr/>
               <w:sdtContent>
                 <w:r>
                   <w:rPr>
@@ -14104,6 +13940,7 @@
     <w:lsdException w:name="HTML Sample" w:semiHidden="1" w:unhideWhenUsed="1"/>
     <w:lsdException w:name="HTML Typewriter" w:semiHidden="1" w:unhideWhenUsed="1"/>
     <w:lsdException w:name="HTML Variable" w:semiHidden="1" w:unhideWhenUsed="1"/>
+    <w:lsdException w:name="Normal Table" w:semiHidden="1" w:unhideWhenUsed="1"/>
     <w:lsdException w:name="annotation subject" w:semiHidden="1" w:unhideWhenUsed="1"/>
     <w:lsdException w:name="No List" w:semiHidden="1" w:unhideWhenUsed="1"/>
     <w:lsdException w:name="Outline List 1" w:semiHidden="1" w:unhideWhenUsed="1"/>
@@ -14146,8 +13983,11 @@
     <w:lsdException w:name="Table Contemporary" w:semiHidden="1" w:unhideWhenUsed="1"/>
     <w:lsdException w:name="Table Elegant" w:semiHidden="1" w:unhideWhenUsed="1"/>
     <w:lsdException w:name="Table Professional" w:semiHidden="1" w:unhideWhenUsed="1"/>
+    <w:lsdException w:name="Table Subtle 1" w:semiHidden="1" w:unhideWhenUsed="1"/>
     <w:lsdException w:name="Table Subtle 2" w:semiHidden="1" w:unhideWhenUsed="1"/>
     <w:lsdException w:name="Table Web 1" w:semiHidden="1" w:unhideWhenUsed="1"/>
+    <w:lsdException w:name="Table Web 2" w:semiHidden="1" w:unhideWhenUsed="1"/>
+    <w:lsdException w:name="Table Web 3" w:semiHidden="1" w:unhideWhenUsed="1"/>
     <w:lsdException w:name="Balloon Text" w:semiHidden="1" w:unhideWhenUsed="1"/>
     <w:lsdException w:name="Table Grid" w:uiPriority="59"/>
     <w:lsdException w:name="Table Theme" w:semiHidden="1" w:unhideWhenUsed="1"/>
@@ -14921,186 +14761,6 @@
     </w:docPart>
     <w:docPart>
       <w:docPartPr>
-        <w:name w:val="C57AD534FAFA40BAB05D1FE52B865EA0"/>
-        <w:category>
-          <w:name w:val="Общие"/>
-          <w:gallery w:val="placeholder"/>
-        </w:category>
-        <w:types>
-          <w:type w:val="bbPlcHdr"/>
-        </w:types>
-        <w:behaviors>
-          <w:behavior w:val="content"/>
-        </w:behaviors>
-        <w:guid w:val="{0FB03B61-E8EE-4F2E-BD50-2D2C11FEF6D2}"/>
-      </w:docPartPr>
-      <w:docPartBody>
-        <w:p>
-          <w:pPr>
-            <w:pStyle w:val="C57AD534FAFA40BAB05D1FE52B865EA0"/>
-          </w:pPr>
-          <w:r>
-            <w:rPr>
-              <w:rStyle w:val="PlaceholderText"/>
-              <w:lang w:val="uk-UA"/>
-            </w:rPr>
-            <w:t>Место для ввода текста.</w:t>
-          </w:r>
-        </w:p>
-      </w:docPartBody>
-    </w:docPart>
-    <w:docPart>
-      <w:docPartPr>
-        <w:name w:val="61E46A1C7A3741779579FC3FBBCF138F"/>
-        <w:category>
-          <w:name w:val="Общие"/>
-          <w:gallery w:val="placeholder"/>
-        </w:category>
-        <w:types>
-          <w:type w:val="bbPlcHdr"/>
-        </w:types>
-        <w:behaviors>
-          <w:behavior w:val="content"/>
-        </w:behaviors>
-        <w:guid w:val="{A2D3C4A9-6A9A-4F73-AD30-C6B65F11259C}"/>
-      </w:docPartPr>
-      <w:docPartBody>
-        <w:p>
-          <w:pPr>
-            <w:pStyle w:val="61E46A1C7A3741779579FC3FBBCF138F"/>
-          </w:pPr>
-          <w:r>
-            <w:rPr>
-              <w:rStyle w:val="PlaceholderText"/>
-              <w:lang w:val="uk-UA"/>
-            </w:rPr>
-            <w:t>Место для ввода текста.</w:t>
-          </w:r>
-        </w:p>
-      </w:docPartBody>
-    </w:docPart>
-    <w:docPart>
-      <w:docPartPr>
-        <w:name w:val="6C753B08DC994EFDB08DE34BEC6BCB0C"/>
-        <w:category>
-          <w:name w:val="Общие"/>
-          <w:gallery w:val="placeholder"/>
-        </w:category>
-        <w:types>
-          <w:type w:val="bbPlcHdr"/>
-        </w:types>
-        <w:behaviors>
-          <w:behavior w:val="content"/>
-        </w:behaviors>
-        <w:guid w:val="{9CD7E382-D9F0-4EAB-845A-C149BE58C4BE}"/>
-      </w:docPartPr>
-      <w:docPartBody>
-        <w:p>
-          <w:pPr>
-            <w:pStyle w:val="6C753B08DC994EFDB08DE34BEC6BCB0C"/>
-          </w:pPr>
-          <w:r>
-            <w:rPr>
-              <w:rStyle w:val="PlaceholderText"/>
-              <w:lang w:val="uk-UA"/>
-            </w:rPr>
-            <w:t>Место для ввода текста.</w:t>
-          </w:r>
-        </w:p>
-      </w:docPartBody>
-    </w:docPart>
-    <w:docPart>
-      <w:docPartPr>
-        <w:name w:val="282FC79F090A44198F6E1DCB1496B675"/>
-        <w:category>
-          <w:name w:val="Общие"/>
-          <w:gallery w:val="placeholder"/>
-        </w:category>
-        <w:types>
-          <w:type w:val="bbPlcHdr"/>
-        </w:types>
-        <w:behaviors>
-          <w:behavior w:val="content"/>
-        </w:behaviors>
-        <w:guid w:val="{78B9CC5D-5E71-44C8-B1A9-E4B9955A563D}"/>
-      </w:docPartPr>
-      <w:docPartBody>
-        <w:p>
-          <w:pPr>
-            <w:pStyle w:val="282FC79F090A44198F6E1DCB1496B675"/>
-          </w:pPr>
-          <w:r>
-            <w:rPr>
-              <w:rStyle w:val="PlaceholderText"/>
-              <w:lang w:val="uk-UA"/>
-            </w:rPr>
-            <w:t>Место для ввода текста.</w:t>
-          </w:r>
-        </w:p>
-      </w:docPartBody>
-    </w:docPart>
-    <w:docPart>
-      <w:docPartPr>
-        <w:name w:val="35729E12DC1B40FB91FF5DD6595483EE"/>
-        <w:category>
-          <w:name w:val="Общие"/>
-          <w:gallery w:val="placeholder"/>
-        </w:category>
-        <w:types>
-          <w:type w:val="bbPlcHdr"/>
-        </w:types>
-        <w:behaviors>
-          <w:behavior w:val="content"/>
-        </w:behaviors>
-        <w:guid w:val="{A362D910-F0F8-44D4-89A1-B0DF6D8A34A5}"/>
-      </w:docPartPr>
-      <w:docPartBody>
-        <w:p>
-          <w:pPr>
-            <w:pStyle w:val="35729E12DC1B40FB91FF5DD6595483EE"/>
-          </w:pPr>
-          <w:r>
-            <w:rPr>
-              <w:rStyle w:val="PlaceholderText"/>
-              <w:lang w:val="uk-UA"/>
-            </w:rPr>
-            <w:t>Место для ввода текста.</w:t>
-          </w:r>
-        </w:p>
-      </w:docPartBody>
-    </w:docPart>
-    <w:docPart>
-      <w:docPartPr>
-        <w:name w:val="7B2F605D40D04B269F75FF39175D541C"/>
-        <w:category>
-          <w:name w:val="Общие"/>
-          <w:gallery w:val="placeholder"/>
-        </w:category>
-        <w:types>
-          <w:type w:val="bbPlcHdr"/>
-        </w:types>
-        <w:behaviors>
-          <w:behavior w:val="content"/>
-        </w:behaviors>
-        <w:guid w:val="{8D468793-1A00-4B72-BD86-970326F52301}"/>
-      </w:docPartPr>
-      <w:docPartBody>
-        <w:p>
-          <w:pPr>
-            <w:pStyle w:val="7B2F605D40D04B269F75FF39175D541C"/>
-          </w:pPr>
-          <w:r>
-            <w:rPr>
-              <w:rStyle w:val="PlaceholderText"/>
-              <w:lang w:val="uk-UA"/>
-            </w:rPr>
-            <w:t>Место для ввода текста.</w:t>
-          </w:r>
-        </w:p>
-      </w:docPartBody>
-    </w:docPart>
-    <w:docPart>
-      <w:docPartPr>
         <w:name w:val="87268BD2124C40A291C07B27D5943466"/>
         <w:category>
           <w:name w:val="Общие"/>
@@ -15596,9 +15256,9 @@
     </w:docPart>
     <w:docPart>
       <w:docPartPr>
-        <w:name w:val="6F0A5B0D60E54A1A8438EAF6EA029F2F"/>
+        <w:name w:val="27CFCCC36F0C43CD8A4B9C353FADE914"/>
         <w:category>
-          <w:name w:val="Общие"/>
+          <w:name w:val="General"/>
           <w:gallery w:val="placeholder"/>
         </w:category>
         <w:types>
@@ -15607,12 +15267,338 @@
         <w:behaviors>
           <w:behavior w:val="content"/>
         </w:behaviors>
-        <w:guid w:val="{9FC92553-3AB9-49CB-931B-C7AED636F6E3}"/>
+        <w:guid w:val="{CAAE8245-DFE8-4F00-A810-16F811EDB519}"/>
       </w:docPartPr>
       <w:docPartBody>
         <w:p>
           <w:pPr>
-            <w:pStyle w:val="6F0A5B0D60E54A1A8438EAF6EA029F2F"/>
+            <w:pStyle w:val="27CFCCC36F0C43CD8A4B9C353FADE914"/>
+          </w:pPr>
+          <w:r>
+            <w:rPr>
+              <w:rStyle w:val="PlaceholderText"/>
+              <w:lang w:val="uk-UA"/>
+            </w:rPr>
+            <w:t>Место для ввода текста.</w:t>
+          </w:r>
+        </w:p>
+      </w:docPartBody>
+    </w:docPart>
+    <w:docPart>
+      <w:docPartPr>
+        <w:name w:val="8318A929CB454E22859D9B2C4E5C849B"/>
+        <w:category>
+          <w:name w:val="General"/>
+          <w:gallery w:val="placeholder"/>
+        </w:category>
+        <w:types>
+          <w:type w:val="bbPlcHdr"/>
+        </w:types>
+        <w:behaviors>
+          <w:behavior w:val="content"/>
+        </w:behaviors>
+        <w:guid w:val="{58FA8886-2AD1-48FD-AF9C-59C7AFA75B20}"/>
+      </w:docPartPr>
+      <w:docPartBody>
+        <w:p>
+          <w:pPr>
+            <w:pStyle w:val="8318A929CB454E22859D9B2C4E5C849B"/>
+          </w:pPr>
+          <w:r>
+            <w:rPr>
+              <w:rStyle w:val="PlaceholderText"/>
+              <w:lang w:val="uk-UA"/>
+            </w:rPr>
+            <w:t>Место для ввода текста.</w:t>
+          </w:r>
+        </w:p>
+      </w:docPartBody>
+    </w:docPart>
+    <w:docPart>
+      <w:docPartPr>
+        <w:name w:val="CC92FAF167FE4B178A817796D6F20AA1"/>
+        <w:category>
+          <w:name w:val="General"/>
+          <w:gallery w:val="placeholder"/>
+        </w:category>
+        <w:types>
+          <w:type w:val="bbPlcHdr"/>
+        </w:types>
+        <w:behaviors>
+          <w:behavior w:val="content"/>
+        </w:behaviors>
+        <w:guid w:val="{8C9F48AF-09A8-49CE-B57D-D37F52B9C7B4}"/>
+      </w:docPartPr>
+      <w:docPartBody>
+        <w:p>
+          <w:pPr>
+            <w:pStyle w:val="CC92FAF167FE4B178A817796D6F20AA1"/>
+          </w:pPr>
+          <w:r>
+            <w:rPr>
+              <w:rStyle w:val="PlaceholderText"/>
+              <w:lang w:val="uk-UA"/>
+            </w:rPr>
+            <w:t>Место для ввода текста.</w:t>
+          </w:r>
+        </w:p>
+      </w:docPartBody>
+    </w:docPart>
+    <w:docPart>
+      <w:docPartPr>
+        <w:name w:val="028EC247B5684F3FA3290C3BE299EC69"/>
+        <w:category>
+          <w:name w:val="General"/>
+          <w:gallery w:val="placeholder"/>
+        </w:category>
+        <w:types>
+          <w:type w:val="bbPlcHdr"/>
+        </w:types>
+        <w:behaviors>
+          <w:behavior w:val="content"/>
+        </w:behaviors>
+        <w:guid w:val="{9DB1E296-CED7-445A-B969-A815B74BBC47}"/>
+      </w:docPartPr>
+      <w:docPartBody>
+        <w:p>
+          <w:pPr>
+            <w:pStyle w:val="028EC247B5684F3FA3290C3BE299EC69"/>
+          </w:pPr>
+          <w:r>
+            <w:rPr>
+              <w:rStyle w:val="PlaceholderText"/>
+              <w:lang w:val="uk-UA"/>
+            </w:rPr>
+            <w:t>Место для ввода текста.</w:t>
+          </w:r>
+        </w:p>
+      </w:docPartBody>
+    </w:docPart>
+    <w:docPart>
+      <w:docPartPr>
+        <w:name w:val="D71118F131D24A6D93511033718C70B2"/>
+        <w:category>
+          <w:name w:val="General"/>
+          <w:gallery w:val="placeholder"/>
+        </w:category>
+        <w:types>
+          <w:type w:val="bbPlcHdr"/>
+        </w:types>
+        <w:behaviors>
+          <w:behavior w:val="content"/>
+        </w:behaviors>
+        <w:guid w:val="{5417770E-1AF5-46E0-8C05-AA1A9B76D507}"/>
+      </w:docPartPr>
+      <w:docPartBody>
+        <w:p>
+          <w:pPr>
+            <w:pStyle w:val="D71118F131D24A6D93511033718C70B2"/>
+          </w:pPr>
+          <w:r>
+            <w:rPr>
+              <w:rStyle w:val="PlaceholderText"/>
+              <w:lang w:val="uk-UA"/>
+            </w:rPr>
+            <w:t>Место для ввода текста.</w:t>
+          </w:r>
+        </w:p>
+      </w:docPartBody>
+    </w:docPart>
+    <w:docPart>
+      <w:docPartPr>
+        <w:name w:val="AC4C1029693A4FB3BD2CF8C6331A7B77"/>
+        <w:category>
+          <w:name w:val="General"/>
+          <w:gallery w:val="placeholder"/>
+        </w:category>
+        <w:types>
+          <w:type w:val="bbPlcHdr"/>
+        </w:types>
+        <w:behaviors>
+          <w:behavior w:val="content"/>
+        </w:behaviors>
+        <w:guid w:val="{6DB49021-A8FE-4EF8-8E0C-FE0233461200}"/>
+      </w:docPartPr>
+      <w:docPartBody>
+        <w:p>
+          <w:pPr>
+            <w:pStyle w:val="AC4C1029693A4FB3BD2CF8C6331A7B77"/>
+          </w:pPr>
+          <w:r>
+            <w:rPr>
+              <w:rStyle w:val="PlaceholderText"/>
+              <w:lang w:val="uk-UA"/>
+            </w:rPr>
+            <w:t>Место для ввода текста.</w:t>
+          </w:r>
+        </w:p>
+      </w:docPartBody>
+    </w:docPart>
+    <w:docPart>
+      <w:docPartPr>
+        <w:name w:val="EEB743AFE2E44F2A81A1D1DB5A6E4FBF"/>
+        <w:category>
+          <w:name w:val="General"/>
+          <w:gallery w:val="placeholder"/>
+        </w:category>
+        <w:types>
+          <w:type w:val="bbPlcHdr"/>
+        </w:types>
+        <w:behaviors>
+          <w:behavior w:val="content"/>
+        </w:behaviors>
+        <w:guid w:val="{16239C0A-3F6D-4D4F-9289-D1C48218091A}"/>
+      </w:docPartPr>
+      <w:docPartBody>
+        <w:p>
+          <w:pPr>
+            <w:pStyle w:val="EEB743AFE2E44F2A81A1D1DB5A6E4FBF"/>
+          </w:pPr>
+          <w:r>
+            <w:rPr>
+              <w:rStyle w:val="PlaceholderText"/>
+            </w:rPr>
+            <w:t>Место для ввода текста.</w:t>
+          </w:r>
+        </w:p>
+      </w:docPartBody>
+    </w:docPart>
+    <w:docPart>
+      <w:docPartPr>
+        <w:name w:val="5504CF084C2E4CBAB1F57EADD5B5C74C"/>
+        <w:category>
+          <w:name w:val="General"/>
+          <w:gallery w:val="placeholder"/>
+        </w:category>
+        <w:types>
+          <w:type w:val="bbPlcHdr"/>
+        </w:types>
+        <w:behaviors>
+          <w:behavior w:val="content"/>
+        </w:behaviors>
+        <w:guid w:val="{10F9895D-8926-490B-8CBC-77EDD9847547}"/>
+      </w:docPartPr>
+      <w:docPartBody>
+        <w:p>
+          <w:pPr>
+            <w:pStyle w:val="5504CF084C2E4CBAB1F57EADD5B5C74C"/>
+          </w:pPr>
+          <w:r>
+            <w:rPr>
+              <w:rStyle w:val="PlaceholderText"/>
+            </w:rPr>
+            <w:t>Место для ввода текста.</w:t>
+          </w:r>
+        </w:p>
+      </w:docPartBody>
+    </w:docPart>
+    <w:docPart>
+      <w:docPartPr>
+        <w:name w:val="B2D68D2AFCB74E8C9C638C210590E431"/>
+        <w:category>
+          <w:name w:val="General"/>
+          <w:gallery w:val="placeholder"/>
+        </w:category>
+        <w:types>
+          <w:type w:val="bbPlcHdr"/>
+        </w:types>
+        <w:behaviors>
+          <w:behavior w:val="content"/>
+        </w:behaviors>
+        <w:guid w:val="{EB14B452-2CFB-4031-B8EB-642CFD791F2B}"/>
+      </w:docPartPr>
+      <w:docPartBody>
+        <w:p>
+          <w:pPr>
+            <w:pStyle w:val="B2D68D2AFCB74E8C9C638C210590E431"/>
+          </w:pPr>
+          <w:r>
+            <w:rPr>
+              <w:rStyle w:val="PlaceholderText"/>
+            </w:rPr>
+            <w:t>Место для ввода текста.</w:t>
+          </w:r>
+        </w:p>
+      </w:docPartBody>
+    </w:docPart>
+    <w:docPart>
+      <w:docPartPr>
+        <w:name w:val="981F3B2BA4694692942BE9A8D481E475"/>
+        <w:category>
+          <w:name w:val="General"/>
+          <w:gallery w:val="placeholder"/>
+        </w:category>
+        <w:types>
+          <w:type w:val="bbPlcHdr"/>
+        </w:types>
+        <w:behaviors>
+          <w:behavior w:val="content"/>
+        </w:behaviors>
+        <w:guid w:val="{51EFB53C-F92C-4925-8541-322786D13782}"/>
+      </w:docPartPr>
+      <w:docPartBody>
+        <w:p>
+          <w:pPr>
+            <w:pStyle w:val="981F3B2BA4694692942BE9A8D481E475"/>
+          </w:pPr>
+          <w:r>
+            <w:rPr>
+              <w:rStyle w:val="PlaceholderText"/>
+              <w:lang w:val="uk-UA"/>
+            </w:rPr>
+            <w:t>Место для ввода текста.</w:t>
+          </w:r>
+        </w:p>
+      </w:docPartBody>
+    </w:docPart>
+    <w:docPart>
+      <w:docPartPr>
+        <w:name w:val="B0A9924BC26D49FABDEF18FA3ED5A860"/>
+        <w:category>
+          <w:name w:val="General"/>
+          <w:gallery w:val="placeholder"/>
+        </w:category>
+        <w:types>
+          <w:type w:val="bbPlcHdr"/>
+        </w:types>
+        <w:behaviors>
+          <w:behavior w:val="content"/>
+        </w:behaviors>
+        <w:guid w:val="{B7CDACB4-889C-496F-9837-856B04B8C057}"/>
+      </w:docPartPr>
+      <w:docPartBody>
+        <w:p>
+          <w:pPr>
+            <w:pStyle w:val="B0A9924BC26D49FABDEF18FA3ED5A860"/>
+          </w:pPr>
+          <w:r>
+            <w:rPr>
+              <w:rStyle w:val="PlaceholderText"/>
+            </w:rPr>
+            <w:t>Место для ввода текста.</w:t>
+          </w:r>
+        </w:p>
+      </w:docPartBody>
+    </w:docPart>
+    <w:docPart>
+      <w:docPartPr>
+        <w:name w:val="61DACE6E865F4983AD787CEC579CD649"/>
+        <w:category>
+          <w:name w:val="General"/>
+          <w:gallery w:val="placeholder"/>
+        </w:category>
+        <w:types>
+          <w:type w:val="bbPlcHdr"/>
+        </w:types>
+        <w:behaviors>
+          <w:behavior w:val="content"/>
+        </w:behaviors>
+        <w:guid w:val="{D5677B32-54B6-4FC2-B638-D0D74FC401A0}"/>
+      </w:docPartPr>
+      <w:docPartBody>
+        <w:p>
+          <w:pPr>
+            <w:pStyle w:val="61DACE6E865F4983AD787CEC579CD649"/>
           </w:pPr>
           <w:r>
             <w:rPr>
@@ -15732,7 +15718,9 @@
     <w:rsid w:val="00C879EF"/>
     <w:rsid w:val="00D0320E"/>
     <w:rsid w:val="00E4088D"/>
+    <w:rsid w:val="00F73529"/>
     <w:rsid w:val="00FC0EF2"/>
+    <w:rsid w:val="00FE7B7A"/>
   </w:rsids>
   <m:mathPr>
     <m:mathFont m:val="Cambria Math"/>
@@ -15878,6 +15866,7 @@
     <w:lsdException w:name="HTML Sample" w:semiHidden="1" w:unhideWhenUsed="1"/>
     <w:lsdException w:name="HTML Typewriter" w:semiHidden="1" w:unhideWhenUsed="1"/>
     <w:lsdException w:name="HTML Variable" w:semiHidden="1" w:unhideWhenUsed="1"/>
+    <w:lsdException w:name="Normal Table" w:semiHidden="1" w:unhideWhenUsed="1"/>
     <w:lsdException w:name="annotation subject" w:semiHidden="1" w:unhideWhenUsed="1"/>
     <w:lsdException w:name="No List" w:semiHidden="1" w:unhideWhenUsed="1"/>
     <w:lsdException w:name="Outline List 1" w:semiHidden="1" w:unhideWhenUsed="1"/>
@@ -15920,8 +15909,11 @@
     <w:lsdException w:name="Table Contemporary" w:semiHidden="1" w:unhideWhenUsed="1"/>
     <w:lsdException w:name="Table Elegant" w:semiHidden="1" w:unhideWhenUsed="1"/>
     <w:lsdException w:name="Table Professional" w:semiHidden="1" w:unhideWhenUsed="1"/>
+    <w:lsdException w:name="Table Subtle 1" w:semiHidden="1" w:unhideWhenUsed="1"/>
     <w:lsdException w:name="Table Subtle 2" w:semiHidden="1" w:unhideWhenUsed="1"/>
     <w:lsdException w:name="Table Web 1" w:semiHidden="1" w:unhideWhenUsed="1"/>
+    <w:lsdException w:name="Table Web 2" w:semiHidden="1" w:unhideWhenUsed="1"/>
+    <w:lsdException w:name="Table Web 3" w:semiHidden="1" w:unhideWhenUsed="1"/>
     <w:lsdException w:name="Balloon Text" w:semiHidden="1" w:unhideWhenUsed="1"/>
     <w:lsdException w:name="Table Grid" w:uiPriority="39"/>
     <w:lsdException w:name="Table Theme" w:semiHidden="1" w:unhideWhenUsed="1"/>
@@ -16182,7 +16174,7 @@
     <w:basedOn w:val="DefaultParagraphFont"/>
     <w:uiPriority w:val="99"/>
     <w:semiHidden/>
-    <w:rsid w:val="00C07E50"/>
+    <w:rsid w:val="00FE7B7A"/>
     <w:rPr>
       <w:color w:val="808080"/>
     </w:rPr>
@@ -16306,6 +16298,90 @@
   <w:style w:type="paragraph" w:customStyle="1" w:styleId="6F0A5B0D60E54A1A8438EAF6EA029F2F">
     <w:name w:val="6F0A5B0D60E54A1A8438EAF6EA029F2F"/>
     <w:rsid w:val="00C07E50"/>
+  </w:style>
+  <w:style w:type="paragraph" w:customStyle="1" w:styleId="27CFCCC36F0C43CD8A4B9C353FADE914">
+    <w:name w:val="27CFCCC36F0C43CD8A4B9C353FADE914"/>
+    <w:rsid w:val="00FE7B7A"/>
+    <w:rPr>
+      <w:lang w:val="en-US" w:eastAsia="en-US"/>
+    </w:rPr>
+  </w:style>
+  <w:style w:type="paragraph" w:customStyle="1" w:styleId="8318A929CB454E22859D9B2C4E5C849B">
+    <w:name w:val="8318A929CB454E22859D9B2C4E5C849B"/>
+    <w:rsid w:val="00FE7B7A"/>
+    <w:rPr>
+      <w:lang w:val="en-US" w:eastAsia="en-US"/>
+    </w:rPr>
+  </w:style>
+  <w:style w:type="paragraph" w:customStyle="1" w:styleId="CC92FAF167FE4B178A817796D6F20AA1">
+    <w:name w:val="CC92FAF167FE4B178A817796D6F20AA1"/>
+    <w:rsid w:val="00FE7B7A"/>
+    <w:rPr>
+      <w:lang w:val="en-US" w:eastAsia="en-US"/>
+    </w:rPr>
+  </w:style>
+  <w:style w:type="paragraph" w:customStyle="1" w:styleId="028EC247B5684F3FA3290C3BE299EC69">
+    <w:name w:val="028EC247B5684F3FA3290C3BE299EC69"/>
+    <w:rsid w:val="00FE7B7A"/>
+    <w:rPr>
+      <w:lang w:val="en-US" w:eastAsia="en-US"/>
+    </w:rPr>
+  </w:style>
+  <w:style w:type="paragraph" w:customStyle="1" w:styleId="D71118F131D24A6D93511033718C70B2">
+    <w:name w:val="D71118F131D24A6D93511033718C70B2"/>
+    <w:rsid w:val="00FE7B7A"/>
+    <w:rPr>
+      <w:lang w:val="en-US" w:eastAsia="en-US"/>
+    </w:rPr>
+  </w:style>
+  <w:style w:type="paragraph" w:customStyle="1" w:styleId="AC4C1029693A4FB3BD2CF8C6331A7B77">
+    <w:name w:val="AC4C1029693A4FB3BD2CF8C6331A7B77"/>
+    <w:rsid w:val="00FE7B7A"/>
+    <w:rPr>
+      <w:lang w:val="en-US" w:eastAsia="en-US"/>
+    </w:rPr>
+  </w:style>
+  <w:style w:type="paragraph" w:customStyle="1" w:styleId="EEB743AFE2E44F2A81A1D1DB5A6E4FBF">
+    <w:name w:val="EEB743AFE2E44F2A81A1D1DB5A6E4FBF"/>
+    <w:rsid w:val="00FE7B7A"/>
+    <w:rPr>
+      <w:lang w:val="en-US" w:eastAsia="en-US"/>
+    </w:rPr>
+  </w:style>
+  <w:style w:type="paragraph" w:customStyle="1" w:styleId="5504CF084C2E4CBAB1F57EADD5B5C74C">
+    <w:name w:val="5504CF084C2E4CBAB1F57EADD5B5C74C"/>
+    <w:rsid w:val="00FE7B7A"/>
+    <w:rPr>
+      <w:lang w:val="en-US" w:eastAsia="en-US"/>
+    </w:rPr>
+  </w:style>
+  <w:style w:type="paragraph" w:customStyle="1" w:styleId="B2D68D2AFCB74E8C9C638C210590E431">
+    <w:name w:val="B2D68D2AFCB74E8C9C638C210590E431"/>
+    <w:rsid w:val="00FE7B7A"/>
+    <w:rPr>
+      <w:lang w:val="en-US" w:eastAsia="en-US"/>
+    </w:rPr>
+  </w:style>
+  <w:style w:type="paragraph" w:customStyle="1" w:styleId="981F3B2BA4694692942BE9A8D481E475">
+    <w:name w:val="981F3B2BA4694692942BE9A8D481E475"/>
+    <w:rsid w:val="00FE7B7A"/>
+    <w:rPr>
+      <w:lang w:val="en-US" w:eastAsia="en-US"/>
+    </w:rPr>
+  </w:style>
+  <w:style w:type="paragraph" w:customStyle="1" w:styleId="B0A9924BC26D49FABDEF18FA3ED5A860">
+    <w:name w:val="B0A9924BC26D49FABDEF18FA3ED5A860"/>
+    <w:rsid w:val="00FE7B7A"/>
+    <w:rPr>
+      <w:lang w:val="en-US" w:eastAsia="en-US"/>
+    </w:rPr>
+  </w:style>
+  <w:style w:type="paragraph" w:customStyle="1" w:styleId="61DACE6E865F4983AD787CEC579CD649">
+    <w:name w:val="61DACE6E865F4983AD787CEC579CD649"/>
+    <w:rsid w:val="00FE7B7A"/>
+    <w:rPr>
+      <w:lang w:val="en-US" w:eastAsia="en-US"/>
+    </w:rPr>
   </w:style>
 </w:styles>
 </file>

--- a/Launcher/Templates/F_ТИПОВИЙ ДОГОВІР КБР ГО УААСП.docx
+++ b/Launcher/Templates/F_ТИПОВИЙ ДОГОВІР КБР ГО УААСП.docx
@@ -1815,6 +1815,13 @@
         </w:rPr>
         <w:t>Сторони домовились, що сума авторської винагороди (роялті), яка сплачується Користувачем за надання невиключного права на публічне виконання творів з каталогу ГО УААСП, з урахуванням діючих попередніх тарифів, затверджених Загальними зборами членів ГО УААСП та приписів законодавства України</w:t>
       </w:r>
+      <w:r>
+        <w:rPr>
+          <w:sz w:val="20"/>
+          <w:szCs w:val="20"/>
+        </w:rPr>
+        <w:t>.</w:t>
+      </w:r>
     </w:p>
     <w:p>
       <w:pPr>
@@ -2101,13 +2108,6 @@
         </w:rPr>
         <w:t xml:space="preserve">загальну повну суму авторської винагороди, визначену в п. 2.4. даного Договору, за вирахуванням сплаченого у передбаченому вище порядку даного Договору мінімального платежу; </w:t>
       </w:r>
-      <w:r>
-        <w:rPr>
-          <w:sz w:val="20"/>
-          <w:szCs w:val="20"/>
-        </w:rPr>
-        <w:tab/>
-      </w:r>
     </w:p>
     <w:p>
       <w:pPr>
@@ -2191,7 +2191,6 @@
         </w:rPr>
         <w:t xml:space="preserve">адресою: </w:t>
       </w:r>
-      <w:proofErr w:type="spellStart"/>
       <w:r>
         <w:rPr>
           <w:b/>
@@ -2201,7 +2200,6 @@
         </w:rPr>
         <w:t>zvit</w:t>
       </w:r>
-      <w:proofErr w:type="spellEnd"/>
       <w:r>
         <w:rPr>
           <w:b/>
@@ -2210,7 +2208,6 @@
         </w:rPr>
         <w:t>@</w:t>
       </w:r>
-      <w:proofErr w:type="spellStart"/>
       <w:r>
         <w:rPr>
           <w:b/>
@@ -2220,7 +2217,6 @@
         </w:rPr>
         <w:t>uacrr</w:t>
       </w:r>
-      <w:proofErr w:type="spellEnd"/>
       <w:r>
         <w:rPr>
           <w:b/>
@@ -2246,7 +2242,6 @@
         </w:rPr>
         <w:t>.</w:t>
       </w:r>
-      <w:proofErr w:type="spellStart"/>
       <w:r>
         <w:rPr>
           <w:b/>
@@ -2256,7 +2251,6 @@
         </w:rPr>
         <w:t>ua</w:t>
       </w:r>
-      <w:proofErr w:type="spellEnd"/>
       <w:r>
         <w:rPr>
           <w:b/>
@@ -15709,10 +15703,13 @@
     <w:rsid w:val="000158F3"/>
     <w:rsid w:val="00100E6E"/>
     <w:rsid w:val="003518A6"/>
+    <w:rsid w:val="003E1ECD"/>
     <w:rsid w:val="0075407B"/>
+    <w:rsid w:val="008D09EC"/>
     <w:rsid w:val="0097172B"/>
     <w:rsid w:val="00A11907"/>
     <w:rsid w:val="00A16334"/>
+    <w:rsid w:val="00A42E52"/>
     <w:rsid w:val="00B06D59"/>
     <w:rsid w:val="00C07E50"/>
     <w:rsid w:val="00C879EF"/>
@@ -16203,30 +16200,6 @@
     <w:name w:val="1570D0629F0044278DFBB4DCE7C3FB6D"/>
     <w:rsid w:val="0075407B"/>
   </w:style>
-  <w:style w:type="paragraph" w:customStyle="1" w:styleId="C57AD534FAFA40BAB05D1FE52B865EA0">
-    <w:name w:val="C57AD534FAFA40BAB05D1FE52B865EA0"/>
-    <w:rsid w:val="0075407B"/>
-  </w:style>
-  <w:style w:type="paragraph" w:customStyle="1" w:styleId="61E46A1C7A3741779579FC3FBBCF138F">
-    <w:name w:val="61E46A1C7A3741779579FC3FBBCF138F"/>
-    <w:rsid w:val="0075407B"/>
-  </w:style>
-  <w:style w:type="paragraph" w:customStyle="1" w:styleId="6C753B08DC994EFDB08DE34BEC6BCB0C">
-    <w:name w:val="6C753B08DC994EFDB08DE34BEC6BCB0C"/>
-    <w:rsid w:val="0075407B"/>
-  </w:style>
-  <w:style w:type="paragraph" w:customStyle="1" w:styleId="282FC79F090A44198F6E1DCB1496B675">
-    <w:name w:val="282FC79F090A44198F6E1DCB1496B675"/>
-    <w:rsid w:val="0075407B"/>
-  </w:style>
-  <w:style w:type="paragraph" w:customStyle="1" w:styleId="35729E12DC1B40FB91FF5DD6595483EE">
-    <w:name w:val="35729E12DC1B40FB91FF5DD6595483EE"/>
-    <w:rsid w:val="0075407B"/>
-  </w:style>
-  <w:style w:type="paragraph" w:customStyle="1" w:styleId="7B2F605D40D04B269F75FF39175D541C">
-    <w:name w:val="7B2F605D40D04B269F75FF39175D541C"/>
-    <w:rsid w:val="0075407B"/>
-  </w:style>
   <w:style w:type="paragraph" w:customStyle="1" w:styleId="87268BD2124C40A291C07B27D5943466">
     <w:name w:val="87268BD2124C40A291C07B27D5943466"/>
     <w:rsid w:val="0075407B"/>
@@ -16294,10 +16267,6 @@
   <w:style w:type="paragraph" w:customStyle="1" w:styleId="9620A0D97AB44363BA01968A566D00E5">
     <w:name w:val="9620A0D97AB44363BA01968A566D00E5"/>
     <w:rsid w:val="00B06D59"/>
-  </w:style>
-  <w:style w:type="paragraph" w:customStyle="1" w:styleId="6F0A5B0D60E54A1A8438EAF6EA029F2F">
-    <w:name w:val="6F0A5B0D60E54A1A8438EAF6EA029F2F"/>
-    <w:rsid w:val="00C07E50"/>
   </w:style>
   <w:style w:type="paragraph" w:customStyle="1" w:styleId="27CFCCC36F0C43CD8A4B9C353FADE914">
     <w:name w:val="27CFCCC36F0C43CD8A4B9C353FADE914"/>
